--- a/docs/manuals/Administratormanual_IPR_Pen_Bridge.docx
+++ b/docs/manuals/Administratormanual_IPR_Pen_Bridge.docx
@@ -101,7 +101,7 @@
                 <w:rFonts w:ascii="Segoe UI" w:hAnsi="Segoe UI"/>
                 <w:sz w:val="20"/>
               </w:rPr>
-              <w:t>1.5.3</w:t>
+              <w:t>1.8.1</w:t>
             </w:r>
           </w:p>
         </w:tc>
@@ -132,7 +132,7 @@
                 <w:rFonts w:ascii="Segoe UI" w:hAnsi="Segoe UI"/>
                 <w:sz w:val="20"/>
               </w:rPr>
-              <w:t>12. september 2026</w:t>
+              <w:t>13. september 2026</w:t>
             </w:r>
           </w:p>
         </w:tc>
@@ -1602,7 +1602,225 @@
                 <w:rFonts w:ascii="Segoe UI" w:hAnsi="Segoe UI"/>
                 <w:sz w:val="19"/>
               </w:rPr>
-              <w:t>Opsætningshotspot på wlan0 (10.42.0.1). Type=oneshot, RemainAfterExit=yes.</w:t>
+              <w:t>Opsætningshotspot på wlan0 (10.42.0.1). Type=oneshot, RemainAfterExit=yes; ExecStop tager hotspottet ned.</w:t>
+            </w:r>
+          </w:p>
+        </w:tc>
+        <w:tc>
+          <w:tcPr>
+            <w:tcW w:type="dxa" w:w="1361"/>
+            <w:shd w:val="clear" w:color="auto" w:fill="F7FAFC"/>
+          </w:tcPr>
+          <w:p>
+            <w:pPr>
+              <w:spacing w:after="40"/>
+            </w:pPr>
+            <w:r>
+              <w:rPr>
+                <w:rFonts w:ascii="Segoe UI" w:hAnsi="Segoe UI"/>
+                <w:sz w:val="19"/>
+              </w:rPr>
+              <w:t>root</w:t>
+            </w:r>
+          </w:p>
+        </w:tc>
+      </w:tr>
+      <w:tr>
+        <w:tc>
+          <w:tcPr>
+            <w:tcW w:type="dxa" w:w="2608"/>
+          </w:tcPr>
+          <w:p>
+            <w:pPr>
+              <w:spacing w:after="40"/>
+            </w:pPr>
+            <w:r>
+              <w:rPr>
+                <w:rFonts w:ascii="Consolas" w:hAnsi="Consolas"/>
+                <w:sz w:val="18"/>
+              </w:rPr>
+              <w:t>ipr-led-boot.service</w:t>
+            </w:r>
+          </w:p>
+        </w:tc>
+        <w:tc>
+          <w:tcPr>
+            <w:tcW w:type="dxa" w:w="4876"/>
+          </w:tcPr>
+          <w:p>
+            <w:pPr>
+              <w:spacing w:after="40"/>
+            </w:pPr>
+            <w:r>
+              <w:rPr>
+                <w:rFonts w:ascii="Segoe UI" w:hAnsi="Segoe UI"/>
+                <w:sz w:val="19"/>
+              </w:rPr>
+              <w:t>Blinker statuslampen hvidt under opstarten, indtil ipr_keyboard.service overtager lampen (Conflicts=).</w:t>
+            </w:r>
+          </w:p>
+        </w:tc>
+        <w:tc>
+          <w:tcPr>
+            <w:tcW w:type="dxa" w:w="1361"/>
+          </w:tcPr>
+          <w:p>
+            <w:pPr>
+              <w:spacing w:after="40"/>
+            </w:pPr>
+            <w:r>
+              <w:rPr>
+                <w:rFonts w:ascii="Segoe UI" w:hAnsi="Segoe UI"/>
+                <w:sz w:val="19"/>
+              </w:rPr>
+              <w:t>root</w:t>
+            </w:r>
+          </w:p>
+        </w:tc>
+      </w:tr>
+      <w:tr>
+        <w:tc>
+          <w:tcPr>
+            <w:tcW w:type="dxa" w:w="2608"/>
+            <w:shd w:val="clear" w:color="auto" w:fill="F7FAFC"/>
+          </w:tcPr>
+          <w:p>
+            <w:pPr>
+              <w:spacing w:after="40"/>
+            </w:pPr>
+            <w:r>
+              <w:rPr>
+                <w:rFonts w:ascii="Consolas" w:hAnsi="Consolas"/>
+                <w:sz w:val="18"/>
+              </w:rPr>
+              <w:t>ipr-firewall.service</w:t>
+            </w:r>
+          </w:p>
+        </w:tc>
+        <w:tc>
+          <w:tcPr>
+            <w:tcW w:type="dxa" w:w="4876"/>
+            <w:shd w:val="clear" w:color="auto" w:fill="F7FAFC"/>
+          </w:tcPr>
+          <w:p>
+            <w:pPr>
+              <w:spacing w:after="40"/>
+            </w:pPr>
+            <w:r>
+              <w:rPr>
+                <w:rFonts w:ascii="Segoe UI" w:hAnsi="Segoe UI"/>
+                <w:sz w:val="19"/>
+              </w:rPr>
+              <w:t>Indlæser nftables-politikken før netværket kommer op (afsnit 5.5).</w:t>
+            </w:r>
+          </w:p>
+        </w:tc>
+        <w:tc>
+          <w:tcPr>
+            <w:tcW w:type="dxa" w:w="1361"/>
+            <w:shd w:val="clear" w:color="auto" w:fill="F7FAFC"/>
+          </w:tcPr>
+          <w:p>
+            <w:pPr>
+              <w:spacing w:after="40"/>
+            </w:pPr>
+            <w:r>
+              <w:rPr>
+                <w:rFonts w:ascii="Segoe UI" w:hAnsi="Segoe UI"/>
+                <w:sz w:val="19"/>
+              </w:rPr>
+              <w:t>root</w:t>
+            </w:r>
+          </w:p>
+        </w:tc>
+      </w:tr>
+      <w:tr>
+        <w:tc>
+          <w:tcPr>
+            <w:tcW w:type="dxa" w:w="2608"/>
+          </w:tcPr>
+          <w:p>
+            <w:pPr>
+              <w:spacing w:after="40"/>
+            </w:pPr>
+            <w:r>
+              <w:rPr>
+                <w:rFonts w:ascii="Consolas" w:hAnsi="Consolas"/>
+                <w:sz w:val="18"/>
+              </w:rPr>
+              <w:t>irispen-mount.service</w:t>
+            </w:r>
+          </w:p>
+        </w:tc>
+        <w:tc>
+          <w:tcPr>
+            <w:tcW w:type="dxa" w:w="4876"/>
+          </w:tcPr>
+          <w:p>
+            <w:pPr>
+              <w:spacing w:after="40"/>
+            </w:pPr>
+            <w:r>
+              <w:rPr>
+                <w:rFonts w:ascii="Segoe UI" w:hAnsi="Segoe UI"/>
+                <w:sz w:val="19"/>
+              </w:rPr>
+              <w:t>Monterer IRIS-skanneren (MTP, jmtpfs) på /mnt/irispen, når udev ser den; stoppes og afmonteres, når den trækkes ud (BindsTo=).</w:t>
+            </w:r>
+          </w:p>
+        </w:tc>
+        <w:tc>
+          <w:tcPr>
+            <w:tcW w:type="dxa" w:w="1361"/>
+          </w:tcPr>
+          <w:p>
+            <w:pPr>
+              <w:spacing w:after="40"/>
+            </w:pPr>
+            <w:r>
+              <w:rPr>
+                <w:rFonts w:ascii="Segoe UI" w:hAnsi="Segoe UI"/>
+                <w:sz w:val="19"/>
+              </w:rPr>
+              <w:t>applikationsbruger</w:t>
+            </w:r>
+          </w:p>
+        </w:tc>
+      </w:tr>
+      <w:tr>
+        <w:tc>
+          <w:tcPr>
+            <w:tcW w:type="dxa" w:w="2608"/>
+            <w:shd w:val="clear" w:color="auto" w:fill="F7FAFC"/>
+          </w:tcPr>
+          <w:p>
+            <w:pPr>
+              <w:spacing w:after="40"/>
+            </w:pPr>
+            <w:r>
+              <w:rPr>
+                <w:rFonts w:ascii="Consolas" w:hAnsi="Consolas"/>
+                <w:sz w:val="18"/>
+              </w:rPr>
+              <w:t>ipr-failure@.service</w:t>
+            </w:r>
+          </w:p>
+        </w:tc>
+        <w:tc>
+          <w:tcPr>
+            <w:tcW w:type="dxa" w:w="4876"/>
+            <w:shd w:val="clear" w:color="auto" w:fill="F7FAFC"/>
+          </w:tcPr>
+          <w:p>
+            <w:pPr>
+              <w:spacing w:after="40"/>
+            </w:pPr>
+            <w:r>
+              <w:rPr>
+                <w:rFonts w:ascii="Segoe UI" w:hAnsi="Segoe UI"/>
+                <w:sz w:val="19"/>
+              </w:rPr>
+              <w:t>OnFailure-handler: skriver én linje pr. fejlet kerneenhed til /var/lib/ipr-keyboard/incidents.log (afsnit 9.5).</w:t>
             </w:r>
           </w:p>
         </w:tc>
@@ -1927,7 +2145,7 @@
                 <w:rFonts w:ascii="Segoe UI" w:hAnsi="Segoe UI"/>
                 <w:sz w:val="19"/>
               </w:rPr>
-              <w:t>Hotspot-skriptet.</w:t>
+              <w:t>Hotspot-skriptet (--stop ved ExecStop).</w:t>
             </w:r>
           </w:p>
         </w:tc>
@@ -1946,7 +2164,7 @@
                 <w:rFonts w:ascii="Consolas" w:hAnsi="Consolas"/>
                 <w:sz w:val="18"/>
               </w:rPr>
-              <w:t>/run/ipr_bt_keyboard_fifo</w:t>
+              <w:t>/usr/local/bin/ipr_hotspot_ctl.sh</w:t>
             </w:r>
           </w:p>
         </w:tc>
@@ -1963,7 +2181,7 @@
                 <w:rFonts w:ascii="Segoe UI" w:hAnsi="Segoe UI"/>
                 <w:sz w:val="19"/>
               </w:rPr>
-              <w:t>Navngiven pipe mellem app og BLE-dæmon.</w:t>
+              <w:t>Root-hjælper: start/stop/status/factory-reset for hotspottet. Bruges af magneten via sudoers.</w:t>
             </w:r>
           </w:p>
         </w:tc>
@@ -1983,7 +2201,7 @@
                 <w:rFonts w:ascii="Consolas" w:hAnsi="Consolas"/>
                 <w:sz w:val="18"/>
               </w:rPr>
-              <w:t>/etc/ipr-ssl/</w:t>
+              <w:t>/usr/local/sbin/ipr-led-boot.sh</w:t>
             </w:r>
           </w:p>
         </w:tc>
@@ -2001,7 +2219,7 @@
                 <w:rFonts w:ascii="Segoe UI" w:hAnsi="Segoe UI"/>
                 <w:sz w:val="19"/>
               </w:rPr>
-              <w:t>CA og servercertifikat samt private nøgler.</w:t>
+              <w:t>Hvidt blink på statuslampen under opstart.</w:t>
             </w:r>
           </w:p>
         </w:tc>
@@ -2020,7 +2238,7 @@
                 <w:rFonts w:ascii="Consolas" w:hAnsi="Consolas"/>
                 <w:sz w:val="18"/>
               </w:rPr>
-              <w:t>/etc/ipr-hotspot.secret</w:t>
+              <w:t>/etc/sudoers.d/&lt;bruger&gt;-ipr-gpio</w:t>
             </w:r>
           </w:p>
         </w:tc>
@@ -2037,7 +2255,7 @@
                 <w:rFonts w:ascii="Segoe UI" w:hAnsi="Segoe UI"/>
                 <w:sz w:val="19"/>
               </w:rPr>
-              <w:t>SSID og adgangskode til hotspot (tilstand 0600).</w:t>
+              <w:t>NOPASSWD for ipr_hotspot_ctl.sh, reboot og shutdown til applikationsbrugeren.</w:t>
             </w:r>
           </w:p>
         </w:tc>
@@ -2057,7 +2275,7 @@
                 <w:rFonts w:ascii="Consolas" w:hAnsi="Consolas"/>
                 <w:sz w:val="18"/>
               </w:rPr>
-              <w:t>/opt/ipr_common.env</w:t>
+              <w:t>/etc/systemd/system/ipr_keyboard.service.d/10-led-boot.conf</w:t>
             </w:r>
           </w:p>
         </w:tc>
@@ -2075,7 +2293,7 @@
                 <w:rFonts w:ascii="Segoe UI" w:hAnsi="Segoe UI"/>
                 <w:sz w:val="19"/>
               </w:rPr>
-              <w:t>Miljøvariable for provisionering og skripts.</w:t>
+              <w:t>Drop-in: stopper ipr-led-boot.service, så appen overtager lampen.</w:t>
             </w:r>
           </w:p>
         </w:tc>
@@ -2094,7 +2312,7 @@
                 <w:rFonts w:ascii="Consolas" w:hAnsi="Consolas"/>
                 <w:sz w:val="18"/>
               </w:rPr>
-              <w:t>/opt/ipr_state/</w:t>
+              <w:t>/boot/firmware/config.txt (blok)</w:t>
             </w:r>
           </w:p>
         </w:tc>
@@ -2111,7 +2329,7 @@
                 <w:rFonts w:ascii="Segoe UI" w:hAnsi="Segoe UI"/>
                 <w:sz w:val="19"/>
               </w:rPr>
-              <w:t>Tilstands- og verifikationsoutput fra provisioneringen.</w:t>
+              <w:t>gpio=22,23,24=op,dh — lampen lyser hvidt fra strømmen sættes til.</w:t>
             </w:r>
           </w:p>
         </w:tc>
@@ -2131,7 +2349,7 @@
                 <w:rFonts w:ascii="Consolas" w:hAnsi="Consolas"/>
                 <w:sz w:val="18"/>
               </w:rPr>
-              <w:t>/var/lib/ipr-keyboard/boot-count</w:t>
+              <w:t>/run/ipr-hotspot.request</w:t>
             </w:r>
           </w:p>
         </w:tc>
@@ -2139,6 +2357,486 @@
           <w:tcPr>
             <w:tcW w:type="dxa" w:w="5102"/>
             <w:shd w:val="clear" w:color="auto" w:fill="F7FAFC"/>
+          </w:tcPr>
+          <w:p>
+            <w:pPr>
+              <w:spacing w:after="40"/>
+            </w:pPr>
+            <w:r>
+              <w:rPr>
+                <w:rFonts w:ascii="Segoe UI" w:hAnsi="Segoe UI"/>
+                <w:sz w:val="19"/>
+              </w:rPr>
+              <w:t>Midlertidig udløserfil, som ipr_hotspot_ctl.sh start skriver.</w:t>
+            </w:r>
+          </w:p>
+        </w:tc>
+      </w:tr>
+      <w:tr>
+        <w:tc>
+          <w:tcPr>
+            <w:tcW w:type="dxa" w:w="3742"/>
+          </w:tcPr>
+          <w:p>
+            <w:pPr>
+              <w:spacing w:after="40"/>
+            </w:pPr>
+            <w:r>
+              <w:rPr>
+                <w:rFonts w:ascii="Consolas" w:hAnsi="Consolas"/>
+                <w:sz w:val="18"/>
+              </w:rPr>
+              <w:t>/usr/local/sbin/ipr-firewall.sh</w:t>
+            </w:r>
+          </w:p>
+        </w:tc>
+        <w:tc>
+          <w:tcPr>
+            <w:tcW w:type="dxa" w:w="5102"/>
+          </w:tcPr>
+          <w:p>
+            <w:pPr>
+              <w:spacing w:after="40"/>
+            </w:pPr>
+            <w:r>
+              <w:rPr>
+                <w:rFonts w:ascii="Segoe UI" w:hAnsi="Segoe UI"/>
+                <w:sz w:val="19"/>
+              </w:rPr>
+              <w:t>nftables-politik ud fra tilstand og hotspot (apply/status/off).</w:t>
+            </w:r>
+          </w:p>
+        </w:tc>
+      </w:tr>
+      <w:tr>
+        <w:tc>
+          <w:tcPr>
+            <w:tcW w:type="dxa" w:w="3742"/>
+            <w:shd w:val="clear" w:color="auto" w:fill="F7FAFC"/>
+          </w:tcPr>
+          <w:p>
+            <w:pPr>
+              <w:spacing w:after="40"/>
+            </w:pPr>
+            <w:r>
+              <w:rPr>
+                <w:rFonts w:ascii="Consolas" w:hAnsi="Consolas"/>
+                <w:sz w:val="18"/>
+              </w:rPr>
+              <w:t>/usr/local/bin/ipr_mode_ctl.sh</w:t>
+            </w:r>
+          </w:p>
+        </w:tc>
+        <w:tc>
+          <w:tcPr>
+            <w:tcW w:type="dxa" w:w="5102"/>
+            <w:shd w:val="clear" w:color="auto" w:fill="F7FAFC"/>
+          </w:tcPr>
+          <w:p>
+            <w:pPr>
+              <w:spacing w:after="40"/>
+            </w:pPr>
+            <w:r>
+              <w:rPr>
+                <w:rFonts w:ascii="Segoe UI" w:hAnsi="Segoe UI"/>
+                <w:sz w:val="19"/>
+              </w:rPr>
+              <w:t>Skifter drift/udvikling; magneten (6 s) bruger den via sudoers.</w:t>
+            </w:r>
+          </w:p>
+        </w:tc>
+      </w:tr>
+      <w:tr>
+        <w:tc>
+          <w:tcPr>
+            <w:tcW w:type="dxa" w:w="3742"/>
+          </w:tcPr>
+          <w:p>
+            <w:pPr>
+              <w:spacing w:after="40"/>
+            </w:pPr>
+            <w:r>
+              <w:rPr>
+                <w:rFonts w:ascii="Consolas" w:hAnsi="Consolas"/>
+                <w:sz w:val="18"/>
+              </w:rPr>
+              <w:t>/var/lib/ipr-keyboard/mode</w:t>
+            </w:r>
+          </w:p>
+        </w:tc>
+        <w:tc>
+          <w:tcPr>
+            <w:tcW w:type="dxa" w:w="5102"/>
+          </w:tcPr>
+          <w:p>
+            <w:pPr>
+              <w:spacing w:after="40"/>
+            </w:pPr>
+            <w:r>
+              <w:rPr>
+                <w:rFonts w:ascii="Segoe UI" w:hAnsi="Segoe UI"/>
+                <w:sz w:val="19"/>
+              </w:rPr>
+              <w:t>Tilstandsfil: production eller development.</w:t>
+            </w:r>
+          </w:p>
+        </w:tc>
+      </w:tr>
+      <w:tr>
+        <w:tc>
+          <w:tcPr>
+            <w:tcW w:type="dxa" w:w="3742"/>
+            <w:shd w:val="clear" w:color="auto" w:fill="F7FAFC"/>
+          </w:tcPr>
+          <w:p>
+            <w:pPr>
+              <w:spacing w:after="40"/>
+            </w:pPr>
+            <w:r>
+              <w:rPr>
+                <w:rFonts w:ascii="Consolas" w:hAnsi="Consolas"/>
+                <w:sz w:val="18"/>
+              </w:rPr>
+              <w:t>/var/lib/ipr-keyboard/incidents.log</w:t>
+            </w:r>
+          </w:p>
+        </w:tc>
+        <w:tc>
+          <w:tcPr>
+            <w:tcW w:type="dxa" w:w="5102"/>
+            <w:shd w:val="clear" w:color="auto" w:fill="F7FAFC"/>
+          </w:tcPr>
+          <w:p>
+            <w:pPr>
+              <w:spacing w:after="40"/>
+            </w:pPr>
+            <w:r>
+              <w:rPr>
+                <w:rFonts w:ascii="Segoe UI" w:hAnsi="Segoe UI"/>
+                <w:sz w:val="19"/>
+              </w:rPr>
+              <w:t>Én linje pr. fejlet kerneenhed (tidspunkt, enhed, resultat). Overlever genstart og journalrotation.</w:t>
+            </w:r>
+          </w:p>
+        </w:tc>
+      </w:tr>
+      <w:tr>
+        <w:tc>
+          <w:tcPr>
+            <w:tcW w:type="dxa" w:w="3742"/>
+          </w:tcPr>
+          <w:p>
+            <w:pPr>
+              <w:spacing w:after="40"/>
+            </w:pPr>
+            <w:r>
+              <w:rPr>
+                <w:rFonts w:ascii="Consolas" w:hAnsi="Consolas"/>
+                <w:sz w:val="18"/>
+              </w:rPr>
+              <w:t>/etc/systemd/journald.conf.d/ipr.conf</w:t>
+            </w:r>
+          </w:p>
+        </w:tc>
+        <w:tc>
+          <w:tcPr>
+            <w:tcW w:type="dxa" w:w="5102"/>
+          </w:tcPr>
+          <w:p>
+            <w:pPr>
+              <w:spacing w:after="40"/>
+            </w:pPr>
+            <w:r>
+              <w:rPr>
+                <w:rFonts w:ascii="Segoe UI" w:hAnsi="Segoe UI"/>
+                <w:sz w:val="19"/>
+              </w:rPr>
+              <w:t>Persistent journal, højst 64 MB / 1 måned.</w:t>
+            </w:r>
+          </w:p>
+        </w:tc>
+      </w:tr>
+      <w:tr>
+        <w:tc>
+          <w:tcPr>
+            <w:tcW w:type="dxa" w:w="3742"/>
+            <w:shd w:val="clear" w:color="auto" w:fill="F7FAFC"/>
+          </w:tcPr>
+          <w:p>
+            <w:pPr>
+              <w:spacing w:after="40"/>
+            </w:pPr>
+            <w:r>
+              <w:rPr>
+                <w:rFonts w:ascii="Consolas" w:hAnsi="Consolas"/>
+                <w:sz w:val="18"/>
+              </w:rPr>
+              <w:t>/etc/udev/rules.d/69-irispen-mtp.rules</w:t>
+            </w:r>
+          </w:p>
+        </w:tc>
+        <w:tc>
+          <w:tcPr>
+            <w:tcW w:type="dxa" w:w="5102"/>
+            <w:shd w:val="clear" w:color="auto" w:fill="F7FAFC"/>
+          </w:tcPr>
+          <w:p>
+            <w:pPr>
+              <w:spacing w:after="40"/>
+            </w:pPr>
+            <w:r>
+              <w:rPr>
+                <w:rFonts w:ascii="Segoe UI" w:hAnsi="Segoe UI"/>
+                <w:sz w:val="19"/>
+              </w:rPr>
+              <w:t>Rettigheder til skanneren og dev-irispen.device til systemd (automontering).</w:t>
+            </w:r>
+          </w:p>
+        </w:tc>
+      </w:tr>
+      <w:tr>
+        <w:tc>
+          <w:tcPr>
+            <w:tcW w:type="dxa" w:w="3742"/>
+          </w:tcPr>
+          <w:p>
+            <w:pPr>
+              <w:spacing w:after="40"/>
+            </w:pPr>
+            <w:r>
+              <w:rPr>
+                <w:rFonts w:ascii="Consolas" w:hAnsi="Consolas"/>
+                <w:sz w:val="18"/>
+              </w:rPr>
+              <w:t>/etc/NetworkManager/dispatcher.d/90-ipr-firewall</w:t>
+            </w:r>
+          </w:p>
+        </w:tc>
+        <w:tc>
+          <w:tcPr>
+            <w:tcW w:type="dxa" w:w="5102"/>
+          </w:tcPr>
+          <w:p>
+            <w:pPr>
+              <w:spacing w:after="40"/>
+            </w:pPr>
+            <w:r>
+              <w:rPr>
+                <w:rFonts w:ascii="Segoe UI" w:hAnsi="Segoe UI"/>
+                <w:sz w:val="19"/>
+              </w:rPr>
+              <w:t>Genanvender politikken ved enhver forbindelsesændring.</w:t>
+            </w:r>
+          </w:p>
+        </w:tc>
+      </w:tr>
+      <w:tr>
+        <w:tc>
+          <w:tcPr>
+            <w:tcW w:type="dxa" w:w="3742"/>
+            <w:shd w:val="clear" w:color="auto" w:fill="F7FAFC"/>
+          </w:tcPr>
+          <w:p>
+            <w:pPr>
+              <w:spacing w:after="40"/>
+            </w:pPr>
+            <w:r>
+              <w:rPr>
+                <w:rFonts w:ascii="Consolas" w:hAnsi="Consolas"/>
+                <w:sz w:val="18"/>
+              </w:rPr>
+              <w:t>/run/ipr_bt_keyboard_fifo</w:t>
+            </w:r>
+          </w:p>
+        </w:tc>
+        <w:tc>
+          <w:tcPr>
+            <w:tcW w:type="dxa" w:w="5102"/>
+            <w:shd w:val="clear" w:color="auto" w:fill="F7FAFC"/>
+          </w:tcPr>
+          <w:p>
+            <w:pPr>
+              <w:spacing w:after="40"/>
+            </w:pPr>
+            <w:r>
+              <w:rPr>
+                <w:rFonts w:ascii="Segoe UI" w:hAnsi="Segoe UI"/>
+                <w:sz w:val="19"/>
+              </w:rPr>
+              <w:t>Navngiven pipe mellem app og BLE-dæmon.</w:t>
+            </w:r>
+          </w:p>
+        </w:tc>
+      </w:tr>
+      <w:tr>
+        <w:tc>
+          <w:tcPr>
+            <w:tcW w:type="dxa" w:w="3742"/>
+          </w:tcPr>
+          <w:p>
+            <w:pPr>
+              <w:spacing w:after="40"/>
+            </w:pPr>
+            <w:r>
+              <w:rPr>
+                <w:rFonts w:ascii="Consolas" w:hAnsi="Consolas"/>
+                <w:sz w:val="18"/>
+              </w:rPr>
+              <w:t>/etc/ipr-ssl/</w:t>
+            </w:r>
+          </w:p>
+        </w:tc>
+        <w:tc>
+          <w:tcPr>
+            <w:tcW w:type="dxa" w:w="5102"/>
+          </w:tcPr>
+          <w:p>
+            <w:pPr>
+              <w:spacing w:after="40"/>
+            </w:pPr>
+            <w:r>
+              <w:rPr>
+                <w:rFonts w:ascii="Segoe UI" w:hAnsi="Segoe UI"/>
+                <w:sz w:val="19"/>
+              </w:rPr>
+              <w:t>CA og servercertifikat samt private nøgler.</w:t>
+            </w:r>
+          </w:p>
+        </w:tc>
+      </w:tr>
+      <w:tr>
+        <w:tc>
+          <w:tcPr>
+            <w:tcW w:type="dxa" w:w="3742"/>
+            <w:shd w:val="clear" w:color="auto" w:fill="F7FAFC"/>
+          </w:tcPr>
+          <w:p>
+            <w:pPr>
+              <w:spacing w:after="40"/>
+            </w:pPr>
+            <w:r>
+              <w:rPr>
+                <w:rFonts w:ascii="Consolas" w:hAnsi="Consolas"/>
+                <w:sz w:val="18"/>
+              </w:rPr>
+              <w:t>/etc/ipr-hotspot.secret</w:t>
+            </w:r>
+          </w:p>
+        </w:tc>
+        <w:tc>
+          <w:tcPr>
+            <w:tcW w:type="dxa" w:w="5102"/>
+            <w:shd w:val="clear" w:color="auto" w:fill="F7FAFC"/>
+          </w:tcPr>
+          <w:p>
+            <w:pPr>
+              <w:spacing w:after="40"/>
+            </w:pPr>
+            <w:r>
+              <w:rPr>
+                <w:rFonts w:ascii="Segoe UI" w:hAnsi="Segoe UI"/>
+                <w:sz w:val="19"/>
+              </w:rPr>
+              <w:t>SSID og adgangskode til hotspot (tilstand 0600).</w:t>
+            </w:r>
+          </w:p>
+        </w:tc>
+      </w:tr>
+      <w:tr>
+        <w:tc>
+          <w:tcPr>
+            <w:tcW w:type="dxa" w:w="3742"/>
+          </w:tcPr>
+          <w:p>
+            <w:pPr>
+              <w:spacing w:after="40"/>
+            </w:pPr>
+            <w:r>
+              <w:rPr>
+                <w:rFonts w:ascii="Consolas" w:hAnsi="Consolas"/>
+                <w:sz w:val="18"/>
+              </w:rPr>
+              <w:t>/opt/ipr_common.env</w:t>
+            </w:r>
+          </w:p>
+        </w:tc>
+        <w:tc>
+          <w:tcPr>
+            <w:tcW w:type="dxa" w:w="5102"/>
+          </w:tcPr>
+          <w:p>
+            <w:pPr>
+              <w:spacing w:after="40"/>
+            </w:pPr>
+            <w:r>
+              <w:rPr>
+                <w:rFonts w:ascii="Segoe UI" w:hAnsi="Segoe UI"/>
+                <w:sz w:val="19"/>
+              </w:rPr>
+              <w:t>Miljøvariable for provisionering og skripts.</w:t>
+            </w:r>
+          </w:p>
+        </w:tc>
+      </w:tr>
+      <w:tr>
+        <w:tc>
+          <w:tcPr>
+            <w:tcW w:type="dxa" w:w="3742"/>
+            <w:shd w:val="clear" w:color="auto" w:fill="F7FAFC"/>
+          </w:tcPr>
+          <w:p>
+            <w:pPr>
+              <w:spacing w:after="40"/>
+            </w:pPr>
+            <w:r>
+              <w:rPr>
+                <w:rFonts w:ascii="Consolas" w:hAnsi="Consolas"/>
+                <w:sz w:val="18"/>
+              </w:rPr>
+              <w:t>/opt/ipr_state/</w:t>
+            </w:r>
+          </w:p>
+        </w:tc>
+        <w:tc>
+          <w:tcPr>
+            <w:tcW w:type="dxa" w:w="5102"/>
+            <w:shd w:val="clear" w:color="auto" w:fill="F7FAFC"/>
+          </w:tcPr>
+          <w:p>
+            <w:pPr>
+              <w:spacing w:after="40"/>
+            </w:pPr>
+            <w:r>
+              <w:rPr>
+                <w:rFonts w:ascii="Segoe UI" w:hAnsi="Segoe UI"/>
+                <w:sz w:val="19"/>
+              </w:rPr>
+              <w:t>Tilstands- og verifikationsoutput fra provisioneringen.</w:t>
+            </w:r>
+          </w:p>
+        </w:tc>
+      </w:tr>
+      <w:tr>
+        <w:tc>
+          <w:tcPr>
+            <w:tcW w:type="dxa" w:w="3742"/>
+          </w:tcPr>
+          <w:p>
+            <w:pPr>
+              <w:spacing w:after="40"/>
+            </w:pPr>
+            <w:r>
+              <w:rPr>
+                <w:rFonts w:ascii="Consolas" w:hAnsi="Consolas"/>
+                <w:sz w:val="18"/>
+              </w:rPr>
+              <w:t>/var/lib/ipr-keyboard/boot-count</w:t>
+            </w:r>
+          </w:p>
+        </w:tc>
+        <w:tc>
+          <w:tcPr>
+            <w:tcW w:type="dxa" w:w="5102"/>
           </w:tcPr>
           <w:p>
             <w:pPr>
@@ -8750,7 +9448,18 @@
           <w:i w:val="0"/>
           <w:sz w:val="21"/>
         </w:rPr>
-        <w:t>MTP-enheder, som ikke eksponerer et blokdrev:</w:t>
+        <w:t>IRIS-skanneren (MTP, som ikke eksponerer et blokdrev):</w:t>
+      </w:r>
+    </w:p>
+    <w:p>
+      <w:r>
+        <w:rPr>
+          <w:rFonts w:ascii="Segoe UI" w:hAnsi="Segoe UI"/>
+          <w:b w:val="0"/>
+          <w:i w:val="0"/>
+          <w:sz w:val="21"/>
+        </w:rPr>
+        <w:t>Monteres automatisk. Provisioneringen installerer en udev-regel og irispen-mount.service, som kører jmtpfs som applikationsbrugeren, når skanneren sættes i, og afmonterer, når den trækkes ud. Der er ingen manuel handling; dashboardets skannerkort går fra “Ikke fundet” over “Forbinder” til “Klar” i løbet af få sekunder. Kontrol:</w:t>
       </w:r>
     </w:p>
     <w:p>
@@ -8770,7 +9479,7 @@
           <w:rFonts w:ascii="Consolas" w:hAnsi="Consolas"/>
           <w:sz w:val="18"/>
         </w:rPr>
-        <w:t>sudo apt install jmtpfs</w:t>
+        <w:t>systemctl status irispen-mount.service</w:t>
         <w:br/>
       </w:r>
       <w:r>
@@ -8778,7 +9487,36 @@
           <w:rFonts w:ascii="Consolas" w:hAnsi="Consolas"/>
           <w:sz w:val="18"/>
         </w:rPr>
-        <w:t>sudo ./scripts/usb_mount_mtp.sh    # skifter mellem montér og afmontér</w:t>
+        <w:t>mountpoint /mnt/irispen &amp;&amp; ls /mnt/irispen</w:t>
+      </w:r>
+    </w:p>
+    <w:p>
+      <w:pPr>
+        <w:spacing w:before="120" w:after="200"/>
+        <w:ind w:left="113"/>
+        <w:shd w:val="clear" w:color="auto" w:fill="FFF7E6"/>
+        <w:pBdr>
+          <w:top w:val="single" w:sz="6" w:space="6" w:color="9A6A00"/>
+          <w:left w:val="single" w:sz="6" w:space="6" w:color="9A6A00"/>
+          <w:bottom w:val="single" w:sz="6" w:space="6" w:color="9A6A00"/>
+          <w:right w:val="single" w:sz="6" w:space="6" w:color="9A6A00"/>
+        </w:pBdr>
+      </w:pPr>
+      <w:r>
+        <w:rPr>
+          <w:rFonts w:ascii="Segoe UI" w:hAnsi="Segoe UI"/>
+          <w:b/>
+          <w:color w:val="9A6A00"/>
+          <w:sz w:val="20"/>
+        </w:rPr>
+        <w:t xml:space="preserve">Vigtigt: </w:t>
+      </w:r>
+      <w:r>
+        <w:rPr>
+          <w:rFonts w:ascii="Segoe UI" w:hAnsi="Segoe UI"/>
+          <w:sz w:val="20"/>
+        </w:rPr>
+        <w:t>scripts/usb_mount_mtp.sh (manuel montering) må ikke bruges, mens tjenesten er aktiv — MTP tillader kun én klient ad gangen. Baggrund: docs/operations/irispen-automount.md.</w:t>
       </w:r>
     </w:p>
     <w:p>
@@ -8866,15 +9604,38 @@
       </w:r>
     </w:p>
     <w:p>
+      <w:r>
+        <w:rPr>
+          <w:rFonts w:ascii="Segoe UI" w:hAnsi="Segoe UI"/>
+          <w:b w:val="0"/>
+          <w:i w:val="0"/>
+          <w:sz w:val="21"/>
+        </w:rPr>
+        <w:t>Du behøver ikke SSH for at finde startadgangskoden. Den vises to steder, så længe filen findes:</w:t>
+      </w:r>
+    </w:p>
+    <w:p>
       <w:pPr>
-        <w:pStyle w:val="ListNumber"/>
+        <w:pStyle w:val="ListBullet"/>
       </w:pPr>
       <w:r>
         <w:rPr>
           <w:rFonts w:ascii="Segoe UI" w:hAnsi="Segoe UI"/>
           <w:sz w:val="21"/>
         </w:rPr>
-        <w:t>Log ind på dashboardet med admin og adgangskoden fra filen.</w:t>
+        <w:t>På setup-portalens forside (https://10.42.0.1/setup/ via hotspottet, log ind som ipr med hotspot-adgangskoden) under “Betjeningssiden”.</w:t>
+      </w:r>
+    </w:p>
+    <w:p>
+      <w:pPr>
+        <w:pStyle w:val="ListBullet"/>
+      </w:pPr>
+      <w:r>
+        <w:rPr>
+          <w:rFonts w:ascii="Segoe UI" w:hAnsi="Segoe UI"/>
+          <w:sz w:val="21"/>
+        </w:rPr>
+        <w:t>I output fra sudo ./provision/07_show_info.sh på enheden.</w:t>
       </w:r>
     </w:p>
     <w:p>
@@ -8886,7 +9647,7 @@
           <w:rFonts w:ascii="Segoe UI" w:hAnsi="Segoe UI"/>
           <w:sz w:val="21"/>
         </w:rPr>
-        <w:t>Skift adgangskoden med det samme under Indstillinger → Konto.</w:t>
+        <w:t>Log ind på dashboardet med admin og startadgangskoden.</w:t>
       </w:r>
     </w:p>
     <w:p>
@@ -8898,7 +9659,7 @@
           <w:rFonts w:ascii="Segoe UI" w:hAnsi="Segoe UI"/>
           <w:sz w:val="21"/>
         </w:rPr>
-        <w:t>Slet derefter admin_initial_password.txt fra enheden.</w:t>
+        <w:t>Skift adgangskoden med det samme under Indstillinger → Konto. admin_initial_password.txt slettes automatisk, og adgangskoden forsvinder fra setup-portalen og 07_show_info.sh.</w:t>
       </w:r>
     </w:p>
     <w:p>
@@ -8939,7 +9700,7 @@
           <w:rFonts w:ascii="Segoe UI" w:hAnsi="Segoe UI"/>
           <w:sz w:val="20"/>
         </w:rPr>
-        <w:t>admin_initial_password.txt indeholder en adgangskode i klartekst. Filen er udelukket fra git via .gitignore, men den bliver liggende på enheden, indtil den slettes manuelt. Slet den som en fast del af idriftsættelsen.</w:t>
+        <w:t>admin_initial_password.txt indeholder en adgangskode i klartekst, og den vises på setup-portalen for alle, der kender hotspot-adgangskoden. Skift derfor administratoradgangskoden som en fast del af idriftsættelsen — det sletter filen. Findes filen stadig på en ældre enhed, kan den slettes manuelt.</w:t>
       </w:r>
     </w:p>
     <w:p>
@@ -10156,29 +10917,29 @@
       <w:pPr>
         <w:spacing w:before="120" w:after="200"/>
         <w:ind w:left="113"/>
-        <w:shd w:val="clear" w:color="auto" w:fill="FFF7E6"/>
+        <w:shd w:val="clear" w:color="auto" w:fill="EBF4FF"/>
         <w:pBdr>
-          <w:top w:val="single" w:sz="6" w:space="6" w:color="9A6A00"/>
-          <w:left w:val="single" w:sz="6" w:space="6" w:color="9A6A00"/>
-          <w:bottom w:val="single" w:sz="6" w:space="6" w:color="9A6A00"/>
-          <w:right w:val="single" w:sz="6" w:space="6" w:color="9A6A00"/>
+          <w:top w:val="single" w:sz="6" w:space="6" w:color="2B6CB0"/>
+          <w:left w:val="single" w:sz="6" w:space="6" w:color="2B6CB0"/>
+          <w:bottom w:val="single" w:sz="6" w:space="6" w:color="2B6CB0"/>
+          <w:right w:val="single" w:sz="6" w:space="6" w:color="2B6CB0"/>
         </w:pBdr>
       </w:pPr>
       <w:r>
         <w:rPr>
           <w:rFonts w:ascii="Segoe UI" w:hAnsi="Segoe UI"/>
           <w:b/>
-          <w:color w:val="9A6A00"/>
+          <w:color w:val="2B6CB0"/>
           <w:sz w:val="20"/>
         </w:rPr>
-        <w:t xml:space="preserve">Vigtigt: </w:t>
+        <w:t xml:space="preserve">Bemærk: </w:t>
       </w:r>
       <w:r>
         <w:rPr>
           <w:rFonts w:ascii="Segoe UI" w:hAnsi="Segoe UI"/>
           <w:sz w:val="20"/>
         </w:rPr>
-        <w:t>Standardværdien for LogPort er 443 i den kode og den konfiguration, der leveres til enheder, mens config.default.json angiver 8080. Kontrollér altid den faktiske værdi i config.json på enheden, før du fejlsøger portbinding.</w:t>
+        <w:t>Standardværdien for LogPort er 443 både i koden og i config.default.json. Enheder provisioneret før september 2026 kan stadig have 8080 i config.json — kontrollér den faktiske værdi på enheden, før du fejlsøger portbinding; test_provision.sh advarer, hvis porten ikke er 443.</w:t>
       </w:r>
     </w:p>
     <w:p>
@@ -11464,7 +12225,450 @@
           <w:i w:val="0"/>
           <w:sz w:val="21"/>
         </w:rPr>
-        <w:t>Detaljeret ledningsdiagram, modstandsberegninger og montering i Flirc-kabinettet findes i docs/hardware/gpio-wiring.md. Sæt GpioEnabled til false på maskiner uden RPi.GPIO — modulet deaktiverer i øvrigt sig selv, hvis importen fejler.</w:t>
+        <w:t>Detaljeret ledningsdiagram, modstandsberegninger og montering i Flirc-kabinettet findes i docs/hardware/gpio-wiring.md. Sæt GpioEnabled til false på maskiner uden GPIO — modulet deaktiverer i øvrigt sig selv med en advarsel i journalen, hvis RPi.GPIO ikke kan importeres.</w:t>
+      </w:r>
+    </w:p>
+    <w:p>
+      <w:r>
+        <w:rPr>
+          <w:rFonts w:ascii="Segoe UI" w:hAnsi="Segoe UI"/>
+          <w:b w:val="0"/>
+          <w:i w:val="0"/>
+          <w:sz w:val="21"/>
+        </w:rPr>
+        <w:t>Lampen drives i tre lag, så hele opstarten er synlig — ikke kun applikationen:</w:t>
+      </w:r>
+    </w:p>
+    <w:tbl>
+      <w:tblPr>
+        <w:tblStyle w:val="TableGrid"/>
+        <w:tblW w:type="auto" w:w="0"/>
+        <w:jc w:val="center"/>
+        <w:tblLook w:firstColumn="1" w:firstRow="1" w:lastColumn="0" w:lastRow="0" w:noHBand="0" w:noVBand="1" w:val="04A0"/>
+      </w:tblPr>
+      <w:tblGrid>
+        <w:gridCol w:w="2296"/>
+        <w:gridCol w:w="2296"/>
+        <w:gridCol w:w="2296"/>
+        <w:gridCol w:w="2296"/>
+      </w:tblGrid>
+      <w:tr>
+        <w:tc>
+          <w:tcPr>
+            <w:tcW w:type="dxa" w:w="1474"/>
+            <w:shd w:val="clear" w:color="auto" w:fill="2B6CB0"/>
+          </w:tcPr>
+          <w:p>
+            <w:pPr>
+              <w:spacing w:after="40"/>
+            </w:pPr>
+            <w:r>
+              <w:rPr>
+                <w:rFonts w:ascii="Segoe UI" w:hAnsi="Segoe UI"/>
+                <w:b/>
+                <w:color w:val="FFFFFF"/>
+                <w:sz w:val="19"/>
+              </w:rPr>
+              <w:t>Fase</w:t>
+            </w:r>
+          </w:p>
+        </w:tc>
+        <w:tc>
+          <w:tcPr>
+            <w:tcW w:type="dxa" w:w="907"/>
+            <w:shd w:val="clear" w:color="auto" w:fill="2B6CB0"/>
+          </w:tcPr>
+          <w:p>
+            <w:pPr>
+              <w:spacing w:after="40"/>
+            </w:pPr>
+            <w:r>
+              <w:rPr>
+                <w:rFonts w:ascii="Segoe UI" w:hAnsi="Segoe UI"/>
+                <w:b/>
+                <w:color w:val="FFFFFF"/>
+                <w:sz w:val="19"/>
+              </w:rPr>
+              <w:t>Fra ca.</w:t>
+            </w:r>
+          </w:p>
+        </w:tc>
+        <w:tc>
+          <w:tcPr>
+            <w:tcW w:type="dxa" w:w="4195"/>
+            <w:shd w:val="clear" w:color="auto" w:fill="2B6CB0"/>
+          </w:tcPr>
+          <w:p>
+            <w:pPr>
+              <w:spacing w:after="40"/>
+            </w:pPr>
+            <w:r>
+              <w:rPr>
+                <w:rFonts w:ascii="Segoe UI" w:hAnsi="Segoe UI"/>
+                <w:b/>
+                <w:color w:val="FFFFFF"/>
+                <w:sz w:val="19"/>
+              </w:rPr>
+              <w:t>Mekanisme</w:t>
+            </w:r>
+          </w:p>
+        </w:tc>
+        <w:tc>
+          <w:tcPr>
+            <w:tcW w:type="dxa" w:w="2268"/>
+            <w:shd w:val="clear" w:color="auto" w:fill="2B6CB0"/>
+          </w:tcPr>
+          <w:p>
+            <w:pPr>
+              <w:spacing w:after="40"/>
+            </w:pPr>
+            <w:r>
+              <w:rPr>
+                <w:rFonts w:ascii="Segoe UI" w:hAnsi="Segoe UI"/>
+                <w:b/>
+                <w:color w:val="FFFFFF"/>
+                <w:sz w:val="19"/>
+              </w:rPr>
+              <w:t>Lampen</w:t>
+            </w:r>
+          </w:p>
+        </w:tc>
+      </w:tr>
+      <w:tr>
+        <w:tc>
+          <w:tcPr>
+            <w:tcW w:type="dxa" w:w="1474"/>
+          </w:tcPr>
+          <w:p>
+            <w:pPr>
+              <w:spacing w:after="40"/>
+            </w:pPr>
+            <w:r>
+              <w:rPr>
+                <w:rFonts w:ascii="Segoe UI" w:hAnsi="Segoe UI"/>
+                <w:sz w:val="19"/>
+              </w:rPr>
+              <w:t>Strøm til</w:t>
+            </w:r>
+          </w:p>
+        </w:tc>
+        <w:tc>
+          <w:tcPr>
+            <w:tcW w:type="dxa" w:w="907"/>
+          </w:tcPr>
+          <w:p>
+            <w:pPr>
+              <w:spacing w:after="40"/>
+            </w:pPr>
+            <w:r>
+              <w:rPr>
+                <w:rFonts w:ascii="Segoe UI" w:hAnsi="Segoe UI"/>
+                <w:sz w:val="19"/>
+              </w:rPr>
+              <w:t>1 s</w:t>
+            </w:r>
+          </w:p>
+        </w:tc>
+        <w:tc>
+          <w:tcPr>
+            <w:tcW w:type="dxa" w:w="4195"/>
+          </w:tcPr>
+          <w:p>
+            <w:pPr>
+              <w:spacing w:after="40"/>
+            </w:pPr>
+            <w:r>
+              <w:rPr>
+                <w:rFonts w:ascii="Segoe UI" w:hAnsi="Segoe UI"/>
+                <w:sz w:val="19"/>
+              </w:rPr>
+              <w:t>gpio=22,23,24=op,dh i config.txt (firmware).</w:t>
+            </w:r>
+          </w:p>
+        </w:tc>
+        <w:tc>
+          <w:tcPr>
+            <w:tcW w:type="dxa" w:w="2268"/>
+          </w:tcPr>
+          <w:p>
+            <w:pPr>
+              <w:spacing w:after="40"/>
+            </w:pPr>
+            <w:r>
+              <w:rPr>
+                <w:rFonts w:ascii="Segoe UI" w:hAnsi="Segoe UI"/>
+                <w:sz w:val="19"/>
+              </w:rPr>
+              <w:t>Hvid, konstant</w:t>
+            </w:r>
+          </w:p>
+        </w:tc>
+      </w:tr>
+      <w:tr>
+        <w:tc>
+          <w:tcPr>
+            <w:tcW w:type="dxa" w:w="1474"/>
+            <w:shd w:val="clear" w:color="auto" w:fill="F7FAFC"/>
+          </w:tcPr>
+          <w:p>
+            <w:pPr>
+              <w:spacing w:after="40"/>
+            </w:pPr>
+            <w:r>
+              <w:rPr>
+                <w:rFonts w:ascii="Segoe UI" w:hAnsi="Segoe UI"/>
+                <w:sz w:val="19"/>
+              </w:rPr>
+              <w:t>OS starter</w:t>
+            </w:r>
+          </w:p>
+        </w:tc>
+        <w:tc>
+          <w:tcPr>
+            <w:tcW w:type="dxa" w:w="907"/>
+            <w:shd w:val="clear" w:color="auto" w:fill="F7FAFC"/>
+          </w:tcPr>
+          <w:p>
+            <w:pPr>
+              <w:spacing w:after="40"/>
+            </w:pPr>
+            <w:r>
+              <w:rPr>
+                <w:rFonts w:ascii="Segoe UI" w:hAnsi="Segoe UI"/>
+                <w:sz w:val="19"/>
+              </w:rPr>
+              <w:t>14 s</w:t>
+            </w:r>
+          </w:p>
+        </w:tc>
+        <w:tc>
+          <w:tcPr>
+            <w:tcW w:type="dxa" w:w="4195"/>
+            <w:shd w:val="clear" w:color="auto" w:fill="F7FAFC"/>
+          </w:tcPr>
+          <w:p>
+            <w:pPr>
+              <w:spacing w:after="40"/>
+            </w:pPr>
+            <w:r>
+              <w:rPr>
+                <w:rFonts w:ascii="Segoe UI" w:hAnsi="Segoe UI"/>
+                <w:sz w:val="19"/>
+              </w:rPr>
+              <w:t>ipr-led-boot.service (gpioset --toggle).</w:t>
+            </w:r>
+          </w:p>
+        </w:tc>
+        <w:tc>
+          <w:tcPr>
+            <w:tcW w:type="dxa" w:w="2268"/>
+            <w:shd w:val="clear" w:color="auto" w:fill="F7FAFC"/>
+          </w:tcPr>
+          <w:p>
+            <w:pPr>
+              <w:spacing w:after="40"/>
+            </w:pPr>
+            <w:r>
+              <w:rPr>
+                <w:rFonts w:ascii="Segoe UI" w:hAnsi="Segoe UI"/>
+                <w:sz w:val="19"/>
+              </w:rPr>
+              <w:t>Hvid, hurtigt blink</w:t>
+            </w:r>
+          </w:p>
+        </w:tc>
+      </w:tr>
+      <w:tr>
+        <w:tc>
+          <w:tcPr>
+            <w:tcW w:type="dxa" w:w="1474"/>
+          </w:tcPr>
+          <w:p>
+            <w:pPr>
+              <w:spacing w:after="40"/>
+            </w:pPr>
+            <w:r>
+              <w:rPr>
+                <w:rFonts w:ascii="Segoe UI" w:hAnsi="Segoe UI"/>
+                <w:sz w:val="19"/>
+              </w:rPr>
+              <w:t>App starter</w:t>
+            </w:r>
+          </w:p>
+        </w:tc>
+        <w:tc>
+          <w:tcPr>
+            <w:tcW w:type="dxa" w:w="907"/>
+          </w:tcPr>
+          <w:p>
+            <w:pPr>
+              <w:spacing w:after="40"/>
+            </w:pPr>
+            <w:r>
+              <w:rPr>
+                <w:rFonts w:ascii="Segoe UI" w:hAnsi="Segoe UI"/>
+                <w:sz w:val="19"/>
+              </w:rPr>
+              <w:t>35 s</w:t>
+            </w:r>
+          </w:p>
+        </w:tc>
+        <w:tc>
+          <w:tcPr>
+            <w:tcW w:type="dxa" w:w="4195"/>
+          </w:tcPr>
+          <w:p>
+            <w:pPr>
+              <w:spacing w:after="40"/>
+            </w:pPr>
+            <w:r>
+              <w:rPr>
+                <w:rFonts w:ascii="Segoe UI" w:hAnsi="Segoe UI"/>
+                <w:sz w:val="19"/>
+              </w:rPr>
+              <w:t>ipr_keyboard.service stopper boot-enheden (ExecStartPre +systemctl stop) og gpio_monitor overtager benene.</w:t>
+            </w:r>
+          </w:p>
+        </w:tc>
+        <w:tc>
+          <w:tcPr>
+            <w:tcW w:type="dxa" w:w="2268"/>
+          </w:tcPr>
+          <w:p>
+            <w:pPr>
+              <w:spacing w:after="40"/>
+            </w:pPr>
+            <w:r>
+              <w:rPr>
+                <w:rFonts w:ascii="Segoe UI" w:hAnsi="Segoe UI"/>
+                <w:sz w:val="19"/>
+              </w:rPr>
+              <w:t>Hvid, hurtigt blink</w:t>
+            </w:r>
+          </w:p>
+        </w:tc>
+      </w:tr>
+      <w:tr>
+        <w:tc>
+          <w:tcPr>
+            <w:tcW w:type="dxa" w:w="1474"/>
+            <w:shd w:val="clear" w:color="auto" w:fill="F7FAFC"/>
+          </w:tcPr>
+          <w:p>
+            <w:pPr>
+              <w:spacing w:after="40"/>
+            </w:pPr>
+            <w:r>
+              <w:rPr>
+                <w:rFonts w:ascii="Segoe UI" w:hAnsi="Segoe UI"/>
+                <w:sz w:val="19"/>
+              </w:rPr>
+              <w:t>Klar</w:t>
+            </w:r>
+          </w:p>
+        </w:tc>
+        <w:tc>
+          <w:tcPr>
+            <w:tcW w:type="dxa" w:w="907"/>
+            <w:shd w:val="clear" w:color="auto" w:fill="F7FAFC"/>
+          </w:tcPr>
+          <w:p>
+            <w:pPr>
+              <w:spacing w:after="40"/>
+            </w:pPr>
+            <w:r>
+              <w:rPr>
+                <w:rFonts w:ascii="Segoe UI" w:hAnsi="Segoe UI"/>
+                <w:sz w:val="19"/>
+              </w:rPr>
+              <w:t>41 s</w:t>
+            </w:r>
+          </w:p>
+        </w:tc>
+        <w:tc>
+          <w:tcPr>
+            <w:tcW w:type="dxa" w:w="4195"/>
+            <w:shd w:val="clear" w:color="auto" w:fill="F7FAFC"/>
+          </w:tcPr>
+          <w:p>
+            <w:pPr>
+              <w:spacing w:after="40"/>
+            </w:pPr>
+            <w:r>
+              <w:rPr>
+                <w:rFonts w:ascii="Segoe UI" w:hAnsi="Segoe UI"/>
+                <w:sz w:val="19"/>
+              </w:rPr>
+              <w:t>Dashboardet svarer på /health på LogPort.</w:t>
+            </w:r>
+          </w:p>
+        </w:tc>
+        <w:tc>
+          <w:tcPr>
+            <w:tcW w:type="dxa" w:w="2268"/>
+            <w:shd w:val="clear" w:color="auto" w:fill="F7FAFC"/>
+          </w:tcPr>
+          <w:p>
+            <w:pPr>
+              <w:spacing w:after="40"/>
+            </w:pPr>
+            <w:r>
+              <w:rPr>
+                <w:rFonts w:ascii="Segoe UI" w:hAnsi="Segoe UI"/>
+                <w:sz w:val="19"/>
+              </w:rPr>
+              <w:t>Statusfarve i GpioLedIdleSeconds, derefter slukket</w:t>
+            </w:r>
+          </w:p>
+        </w:tc>
+      </w:tr>
+    </w:tbl>
+    <w:p>
+      <w:pPr>
+        <w:spacing w:before="60" w:after="240"/>
+        <w:jc w:val="center"/>
+      </w:pPr>
+      <w:r>
+        <w:rPr>
+          <w:rFonts w:ascii="Segoe UI" w:hAnsi="Segoe UI"/>
+          <w:i/>
+          <w:color w:val="606C80"/>
+          <w:sz w:val="18"/>
+        </w:rPr>
+        <w:t>Tabel 20. Lampens opstartsfaser (tider målt på Pi Zero 2 W). Blinker lampen hvidt i mere end tre minutter, er applikationen ikke kommet op.</w:t>
+      </w:r>
+    </w:p>
+    <w:p>
+      <w:r>
+        <w:rPr>
+          <w:rFonts w:ascii="Segoe UI" w:hAnsi="Segoe UI"/>
+          <w:b w:val="0"/>
+          <w:i w:val="0"/>
+          <w:sz w:val="21"/>
+        </w:rPr>
+        <w:t>Applikationen kører som en almindelig bruger. Alt, der kræver root — tænd/sluk hotspot, netværksnulstilling, genstart — går gennem /usr/local/bin/ipr_hotspot_ctl.sh med én NOPASSWD-linje i /etc/sudoers.d/&lt;bruger&gt;-ipr-gpio. Hotspottets tilstand aflæses fra NetworkManager (nmcli con show --active), aldrig fra systemd-enhedens tilstand, der er “active” efter enhver opstart.</w:t>
+      </w:r>
+    </w:p>
+    <w:p>
+      <w:r>
+        <w:rPr>
+          <w:rFonts w:ascii="Segoe UI" w:hAnsi="Segoe UI"/>
+          <w:b w:val="0"/>
+          <w:i w:val="0"/>
+          <w:sz w:val="21"/>
+        </w:rPr>
+        <w:t>RPi.GPIO leveres af Debian-pakken python3-rpi-lgpio (lgpio-baseret; virker på både Zero W og Zero 2 W med nyere kerner). Applikationens venv oprettes derfor med --system-site-packages; install_gpio_support.sh retter eksisterende venv'er. Pakker installeret i venv'et har stadig forrang.</w:t>
+      </w:r>
+    </w:p>
+    <w:p>
+      <w:r>
+        <w:rPr>
+          <w:rFonts w:ascii="Segoe UI" w:hAnsi="Segoe UI"/>
+          <w:b w:val="0"/>
+          <w:i w:val="0"/>
+          <w:sz w:val="21"/>
+        </w:rPr>
+        <w:t>Alt ovenstående installeres af scripts/headless/install_gpio_support.sh, som kaldes af provisioneringen og af deploy_full_update.sh og kan køres igen uden bivirkninger. Ændringen i config.txt kræver én genstart.</w:t>
       </w:r>
     </w:p>
     <w:p>
@@ -11556,6 +12760,35 @@
     </w:p>
     <w:p>
       <w:pPr>
+        <w:spacing w:before="120" w:after="200"/>
+        <w:ind w:left="113"/>
+        <w:shd w:val="clear" w:color="auto" w:fill="FFF7E6"/>
+        <w:pBdr>
+          <w:top w:val="single" w:sz="6" w:space="6" w:color="9A6A00"/>
+          <w:left w:val="single" w:sz="6" w:space="6" w:color="9A6A00"/>
+          <w:bottom w:val="single" w:sz="6" w:space="6" w:color="9A6A00"/>
+          <w:right w:val="single" w:sz="6" w:space="6" w:color="9A6A00"/>
+        </w:pBdr>
+      </w:pPr>
+      <w:r>
+        <w:rPr>
+          <w:rFonts w:ascii="Segoe UI" w:hAnsi="Segoe UI"/>
+          <w:b/>
+          <w:color w:val="9A6A00"/>
+          <w:sz w:val="20"/>
+        </w:rPr>
+        <w:t xml:space="preserve">Vigtigt: </w:t>
+      </w:r>
+      <w:r>
+        <w:rPr>
+          <w:rFonts w:ascii="Segoe UI" w:hAnsi="Segoe UI"/>
+          <w:sz w:val="20"/>
+        </w:rPr>
+        <w:t>Kun i udviklingstilstand. I driftstilstand (standard efter idriftsættelse) er hverken dashboardet eller SSH tilgængelig på hjemmenettet — enheden nås udelukkende via hotspottet. Se afsnit 5.5.</w:t>
+      </w:r>
+    </w:p>
+    <w:p>
+      <w:pPr>
         <w:pStyle w:val="Heading2"/>
       </w:pPr>
       <w:r>
@@ -11661,7 +12894,7 @@
                 <w:rFonts w:ascii="Segoe UI" w:hAnsi="Segoe UI"/>
                 <w:sz w:val="19"/>
               </w:rPr>
-              <w:t>Markørfil</w:t>
+              <w:t>Anmodningsfil</w:t>
             </w:r>
           </w:p>
         </w:tc>
@@ -11678,7 +12911,7 @@
                 <w:rFonts w:ascii="Segoe UI" w:hAnsi="Segoe UI"/>
                 <w:sz w:val="19"/>
               </w:rPr>
-              <w:t>Opret en tom fil ved navn IPR_SETUP på /boot/firmware (FAT32, kan skrives fra enhver PC).</w:t>
+              <w:t>ipr_hotspot_ctl.sh start skriver /run/ipr-hotspot.request og genstarter ipr-provision.service.</w:t>
             </w:r>
           </w:p>
         </w:tc>
@@ -11695,7 +12928,7 @@
                 <w:rFonts w:ascii="Segoe UI" w:hAnsi="Segoe UI"/>
                 <w:sz w:val="19"/>
               </w:rPr>
-              <w:t>Sidste udvej — kræver SD-kortlæser.</w:t>
+              <w:t>Når som helst — magneten (3 s) og administratoren bruger denne vej.</w:t>
             </w:r>
           </w:p>
         </w:tc>
@@ -11715,7 +12948,7 @@
                 <w:rFonts w:ascii="Segoe UI" w:hAnsi="Segoe UI"/>
                 <w:sz w:val="19"/>
               </w:rPr>
-              <w:t>Tredobbelt tænd/sluk</w:t>
+              <w:t>Markørfil</w:t>
             </w:r>
           </w:p>
         </w:tc>
@@ -11733,7 +12966,7 @@
                 <w:rFonts w:ascii="Segoe UI" w:hAnsi="Segoe UI"/>
                 <w:sz w:val="19"/>
               </w:rPr>
-              <w:t>Tænd og sluk enheden tre gange inden for 120 sekunder.</w:t>
+              <w:t>Opret en tom fil ved navn IPR_SETUP på /boot/firmware (FAT32, kan skrives fra enhver PC).</w:t>
             </w:r>
           </w:p>
         </w:tc>
@@ -11751,7 +12984,7 @@
                 <w:rFonts w:ascii="Segoe UI" w:hAnsi="Segoe UI"/>
                 <w:sz w:val="19"/>
               </w:rPr>
-              <w:t>Når magneten ikke er tilgængelig.</w:t>
+              <w:t>Sidste udvej — kræver SD-kortlæser.</w:t>
             </w:r>
           </w:p>
         </w:tc>
@@ -11770,7 +13003,7 @@
                 <w:rFonts w:ascii="Segoe UI" w:hAnsi="Segoe UI"/>
                 <w:sz w:val="19"/>
               </w:rPr>
-              <w:t>GPIO-gate</w:t>
+              <w:t>Tredobbelt tænd/sluk</w:t>
             </w:r>
           </w:p>
         </w:tc>
@@ -11787,7 +13020,7 @@
                 <w:rFonts w:ascii="Segoe UI" w:hAnsi="Segoe UI"/>
                 <w:sz w:val="19"/>
               </w:rPr>
-              <w:t>Sæt HOTSPOT_GPIO_PIN i /etc/default/ipr-provision.</w:t>
+              <w:t>Tænd og sluk enheden tre gange inden for 120 sekunder.</w:t>
             </w:r>
           </w:p>
         </w:tc>
@@ -11804,7 +13037,7 @@
                 <w:rFonts w:ascii="Segoe UI" w:hAnsi="Segoe UI"/>
                 <w:sz w:val="19"/>
               </w:rPr>
-              <w:t>Ældre hardwareopsætninger.</w:t>
+              <w:t>Når magneten ikke er tilgængelig.</w:t>
             </w:r>
           </w:p>
         </w:tc>
@@ -11824,7 +13057,7 @@
                 <w:rFonts w:ascii="Segoe UI" w:hAnsi="Segoe UI"/>
                 <w:sz w:val="19"/>
               </w:rPr>
-              <w:t>HOTSPOT_MODE=always</w:t>
+              <w:t>GPIO-gate</w:t>
             </w:r>
           </w:p>
         </w:tc>
@@ -11842,7 +13075,7 @@
                 <w:rFonts w:ascii="Segoe UI" w:hAnsi="Segoe UI"/>
                 <w:sz w:val="19"/>
               </w:rPr>
-              <w:t>Sæt i /etc/default/ipr-provision.</w:t>
+              <w:t>Sæt HOTSPOT_GPIO_PIN i /etc/default/ipr-provision.</w:t>
             </w:r>
           </w:p>
         </w:tc>
@@ -11860,7 +13093,7 @@
                 <w:rFonts w:ascii="Segoe UI" w:hAnsi="Segoe UI"/>
                 <w:sz w:val="19"/>
               </w:rPr>
-              <w:t>Udviklings- og testenheder.</w:t>
+              <w:t>Ældre hardwareopsætninger.</w:t>
             </w:r>
           </w:p>
         </w:tc>
@@ -11879,6 +13112,60 @@
                 <w:rFonts w:ascii="Segoe UI" w:hAnsi="Segoe UI"/>
                 <w:sz w:val="19"/>
               </w:rPr>
+              <w:t>HOTSPOT_MODE=always</w:t>
+            </w:r>
+          </w:p>
+        </w:tc>
+        <w:tc>
+          <w:tcPr>
+            <w:tcW w:type="dxa" w:w="3742"/>
+          </w:tcPr>
+          <w:p>
+            <w:pPr>
+              <w:spacing w:after="40"/>
+            </w:pPr>
+            <w:r>
+              <w:rPr>
+                <w:rFonts w:ascii="Segoe UI" w:hAnsi="Segoe UI"/>
+                <w:sz w:val="19"/>
+              </w:rPr>
+              <w:t>Sæt i /etc/default/ipr-provision.</w:t>
+            </w:r>
+          </w:p>
+        </w:tc>
+        <w:tc>
+          <w:tcPr>
+            <w:tcW w:type="dxa" w:w="3175"/>
+          </w:tcPr>
+          <w:p>
+            <w:pPr>
+              <w:spacing w:after="40"/>
+            </w:pPr>
+            <w:r>
+              <w:rPr>
+                <w:rFonts w:ascii="Segoe UI" w:hAnsi="Segoe UI"/>
+                <w:sz w:val="19"/>
+              </w:rPr>
+              <w:t>Udviklings- og testenheder.</w:t>
+            </w:r>
+          </w:p>
+        </w:tc>
+      </w:tr>
+      <w:tr>
+        <w:tc>
+          <w:tcPr>
+            <w:tcW w:type="dxa" w:w="1928"/>
+            <w:shd w:val="clear" w:color="auto" w:fill="F7FAFC"/>
+          </w:tcPr>
+          <w:p>
+            <w:pPr>
+              <w:spacing w:after="40"/>
+            </w:pPr>
+            <w:r>
+              <w:rPr>
+                <w:rFonts w:ascii="Segoe UI" w:hAnsi="Segoe UI"/>
+                <w:sz w:val="19"/>
+              </w:rPr>
               <w:t>Reed-kontakt</w:t>
             </w:r>
           </w:p>
@@ -11886,34 +13173,36 @@
         <w:tc>
           <w:tcPr>
             <w:tcW w:type="dxa" w:w="3742"/>
-          </w:tcPr>
-          <w:p>
-            <w:pPr>
-              <w:spacing w:after="40"/>
-            </w:pPr>
-            <w:r>
-              <w:rPr>
-                <w:rFonts w:ascii="Segoe UI" w:hAnsi="Segoe UI"/>
-                <w:sz w:val="19"/>
-              </w:rPr>
-              <w:t>Hold magneten på plads i mindst 3 sekunder og slip.</w:t>
+            <w:shd w:val="clear" w:color="auto" w:fill="F7FAFC"/>
+          </w:tcPr>
+          <w:p>
+            <w:pPr>
+              <w:spacing w:after="40"/>
+            </w:pPr>
+            <w:r>
+              <w:rPr>
+                <w:rFonts w:ascii="Segoe UI" w:hAnsi="Segoe UI"/>
+                <w:sz w:val="19"/>
+              </w:rPr>
+              <w:t>Hold magneten på plads i mindst 3 sekunder og slip. Lampen blinker blåt under anmodningen og lyser konstant blåt, så længe hotspottet er tændt. Samme gestus slukker det igen.</w:t>
             </w:r>
           </w:p>
         </w:tc>
         <w:tc>
           <w:tcPr>
             <w:tcW w:type="dxa" w:w="3175"/>
-          </w:tcPr>
-          <w:p>
-            <w:pPr>
-              <w:spacing w:after="40"/>
-            </w:pPr>
-            <w:r>
-              <w:rPr>
-                <w:rFonts w:ascii="Segoe UI" w:hAnsi="Segoe UI"/>
-                <w:sz w:val="19"/>
-              </w:rPr>
-              <w:t>Normal drift. Håndteres af gpio_monitor, ikke af hotspot-skriptet.</w:t>
+            <w:shd w:val="clear" w:color="auto" w:fill="F7FAFC"/>
+          </w:tcPr>
+          <w:p>
+            <w:pPr>
+              <w:spacing w:after="40"/>
+            </w:pPr>
+            <w:r>
+              <w:rPr>
+                <w:rFonts w:ascii="Segoe UI" w:hAnsi="Segoe UI"/>
+                <w:sz w:val="19"/>
+              </w:rPr>
+              <w:t>Normal drift. gpio_monitor kalder ipr_hotspot_ctl.sh.</w:t>
             </w:r>
           </w:p>
         </w:tc>
@@ -11931,7 +13220,7 @@
           <w:color w:val="606C80"/>
           <w:sz w:val="18"/>
         </w:rPr>
-        <w:t>Tabel 20. Udløsere for hotspottet. De fire første evalueres af net_provision_hotspot.sh ved opstart i den viste rækkefølge.</w:t>
+        <w:t>Tabel 21. Udløsere for hotspottet, evalueret af net_provision_hotspot.sh i den viste rækkefølge. Anmodningsfilen virker når som helst; de øvrige kun ved opstart.</w:t>
       </w:r>
     </w:p>
     <w:p>
@@ -11962,7 +13251,7 @@
           <w:rFonts w:ascii="Consolas" w:hAnsi="Consolas"/>
           <w:sz w:val="18"/>
         </w:rPr>
-        <w:t>sudo systemctl start ipr-provision.service    # tænd hotspot</w:t>
+        <w:t>sudo ipr_hotspot_ctl.sh start                 # tænd hotspot (når som helst)</w:t>
         <w:br/>
       </w:r>
       <w:r>
@@ -11970,7 +13259,7 @@
           <w:rFonts w:ascii="Consolas" w:hAnsi="Consolas"/>
           <w:sz w:val="18"/>
         </w:rPr>
-        <w:t>sudo systemctl stop  ipr-provision.service    # sluk hotspot</w:t>
+        <w:t>sudo ipr_hotspot_ctl.sh stop                  # sluk hotspot</w:t>
         <w:br/>
       </w:r>
       <w:r>
@@ -11978,18 +13267,15 @@
           <w:rFonts w:ascii="Consolas" w:hAnsi="Consolas"/>
           <w:sz w:val="18"/>
         </w:rPr>
+        <w:t>sudo ipr_hotspot_ctl.sh status                # up/down</w:t>
+        <w:br/>
+      </w:r>
+      <w:r>
+        <w:rPr>
+          <w:rFonts w:ascii="Consolas" w:hAnsi="Consolas"/>
+          <w:sz w:val="18"/>
+        </w:rPr>
         <w:t>sudo cat /etc/ipr-hotspot.secret              # SSID og adgangskode</w:t>
-      </w:r>
-    </w:p>
-    <w:p>
-      <w:r>
-        <w:rPr>
-          <w:rFonts w:ascii="Segoe UI" w:hAnsi="Segoe UI"/>
-          <w:b w:val="0"/>
-          <w:i w:val="0"/>
-          <w:sz w:val="21"/>
-        </w:rPr>
-        <w:t>Tilslut derefter til SSID'et ipr-setup-xxxx og åbn https://10.42.0.1/setup/. Log ind som brugeren ipr med adgangskoden fra PASS-linjen i /etc/ipr-hotspot.secret.</w:t>
       </w:r>
     </w:p>
     <w:p>
@@ -12018,7 +13304,58 @@
           <w:rFonts w:ascii="Segoe UI" w:hAnsi="Segoe UI"/>
           <w:sz w:val="20"/>
         </w:rPr>
-        <w:t>SERVICES.md og docs/architecture/ARCHITECTURE.md beskriver hotspottet som permanent og altid tændt. Skriptet net_provision_hotspot.sh er siden ændret til on-demand som standard. Skriptets adfærd er den gældende — kontrollér HOTSPOT_MODE i /etc/default/ipr-provision på den konkrete enhed.</w:t>
+        <w:t>Brug ikke systemctl start ipr-provision.service til at tænde hotspottet: enheden er allerede “active” efter opstart (RemainAfterExit), så start gør ingenting, og en restart uden udløser afslutter uden at starte noget. systemctl stop virker (ExecStop tager forbindelsen ned), men hjælperen dækker begge retninger.</w:t>
+      </w:r>
+    </w:p>
+    <w:p>
+      <w:r>
+        <w:rPr>
+          <w:rFonts w:ascii="Segoe UI" w:hAnsi="Segoe UI"/>
+          <w:b w:val="0"/>
+          <w:i w:val="0"/>
+          <w:sz w:val="21"/>
+        </w:rPr>
+        <w:t>Når hotspottet tændes, overtager det wlan0. En SSH-forbindelse over hjemmenettet falder, og enheden nås derefter kun via hotspottet (10.42.0.1), indtil det slukkes igen. NetworkManager genoptager selv hjemmenettet.</w:t>
+      </w:r>
+    </w:p>
+    <w:p>
+      <w:r>
+        <w:rPr>
+          <w:rFonts w:ascii="Segoe UI" w:hAnsi="Segoe UI"/>
+          <w:b w:val="0"/>
+          <w:i w:val="0"/>
+          <w:sz w:val="21"/>
+        </w:rPr>
+        <w:t>Tilslut derefter til SSID'et ipr-setup-xxxx og åbn https://10.42.0.1/setup/. Log ind som brugeren ipr med adgangskoden fra PASS-linjen i /etc/ipr-hotspot.secret. Selve dashboardet nås på hotspottet via https://10.42.0.1/login (en ikke-indlogget klient på 10.42.0.x sendes bevidst til setup-login, hvis den åbner roden). Setup-forsiden viser adressen.</w:t>
+      </w:r>
+    </w:p>
+    <w:p>
+      <w:pPr>
+        <w:spacing w:before="120" w:after="200"/>
+        <w:ind w:left="113"/>
+        <w:shd w:val="clear" w:color="auto" w:fill="FFF7E6"/>
+        <w:pBdr>
+          <w:top w:val="single" w:sz="6" w:space="6" w:color="9A6A00"/>
+          <w:left w:val="single" w:sz="6" w:space="6" w:color="9A6A00"/>
+          <w:bottom w:val="single" w:sz="6" w:space="6" w:color="9A6A00"/>
+          <w:right w:val="single" w:sz="6" w:space="6" w:color="9A6A00"/>
+        </w:pBdr>
+      </w:pPr>
+      <w:r>
+        <w:rPr>
+          <w:rFonts w:ascii="Segoe UI" w:hAnsi="Segoe UI"/>
+          <w:b/>
+          <w:color w:val="9A6A00"/>
+          <w:sz w:val="20"/>
+        </w:rPr>
+        <w:t xml:space="preserve">Vigtigt: </w:t>
+      </w:r>
+      <w:r>
+        <w:rPr>
+          <w:rFonts w:ascii="Segoe UI" w:hAnsi="Segoe UI"/>
+          <w:sz w:val="20"/>
+        </w:rPr>
+        <w:t>SERVICES.md beskriver hotspottet som permanent og altid tændt. Skriptet net_provision_hotspot.sh er siden ændret til on-demand som standard. Skriptets adfærd er den gældende — kontrollér HOTSPOT_MODE i /etc/default/ipr-provision på den konkrete enhed.</w:t>
       </w:r>
     </w:p>
     <w:p>
@@ -12279,7 +13616,7 @@
           <w:color w:val="606C80"/>
           <w:sz w:val="18"/>
         </w:rPr>
-        <w:t>Tabel 21. Setup-UI'ets sider på /setup/.</w:t>
+        <w:t>Tabel 22. Setup-UI'ets sider på /setup/.</w:t>
       </w:r>
     </w:p>
     <w:p>
@@ -12322,24 +13659,11 @@
       </w:r>
     </w:p>
     <w:p>
-      <w:r>
-        <w:br w:type="page"/>
-      </w:r>
-    </w:p>
-    <w:p>
-      <w:pPr>
-        <w:pStyle w:val="Heading1"/>
-      </w:pPr>
-      <w:r>
-        <w:t>6. Brugerkonti og roller</w:t>
-      </w:r>
-    </w:p>
-    <w:p>
       <w:pPr>
         <w:pStyle w:val="Heading2"/>
       </w:pPr>
       <w:r>
-        <w:t>6.1 Kontomodellen</w:t>
+        <w:t>5.5 Netværkstilstande: drift og udvikling</w:t>
       </w:r>
     </w:p>
     <w:p>
@@ -12350,7 +13674,7 @@
           <w:i w:val="0"/>
           <w:sz w:val="21"/>
         </w:rPr>
-        <w:t>Dashboardets konti gemmes i users.json i projektroden. Adgangskoder hashes med werkzeugs pbkdf2:sha256 — der gemmes aldrig klartekst. Rollemodellen har to niveauer.</w:t>
+        <w:t>Enheden bruges i et kritisk miljø, og der åbnes derfor kun porte på brugerens anmodning. En nftables-politik (tabellen inet ipr_fw, input-politik DROP) genopbygges af /usr/local/sbin/ipr-firewall.sh ud fra to forhold: tilstandsfilen /var/lib/ipr-keyboard/mode og om hotspottet er tændt.</w:t>
       </w:r>
     </w:p>
     <w:tbl>
@@ -12368,7 +13692,7 @@
       <w:tr>
         <w:tc>
           <w:tcPr>
-            <w:tcW w:type="dxa" w:w="2154"/>
+            <w:tcW w:type="dxa" w:w="2041"/>
             <w:shd w:val="clear" w:color="auto" w:fill="2B6CB0"/>
           </w:tcPr>
           <w:p>
@@ -12382,13 +13706,13 @@
                 <w:color w:val="FFFFFF"/>
                 <w:sz w:val="19"/>
               </w:rPr>
-              <w:t>Rolle</w:t>
-            </w:r>
-          </w:p>
-        </w:tc>
-        <w:tc>
-          <w:tcPr>
-            <w:tcW w:type="dxa" w:w="3515"/>
+              <w:t>Tilstand</w:t>
+            </w:r>
+          </w:p>
+        </w:tc>
+        <w:tc>
+          <w:tcPr>
+            <w:tcW w:type="dxa" w:w="2948"/>
             <w:shd w:val="clear" w:color="auto" w:fill="2B6CB0"/>
           </w:tcPr>
           <w:p>
@@ -12402,13 +13726,13 @@
                 <w:color w:val="FFFFFF"/>
                 <w:sz w:val="19"/>
               </w:rPr>
-              <w:t>Kan</w:t>
-            </w:r>
-          </w:p>
-        </w:tc>
-        <w:tc>
-          <w:tcPr>
-            <w:tcW w:type="dxa" w:w="3175"/>
+              <w:t>Hjemmenettet</w:t>
+            </w:r>
+          </w:p>
+        </w:tc>
+        <w:tc>
+          <w:tcPr>
+            <w:tcW w:type="dxa" w:w="3855"/>
             <w:shd w:val="clear" w:color="auto" w:fill="2B6CB0"/>
           </w:tcPr>
           <w:p>
@@ -12422,7 +13746,7 @@
                 <w:color w:val="FFFFFF"/>
                 <w:sz w:val="19"/>
               </w:rPr>
-              <w:t>Kan ikke</w:t>
+              <w:t>Hotspottet (10.42.0.0/24 på wlan0)</w:t>
             </w:r>
           </w:p>
         </w:tc>
@@ -12430,52 +13754,52 @@
       <w:tr>
         <w:tc>
           <w:tcPr>
-            <w:tcW w:type="dxa" w:w="2154"/>
-          </w:tcPr>
-          <w:p>
-            <w:pPr>
-              <w:spacing w:after="40"/>
-            </w:pPr>
-            <w:r>
-              <w:rPr>
-                <w:rFonts w:ascii="Segoe UI" w:hAnsi="Segoe UI"/>
-                <w:sz w:val="19"/>
-              </w:rPr>
-              <w:t>Almindelig bruger</w:t>
-            </w:r>
-          </w:p>
-        </w:tc>
-        <w:tc>
-          <w:tcPr>
-            <w:tcW w:type="dxa" w:w="3515"/>
-          </w:tcPr>
-          <w:p>
-            <w:pPr>
-              <w:spacing w:after="40"/>
-            </w:pPr>
-            <w:r>
-              <w:rPr>
-                <w:rFonts w:ascii="Segoe UI" w:hAnsi="Segoe UI"/>
-                <w:sz w:val="19"/>
-              </w:rPr>
-              <w:t>Se status, hændelser, aktivitet og logs. Skifte egen adgangskode.</w:t>
-            </w:r>
-          </w:p>
-        </w:tc>
-        <w:tc>
-          <w:tcPr>
-            <w:tcW w:type="dxa" w:w="3175"/>
-          </w:tcPr>
-          <w:p>
-            <w:pPr>
-              <w:spacing w:after="40"/>
-            </w:pPr>
-            <w:r>
-              <w:rPr>
-                <w:rFonts w:ascii="Segoe UI" w:hAnsi="Segoe UI"/>
-                <w:sz w:val="19"/>
-              </w:rPr>
-              <w:t>Ændre netværk, administrere brugere eller åbne setup-siderne.</w:t>
+            <w:tcW w:type="dxa" w:w="2041"/>
+          </w:tcPr>
+          <w:p>
+            <w:pPr>
+              <w:spacing w:after="40"/>
+            </w:pPr>
+            <w:r>
+              <w:rPr>
+                <w:rFonts w:ascii="Segoe UI" w:hAnsi="Segoe UI"/>
+                <w:sz w:val="19"/>
+              </w:rPr>
+              <w:t>drift (production)</w:t>
+            </w:r>
+          </w:p>
+        </w:tc>
+        <w:tc>
+          <w:tcPr>
+            <w:tcW w:type="dxa" w:w="2948"/>
+          </w:tcPr>
+          <w:p>
+            <w:pPr>
+              <w:spacing w:after="40"/>
+            </w:pPr>
+            <w:r>
+              <w:rPr>
+                <w:rFonts w:ascii="Segoe UI" w:hAnsi="Segoe UI"/>
+                <w:sz w:val="19"/>
+              </w:rPr>
+              <w:t>Ingen åbne porte.</w:t>
+            </w:r>
+          </w:p>
+        </w:tc>
+        <w:tc>
+          <w:tcPr>
+            <w:tcW w:type="dxa" w:w="3855"/>
+          </w:tcPr>
+          <w:p>
+            <w:pPr>
+              <w:spacing w:after="40"/>
+            </w:pPr>
+            <w:r>
+              <w:rPr>
+                <w:rFonts w:ascii="Segoe UI" w:hAnsi="Segoe UI"/>
+                <w:sz w:val="19"/>
+              </w:rPr>
+              <w:t>TCP 443 (setup-portalen) og UDP 67 (DHCP, så klienter får en adresse). DNS 53 er lukket.</w:t>
             </w:r>
           </w:p>
         </w:tc>
@@ -12483,7 +13807,7 @@
       <w:tr>
         <w:tc>
           <w:tcPr>
-            <w:tcW w:type="dxa" w:w="2154"/>
+            <w:tcW w:type="dxa" w:w="2041"/>
             <w:shd w:val="clear" w:color="auto" w:fill="F7FAFC"/>
           </w:tcPr>
           <w:p>
@@ -12495,13 +13819,13 @@
                 <w:rFonts w:ascii="Segoe UI" w:hAnsi="Segoe UI"/>
                 <w:sz w:val="19"/>
               </w:rPr>
-              <w:t>Administrator (is_admin)</w:t>
-            </w:r>
-          </w:p>
-        </w:tc>
-        <w:tc>
-          <w:tcPr>
-            <w:tcW w:type="dxa" w:w="3515"/>
+              <w:t>udvikling (development)</w:t>
+            </w:r>
+          </w:p>
+        </w:tc>
+        <w:tc>
+          <w:tcPr>
+            <w:tcW w:type="dxa" w:w="2948"/>
             <w:shd w:val="clear" w:color="auto" w:fill="F7FAFC"/>
           </w:tcPr>
           <w:p>
@@ -12513,13 +13837,13 @@
                 <w:rFonts w:ascii="Segoe UI" w:hAnsi="Segoe UI"/>
                 <w:sz w:val="19"/>
               </w:rPr>
-              <w:t>Alt ovenstående plus netværkskonfiguration, brugeradministration og direkte adgang til /setup/.</w:t>
-            </w:r>
-          </w:p>
-        </w:tc>
-        <w:tc>
-          <w:tcPr>
-            <w:tcW w:type="dxa" w:w="3175"/>
+              <w:t>TCP 22 (SSH), TCP 443 (dashboard), UDP 5353 (mDNS).</w:t>
+            </w:r>
+          </w:p>
+        </w:tc>
+        <w:tc>
+          <w:tcPr>
+            <w:tcW w:type="dxa" w:w="3855"/>
             <w:shd w:val="clear" w:color="auto" w:fill="F7FAFC"/>
           </w:tcPr>
           <w:p>
@@ -12531,7 +13855,7 @@
                 <w:rFonts w:ascii="Segoe UI" w:hAnsi="Segoe UI"/>
                 <w:sz w:val="19"/>
               </w:rPr>
-              <w:t>Fjerne sin egen administratorrolle eller slette den sidste administratorkonto.</w:t>
+              <w:t>TCP 22, TCP 443, UDP 67.</w:t>
             </w:r>
           </w:p>
         </w:tc>
@@ -12549,7 +13873,388 @@
           <w:color w:val="606C80"/>
           <w:sz w:val="18"/>
         </w:rPr>
-        <w:t>Tabel 22. Rollernes rettigheder.</w:t>
+        <w:t>Tabel 23. Åbne porte pr. tilstand. Loopback, svar på enhedens egen udgående trafik, ICMP og DHCP-klientsvar er altid tilladt; udgående trafik filtreres ikke. Bluetooth er ikke IP og berøres ikke.</w:t>
+      </w:r>
+    </w:p>
+    <w:p>
+      <w:r>
+        <w:rPr>
+          <w:rFonts w:ascii="Segoe UI" w:hAnsi="Segoe UI"/>
+          <w:b w:val="0"/>
+          <w:i w:val="0"/>
+          <w:sz w:val="21"/>
+        </w:rPr>
+        <w:t>Politikken anvendes ved opstart før netværket kommer op (ipr-firewall.service), ved enhver forbindelsesændring (NetworkManager-dispatcher-hook 90-ipr-firewall), når hotspottet tændes eller slukkes, og når tilstanden skiftes.</w:t>
+      </w:r>
+    </w:p>
+    <w:p>
+      <w:r>
+        <w:rPr>
+          <w:rFonts w:ascii="Segoe UI" w:hAnsi="Segoe UI"/>
+          <w:b w:val="0"/>
+          <w:i w:val="0"/>
+          <w:sz w:val="21"/>
+        </w:rPr>
+        <w:t>Tilstanden skiftes med magneten (hold i 6 sekunder — lampen blinker lilla — og slip; lampen lyser lilla i 3 sekunder som bekræftelse) eller fra kommandolinjen:</w:t>
+      </w:r>
+    </w:p>
+    <w:p>
+      <w:pPr>
+        <w:spacing w:before="80" w:after="160" w:line="240" w:lineRule="auto"/>
+        <w:ind w:left="227"/>
+        <w:shd w:val="clear" w:color="auto" w:fill="F4F6F8"/>
+        <w:pBdr>
+          <w:top w:val="single" w:sz="4" w:space="6" w:color="DCE1E8"/>
+          <w:left w:val="single" w:sz="4" w:space="6" w:color="DCE1E8"/>
+          <w:bottom w:val="single" w:sz="4" w:space="6" w:color="DCE1E8"/>
+          <w:right w:val="single" w:sz="4" w:space="6" w:color="DCE1E8"/>
+        </w:pBdr>
+      </w:pPr>
+      <w:r>
+        <w:rPr>
+          <w:rFonts w:ascii="Consolas" w:hAnsi="Consolas"/>
+          <w:sz w:val="18"/>
+        </w:rPr>
+        <w:t>sudo ipr_mode_ctl.sh production     # drift: luk alt på hjemmenettet</w:t>
+        <w:br/>
+      </w:r>
+      <w:r>
+        <w:rPr>
+          <w:rFonts w:ascii="Consolas" w:hAnsi="Consolas"/>
+          <w:sz w:val="18"/>
+        </w:rPr>
+        <w:t>sudo ipr_mode_ctl.sh development    # udvikling: åbn SSH og dashboard</w:t>
+        <w:br/>
+      </w:r>
+      <w:r>
+        <w:rPr>
+          <w:rFonts w:ascii="Consolas" w:hAnsi="Consolas"/>
+          <w:sz w:val="18"/>
+        </w:rPr>
+        <w:t>sudo ipr_mode_ctl.sh status         # viser tilstanden</w:t>
+        <w:br/>
+      </w:r>
+      <w:r>
+        <w:rPr>
+          <w:rFonts w:ascii="Consolas" w:hAnsi="Consolas"/>
+          <w:sz w:val="18"/>
+        </w:rPr>
+        <w:t>sudo ipr-firewall.sh status         # tilstand, hotspot og indlæste regler</w:t>
+      </w:r>
+    </w:p>
+    <w:p>
+      <w:r>
+        <w:rPr>
+          <w:rFonts w:ascii="Segoe UI" w:hAnsi="Segoe UI"/>
+          <w:b w:val="0"/>
+          <w:i w:val="0"/>
+          <w:sz w:val="21"/>
+        </w:rPr>
+        <w:t>I udviklingstilstand blinker lampen kort lilla hvert fjerde sekund — også når den ellers er slukket — så en åben enhed ikke overses. Setup-portalens forside viser tilstanden ved siden af værtsnavnet.</w:t>
+      </w:r>
+    </w:p>
+    <w:p>
+      <w:r>
+        <w:rPr>
+          <w:rFonts w:ascii="Segoe UI" w:hAnsi="Segoe UI"/>
+          <w:b w:val="0"/>
+          <w:i w:val="0"/>
+          <w:sz w:val="21"/>
+        </w:rPr>
+        <w:t>Skiftet til drift lukker også forbindelser, der allerede var åbne: ipr_mode_ctl.sh nedlægger enhedens egne sockets på port 22 og 443 (ss -K) og afslutter sshd-sessionerne, så SSH-klienten straks melder “Connection reset by peer”. Nye forbindelsesforsøg smides væk uden svar (enheden er usynlig for en portscanning).</w:t>
+      </w:r>
+    </w:p>
+    <w:p>
+      <w:r>
+        <w:rPr>
+          <w:rFonts w:ascii="Segoe UI" w:hAnsi="Segoe UI"/>
+          <w:b w:val="0"/>
+          <w:i w:val="0"/>
+          <w:sz w:val="21"/>
+        </w:rPr>
+        <w:t>Sådan ses hotspottets tilstand i drift, hvor SSH er lukket: lampen lyser konstant blåt, så længe hotspottet er tændt; SSID'et ipr-setup-xxxx ses på en telefon; og setup-portalens Status-side viser hotspottet som aktivt (aflæst fra NetworkManager, ikke fra systemd-enheden).</w:t>
+      </w:r>
+    </w:p>
+    <w:p>
+      <w:r>
+        <w:rPr>
+          <w:rFonts w:ascii="Segoe UI" w:hAnsi="Segoe UI"/>
+          <w:b w:val="0"/>
+          <w:i w:val="0"/>
+          <w:sz w:val="21"/>
+        </w:rPr>
+        <w:t>Sådan afprøves lampen i udviklingstilstand: skift med magneten (6 s) — lampen lyser lilla i 3 sekunder og blinker derefter kort lilla hvert 4. sekund; en berøring viser statusfarven oven i. Fra en anden maskine virker ssh og dashboardet nu; sudo ipr-firewall.sh status viser tilstand, hotspot og regler. Skift tilbage med magneten: SSH-sessionen falder, og det lilla blink stopper.</w:t>
+      </w:r>
+    </w:p>
+    <w:p>
+      <w:pPr>
+        <w:spacing w:before="120" w:after="200"/>
+        <w:ind w:left="113"/>
+        <w:shd w:val="clear" w:color="auto" w:fill="FFF7E6"/>
+        <w:pBdr>
+          <w:top w:val="single" w:sz="6" w:space="6" w:color="9A6A00"/>
+          <w:left w:val="single" w:sz="6" w:space="6" w:color="9A6A00"/>
+          <w:bottom w:val="single" w:sz="6" w:space="6" w:color="9A6A00"/>
+          <w:right w:val="single" w:sz="6" w:space="6" w:color="9A6A00"/>
+        </w:pBdr>
+      </w:pPr>
+      <w:r>
+        <w:rPr>
+          <w:rFonts w:ascii="Segoe UI" w:hAnsi="Segoe UI"/>
+          <w:b/>
+          <w:color w:val="9A6A00"/>
+          <w:sz w:val="20"/>
+        </w:rPr>
+        <w:t xml:space="preserve">Vigtigt: </w:t>
+      </w:r>
+      <w:r>
+        <w:rPr>
+          <w:rFonts w:ascii="Segoe UI" w:hAnsi="Segoe UI"/>
+          <w:sz w:val="20"/>
+        </w:rPr>
+        <w:t>Provisioneringen efterlader enheden i udviklingstilstand, fordi den kører over SSH og ellers ville afbryde sig selv. Idriftsættelsen afsluttes med sudo ipr_mode_ctl.sh production (eller magneten i 6 sekunder). Skiftet til drift over en SSH-forbindelse på hjemmenettet afbryder forbindelsen — det er meningen. test_provision.sh advarer, så længe enheden står i udviklingstilstand.</w:t>
+      </w:r>
+    </w:p>
+    <w:p>
+      <w:r>
+        <w:rPr>
+          <w:rFonts w:ascii="Segoe UI" w:hAnsi="Segoe UI"/>
+          <w:b w:val="0"/>
+          <w:i w:val="0"/>
+          <w:sz w:val="21"/>
+        </w:rPr>
+        <w:t>Konsekvenser: i drift kan brugerne ikke åbne betjeningssiden på hjemmenettet; &lt;værtsnavn&gt;.local svarer ikke (mDNS er lukket); telefoner på hotspottet får ingen DNS og kan melde “intet internet” — portalen nås på IP-adressen. Baggrund og alternativer: docs/operations/network-modes.md.</w:t>
+      </w:r>
+    </w:p>
+    <w:p>
+      <w:r>
+        <w:br w:type="page"/>
+      </w:r>
+    </w:p>
+    <w:p>
+      <w:pPr>
+        <w:pStyle w:val="Heading1"/>
+      </w:pPr>
+      <w:r>
+        <w:t>6. Brugerkonti og roller</w:t>
+      </w:r>
+    </w:p>
+    <w:p>
+      <w:pPr>
+        <w:pStyle w:val="Heading2"/>
+      </w:pPr>
+      <w:r>
+        <w:t>6.1 Kontomodellen</w:t>
+      </w:r>
+    </w:p>
+    <w:p>
+      <w:r>
+        <w:rPr>
+          <w:rFonts w:ascii="Segoe UI" w:hAnsi="Segoe UI"/>
+          <w:b w:val="0"/>
+          <w:i w:val="0"/>
+          <w:sz w:val="21"/>
+        </w:rPr>
+        <w:t>Dashboardets konti gemmes i users.json i projektroden. Adgangskoder hashes med werkzeugs pbkdf2:sha256 — der gemmes aldrig klartekst. Rollemodellen har to niveauer.</w:t>
+      </w:r>
+    </w:p>
+    <w:tbl>
+      <w:tblPr>
+        <w:tblStyle w:val="TableGrid"/>
+        <w:tblW w:type="auto" w:w="0"/>
+        <w:jc w:val="center"/>
+        <w:tblLook w:firstColumn="1" w:firstRow="1" w:lastColumn="0" w:lastRow="0" w:noHBand="0" w:noVBand="1" w:val="04A0"/>
+      </w:tblPr>
+      <w:tblGrid>
+        <w:gridCol w:w="3061"/>
+        <w:gridCol w:w="3061"/>
+        <w:gridCol w:w="3061"/>
+      </w:tblGrid>
+      <w:tr>
+        <w:tc>
+          <w:tcPr>
+            <w:tcW w:type="dxa" w:w="2154"/>
+            <w:shd w:val="clear" w:color="auto" w:fill="2B6CB0"/>
+          </w:tcPr>
+          <w:p>
+            <w:pPr>
+              <w:spacing w:after="40"/>
+            </w:pPr>
+            <w:r>
+              <w:rPr>
+                <w:rFonts w:ascii="Segoe UI" w:hAnsi="Segoe UI"/>
+                <w:b/>
+                <w:color w:val="FFFFFF"/>
+                <w:sz w:val="19"/>
+              </w:rPr>
+              <w:t>Rolle</w:t>
+            </w:r>
+          </w:p>
+        </w:tc>
+        <w:tc>
+          <w:tcPr>
+            <w:tcW w:type="dxa" w:w="3515"/>
+            <w:shd w:val="clear" w:color="auto" w:fill="2B6CB0"/>
+          </w:tcPr>
+          <w:p>
+            <w:pPr>
+              <w:spacing w:after="40"/>
+            </w:pPr>
+            <w:r>
+              <w:rPr>
+                <w:rFonts w:ascii="Segoe UI" w:hAnsi="Segoe UI"/>
+                <w:b/>
+                <w:color w:val="FFFFFF"/>
+                <w:sz w:val="19"/>
+              </w:rPr>
+              <w:t>Kan</w:t>
+            </w:r>
+          </w:p>
+        </w:tc>
+        <w:tc>
+          <w:tcPr>
+            <w:tcW w:type="dxa" w:w="3175"/>
+            <w:shd w:val="clear" w:color="auto" w:fill="2B6CB0"/>
+          </w:tcPr>
+          <w:p>
+            <w:pPr>
+              <w:spacing w:after="40"/>
+            </w:pPr>
+            <w:r>
+              <w:rPr>
+                <w:rFonts w:ascii="Segoe UI" w:hAnsi="Segoe UI"/>
+                <w:b/>
+                <w:color w:val="FFFFFF"/>
+                <w:sz w:val="19"/>
+              </w:rPr>
+              <w:t>Kan ikke</w:t>
+            </w:r>
+          </w:p>
+        </w:tc>
+      </w:tr>
+      <w:tr>
+        <w:tc>
+          <w:tcPr>
+            <w:tcW w:type="dxa" w:w="2154"/>
+          </w:tcPr>
+          <w:p>
+            <w:pPr>
+              <w:spacing w:after="40"/>
+            </w:pPr>
+            <w:r>
+              <w:rPr>
+                <w:rFonts w:ascii="Segoe UI" w:hAnsi="Segoe UI"/>
+                <w:sz w:val="19"/>
+              </w:rPr>
+              <w:t>Almindelig bruger</w:t>
+            </w:r>
+          </w:p>
+        </w:tc>
+        <w:tc>
+          <w:tcPr>
+            <w:tcW w:type="dxa" w:w="3515"/>
+          </w:tcPr>
+          <w:p>
+            <w:pPr>
+              <w:spacing w:after="40"/>
+            </w:pPr>
+            <w:r>
+              <w:rPr>
+                <w:rFonts w:ascii="Segoe UI" w:hAnsi="Segoe UI"/>
+                <w:sz w:val="19"/>
+              </w:rPr>
+              <w:t>Se status, hændelser, aktivitet og logs. Skifte egen adgangskode.</w:t>
+            </w:r>
+          </w:p>
+        </w:tc>
+        <w:tc>
+          <w:tcPr>
+            <w:tcW w:type="dxa" w:w="3175"/>
+          </w:tcPr>
+          <w:p>
+            <w:pPr>
+              <w:spacing w:after="40"/>
+            </w:pPr>
+            <w:r>
+              <w:rPr>
+                <w:rFonts w:ascii="Segoe UI" w:hAnsi="Segoe UI"/>
+                <w:sz w:val="19"/>
+              </w:rPr>
+              <w:t>Ændre netværk, administrere brugere eller åbne setup-siderne.</w:t>
+            </w:r>
+          </w:p>
+        </w:tc>
+      </w:tr>
+      <w:tr>
+        <w:tc>
+          <w:tcPr>
+            <w:tcW w:type="dxa" w:w="2154"/>
+            <w:shd w:val="clear" w:color="auto" w:fill="F7FAFC"/>
+          </w:tcPr>
+          <w:p>
+            <w:pPr>
+              <w:spacing w:after="40"/>
+            </w:pPr>
+            <w:r>
+              <w:rPr>
+                <w:rFonts w:ascii="Segoe UI" w:hAnsi="Segoe UI"/>
+                <w:sz w:val="19"/>
+              </w:rPr>
+              <w:t>Administrator (is_admin)</w:t>
+            </w:r>
+          </w:p>
+        </w:tc>
+        <w:tc>
+          <w:tcPr>
+            <w:tcW w:type="dxa" w:w="3515"/>
+            <w:shd w:val="clear" w:color="auto" w:fill="F7FAFC"/>
+          </w:tcPr>
+          <w:p>
+            <w:pPr>
+              <w:spacing w:after="40"/>
+            </w:pPr>
+            <w:r>
+              <w:rPr>
+                <w:rFonts w:ascii="Segoe UI" w:hAnsi="Segoe UI"/>
+                <w:sz w:val="19"/>
+              </w:rPr>
+              <w:t>Alt ovenstående plus netværkskonfiguration, brugeradministration og direkte adgang til /setup/.</w:t>
+            </w:r>
+          </w:p>
+        </w:tc>
+        <w:tc>
+          <w:tcPr>
+            <w:tcW w:type="dxa" w:w="3175"/>
+            <w:shd w:val="clear" w:color="auto" w:fill="F7FAFC"/>
+          </w:tcPr>
+          <w:p>
+            <w:pPr>
+              <w:spacing w:after="40"/>
+            </w:pPr>
+            <w:r>
+              <w:rPr>
+                <w:rFonts w:ascii="Segoe UI" w:hAnsi="Segoe UI"/>
+                <w:sz w:val="19"/>
+              </w:rPr>
+              <w:t>Fjerne sin egen administratorrolle eller slette den sidste administratorkonto.</w:t>
+            </w:r>
+          </w:p>
+        </w:tc>
+      </w:tr>
+    </w:tbl>
+    <w:p>
+      <w:pPr>
+        <w:spacing w:before="60" w:after="240"/>
+        <w:jc w:val="center"/>
+      </w:pPr>
+      <w:r>
+        <w:rPr>
+          <w:rFonts w:ascii="Segoe UI" w:hAnsi="Segoe UI"/>
+          <w:i/>
+          <w:color w:val="606C80"/>
+          <w:sz w:val="18"/>
+        </w:rPr>
+        <w:t>Tabel 24. Rollernes rettigheder.</w:t>
       </w:r>
     </w:p>
     <w:p>
@@ -12811,7 +14516,7 @@
                 <w:rFonts w:ascii="Segoe UI" w:hAnsi="Segoe UI"/>
                 <w:sz w:val="19"/>
               </w:rPr>
-              <w:t>Hotspottet er slukket som standard og kræver fysisk tilstedeværelse (magnet, strømcykling eller SD-kort) for at blive tændt.</w:t>
+              <w:t>I driftstilstand er ingen port åben på hjemmenettet (nftables, politik DROP). Hotspottet er slukket som standard og kræver fysisk tilstedeværelse (magnet, strømcykling eller SD-kort); tændt eksponerer det kun setup-portalen. SSH og dashboard på hjemmenettet kræver udviklingstilstand (magnet 6 s). Se afsnit 5.5.</w:t>
             </w:r>
           </w:p>
         </w:tc>
@@ -13163,7 +14868,7 @@
           <w:color w:val="606C80"/>
           <w:sz w:val="18"/>
         </w:rPr>
-        <w:t>Tabel 23. Sikkerhedsfunktioner i den leverede løsning.</w:t>
+        <w:t>Tabel 25. Sikkerhedsfunktioner i den leverede løsning.</w:t>
       </w:r>
     </w:p>
     <w:p>
@@ -13183,7 +14888,19 @@
           <w:rFonts w:ascii="Segoe UI" w:hAnsi="Segoe UI"/>
           <w:sz w:val="21"/>
         </w:rPr>
-        <w:t>Skift admin-kontoens adgangskode, og slet admin_initial_password.txt.</w:t>
+        <w:t>Skift admin-kontoens adgangskode (admin_initial_password.txt slettes automatisk).</w:t>
+      </w:r>
+    </w:p>
+    <w:p>
+      <w:pPr>
+        <w:pStyle w:val="ListNumber"/>
+      </w:pPr>
+      <w:r>
+        <w:rPr>
+          <w:rFonts w:ascii="Segoe UI" w:hAnsi="Segoe UI"/>
+          <w:sz w:val="21"/>
+        </w:rPr>
+        <w:t>Sæt enheden i driftstilstand som det allersidste trin: sudo ipr_mode_ctl.sh production, eller magneten i 6 sekunder. Kontrollér med sudo ipr-firewall.sh status og — fra en anden maskine — at SSH og dashboardet ikke længere svarer.</w:t>
       </w:r>
     </w:p>
     <w:p>
@@ -13624,7 +15341,7 @@
           <w:color w:val="606C80"/>
           <w:sz w:val="18"/>
         </w:rPr>
-        <w:t>Tabel 24. Kendte risici og anbefalet håndtering.</w:t>
+        <w:t>Tabel 26. Kendte risici og anbefalet håndtering.</w:t>
       </w:r>
     </w:p>
     <w:p>
@@ -14104,7 +15821,7 @@
           <w:color w:val="606C80"/>
           <w:sz w:val="18"/>
         </w:rPr>
-        <w:t>Tabel 25. Målrettede udrulningsskripts i scripts/deploy/.</w:t>
+        <w:t>Tabel 27. Målrettede udrulningsskripts i scripts/deploy/.</w:t>
       </w:r>
     </w:p>
     <w:p>
@@ -15009,7 +16726,7 @@
                 <w:rFonts w:ascii="Segoe UI" w:hAnsi="Segoe UI"/>
                 <w:sz w:val="19"/>
               </w:rPr>
-              <w:t>mountpoint /mnt/irispen er sandt</w:t>
+              <w:t>mountpoint /mnt/irispen er sandt, irispen-mount.service active, når skanneren sidder i</w:t>
             </w:r>
           </w:p>
         </w:tc>
@@ -15027,7 +16744,7 @@
                 <w:rFonts w:ascii="Segoe UI" w:hAnsi="Segoe UI"/>
                 <w:sz w:val="19"/>
               </w:rPr>
-              <w:t>Montér igen; kontrollér USB-kabel og fstab-linje.</w:t>
+              <w:t>journalctl -u irispen-mount.service; tag USB-stikket ud og i.</w:t>
             </w:r>
           </w:p>
         </w:tc>
@@ -15046,7 +16763,7 @@
                 <w:rFonts w:ascii="Segoe UI" w:hAnsi="Segoe UI"/>
                 <w:sz w:val="19"/>
               </w:rPr>
-              <w:t>Bluetooth-forbindelse</w:t>
+              <w:t>Hændelseslog</w:t>
             </w:r>
           </w:p>
         </w:tc>
@@ -15063,7 +16780,7 @@
                 <w:rFonts w:ascii="Segoe UI" w:hAnsi="Segoe UI"/>
                 <w:sz w:val="19"/>
               </w:rPr>
-              <w:t>bluetoothctl devices Connected viser værten</w:t>
+              <w:t>/var/lib/ipr-keyboard/incidents.log er tom</w:t>
             </w:r>
           </w:p>
         </w:tc>
@@ -15080,7 +16797,7 @@
                 <w:rFonts w:ascii="Segoe UI" w:hAnsi="Segoe UI"/>
                 <w:sz w:val="19"/>
               </w:rPr>
-              <w:t>Kør parringsdiagnostikken.</w:t>
+              <w:t>Læs linjerne; slå enheden op i journalen (afsnit 9.5).</w:t>
             </w:r>
           </w:p>
         </w:tc>
@@ -15100,7 +16817,7 @@
                 <w:rFonts w:ascii="Segoe UI" w:hAnsi="Segoe UI"/>
                 <w:sz w:val="19"/>
               </w:rPr>
-              <w:t>Certifikatets udløb</w:t>
+              <w:t>Bluetooth-forbindelse</w:t>
             </w:r>
           </w:p>
         </w:tc>
@@ -15118,7 +16835,7 @@
                 <w:rFonts w:ascii="Segoe UI" w:hAnsi="Segoe UI"/>
                 <w:sz w:val="19"/>
               </w:rPr>
-              <w:t>Mere end 30 dage tilbage</w:t>
+              <w:t>bluetoothctl devices Connected viser værten</w:t>
             </w:r>
           </w:p>
         </w:tc>
@@ -15136,7 +16853,7 @@
                 <w:rFonts w:ascii="Segoe UI" w:hAnsi="Segoe UI"/>
                 <w:sz w:val="19"/>
               </w:rPr>
-              <w:t>Kør fornyelsen manuelt.</w:t>
+              <w:t>Kør parringsdiagnostikken.</w:t>
             </w:r>
           </w:p>
         </w:tc>
@@ -15155,6 +16872,60 @@
                 <w:rFonts w:ascii="Segoe UI" w:hAnsi="Segoe UI"/>
                 <w:sz w:val="19"/>
               </w:rPr>
+              <w:t>Certifikatets udløb</w:t>
+            </w:r>
+          </w:p>
+        </w:tc>
+        <w:tc>
+          <w:tcPr>
+            <w:tcW w:type="dxa" w:w="3061"/>
+          </w:tcPr>
+          <w:p>
+            <w:pPr>
+              <w:spacing w:after="40"/>
+            </w:pPr>
+            <w:r>
+              <w:rPr>
+                <w:rFonts w:ascii="Segoe UI" w:hAnsi="Segoe UI"/>
+                <w:sz w:val="19"/>
+              </w:rPr>
+              <w:t>Mere end 30 dage tilbage</w:t>
+            </w:r>
+          </w:p>
+        </w:tc>
+        <w:tc>
+          <w:tcPr>
+            <w:tcW w:type="dxa" w:w="3061"/>
+          </w:tcPr>
+          <w:p>
+            <w:pPr>
+              <w:spacing w:after="40"/>
+            </w:pPr>
+            <w:r>
+              <w:rPr>
+                <w:rFonts w:ascii="Segoe UI" w:hAnsi="Segoe UI"/>
+                <w:sz w:val="19"/>
+              </w:rPr>
+              <w:t>Kør fornyelsen manuelt.</w:t>
+            </w:r>
+          </w:p>
+        </w:tc>
+      </w:tr>
+      <w:tr>
+        <w:tc>
+          <w:tcPr>
+            <w:tcW w:type="dxa" w:w="2721"/>
+            <w:shd w:val="clear" w:color="auto" w:fill="F7FAFC"/>
+          </w:tcPr>
+          <w:p>
+            <w:pPr>
+              <w:spacing w:after="40"/>
+            </w:pPr>
+            <w:r>
+              <w:rPr>
+                <w:rFonts w:ascii="Segoe UI" w:hAnsi="Segoe UI"/>
+                <w:sz w:val="19"/>
+              </w:rPr>
               <w:t>Diskplads og logstørrelse</w:t>
             </w:r>
           </w:p>
@@ -15162,6 +16933,7 @@
         <w:tc>
           <w:tcPr>
             <w:tcW w:type="dxa" w:w="3061"/>
+            <w:shd w:val="clear" w:color="auto" w:fill="F7FAFC"/>
           </w:tcPr>
           <w:p>
             <w:pPr>
@@ -15179,6 +16951,7 @@
         <w:tc>
           <w:tcPr>
             <w:tcW w:type="dxa" w:w="3061"/>
+            <w:shd w:val="clear" w:color="auto" w:fill="F7FAFC"/>
           </w:tcPr>
           <w:p>
             <w:pPr>
@@ -15207,7 +16980,7 @@
           <w:color w:val="606C80"/>
           <w:sz w:val="18"/>
         </w:rPr>
-        <w:t>Tabel 26. Hvad der bør holdes øje med i drift.</w:t>
+        <w:t>Tabel 28. Hvad der bør holdes øje med i drift.</w:t>
       </w:r>
     </w:p>
     <w:p>
@@ -15525,7 +17298,7 @@
                 <w:rFonts w:ascii="Segoe UI" w:hAnsi="Segoe UI"/>
                 <w:sz w:val="19"/>
               </w:rPr>
-              <w:t>Fra filen blev skrevet på pennen, til pollingen så den.</w:t>
+              <w:t>Fra filen blev skrevet på pennen, til pollingen så den (kun når pennens ur er troværdigt — ellers 0).</w:t>
             </w:r>
           </w:p>
         </w:tc>
@@ -15687,7 +17460,7 @@
                 <w:rFonts w:ascii="Segoe UI" w:hAnsi="Segoe UI"/>
                 <w:sz w:val="19"/>
               </w:rPr>
-              <w:t>Fra filen blev skrevet, til teksten var afleveret.</w:t>
+              <w:t>Fra filen blev registreret (pennens ur bruges ikke, hvis det er mere end 10 minutter forkert), til teksten var afleveret.</w:t>
             </w:r>
           </w:p>
         </w:tc>
@@ -15831,7 +17604,7 @@
           <w:color w:val="606C80"/>
           <w:sz w:val="18"/>
         </w:rPr>
-        <w:t>Tabel 27. Ydelsestal, der registreres når MetricsEnabled er slået til. Alle ses under /api/metrics; opstartstid og pen → BLE vises også på dashboardets forside.</w:t>
+        <w:t>Tabel 29. Ydelsestal, der registreres når MetricsEnabled er slået til. Alle ses under /api/metrics; opstartstid og pen → BLE vises også på dashboardets forside.</w:t>
       </w:r>
     </w:p>
     <w:p>
@@ -16029,6 +17802,262 @@
           <w:sz w:val="21"/>
         </w:rPr>
         <w:t>Et brugbart sammenligningsgrundlag er median og 95-percentil for pen → BLE fra perf_e2e_latency.sh på hver model med samme PollIntervalSeconds, suppleret med én kørsel af perf_keystroke_probe.py pr. model. Gem perf_report.py --json fra hver kørsel, hvis udviklingen over tid skal følges.</w:t>
+      </w:r>
+    </w:p>
+    <w:p>
+      <w:pPr>
+        <w:pStyle w:val="Heading2"/>
+      </w:pPr>
+      <w:r>
+        <w:t>9.5 Drift uden opsyn: sådan bliver fejl synlige</w:t>
+      </w:r>
+    </w:p>
+    <w:p>
+      <w:r>
+        <w:rPr>
+          <w:rFonts w:ascii="Segoe UI" w:hAnsi="Segoe UI"/>
+          <w:b w:val="0"/>
+          <w:i w:val="0"/>
+          <w:sz w:val="21"/>
+        </w:rPr>
+        <w:t>Enheden kører uden nogen ved en terminal. En fejl skal derfor rette sig selv, hvor det kan lade sig gøre, være synlig på enheden og efterlade et spor, som kan læses dage senere.</w:t>
+      </w:r>
+    </w:p>
+    <w:tbl>
+      <w:tblPr>
+        <w:tblStyle w:val="TableGrid"/>
+        <w:tblW w:type="auto" w:w="0"/>
+        <w:jc w:val="center"/>
+        <w:tblLook w:firstColumn="1" w:firstRow="1" w:lastColumn="0" w:lastRow="0" w:noHBand="0" w:noVBand="1" w:val="04A0"/>
+      </w:tblPr>
+      <w:tblGrid>
+        <w:gridCol w:w="4592"/>
+        <w:gridCol w:w="4592"/>
+      </w:tblGrid>
+      <w:tr>
+        <w:tc>
+          <w:tcPr>
+            <w:tcW w:type="dxa" w:w="2041"/>
+            <w:shd w:val="clear" w:color="auto" w:fill="2B6CB0"/>
+          </w:tcPr>
+          <w:p>
+            <w:pPr>
+              <w:spacing w:after="40"/>
+            </w:pPr>
+            <w:r>
+              <w:rPr>
+                <w:rFonts w:ascii="Segoe UI" w:hAnsi="Segoe UI"/>
+                <w:b/>
+                <w:color w:val="FFFFFF"/>
+                <w:sz w:val="19"/>
+              </w:rPr>
+              <w:t>Lag</w:t>
+            </w:r>
+          </w:p>
+        </w:tc>
+        <w:tc>
+          <w:tcPr>
+            <w:tcW w:type="dxa" w:w="6803"/>
+            <w:shd w:val="clear" w:color="auto" w:fill="2B6CB0"/>
+          </w:tcPr>
+          <w:p>
+            <w:pPr>
+              <w:spacing w:after="40"/>
+            </w:pPr>
+            <w:r>
+              <w:rPr>
+                <w:rFonts w:ascii="Segoe UI" w:hAnsi="Segoe UI"/>
+                <w:b/>
+                <w:color w:val="FFFFFF"/>
+                <w:sz w:val="19"/>
+              </w:rPr>
+              <w:t>Mekanisme</w:t>
+            </w:r>
+          </w:p>
+        </w:tc>
+      </w:tr>
+      <w:tr>
+        <w:tc>
+          <w:tcPr>
+            <w:tcW w:type="dxa" w:w="2041"/>
+          </w:tcPr>
+          <w:p>
+            <w:pPr>
+              <w:spacing w:after="40"/>
+            </w:pPr>
+            <w:r>
+              <w:rPr>
+                <w:rFonts w:ascii="Segoe UI" w:hAnsi="Segoe UI"/>
+                <w:sz w:val="19"/>
+              </w:rPr>
+              <w:t>Selvhelbredelse</w:t>
+            </w:r>
+          </w:p>
+        </w:tc>
+        <w:tc>
+          <w:tcPr>
+            <w:tcW w:type="dxa" w:w="6803"/>
+          </w:tcPr>
+          <w:p>
+            <w:pPr>
+              <w:spacing w:after="40"/>
+            </w:pPr>
+            <w:r>
+              <w:rPr>
+                <w:rFonts w:ascii="Segoe UI" w:hAnsi="Segoe UI"/>
+                <w:sz w:val="19"/>
+              </w:rPr>
+              <w:t>bt_hid_ble og bt_hid_agent_unified har Restart=always; ipr_keyboard Restart=on-failure; irispen-mount genstartes af udev.</w:t>
+            </w:r>
+          </w:p>
+        </w:tc>
+      </w:tr>
+      <w:tr>
+        <w:tc>
+          <w:tcPr>
+            <w:tcW w:type="dxa" w:w="2041"/>
+            <w:shd w:val="clear" w:color="auto" w:fill="F7FAFC"/>
+          </w:tcPr>
+          <w:p>
+            <w:pPr>
+              <w:spacing w:after="40"/>
+            </w:pPr>
+            <w:r>
+              <w:rPr>
+                <w:rFonts w:ascii="Segoe UI" w:hAnsi="Segoe UI"/>
+                <w:sz w:val="19"/>
+              </w:rPr>
+              <w:t>Synligt på enheden</w:t>
+            </w:r>
+          </w:p>
+        </w:tc>
+        <w:tc>
+          <w:tcPr>
+            <w:tcW w:type="dxa" w:w="6803"/>
+            <w:shd w:val="clear" w:color="auto" w:fill="F7FAFC"/>
+          </w:tcPr>
+          <w:p>
+            <w:pPr>
+              <w:spacing w:after="40"/>
+            </w:pPr>
+            <w:r>
+              <w:rPr>
+                <w:rFonts w:ascii="Segoe UI" w:hAnsi="Segoe UI"/>
+                <w:sz w:val="19"/>
+              </w:rPr>
+              <w:t>Lampen lyser konstant rødt, når en kerneenhed (bluetooth, bt_hid_ble, bt_hid_agent_unified) ikke er aktiv. Dashboardets systemstatus viser “Warning”. Setup-portalens Status-side viser hver tjeneste.</w:t>
+            </w:r>
+          </w:p>
+        </w:tc>
+      </w:tr>
+      <w:tr>
+        <w:tc>
+          <w:tcPr>
+            <w:tcW w:type="dxa" w:w="2041"/>
+          </w:tcPr>
+          <w:p>
+            <w:pPr>
+              <w:spacing w:after="40"/>
+            </w:pPr>
+            <w:r>
+              <w:rPr>
+                <w:rFonts w:ascii="Segoe UI" w:hAnsi="Segoe UI"/>
+                <w:sz w:val="19"/>
+              </w:rPr>
+              <w:t>Spor, der overlever</w:t>
+            </w:r>
+          </w:p>
+        </w:tc>
+        <w:tc>
+          <w:tcPr>
+            <w:tcW w:type="dxa" w:w="6803"/>
+          </w:tcPr>
+          <w:p>
+            <w:pPr>
+              <w:spacing w:after="40"/>
+            </w:pPr>
+            <w:r>
+              <w:rPr>
+                <w:rFonts w:ascii="Segoe UI" w:hAnsi="Segoe UI"/>
+                <w:sz w:val="19"/>
+              </w:rPr>
+              <w:t>Persistent journal (64 MB / 1 måned) og /var/lib/ipr-keyboard/incidents.log, som OnFailure-handleren ipr-failure@.service skriver til: én linje pr. fejl med tidspunkt, enhed og resultat.</w:t>
+            </w:r>
+          </w:p>
+        </w:tc>
+      </w:tr>
+    </w:tbl>
+    <w:p>
+      <w:pPr>
+        <w:spacing w:before="60" w:after="240"/>
+        <w:jc w:val="center"/>
+      </w:pPr>
+      <w:r>
+        <w:rPr>
+          <w:rFonts w:ascii="Segoe UI" w:hAnsi="Segoe UI"/>
+          <w:i/>
+          <w:color w:val="606C80"/>
+          <w:sz w:val="18"/>
+        </w:rPr>
+        <w:t>Tabel 30. Tre lag, installeret af install_observability.sh.</w:t>
+      </w:r>
+    </w:p>
+    <w:p>
+      <w:r>
+        <w:rPr>
+          <w:rFonts w:ascii="Segoe UI" w:hAnsi="Segoe UI"/>
+          <w:b w:val="0"/>
+          <w:i w:val="0"/>
+          <w:sz w:val="21"/>
+        </w:rPr>
+        <w:t>Efter en hændelse:</w:t>
+      </w:r>
+    </w:p>
+    <w:p>
+      <w:pPr>
+        <w:spacing w:before="80" w:after="160" w:line="240" w:lineRule="auto"/>
+        <w:ind w:left="227"/>
+        <w:shd w:val="clear" w:color="auto" w:fill="F4F6F8"/>
+        <w:pBdr>
+          <w:top w:val="single" w:sz="4" w:space="6" w:color="DCE1E8"/>
+          <w:left w:val="single" w:sz="4" w:space="6" w:color="DCE1E8"/>
+          <w:bottom w:val="single" w:sz="4" w:space="6" w:color="DCE1E8"/>
+          <w:right w:val="single" w:sz="4" w:space="6" w:color="DCE1E8"/>
+        </w:pBdr>
+      </w:pPr>
+      <w:r>
+        <w:rPr>
+          <w:rFonts w:ascii="Consolas" w:hAnsi="Consolas"/>
+          <w:sz w:val="18"/>
+        </w:rPr>
+        <w:t>cat /var/lib/ipr-keyboard/incidents.log</w:t>
+        <w:br/>
+      </w:r>
+      <w:r>
+        <w:rPr>
+          <w:rFonts w:ascii="Consolas" w:hAnsi="Consolas"/>
+          <w:sz w:val="18"/>
+        </w:rPr>
+        <w:t>journalctl -u &lt;enhed&gt; --since "&lt;tidspunkt&gt;" --no-pager</w:t>
+        <w:br/>
+      </w:r>
+      <w:r>
+        <w:rPr>
+          <w:rFonts w:ascii="Consolas" w:hAnsi="Consolas"/>
+          <w:sz w:val="18"/>
+        </w:rPr>
+        <w:t>systemctl status &lt;enhed&gt;</w:t>
+      </w:r>
+    </w:p>
+    <w:p>
+      <w:r>
+        <w:rPr>
+          <w:rFonts w:ascii="Segoe UI" w:hAnsi="Segoe UI"/>
+          <w:b w:val="0"/>
+          <w:i w:val="0"/>
+          <w:sz w:val="21"/>
+        </w:rPr>
+        <w:t>En enhed, der igen er active med en linje i hændelsesloggen, var en forbigående fejl (fx et genstartskapløb under en udrulning). En enhed i tilstanden failed kræver journalen. Før denne ændring beholdt journalen kun den aktuelle opstart, og en “Failed to restart bt_hid_ble.service” fra dagen før var væk.</w:t>
       </w:r>
     </w:p>
     <w:p>
@@ -16914,7 +18943,7 @@
           <w:color w:val="606C80"/>
           <w:sz w:val="18"/>
         </w:rPr>
-        <w:t>Tabel 28. Fejlmønstre på værtssiden.</w:t>
+        <w:t>Tabel 31. Fejlmønstre på værtssiden.</w:t>
       </w:r>
     </w:p>
     <w:p>
@@ -17294,7 +19323,7 @@
           <w:color w:val="606C80"/>
           <w:sz w:val="18"/>
         </w:rPr>
-        <w:t>Tabel 29. Fejlmønstre i web- og netværkslaget.</w:t>
+        <w:t>Tabel 32. Fejlmønstre i web- og netværkslaget.</w:t>
       </w:r>
     </w:p>
     <w:p>
@@ -17302,59 +19331,7 @@
         <w:pStyle w:val="Heading2"/>
       </w:pPr>
       <w:r>
-        <w:t>10.6 Indsaml en diagnosepakke</w:t>
-      </w:r>
-    </w:p>
-    <w:p>
-      <w:pPr>
-        <w:spacing w:before="80" w:after="160" w:line="240" w:lineRule="auto"/>
-        <w:ind w:left="227"/>
-        <w:shd w:val="clear" w:color="auto" w:fill="F4F6F8"/>
-        <w:pBdr>
-          <w:top w:val="single" w:sz="4" w:space="6" w:color="DCE1E8"/>
-          <w:left w:val="single" w:sz="4" w:space="6" w:color="DCE1E8"/>
-          <w:bottom w:val="single" w:sz="4" w:space="6" w:color="DCE1E8"/>
-          <w:right w:val="single" w:sz="4" w:space="6" w:color="DCE1E8"/>
-        </w:pBdr>
-      </w:pPr>
-      <w:r>
-        <w:rPr>
-          <w:rFonts w:ascii="Consolas" w:hAnsi="Consolas"/>
-          <w:sz w:val="18"/>
-        </w:rPr>
-        <w:t>sudo ./scripts/rpi-debug/dbg_diag_bundle.sh</w:t>
-      </w:r>
-    </w:p>
-    <w:p>
-      <w:r>
-        <w:rPr>
-          <w:rFonts w:ascii="Segoe UI" w:hAnsi="Segoe UI"/>
-          <w:b w:val="0"/>
-          <w:i w:val="0"/>
-          <w:sz w:val="21"/>
-        </w:rPr>
-        <w:t>Skriptet samler status, logs og konfiguration i én pakke, der kan vedhæftes en fejlrapport. Gennemse indholdet for følsomme oplysninger, før du sender det videre.</w:t>
-      </w:r>
-    </w:p>
-    <w:p>
-      <w:r>
-        <w:br w:type="page"/>
-      </w:r>
-    </w:p>
-    <w:p>
-      <w:pPr>
-        <w:pStyle w:val="Heading1"/>
-      </w:pPr>
-      <w:r>
-        <w:t>11. Test og validering</w:t>
-      </w:r>
-    </w:p>
-    <w:p>
-      <w:pPr>
-        <w:pStyle w:val="Heading2"/>
-      </w:pPr>
-      <w:r>
-        <w:t>11.1 Testniveauer</w:t>
+        <w:t>10.7 Statuslampe og magnet</w:t>
       </w:r>
     </w:p>
     <w:tbl>
@@ -17372,7 +19349,7 @@
       <w:tr>
         <w:tc>
           <w:tcPr>
-            <w:tcW w:type="dxa" w:w="1814"/>
+            <w:tcW w:type="dxa" w:w="2608"/>
             <w:shd w:val="clear" w:color="auto" w:fill="2B6CB0"/>
           </w:tcPr>
           <w:p>
@@ -17386,7 +19363,27 @@
                 <w:color w:val="FFFFFF"/>
                 <w:sz w:val="19"/>
               </w:rPr>
-              <w:t>Niveau</w:t>
+              <w:t>Symptom</w:t>
+            </w:r>
+          </w:p>
+        </w:tc>
+        <w:tc>
+          <w:tcPr>
+            <w:tcW w:type="dxa" w:w="2608"/>
+            <w:shd w:val="clear" w:color="auto" w:fill="2B6CB0"/>
+          </w:tcPr>
+          <w:p>
+            <w:pPr>
+              <w:spacing w:after="40"/>
+            </w:pPr>
+            <w:r>
+              <w:rPr>
+                <w:rFonts w:ascii="Segoe UI" w:hAnsi="Segoe UI"/>
+                <w:b/>
+                <w:color w:val="FFFFFF"/>
+                <w:sz w:val="19"/>
+              </w:rPr>
+              <w:t>Sandsynlig årsag</w:t>
             </w:r>
           </w:p>
         </w:tc>
@@ -17406,27 +19403,7 @@
                 <w:color w:val="FFFFFF"/>
                 <w:sz w:val="19"/>
               </w:rPr>
-              <w:t>Kommando</w:t>
-            </w:r>
-          </w:p>
-        </w:tc>
-        <w:tc>
-          <w:tcPr>
-            <w:tcW w:type="dxa" w:w="3402"/>
-            <w:shd w:val="clear" w:color="auto" w:fill="2B6CB0"/>
-          </w:tcPr>
-          <w:p>
-            <w:pPr>
-              <w:spacing w:after="40"/>
-            </w:pPr>
-            <w:r>
-              <w:rPr>
-                <w:rFonts w:ascii="Segoe UI" w:hAnsi="Segoe UI"/>
-                <w:b/>
-                <w:color w:val="FFFFFF"/>
-                <w:sz w:val="19"/>
-              </w:rPr>
-              <w:t>Hvornår</w:t>
+              <w:t>Afhjælpning</w:t>
             </w:r>
           </w:p>
         </w:tc>
@@ -17434,18 +19411,35 @@
       <w:tr>
         <w:tc>
           <w:tcPr>
-            <w:tcW w:type="dxa" w:w="1814"/>
-          </w:tcPr>
-          <w:p>
-            <w:pPr>
-              <w:spacing w:after="40"/>
-            </w:pPr>
-            <w:r>
-              <w:rPr>
-                <w:rFonts w:ascii="Segoe UI" w:hAnsi="Segoe UI"/>
-                <w:sz w:val="19"/>
-              </w:rPr>
-              <w:t>Enhedstest</w:t>
+            <w:tcW w:type="dxa" w:w="2608"/>
+          </w:tcPr>
+          <w:p>
+            <w:pPr>
+              <w:spacing w:after="40"/>
+            </w:pPr>
+            <w:r>
+              <w:rPr>
+                <w:rFonts w:ascii="Segoe UI" w:hAnsi="Segoe UI"/>
+                <w:sz w:val="19"/>
+              </w:rPr>
+              <w:t>Lampen er mørk under hele opstarten; farve kommer først senere.</w:t>
+            </w:r>
+          </w:p>
+        </w:tc>
+        <w:tc>
+          <w:tcPr>
+            <w:tcW w:type="dxa" w:w="2608"/>
+          </w:tcPr>
+          <w:p>
+            <w:pPr>
+              <w:spacing w:after="40"/>
+            </w:pPr>
+            <w:r>
+              <w:rPr>
+                <w:rFonts w:ascii="Segoe UI" w:hAnsi="Segoe UI"/>
+                <w:sz w:val="19"/>
+              </w:rPr>
+              <w:t>gpio=-blokken mangler i config.txt, eller ipr-led-boot.service er ikke aktiveret.</w:t>
             </w:r>
           </w:p>
         </w:tc>
@@ -17459,27 +19453,10 @@
             </w:pPr>
             <w:r>
               <w:rPr>
-                <w:rFonts w:ascii="Consolas" w:hAnsi="Consolas"/>
-                <w:sz w:val="18"/>
-              </w:rPr>
-              <w:t>./scripts/dev_run_tests.sh eller pytest</w:t>
-            </w:r>
-          </w:p>
-        </w:tc>
-        <w:tc>
-          <w:tcPr>
-            <w:tcW w:type="dxa" w:w="3402"/>
-          </w:tcPr>
-          <w:p>
-            <w:pPr>
-              <w:spacing w:after="40"/>
-            </w:pPr>
-            <w:r>
-              <w:rPr>
-                <w:rFonts w:ascii="Segoe UI" w:hAnsi="Segoe UI"/>
-                <w:sz w:val="19"/>
-              </w:rPr>
-              <w:t>Ved enhver kodeændring, før udrulning.</w:t>
+                <w:rFonts w:ascii="Segoe UI" w:hAnsi="Segoe UI"/>
+                <w:sz w:val="19"/>
+              </w:rPr>
+              <w:t>sudo bash scripts/headless/install_gpio_support.sh og genstart.</w:t>
             </w:r>
           </w:p>
         </w:tc>
@@ -17487,7 +19464,7 @@
       <w:tr>
         <w:tc>
           <w:tcPr>
-            <w:tcW w:type="dxa" w:w="1814"/>
+            <w:tcW w:type="dxa" w:w="2608"/>
             <w:shd w:val="clear" w:color="auto" w:fill="F7FAFC"/>
           </w:tcPr>
           <w:p>
@@ -17499,7 +19476,25 @@
                 <w:rFonts w:ascii="Segoe UI" w:hAnsi="Segoe UI"/>
                 <w:sz w:val="19"/>
               </w:rPr>
-              <w:t>Røgtest på enhed</w:t>
+              <w:t>Lampen lyser aldrig, men appen kører.</w:t>
+            </w:r>
+          </w:p>
+        </w:tc>
+        <w:tc>
+          <w:tcPr>
+            <w:tcW w:type="dxa" w:w="2608"/>
+            <w:shd w:val="clear" w:color="auto" w:fill="F7FAFC"/>
+          </w:tcPr>
+          <w:p>
+            <w:pPr>
+              <w:spacing w:after="40"/>
+            </w:pPr>
+            <w:r>
+              <w:rPr>
+                <w:rFonts w:ascii="Segoe UI" w:hAnsi="Segoe UI"/>
+                <w:sz w:val="19"/>
+              </w:rPr>
+              <w:t>RPi.GPIO kan ikke importeres fra venv'et (python3-rpi-lgpio usynligt).</w:t>
             </w:r>
           </w:p>
         </w:tc>
@@ -17514,28 +19509,10 @@
             </w:pPr>
             <w:r>
               <w:rPr>
-                <w:rFonts w:ascii="Consolas" w:hAnsi="Consolas"/>
-                <w:sz w:val="18"/>
-              </w:rPr>
-              <w:t>./scripts/test_smoke.sh</w:t>
-            </w:r>
-          </w:p>
-        </w:tc>
-        <w:tc>
-          <w:tcPr>
-            <w:tcW w:type="dxa" w:w="3402"/>
-            <w:shd w:val="clear" w:color="auto" w:fill="F7FAFC"/>
-          </w:tcPr>
-          <w:p>
-            <w:pPr>
-              <w:spacing w:after="40"/>
-            </w:pPr>
-            <w:r>
-              <w:rPr>
-                <w:rFonts w:ascii="Segoe UI" w:hAnsi="Segoe UI"/>
-                <w:sz w:val="19"/>
-              </w:rPr>
-              <w:t>Straks efter udrulning.</w:t>
+                <w:rFonts w:ascii="Segoe UI" w:hAnsi="Segoe UI"/>
+                <w:sz w:val="19"/>
+              </w:rPr>
+              <w:t>journalctl -u ipr_keyboard.service -b | grep GPIO. Kør install_gpio_support.sh (sætter include-system-site-packages) og genstart appen.</w:t>
             </w:r>
           </w:p>
         </w:tc>
@@ -17543,18 +19520,35 @@
       <w:tr>
         <w:tc>
           <w:tcPr>
-            <w:tcW w:type="dxa" w:w="1814"/>
-          </w:tcPr>
-          <w:p>
-            <w:pPr>
-              <w:spacing w:after="40"/>
-            </w:pPr>
-            <w:r>
-              <w:rPr>
-                <w:rFonts w:ascii="Segoe UI" w:hAnsi="Segoe UI"/>
-                <w:sz w:val="19"/>
-              </w:rPr>
-              <w:t>Ende-til-ende</w:t>
+            <w:tcW w:type="dxa" w:w="2608"/>
+          </w:tcPr>
+          <w:p>
+            <w:pPr>
+              <w:spacing w:after="40"/>
+            </w:pPr>
+            <w:r>
+              <w:rPr>
+                <w:rFonts w:ascii="Segoe UI" w:hAnsi="Segoe UI"/>
+                <w:sz w:val="19"/>
+              </w:rPr>
+              <w:t>Lampen virker, men magneten gør ingenting.</w:t>
+            </w:r>
+          </w:p>
+        </w:tc>
+        <w:tc>
+          <w:tcPr>
+            <w:tcW w:type="dxa" w:w="2608"/>
+          </w:tcPr>
+          <w:p>
+            <w:pPr>
+              <w:spacing w:after="40"/>
+            </w:pPr>
+            <w:r>
+              <w:rPr>
+                <w:rFonts w:ascii="Segoe UI" w:hAnsi="Segoe UI"/>
+                <w:sz w:val="19"/>
+              </w:rPr>
+              <w:t>Reed-kontakten eller pull-up'en.</w:t>
             </w:r>
           </w:p>
         </w:tc>
@@ -17568,27 +19562,10 @@
             </w:pPr>
             <w:r>
               <w:rPr>
-                <w:rFonts w:ascii="Consolas" w:hAnsi="Consolas"/>
-                <w:sz w:val="18"/>
-              </w:rPr>
-              <w:t>./scripts/test_e2e_systemd.sh / ./scripts/test_e2e_demo.sh</w:t>
-            </w:r>
-          </w:p>
-        </w:tc>
-        <w:tc>
-          <w:tcPr>
-            <w:tcW w:type="dxa" w:w="3402"/>
-          </w:tcPr>
-          <w:p>
-            <w:pPr>
-              <w:spacing w:after="40"/>
-            </w:pPr>
-            <w:r>
-              <w:rPr>
-                <w:rFonts w:ascii="Segoe UI" w:hAnsi="Segoe UI"/>
-                <w:sz w:val="19"/>
-              </w:rPr>
-              <w:t>Efter ændringer i afsendelsesvejen.</w:t>
+                <w:rFonts w:ascii="Segoe UI" w:hAnsi="Segoe UI"/>
+                <w:sz w:val="19"/>
+              </w:rPr>
+              <w:t>gpioget -c gpiochip0 27 skal vise active, mens magneten holdes tæt på. Kør test_gpio_led_reed.sh.</w:t>
             </w:r>
           </w:p>
         </w:tc>
@@ -17596,7 +19573,7 @@
       <w:tr>
         <w:tc>
           <w:tcPr>
-            <w:tcW w:type="dxa" w:w="1814"/>
+            <w:tcW w:type="dxa" w:w="2608"/>
             <w:shd w:val="clear" w:color="auto" w:fill="F7FAFC"/>
           </w:tcPr>
           <w:p>
@@ -17608,7 +19585,25 @@
                 <w:rFonts w:ascii="Segoe UI" w:hAnsi="Segoe UI"/>
                 <w:sz w:val="19"/>
               </w:rPr>
-              <w:t>Hardware</w:t>
+              <w:t>Blåt blink, derefter kort rødt blink — hotspottet kommer aldrig op.</w:t>
+            </w:r>
+          </w:p>
+        </w:tc>
+        <w:tc>
+          <w:tcPr>
+            <w:tcW w:type="dxa" w:w="2608"/>
+            <w:shd w:val="clear" w:color="auto" w:fill="F7FAFC"/>
+          </w:tcPr>
+          <w:p>
+            <w:pPr>
+              <w:spacing w:after="40"/>
+            </w:pPr>
+            <w:r>
+              <w:rPr>
+                <w:rFonts w:ascii="Segoe UI" w:hAnsi="Segoe UI"/>
+                <w:sz w:val="19"/>
+              </w:rPr>
+              <w:t>sudo virker ikke inde i tjenesten (CapabilityBoundingSet i enhedsfilen), sudoers-linjen mangler, eller nmcli kunne ikke starte AP'et.</w:t>
             </w:r>
           </w:p>
         </w:tc>
@@ -17623,28 +19618,10 @@
             </w:pPr>
             <w:r>
               <w:rPr>
-                <w:rFonts w:ascii="Consolas" w:hAnsi="Consolas"/>
-                <w:sz w:val="18"/>
-              </w:rPr>
-              <w:t>sudo bash scripts/headless/test_gpio_led_reed.sh</w:t>
-            </w:r>
-          </w:p>
-        </w:tc>
-        <w:tc>
-          <w:tcPr>
-            <w:tcW w:type="dxa" w:w="3402"/>
-            <w:shd w:val="clear" w:color="auto" w:fill="F7FAFC"/>
-          </w:tcPr>
-          <w:p>
-            <w:pPr>
-              <w:spacing w:after="40"/>
-            </w:pPr>
-            <w:r>
-              <w:rPr>
-                <w:rFonts w:ascii="Segoe UI" w:hAnsi="Segoe UI"/>
-                <w:sz w:val="19"/>
-              </w:rPr>
-              <w:t>Efter ændringer i GPIO-ledninger eller -kode.</w:t>
+                <w:rFonts w:ascii="Segoe UI" w:hAnsi="Segoe UI"/>
+                <w:sz w:val="19"/>
+              </w:rPr>
+              <w:t>journalctl -u ipr_keyboard.service: “unable to change to root gid” betyder CapabilityBoundingSet — kør install_gpio_support.sh igen og genstart appen. Ellers sudo -n /usr/local/bin/ipr_hotspot_ctl.sh status som applikationsbrugeren og journalctl -u ipr-provision.service.</w:t>
             </w:r>
           </w:p>
         </w:tc>
@@ -17652,18 +19629,35 @@
       <w:tr>
         <w:tc>
           <w:tcPr>
-            <w:tcW w:type="dxa" w:w="1814"/>
-          </w:tcPr>
-          <w:p>
-            <w:pPr>
-              <w:spacing w:after="40"/>
-            </w:pPr>
-            <w:r>
-              <w:rPr>
-                <w:rFonts w:ascii="Segoe UI" w:hAnsi="Segoe UI"/>
-                <w:sz w:val="19"/>
-              </w:rPr>
-              <w:t>Ny enhed</w:t>
+            <w:tcW w:type="dxa" w:w="2608"/>
+          </w:tcPr>
+          <w:p>
+            <w:pPr>
+              <w:spacing w:after="40"/>
+            </w:pPr>
+            <w:r>
+              <w:rPr>
+                <w:rFonts w:ascii="Segoe UI" w:hAnsi="Segoe UI"/>
+                <w:sz w:val="19"/>
+              </w:rPr>
+              <w:t>Lampen lyser konstant blåt, men intet hotspot ses.</w:t>
+            </w:r>
+          </w:p>
+        </w:tc>
+        <w:tc>
+          <w:tcPr>
+            <w:tcW w:type="dxa" w:w="2608"/>
+          </w:tcPr>
+          <w:p>
+            <w:pPr>
+              <w:spacing w:after="40"/>
+            </w:pPr>
+            <w:r>
+              <w:rPr>
+                <w:rFonts w:ascii="Segoe UI" w:hAnsi="Segoe UI"/>
+                <w:sz w:val="19"/>
+              </w:rPr>
+              <w:t>Lampen følger NetworkManager: ipr-hotspot er aktiv.</w:t>
             </w:r>
           </w:p>
         </w:tc>
@@ -17677,27 +19671,10 @@
             </w:pPr>
             <w:r>
               <w:rPr>
-                <w:rFonts w:ascii="Consolas" w:hAnsi="Consolas"/>
-                <w:sz w:val="18"/>
-              </w:rPr>
-              <w:t>scripts/headless/test_provision.sh</w:t>
-            </w:r>
-          </w:p>
-        </w:tc>
-        <w:tc>
-          <w:tcPr>
-            <w:tcW w:type="dxa" w:w="3402"/>
-          </w:tcPr>
-          <w:p>
-            <w:pPr>
-              <w:spacing w:after="40"/>
-            </w:pPr>
-            <w:r>
-              <w:rPr>
-                <w:rFonts w:ascii="Segoe UI" w:hAnsi="Segoe UI"/>
-                <w:sz w:val="19"/>
-              </w:rPr>
-              <w:t>Efter provisionering af en ny enhed.</w:t>
+                <w:rFonts w:ascii="Segoe UI" w:hAnsi="Segoe UI"/>
+                <w:sz w:val="19"/>
+              </w:rPr>
+              <w:t>nmcli con show --active. Er ipr-hotspot med, er AP'et oppe — kontrollér klienten.</w:t>
             </w:r>
           </w:p>
         </w:tc>
@@ -17705,7 +19682,7 @@
       <w:tr>
         <w:tc>
           <w:tcPr>
-            <w:tcW w:type="dxa" w:w="1814"/>
+            <w:tcW w:type="dxa" w:w="2608"/>
             <w:shd w:val="clear" w:color="auto" w:fill="F7FAFC"/>
           </w:tcPr>
           <w:p>
@@ -17717,7 +19694,25 @@
                 <w:rFonts w:ascii="Segoe UI" w:hAnsi="Segoe UI"/>
                 <w:sz w:val="19"/>
               </w:rPr>
-              <w:t>Bluetooth</w:t>
+              <w:t>SSH og dashboard svarer ikke på hjemmenettet, men enheden kører (lampen viser status ved berøring, intet lilla blink).</w:t>
+            </w:r>
+          </w:p>
+        </w:tc>
+        <w:tc>
+          <w:tcPr>
+            <w:tcW w:type="dxa" w:w="2608"/>
+            <w:shd w:val="clear" w:color="auto" w:fill="F7FAFC"/>
+          </w:tcPr>
+          <w:p>
+            <w:pPr>
+              <w:spacing w:after="40"/>
+            </w:pPr>
+            <w:r>
+              <w:rPr>
+                <w:rFonts w:ascii="Segoe UI" w:hAnsi="Segoe UI"/>
+                <w:sz w:val="19"/>
+              </w:rPr>
+              <w:t>Enheden står i driftstilstand — det er normalt.</w:t>
             </w:r>
           </w:p>
         </w:tc>
@@ -17732,16 +19727,71 @@
             </w:pPr>
             <w:r>
               <w:rPr>
-                <w:rFonts w:ascii="Consolas" w:hAnsi="Consolas"/>
-                <w:sz w:val="18"/>
-              </w:rPr>
-              <w:t>sudo ./scripts/ble/test_bluetooth.sh og test_pairing.sh</w:t>
-            </w:r>
-          </w:p>
-        </w:tc>
-        <w:tc>
-          <w:tcPr>
-            <w:tcW w:type="dxa" w:w="3402"/>
+                <w:rFonts w:ascii="Segoe UI" w:hAnsi="Segoe UI"/>
+                <w:sz w:val="19"/>
+              </w:rPr>
+              <w:t>Hold magneten i 6 sekunder (lilla blink) og slip: udviklingstilstand, lampen blinker lilla hvert 4. sekund. Eller brug hotspottet (magnet 3 s).</w:t>
+            </w:r>
+          </w:p>
+        </w:tc>
+      </w:tr>
+      <w:tr>
+        <w:tc>
+          <w:tcPr>
+            <w:tcW w:type="dxa" w:w="2608"/>
+          </w:tcPr>
+          <w:p>
+            <w:pPr>
+              <w:spacing w:after="40"/>
+            </w:pPr>
+            <w:r>
+              <w:rPr>
+                <w:rFonts w:ascii="Segoe UI" w:hAnsi="Segoe UI"/>
+                <w:sz w:val="19"/>
+              </w:rPr>
+              <w:t>Lampen lyser konstant rødt.</w:t>
+            </w:r>
+          </w:p>
+        </w:tc>
+        <w:tc>
+          <w:tcPr>
+            <w:tcW w:type="dxa" w:w="2608"/>
+          </w:tcPr>
+          <w:p>
+            <w:pPr>
+              <w:spacing w:after="40"/>
+            </w:pPr>
+            <w:r>
+              <w:rPr>
+                <w:rFonts w:ascii="Segoe UI" w:hAnsi="Segoe UI"/>
+                <w:sz w:val="19"/>
+              </w:rPr>
+              <w:t>En kerneenhed er ikke aktiv.</w:t>
+            </w:r>
+          </w:p>
+        </w:tc>
+        <w:tc>
+          <w:tcPr>
+            <w:tcW w:type="dxa" w:w="3628"/>
+          </w:tcPr>
+          <w:p>
+            <w:pPr>
+              <w:spacing w:after="40"/>
+            </w:pPr>
+            <w:r>
+              <w:rPr>
+                <w:rFonts w:ascii="Segoe UI" w:hAnsi="Segoe UI"/>
+                <w:sz w:val="19"/>
+              </w:rPr>
+              <w:t>systemctl is-active bluetooth bt_hid_ble bt_hid_agent_unified; cat /var/lib/ipr-keyboard/incidents.log; journalctl -u &lt;enhed&gt;.</w:t>
+            </w:r>
+          </w:p>
+        </w:tc>
+      </w:tr>
+      <w:tr>
+        <w:tc>
+          <w:tcPr>
+            <w:tcW w:type="dxa" w:w="2608"/>
             <w:shd w:val="clear" w:color="auto" w:fill="F7FAFC"/>
           </w:tcPr>
           <w:p>
@@ -17753,7 +19803,43 @@
                 <w:rFonts w:ascii="Segoe UI" w:hAnsi="Segoe UI"/>
                 <w:sz w:val="19"/>
               </w:rPr>
-              <w:t>Efter ændringer i BLE-laget eller ved parringsproblemer.</w:t>
+              <w:t>Hvidt blink i flere minutter.</w:t>
+            </w:r>
+          </w:p>
+        </w:tc>
+        <w:tc>
+          <w:tcPr>
+            <w:tcW w:type="dxa" w:w="2608"/>
+            <w:shd w:val="clear" w:color="auto" w:fill="F7FAFC"/>
+          </w:tcPr>
+          <w:p>
+            <w:pPr>
+              <w:spacing w:after="40"/>
+            </w:pPr>
+            <w:r>
+              <w:rPr>
+                <w:rFonts w:ascii="Segoe UI" w:hAnsi="Segoe UI"/>
+                <w:sz w:val="19"/>
+              </w:rPr>
+              <w:t>Boot-blinkeren blev ikke stoppet (appen logger “GPIO busy”), eller dashboardet svarede aldrig på LogPort.</w:t>
+            </w:r>
+          </w:p>
+        </w:tc>
+        <w:tc>
+          <w:tcPr>
+            <w:tcW w:type="dxa" w:w="3628"/>
+            <w:shd w:val="clear" w:color="auto" w:fill="F7FAFC"/>
+          </w:tcPr>
+          <w:p>
+            <w:pPr>
+              <w:spacing w:after="40"/>
+            </w:pPr>
+            <w:r>
+              <w:rPr>
+                <w:rFonts w:ascii="Segoe UI" w:hAnsi="Segoe UI"/>
+                <w:sz w:val="19"/>
+              </w:rPr>
+              <w:t>systemctl is-active ipr-led-boot.service skal være inactive, når appen kører; ellers kør install_gpio_support.sh igen. journalctl -u ipr_keyboard.service.</w:t>
             </w:r>
           </w:p>
         </w:tc>
@@ -17771,18 +19857,7 @@
           <w:color w:val="606C80"/>
           <w:sz w:val="18"/>
         </w:rPr>
-        <w:t>Tabel 30. Testniveauer og hvornår de bruges.</w:t>
-      </w:r>
-    </w:p>
-    <w:p>
-      <w:r>
-        <w:rPr>
-          <w:rFonts w:ascii="Segoe UI" w:hAnsi="Segoe UI"/>
-          <w:b w:val="0"/>
-          <w:i w:val="0"/>
-          <w:sz w:val="21"/>
-        </w:rPr>
-        <w:t>Den fulde testplan med forudsætninger, forventede resultater og hardwareafhængigheder findes i TESTING_PLAN.md i projektroden.</w:t>
+        <w:t>Tabel 33. Fejlmønstre for statuslampen og reed-kontakten. Fase K i test_provision.sh kontrollerer, at alle dele er installeret.</w:t>
       </w:r>
     </w:p>
     <w:p>
@@ -17790,91 +19865,38 @@
         <w:pStyle w:val="Heading2"/>
       </w:pPr>
       <w:r>
-        <w:t>11.2 Acceptkriterier efter installation eller opdatering</w:t>
+        <w:t>10.6 Indsaml en diagnosepakke</w:t>
       </w:r>
     </w:p>
     <w:p>
       <w:pPr>
-        <w:pStyle w:val="ListNumber"/>
+        <w:spacing w:before="80" w:after="160" w:line="240" w:lineRule="auto"/>
+        <w:ind w:left="227"/>
+        <w:shd w:val="clear" w:color="auto" w:fill="F4F6F8"/>
+        <w:pBdr>
+          <w:top w:val="single" w:sz="4" w:space="6" w:color="DCE1E8"/>
+          <w:left w:val="single" w:sz="4" w:space="6" w:color="DCE1E8"/>
+          <w:bottom w:val="single" w:sz="4" w:space="6" w:color="DCE1E8"/>
+          <w:right w:val="single" w:sz="4" w:space="6" w:color="DCE1E8"/>
+        </w:pBdr>
       </w:pPr>
       <w:r>
         <w:rPr>
-          <w:rFonts w:ascii="Segoe UI" w:hAnsi="Segoe UI"/>
-          <w:sz w:val="21"/>
-        </w:rPr>
-        <w:t>De fire systemd-enheder er active.</w:t>
+          <w:rFonts w:ascii="Consolas" w:hAnsi="Consolas"/>
+          <w:sz w:val="18"/>
+        </w:rPr>
+        <w:t>sudo ./scripts/rpi-debug/dbg_diag_bundle.sh</w:t>
       </w:r>
     </w:p>
     <w:p>
-      <w:pPr>
-        <w:pStyle w:val="ListNumber"/>
-      </w:pPr>
       <w:r>
         <w:rPr>
           <w:rFonts w:ascii="Segoe UI" w:hAnsi="Segoe UI"/>
+          <w:b w:val="0"/>
+          <w:i w:val="0"/>
           <w:sz w:val="21"/>
         </w:rPr>
-        <w:t>/health svarer med HTTP 200 over HTTPS.</w:t>
-      </w:r>
-    </w:p>
-    <w:p>
-      <w:pPr>
-        <w:pStyle w:val="ListNumber"/>
-      </w:pPr>
-      <w:r>
-        <w:rPr>
-          <w:rFonts w:ascii="Segoe UI" w:hAnsi="Segoe UI"/>
-          <w:sz w:val="21"/>
-        </w:rPr>
-        <w:t>Dashboardet kan åbnes, og login virker.</w:t>
-      </w:r>
-    </w:p>
-    <w:p>
-      <w:pPr>
-        <w:pStyle w:val="ListNumber"/>
-      </w:pPr>
-      <w:r>
-        <w:rPr>
-          <w:rFonts w:ascii="Segoe UI" w:hAnsi="Segoe UI"/>
-          <w:sz w:val="21"/>
-        </w:rPr>
-        <w:t>bt_kb_send "test" returnerer og teksten kommer frem på værten.</w:t>
-      </w:r>
-    </w:p>
-    <w:p>
-      <w:pPr>
-        <w:pStyle w:val="ListNumber"/>
-      </w:pPr>
-      <w:r>
-        <w:rPr>
-          <w:rFonts w:ascii="Segoe UI" w:hAnsi="Segoe UI"/>
-          <w:sz w:val="21"/>
-        </w:rPr>
-        <w:t>En fil lagt i den overvågede mappe sendes automatisk og slettes bagefter.</w:t>
-      </w:r>
-    </w:p>
-    <w:p>
-      <w:pPr>
-        <w:pStyle w:val="ListNumber"/>
-      </w:pPr>
-      <w:r>
-        <w:rPr>
-          <w:rFonts w:ascii="Segoe UI" w:hAnsi="Segoe UI"/>
-          <w:sz w:val="21"/>
-        </w:rPr>
-        <w:t>LED'en viser grønt, når magneten holdes tæt på en fuldt forbundet enhed.</w:t>
-      </w:r>
-    </w:p>
-    <w:p>
-      <w:pPr>
-        <w:pStyle w:val="ListNumber"/>
-      </w:pPr>
-      <w:r>
-        <w:rPr>
-          <w:rFonts w:ascii="Segoe UI" w:hAnsi="Segoe UI"/>
-          <w:sz w:val="21"/>
-        </w:rPr>
-        <w:t>Hotspottet kan tændes og slukkes med magneten, og setup-UI'et kan nås.</w:t>
+        <w:t>Skriptet samler status, logs og konfiguration i én pakke, der kan vedhæftes en fejlrapport. Gennemse indholdet for følsomme oplysninger, før du sender det videre.</w:t>
       </w:r>
     </w:p>
     <w:p>
@@ -17887,18 +19909,15 @@
         <w:pStyle w:val="Heading1"/>
       </w:pPr>
       <w:r>
-        <w:t>12. Kendte afvigelser og teknisk gæld</w:t>
+        <w:t>11. Test og validering</w:t>
       </w:r>
     </w:p>
     <w:p>
-      <w:r>
-        <w:rPr>
-          <w:rFonts w:ascii="Segoe UI" w:hAnsi="Segoe UI"/>
-          <w:b w:val="0"/>
-          <w:i w:val="0"/>
-          <w:sz w:val="21"/>
-        </w:rPr>
-        <w:t>Følgende punkter er kendte uoverensstemmelser mellem dokumentation og kode i den nuværende udgave. De ændrer ikke produktets funktion, men er værd at kende under fejlfinding.</w:t>
+      <w:pPr>
+        <w:pStyle w:val="Heading2"/>
+      </w:pPr>
+      <w:r>
+        <w:t>11.1 Testniveauer</w:t>
       </w:r>
     </w:p>
     <w:tbl>
@@ -17916,7 +19935,7 @@
       <w:tr>
         <w:tc>
           <w:tcPr>
-            <w:tcW w:type="dxa" w:w="1928"/>
+            <w:tcW w:type="dxa" w:w="1814"/>
             <w:shd w:val="clear" w:color="auto" w:fill="2B6CB0"/>
           </w:tcPr>
           <w:p>
@@ -17930,13 +19949,13 @@
                 <w:color w:val="FFFFFF"/>
                 <w:sz w:val="19"/>
               </w:rPr>
-              <w:t>Emne</w:t>
-            </w:r>
-          </w:p>
-        </w:tc>
-        <w:tc>
-          <w:tcPr>
-            <w:tcW w:type="dxa" w:w="3742"/>
+              <w:t>Niveau</w:t>
+            </w:r>
+          </w:p>
+        </w:tc>
+        <w:tc>
+          <w:tcPr>
+            <w:tcW w:type="dxa" w:w="3628"/>
             <w:shd w:val="clear" w:color="auto" w:fill="2B6CB0"/>
           </w:tcPr>
           <w:p>
@@ -17950,13 +19969,13 @@
                 <w:color w:val="FFFFFF"/>
                 <w:sz w:val="19"/>
               </w:rPr>
-              <w:t>Afvigelse</w:t>
-            </w:r>
-          </w:p>
-        </w:tc>
-        <w:tc>
-          <w:tcPr>
-            <w:tcW w:type="dxa" w:w="3175"/>
+              <w:t>Kommando</w:t>
+            </w:r>
+          </w:p>
+        </w:tc>
+        <w:tc>
+          <w:tcPr>
+            <w:tcW w:type="dxa" w:w="3402"/>
             <w:shd w:val="clear" w:color="auto" w:fill="2B6CB0"/>
           </w:tcPr>
           <w:p>
@@ -17970,7 +19989,7 @@
                 <w:color w:val="FFFFFF"/>
                 <w:sz w:val="19"/>
               </w:rPr>
-              <w:t>Sådan forholder du dig</w:t>
+              <w:t>Hvornår</w:t>
             </w:r>
           </w:p>
         </w:tc>
@@ -17978,52 +19997,52 @@
       <w:tr>
         <w:tc>
           <w:tcPr>
-            <w:tcW w:type="dxa" w:w="1928"/>
-          </w:tcPr>
-          <w:p>
-            <w:pPr>
-              <w:spacing w:after="40"/>
-            </w:pPr>
-            <w:r>
-              <w:rPr>
-                <w:rFonts w:ascii="Segoe UI" w:hAnsi="Segoe UI"/>
-                <w:sz w:val="19"/>
-              </w:rPr>
-              <w:t>Hotspottets tilstand</w:t>
-            </w:r>
-          </w:p>
-        </w:tc>
-        <w:tc>
-          <w:tcPr>
-            <w:tcW w:type="dxa" w:w="3742"/>
-          </w:tcPr>
-          <w:p>
-            <w:pPr>
-              <w:spacing w:after="40"/>
-            </w:pPr>
-            <w:r>
-              <w:rPr>
-                <w:rFonts w:ascii="Segoe UI" w:hAnsi="Segoe UI"/>
-                <w:sz w:val="19"/>
-              </w:rPr>
-              <w:t>SERVICES.md og ARCHITECTURE.md beskriver et permanent hotspot; net_provision_hotspot.sh bruger on-demand som standard.</w:t>
-            </w:r>
-          </w:p>
-        </w:tc>
-        <w:tc>
-          <w:tcPr>
-            <w:tcW w:type="dxa" w:w="3175"/>
-          </w:tcPr>
-          <w:p>
-            <w:pPr>
-              <w:spacing w:after="40"/>
-            </w:pPr>
-            <w:r>
-              <w:rPr>
-                <w:rFonts w:ascii="Segoe UI" w:hAnsi="Segoe UI"/>
-                <w:sz w:val="19"/>
-              </w:rPr>
-              <w:t>Skriptet er gældende. Kontrollér HOTSPOT_MODE i /etc/default/ipr-provision.</w:t>
+            <w:tcW w:type="dxa" w:w="1814"/>
+          </w:tcPr>
+          <w:p>
+            <w:pPr>
+              <w:spacing w:after="40"/>
+            </w:pPr>
+            <w:r>
+              <w:rPr>
+                <w:rFonts w:ascii="Segoe UI" w:hAnsi="Segoe UI"/>
+                <w:sz w:val="19"/>
+              </w:rPr>
+              <w:t>Enhedstest</w:t>
+            </w:r>
+          </w:p>
+        </w:tc>
+        <w:tc>
+          <w:tcPr>
+            <w:tcW w:type="dxa" w:w="3628"/>
+          </w:tcPr>
+          <w:p>
+            <w:pPr>
+              <w:spacing w:after="40"/>
+            </w:pPr>
+            <w:r>
+              <w:rPr>
+                <w:rFonts w:ascii="Consolas" w:hAnsi="Consolas"/>
+                <w:sz w:val="18"/>
+              </w:rPr>
+              <w:t>./scripts/dev_run_tests.sh eller pytest</w:t>
+            </w:r>
+          </w:p>
+        </w:tc>
+        <w:tc>
+          <w:tcPr>
+            <w:tcW w:type="dxa" w:w="3402"/>
+          </w:tcPr>
+          <w:p>
+            <w:pPr>
+              <w:spacing w:after="40"/>
+            </w:pPr>
+            <w:r>
+              <w:rPr>
+                <w:rFonts w:ascii="Segoe UI" w:hAnsi="Segoe UI"/>
+                <w:sz w:val="19"/>
+              </w:rPr>
+              <w:t>Ved enhver kodeændring, før udrulning.</w:t>
             </w:r>
           </w:p>
         </w:tc>
@@ -18031,7 +20050,7 @@
       <w:tr>
         <w:tc>
           <w:tcPr>
-            <w:tcW w:type="dxa" w:w="1928"/>
+            <w:tcW w:type="dxa" w:w="1814"/>
             <w:shd w:val="clear" w:color="auto" w:fill="F7FAFC"/>
           </w:tcPr>
           <w:p>
@@ -18043,13 +20062,13 @@
                 <w:rFonts w:ascii="Segoe UI" w:hAnsi="Segoe UI"/>
                 <w:sz w:val="19"/>
               </w:rPr>
-              <w:t>Standardport</w:t>
-            </w:r>
-          </w:p>
-        </w:tc>
-        <w:tc>
-          <w:tcPr>
-            <w:tcW w:type="dxa" w:w="3742"/>
+              <w:t>Røgtest på enhed</w:t>
+            </w:r>
+          </w:p>
+        </w:tc>
+        <w:tc>
+          <w:tcPr>
+            <w:tcW w:type="dxa" w:w="3628"/>
             <w:shd w:val="clear" w:color="auto" w:fill="F7FAFC"/>
           </w:tcPr>
           <w:p>
@@ -18058,16 +20077,16 @@
             </w:pPr>
             <w:r>
               <w:rPr>
-                <w:rFonts w:ascii="Segoe UI" w:hAnsi="Segoe UI"/>
-                <w:sz w:val="19"/>
-              </w:rPr>
-              <w:t>AppConfig og enhedens config.json bruger 443; config.default.json angiver 8080.</w:t>
-            </w:r>
-          </w:p>
-        </w:tc>
-        <w:tc>
-          <w:tcPr>
-            <w:tcW w:type="dxa" w:w="3175"/>
+                <w:rFonts w:ascii="Consolas" w:hAnsi="Consolas"/>
+                <w:sz w:val="18"/>
+              </w:rPr>
+              <w:t>./scripts/test_smoke.sh</w:t>
+            </w:r>
+          </w:p>
+        </w:tc>
+        <w:tc>
+          <w:tcPr>
+            <w:tcW w:type="dxa" w:w="3402"/>
             <w:shd w:val="clear" w:color="auto" w:fill="F7FAFC"/>
           </w:tcPr>
           <w:p>
@@ -18079,7 +20098,7 @@
                 <w:rFonts w:ascii="Segoe UI" w:hAnsi="Segoe UI"/>
                 <w:sz w:val="19"/>
               </w:rPr>
-              <w:t>Læs den faktiske værdi i config.json på enheden.</w:t>
+              <w:t>Straks efter udrulning.</w:t>
             </w:r>
           </w:p>
         </w:tc>
@@ -18087,52 +20106,52 @@
       <w:tr>
         <w:tc>
           <w:tcPr>
-            <w:tcW w:type="dxa" w:w="1928"/>
-          </w:tcPr>
-          <w:p>
-            <w:pPr>
-              <w:spacing w:after="40"/>
-            </w:pPr>
-            <w:r>
-              <w:rPr>
-                <w:rFonts w:ascii="Segoe UI" w:hAnsi="Segoe UI"/>
-                <w:sz w:val="19"/>
-              </w:rPr>
-              <w:t>Legacy-enheder</w:t>
-            </w:r>
-          </w:p>
-        </w:tc>
-        <w:tc>
-          <w:tcPr>
-            <w:tcW w:type="dxa" w:w="3742"/>
-          </w:tcPr>
-          <w:p>
-            <w:pPr>
-              <w:spacing w:after="40"/>
-            </w:pPr>
-            <w:r>
-              <w:rPr>
-                <w:rFonts w:ascii="Segoe UI" w:hAnsi="Segoe UI"/>
-                <w:sz w:val="19"/>
-              </w:rPr>
-              <w:t>bt_hid_uinput.service, ipr_backend_manager.service og bt_hid_daemon.service nævnes i ældre skripts, men leveres ikke.</w:t>
-            </w:r>
-          </w:p>
-        </w:tc>
-        <w:tc>
-          <w:tcPr>
-            <w:tcW w:type="dxa" w:w="3175"/>
-          </w:tcPr>
-          <w:p>
-            <w:pPr>
-              <w:spacing w:after="40"/>
-            </w:pPr>
-            <w:r>
-              <w:rPr>
-                <w:rFonts w:ascii="Segoe UI" w:hAnsi="Segoe UI"/>
-                <w:sz w:val="19"/>
-              </w:rPr>
-              <w:t>Behandl dem som forældede. Kør BLE-vejen.</w:t>
+            <w:tcW w:type="dxa" w:w="1814"/>
+          </w:tcPr>
+          <w:p>
+            <w:pPr>
+              <w:spacing w:after="40"/>
+            </w:pPr>
+            <w:r>
+              <w:rPr>
+                <w:rFonts w:ascii="Segoe UI" w:hAnsi="Segoe UI"/>
+                <w:sz w:val="19"/>
+              </w:rPr>
+              <w:t>Ende-til-ende</w:t>
+            </w:r>
+          </w:p>
+        </w:tc>
+        <w:tc>
+          <w:tcPr>
+            <w:tcW w:type="dxa" w:w="3628"/>
+          </w:tcPr>
+          <w:p>
+            <w:pPr>
+              <w:spacing w:after="40"/>
+            </w:pPr>
+            <w:r>
+              <w:rPr>
+                <w:rFonts w:ascii="Consolas" w:hAnsi="Consolas"/>
+                <w:sz w:val="18"/>
+              </w:rPr>
+              <w:t>./scripts/test_e2e_systemd.sh / ./scripts/test_e2e_demo.sh</w:t>
+            </w:r>
+          </w:p>
+        </w:tc>
+        <w:tc>
+          <w:tcPr>
+            <w:tcW w:type="dxa" w:w="3402"/>
+          </w:tcPr>
+          <w:p>
+            <w:pPr>
+              <w:spacing w:after="40"/>
+            </w:pPr>
+            <w:r>
+              <w:rPr>
+                <w:rFonts w:ascii="Segoe UI" w:hAnsi="Segoe UI"/>
+                <w:sz w:val="19"/>
+              </w:rPr>
+              <w:t>Efter ændringer i afsendelsesvejen.</w:t>
             </w:r>
           </w:p>
         </w:tc>
@@ -18140,7 +20159,7 @@
       <w:tr>
         <w:tc>
           <w:tcPr>
-            <w:tcW w:type="dxa" w:w="1928"/>
+            <w:tcW w:type="dxa" w:w="1814"/>
             <w:shd w:val="clear" w:color="auto" w:fill="F7FAFC"/>
           </w:tcPr>
           <w:p>
@@ -18152,13 +20171,13 @@
                 <w:rFonts w:ascii="Segoe UI" w:hAnsi="Segoe UI"/>
                 <w:sz w:val="19"/>
               </w:rPr>
-              <w:t>Autentificering i API-kontrakten</w:t>
-            </w:r>
-          </w:p>
-        </w:tc>
-        <w:tc>
-          <w:tcPr>
-            <w:tcW w:type="dxa" w:w="3742"/>
+              <w:t>Hardware</w:t>
+            </w:r>
+          </w:p>
+        </w:tc>
+        <w:tc>
+          <w:tcPr>
+            <w:tcW w:type="dxa" w:w="3628"/>
             <w:shd w:val="clear" w:color="auto" w:fill="F7FAFC"/>
           </w:tcPr>
           <w:p>
@@ -18167,16 +20186,16 @@
             </w:pPr>
             <w:r>
               <w:rPr>
-                <w:rFonts w:ascii="Segoe UI" w:hAnsi="Segoe UI"/>
-                <w:sz w:val="19"/>
-              </w:rPr>
-              <w:t>docs/ui/api-contract.md beskriver et API uden autentificering; implementationen kræver session til alt undtagen enkelte offentlige stier.</w:t>
-            </w:r>
-          </w:p>
-        </w:tc>
-        <w:tc>
-          <w:tcPr>
-            <w:tcW w:type="dxa" w:w="3175"/>
+                <w:rFonts w:ascii="Consolas" w:hAnsi="Consolas"/>
+                <w:sz w:val="18"/>
+              </w:rPr>
+              <w:t>sudo bash scripts/headless/test_gpio_led_reed.sh</w:t>
+            </w:r>
+          </w:p>
+        </w:tc>
+        <w:tc>
+          <w:tcPr>
+            <w:tcW w:type="dxa" w:w="3402"/>
             <w:shd w:val="clear" w:color="auto" w:fill="F7FAFC"/>
           </w:tcPr>
           <w:p>
@@ -18188,7 +20207,7 @@
                 <w:rFonts w:ascii="Segoe UI" w:hAnsi="Segoe UI"/>
                 <w:sz w:val="19"/>
               </w:rPr>
-              <w:t>Implementationen er gældende.</w:t>
+              <w:t>Efter ændringer i GPIO-ledninger eller -kode.</w:t>
             </w:r>
           </w:p>
         </w:tc>
@@ -18196,52 +20215,108 @@
       <w:tr>
         <w:tc>
           <w:tcPr>
-            <w:tcW w:type="dxa" w:w="1928"/>
-          </w:tcPr>
-          <w:p>
-            <w:pPr>
-              <w:spacing w:after="40"/>
-            </w:pPr>
-            <w:r>
-              <w:rPr>
-                <w:rFonts w:ascii="Segoe UI" w:hAnsi="Segoe UI"/>
-                <w:sz w:val="19"/>
-              </w:rPr>
-              <w:t>Backend-vælger</w:t>
-            </w:r>
-          </w:p>
-        </w:tc>
-        <w:tc>
-          <w:tcPr>
-            <w:tcW w:type="dxa" w:w="3742"/>
-          </w:tcPr>
-          <w:p>
-            <w:pPr>
-              <w:spacing w:after="40"/>
-            </w:pPr>
-            <w:r>
-              <w:rPr>
-                <w:rFonts w:ascii="Segoe UI" w:hAnsi="Segoe UI"/>
-                <w:sz w:val="19"/>
-              </w:rPr>
-              <w:t>Stien /etc/ipr-keyboard/backend stammer fra en tidligere uinput-baseret model.</w:t>
-            </w:r>
-          </w:p>
-        </w:tc>
-        <w:tc>
-          <w:tcPr>
-            <w:tcW w:type="dxa" w:w="3175"/>
-          </w:tcPr>
-          <w:p>
-            <w:pPr>
-              <w:spacing w:after="40"/>
-            </w:pPr>
-            <w:r>
-              <w:rPr>
-                <w:rFonts w:ascii="Segoe UI" w:hAnsi="Segoe UI"/>
-                <w:sz w:val="19"/>
-              </w:rPr>
-              <w:t>Ikke i brug. Kørslen er udelukkende BLE.</w:t>
+            <w:tcW w:type="dxa" w:w="1814"/>
+          </w:tcPr>
+          <w:p>
+            <w:pPr>
+              <w:spacing w:after="40"/>
+            </w:pPr>
+            <w:r>
+              <w:rPr>
+                <w:rFonts w:ascii="Segoe UI" w:hAnsi="Segoe UI"/>
+                <w:sz w:val="19"/>
+              </w:rPr>
+              <w:t>Ny enhed</w:t>
+            </w:r>
+          </w:p>
+        </w:tc>
+        <w:tc>
+          <w:tcPr>
+            <w:tcW w:type="dxa" w:w="3628"/>
+          </w:tcPr>
+          <w:p>
+            <w:pPr>
+              <w:spacing w:after="40"/>
+            </w:pPr>
+            <w:r>
+              <w:rPr>
+                <w:rFonts w:ascii="Consolas" w:hAnsi="Consolas"/>
+                <w:sz w:val="18"/>
+              </w:rPr>
+              <w:t>scripts/headless/test_provision.sh</w:t>
+            </w:r>
+          </w:p>
+        </w:tc>
+        <w:tc>
+          <w:tcPr>
+            <w:tcW w:type="dxa" w:w="3402"/>
+          </w:tcPr>
+          <w:p>
+            <w:pPr>
+              <w:spacing w:after="40"/>
+            </w:pPr>
+            <w:r>
+              <w:rPr>
+                <w:rFonts w:ascii="Segoe UI" w:hAnsi="Segoe UI"/>
+                <w:sz w:val="19"/>
+              </w:rPr>
+              <w:t>Efter provisionering af en ny enhed.</w:t>
+            </w:r>
+          </w:p>
+        </w:tc>
+      </w:tr>
+      <w:tr>
+        <w:tc>
+          <w:tcPr>
+            <w:tcW w:type="dxa" w:w="1814"/>
+            <w:shd w:val="clear" w:color="auto" w:fill="F7FAFC"/>
+          </w:tcPr>
+          <w:p>
+            <w:pPr>
+              <w:spacing w:after="40"/>
+            </w:pPr>
+            <w:r>
+              <w:rPr>
+                <w:rFonts w:ascii="Segoe UI" w:hAnsi="Segoe UI"/>
+                <w:sz w:val="19"/>
+              </w:rPr>
+              <w:t>Bluetooth</w:t>
+            </w:r>
+          </w:p>
+        </w:tc>
+        <w:tc>
+          <w:tcPr>
+            <w:tcW w:type="dxa" w:w="3628"/>
+            <w:shd w:val="clear" w:color="auto" w:fill="F7FAFC"/>
+          </w:tcPr>
+          <w:p>
+            <w:pPr>
+              <w:spacing w:after="40"/>
+            </w:pPr>
+            <w:r>
+              <w:rPr>
+                <w:rFonts w:ascii="Consolas" w:hAnsi="Consolas"/>
+                <w:sz w:val="18"/>
+              </w:rPr>
+              <w:t>sudo ./scripts/ble/test_bluetooth.sh og test_pairing.sh</w:t>
+            </w:r>
+          </w:p>
+        </w:tc>
+        <w:tc>
+          <w:tcPr>
+            <w:tcW w:type="dxa" w:w="3402"/>
+            <w:shd w:val="clear" w:color="auto" w:fill="F7FAFC"/>
+          </w:tcPr>
+          <w:p>
+            <w:pPr>
+              <w:spacing w:after="40"/>
+            </w:pPr>
+            <w:r>
+              <w:rPr>
+                <w:rFonts w:ascii="Segoe UI" w:hAnsi="Segoe UI"/>
+                <w:sz w:val="19"/>
+              </w:rPr>
+              <w:t>Efter ændringer i BLE-laget eller ved parringsproblemer.</w:t>
             </w:r>
           </w:p>
         </w:tc>
@@ -18259,7 +20334,158 @@
           <w:color w:val="606C80"/>
           <w:sz w:val="18"/>
         </w:rPr>
-        <w:t>Tabel 31. Dokumentationsdrift, der er værd at kende.</w:t>
+        <w:t>Tabel 34. Testniveauer og hvornår de bruges.</w:t>
+      </w:r>
+    </w:p>
+    <w:p>
+      <w:r>
+        <w:rPr>
+          <w:rFonts w:ascii="Segoe UI" w:hAnsi="Segoe UI"/>
+          <w:b w:val="0"/>
+          <w:i w:val="0"/>
+          <w:sz w:val="21"/>
+        </w:rPr>
+        <w:t>Den fulde testplan med forudsætninger, forventede resultater og hardwareafhængigheder findes i TESTING_PLAN.md i projektroden.</w:t>
+      </w:r>
+    </w:p>
+    <w:p>
+      <w:pPr>
+        <w:pStyle w:val="Heading2"/>
+      </w:pPr>
+      <w:r>
+        <w:t>11.2 Acceptkriterier efter installation eller opdatering</w:t>
+      </w:r>
+    </w:p>
+    <w:p>
+      <w:pPr>
+        <w:pStyle w:val="ListNumber"/>
+      </w:pPr>
+      <w:r>
+        <w:rPr>
+          <w:rFonts w:ascii="Segoe UI" w:hAnsi="Segoe UI"/>
+          <w:sz w:val="21"/>
+        </w:rPr>
+        <w:t>De fire systemd-enheder er active.</w:t>
+      </w:r>
+    </w:p>
+    <w:p>
+      <w:pPr>
+        <w:pStyle w:val="ListNumber"/>
+      </w:pPr>
+      <w:r>
+        <w:rPr>
+          <w:rFonts w:ascii="Segoe UI" w:hAnsi="Segoe UI"/>
+          <w:sz w:val="21"/>
+        </w:rPr>
+        <w:t>/health svarer med HTTP 200 over HTTPS.</w:t>
+      </w:r>
+    </w:p>
+    <w:p>
+      <w:pPr>
+        <w:pStyle w:val="ListNumber"/>
+      </w:pPr>
+      <w:r>
+        <w:rPr>
+          <w:rFonts w:ascii="Segoe UI" w:hAnsi="Segoe UI"/>
+          <w:sz w:val="21"/>
+        </w:rPr>
+        <w:t>Dashboardet kan åbnes, og login virker.</w:t>
+      </w:r>
+    </w:p>
+    <w:p>
+      <w:pPr>
+        <w:pStyle w:val="ListNumber"/>
+      </w:pPr>
+      <w:r>
+        <w:rPr>
+          <w:rFonts w:ascii="Segoe UI" w:hAnsi="Segoe UI"/>
+          <w:sz w:val="21"/>
+        </w:rPr>
+        <w:t>bt_kb_send "test" returnerer og teksten kommer frem på værten.</w:t>
+      </w:r>
+    </w:p>
+    <w:p>
+      <w:pPr>
+        <w:pStyle w:val="ListNumber"/>
+      </w:pPr>
+      <w:r>
+        <w:rPr>
+          <w:rFonts w:ascii="Segoe UI" w:hAnsi="Segoe UI"/>
+          <w:sz w:val="21"/>
+        </w:rPr>
+        <w:t>En fil lagt i den overvågede mappe sendes automatisk og slettes bagefter.</w:t>
+      </w:r>
+    </w:p>
+    <w:p>
+      <w:pPr>
+        <w:pStyle w:val="ListNumber"/>
+      </w:pPr>
+      <w:r>
+        <w:rPr>
+          <w:rFonts w:ascii="Segoe UI" w:hAnsi="Segoe UI"/>
+          <w:sz w:val="21"/>
+        </w:rPr>
+        <w:t>Lampen lyser hvidt fra strømmen sættes til, blinker hvidt under opstarten og viser derefter statusfarven i 30 sekunder.</w:t>
+      </w:r>
+    </w:p>
+    <w:p>
+      <w:pPr>
+        <w:pStyle w:val="ListNumber"/>
+      </w:pPr>
+      <w:r>
+        <w:rPr>
+          <w:rFonts w:ascii="Segoe UI" w:hAnsi="Segoe UI"/>
+          <w:sz w:val="21"/>
+        </w:rPr>
+        <w:t>LED'en viser grønt, når magneten holdes tæt på en fuldt forbundet enhed.</w:t>
+      </w:r>
+    </w:p>
+    <w:p>
+      <w:pPr>
+        <w:pStyle w:val="ListNumber"/>
+      </w:pPr>
+      <w:r>
+        <w:rPr>
+          <w:rFonts w:ascii="Segoe UI" w:hAnsi="Segoe UI"/>
+          <w:sz w:val="21"/>
+        </w:rPr>
+        <w:t>Hotspottet kan tændes og slukkes med magneten: blåt blink under anmodningen, konstant blåt mens det er tændt, og setup-UI'et kan nås.</w:t>
+      </w:r>
+    </w:p>
+    <w:p>
+      <w:pPr>
+        <w:pStyle w:val="ListNumber"/>
+      </w:pPr>
+      <w:r>
+        <w:rPr>
+          <w:rFonts w:ascii="Segoe UI" w:hAnsi="Segoe UI"/>
+          <w:sz w:val="21"/>
+        </w:rPr>
+        <w:t>test_provision.sh --auto rapporterer 0 fejl, herunder fase K (lampe og magnet), fase L (netværkseksponering) og fase M (skanner-automontering og hændelseslog).</w:t>
+      </w:r>
+    </w:p>
+    <w:p>
+      <w:pPr>
+        <w:pStyle w:val="ListNumber"/>
+      </w:pPr>
+      <w:r>
+        <w:rPr>
+          <w:rFonts w:ascii="Segoe UI" w:hAnsi="Segoe UI"/>
+          <w:sz w:val="21"/>
+        </w:rPr>
+        <w:t>Med skanneren sat i viser dashboardet “Klar”, og Debug-siden viser dens filer.</w:t>
+      </w:r>
+    </w:p>
+    <w:p>
+      <w:pPr>
+        <w:pStyle w:val="ListNumber"/>
+      </w:pPr>
+      <w:r>
+        <w:rPr>
+          <w:rFonts w:ascii="Segoe UI" w:hAnsi="Segoe UI"/>
+          <w:sz w:val="21"/>
+        </w:rPr>
+        <w:t>Enheden står i driftstilstand, og ingen port svarer på hjemmenettet.</w:t>
       </w:r>
     </w:p>
     <w:p>
@@ -18272,452 +20498,7 @@
         <w:pStyle w:val="Heading1"/>
       </w:pPr>
       <w:r>
-        <w:t>Bilag A. Kommandoreference</w:t>
-      </w:r>
-    </w:p>
-    <w:p>
-      <w:pPr>
-        <w:pStyle w:val="Heading2"/>
-      </w:pPr>
-      <w:r>
-        <w:t>Forbindelse og filoverførsel</w:t>
-      </w:r>
-    </w:p>
-    <w:p>
-      <w:pPr>
-        <w:spacing w:before="80" w:after="160" w:line="240" w:lineRule="auto"/>
-        <w:ind w:left="227"/>
-        <w:shd w:val="clear" w:color="auto" w:fill="F4F6F8"/>
-        <w:pBdr>
-          <w:top w:val="single" w:sz="4" w:space="6" w:color="DCE1E8"/>
-          <w:left w:val="single" w:sz="4" w:space="6" w:color="DCE1E8"/>
-          <w:bottom w:val="single" w:sz="4" w:space="6" w:color="DCE1E8"/>
-          <w:right w:val="single" w:sz="4" w:space="6" w:color="DCE1E8"/>
-        </w:pBdr>
-      </w:pPr>
-      <w:r>
-        <w:rPr>
-          <w:rFonts w:ascii="Consolas" w:hAnsi="Consolas"/>
-          <w:sz w:val="18"/>
-        </w:rPr>
-        <w:t>ssh -i ~/.ssh/ipr_rpi meibye@ipr-prod-zero2.local   # over hjemmenettet</w:t>
-        <w:br/>
-      </w:r>
-      <w:r>
-        <w:rPr>
-          <w:rFonts w:ascii="Consolas" w:hAnsi="Consolas"/>
-          <w:sz w:val="18"/>
-        </w:rPr>
-        <w:t>ssh -i ~/.ssh/ipr_rpi meibye@10.42.0.1              # over hotspottet</w:t>
-        <w:br/>
-      </w:r>
-      <w:r>
-        <w:rPr>
-          <w:rFonts w:ascii="Consolas" w:hAnsi="Consolas"/>
-          <w:sz w:val="18"/>
-        </w:rPr>
-        <w:t>ssh-copy-id -i ~/.ssh/ipr_rpi.pub meibye@ipr-prod-zero2.local</w:t>
-        <w:br/>
-      </w:r>
-      <w:r>
-        <w:rPr>
-          <w:rFonts w:ascii="Consolas" w:hAnsi="Consolas"/>
-          <w:sz w:val="18"/>
-        </w:rPr>
-        <w:t>ssh-keygen -R ipr-prod-zero2.local                  # ryd gammel værtsnøgle</w:t>
-        <w:br/>
-      </w:r>
-      <w:r>
-        <w:rPr>
-          <w:rFonts w:ascii="Consolas" w:hAnsi="Consolas"/>
-          <w:sz w:val="18"/>
-        </w:rPr>
-        <w:t>./scripts/deploy/make_payload.sh                     # pak kun det nodvendige</w:t>
-        <w:br/>
-      </w:r>
-      <w:r>
-        <w:rPr>
-          <w:rFonts w:ascii="Consolas" w:hAnsi="Consolas"/>
-          <w:sz w:val="18"/>
-        </w:rPr>
-        <w:t>scp /tmp/ipr-deploy.tgz ipr-prod-zero2:/tmp/</w:t>
-        <w:br/>
-      </w:r>
-      <w:r>
-        <w:rPr>
-          <w:rFonts w:ascii="Consolas" w:hAnsi="Consolas"/>
-          <w:sz w:val="18"/>
-        </w:rPr>
-        <w:t>ssh ipr-prod-zero2 "mkdir -p ~/dev/ipr-keyboard &amp;&amp; \</w:t>
-        <w:br/>
-      </w:r>
-      <w:r>
-        <w:rPr>
-          <w:rFonts w:ascii="Consolas" w:hAnsi="Consolas"/>
-          <w:sz w:val="18"/>
-        </w:rPr>
-        <w:t xml:space="preserve">  tar xzf /tmp/ipr-deploy.tgz -C ~/dev/ipr-keyboard"</w:t>
-        <w:br/>
-      </w:r>
-      <w:r>
-        <w:rPr>
-          <w:rFonts w:ascii="Consolas" w:hAnsi="Consolas"/>
-          <w:sz w:val="18"/>
-        </w:rPr>
-        <w:t>scp &lt;fil&gt; ipr-prod-zero2:/tmp/                            # enkelt fil</w:t>
-        <w:br/>
-      </w:r>
-      <w:r>
-        <w:rPr>
-          <w:rFonts w:ascii="Consolas" w:hAnsi="Consolas"/>
-          <w:sz w:val="18"/>
-        </w:rPr>
-        <w:t>wsl -d Ubuntu -- rsync -avz --chmod=D755,F644 --exclude '.git' \</w:t>
-        <w:br/>
-      </w:r>
-      <w:r>
-        <w:rPr>
-          <w:rFonts w:ascii="Consolas" w:hAnsi="Consolas"/>
-          <w:sz w:val="18"/>
-        </w:rPr>
-        <w:t xml:space="preserve">  /mnt/d/sandbox/ipr-keyboard/ ipr-prod-zero2:/home/meibye/dev/ipr-keyboard/</w:t>
-        <w:br/>
-      </w:r>
-      <w:r>
-        <w:rPr>
-          <w:rFonts w:ascii="Consolas" w:hAnsi="Consolas"/>
-          <w:sz w:val="18"/>
-        </w:rPr>
-        <w:t>git bundle create ipr-keyboard.bundle --all         # historik uden netværk</w:t>
-      </w:r>
-    </w:p>
-    <w:p>
-      <w:pPr>
-        <w:pStyle w:val="Heading2"/>
-      </w:pPr>
-      <w:r>
-        <w:t>Status og diagnostik</w:t>
-      </w:r>
-    </w:p>
-    <w:p>
-      <w:pPr>
-        <w:spacing w:before="80" w:after="160" w:line="240" w:lineRule="auto"/>
-        <w:ind w:left="227"/>
-        <w:shd w:val="clear" w:color="auto" w:fill="F4F6F8"/>
-        <w:pBdr>
-          <w:top w:val="single" w:sz="4" w:space="6" w:color="DCE1E8"/>
-          <w:left w:val="single" w:sz="4" w:space="6" w:color="DCE1E8"/>
-          <w:bottom w:val="single" w:sz="4" w:space="6" w:color="DCE1E8"/>
-          <w:right w:val="single" w:sz="4" w:space="6" w:color="DCE1E8"/>
-        </w:pBdr>
-      </w:pPr>
-      <w:r>
-        <w:rPr>
-          <w:rFonts w:ascii="Consolas" w:hAnsi="Consolas"/>
-          <w:sz w:val="18"/>
-        </w:rPr>
-        <w:t>./scripts/diag_status.sh                     # samlet status (ikke som root)</w:t>
-        <w:br/>
-      </w:r>
-      <w:r>
-        <w:rPr>
-          <w:rFonts w:ascii="Consolas" w:hAnsi="Consolas"/>
-          <w:sz w:val="18"/>
-        </w:rPr>
-        <w:t>./scripts/diag_troubleshoot.sh               # bred kontrol af installationen</w:t>
-        <w:br/>
-      </w:r>
-      <w:r>
-        <w:rPr>
-          <w:rFonts w:ascii="Consolas" w:hAnsi="Consolas"/>
-          <w:sz w:val="18"/>
-        </w:rPr>
-        <w:t>./scripts/service/svc_status_services.sh     # tjenestestatus</w:t>
-        <w:br/>
-      </w:r>
-      <w:r>
-        <w:rPr>
-          <w:rFonts w:ascii="Consolas" w:hAnsi="Consolas"/>
-          <w:sz w:val="18"/>
-        </w:rPr>
-        <w:t>./scripts/service/svc_tail_all_logs.sh       # følg alle logs</w:t>
-        <w:br/>
-      </w:r>
-      <w:r>
-        <w:rPr>
-          <w:rFonts w:ascii="Consolas" w:hAnsi="Consolas"/>
-          <w:sz w:val="18"/>
-        </w:rPr>
-        <w:t>sudo ./scripts/rpi-debug/dbg_stack_status.sh # Bluetooth-stakkens tilstand</w:t>
-        <w:br/>
-      </w:r>
-      <w:r>
-        <w:rPr>
-          <w:rFonts w:ascii="Consolas" w:hAnsi="Consolas"/>
-          <w:sz w:val="18"/>
-        </w:rPr>
-        <w:t>sudo ./scripts/rpi-debug/dbg_diag_bundle.sh  # indsaml diagnosepakke</w:t>
-      </w:r>
-    </w:p>
-    <w:p>
-      <w:pPr>
-        <w:pStyle w:val="Heading2"/>
-      </w:pPr>
-      <w:r>
-        <w:t>Tjenestestyring</w:t>
-      </w:r>
-    </w:p>
-    <w:p>
-      <w:pPr>
-        <w:spacing w:before="80" w:after="160" w:line="240" w:lineRule="auto"/>
-        <w:ind w:left="227"/>
-        <w:shd w:val="clear" w:color="auto" w:fill="F4F6F8"/>
-        <w:pBdr>
-          <w:top w:val="single" w:sz="4" w:space="6" w:color="DCE1E8"/>
-          <w:left w:val="single" w:sz="4" w:space="6" w:color="DCE1E8"/>
-          <w:bottom w:val="single" w:sz="4" w:space="6" w:color="DCE1E8"/>
-          <w:right w:val="single" w:sz="4" w:space="6" w:color="DCE1E8"/>
-        </w:pBdr>
-      </w:pPr>
-      <w:r>
-        <w:rPr>
-          <w:rFonts w:ascii="Consolas" w:hAnsi="Consolas"/>
-          <w:sz w:val="18"/>
-        </w:rPr>
-        <w:t>sudo systemctl restart ipr_keyboard.service</w:t>
-        <w:br/>
-      </w:r>
-      <w:r>
-        <w:rPr>
-          <w:rFonts w:ascii="Consolas" w:hAnsi="Consolas"/>
-          <w:sz w:val="18"/>
-        </w:rPr>
-        <w:t>sudo systemctl restart bt_hid_ble.service</w:t>
-        <w:br/>
-      </w:r>
-      <w:r>
-        <w:rPr>
-          <w:rFonts w:ascii="Consolas" w:hAnsi="Consolas"/>
-          <w:sz w:val="18"/>
-        </w:rPr>
-        <w:t>sudo systemctl restart bt_hid_agent_unified.service</w:t>
-        <w:br/>
-      </w:r>
-      <w:r>
-        <w:rPr>
-          <w:rFonts w:ascii="Consolas" w:hAnsi="Consolas"/>
-          <w:sz w:val="18"/>
-        </w:rPr>
-        <w:t>sudo ./scripts/service/svc_enable_services.sh</w:t>
-        <w:br/>
-      </w:r>
-      <w:r>
-        <w:rPr>
-          <w:rFonts w:ascii="Consolas" w:hAnsi="Consolas"/>
-          <w:sz w:val="18"/>
-        </w:rPr>
-        <w:t>sudo ./scripts/service/svc_disable_services.sh</w:t>
-      </w:r>
-    </w:p>
-    <w:p>
-      <w:pPr>
-        <w:pStyle w:val="Heading2"/>
-      </w:pPr>
-      <w:r>
-        <w:t>Bluetooth</w:t>
-      </w:r>
-    </w:p>
-    <w:p>
-      <w:pPr>
-        <w:spacing w:before="80" w:after="160" w:line="240" w:lineRule="auto"/>
-        <w:ind w:left="227"/>
-        <w:shd w:val="clear" w:color="auto" w:fill="F4F6F8"/>
-        <w:pBdr>
-          <w:top w:val="single" w:sz="4" w:space="6" w:color="DCE1E8"/>
-          <w:left w:val="single" w:sz="4" w:space="6" w:color="DCE1E8"/>
-          <w:bottom w:val="single" w:sz="4" w:space="6" w:color="DCE1E8"/>
-          <w:right w:val="single" w:sz="4" w:space="6" w:color="DCE1E8"/>
-        </w:pBdr>
-      </w:pPr>
-      <w:r>
-        <w:rPr>
-          <w:rFonts w:ascii="Consolas" w:hAnsi="Consolas"/>
-          <w:sz w:val="18"/>
-        </w:rPr>
-        <w:t>bt_kb_send "tekst"                           # send tekst til værten</w:t>
-        <w:br/>
-      </w:r>
-      <w:r>
-        <w:rPr>
-          <w:rFonts w:ascii="Consolas" w:hAnsi="Consolas"/>
-          <w:sz w:val="18"/>
-        </w:rPr>
-        <w:t>bt_kb_send_file /sti/til/fil.txt             # send en fil</w:t>
-        <w:br/>
-      </w:r>
-      <w:r>
-        <w:rPr>
-          <w:rFonts w:ascii="Consolas" w:hAnsi="Consolas"/>
-          <w:sz w:val="18"/>
-        </w:rPr>
-        <w:t>bluetoothctl devices Connected               # forbundne værter</w:t>
-        <w:br/>
-      </w:r>
-      <w:r>
-        <w:rPr>
-          <w:rFonts w:ascii="Consolas" w:hAnsi="Consolas"/>
-          <w:sz w:val="18"/>
-        </w:rPr>
-        <w:t>sudo ./scripts/ble/diag_pairing.sh</w:t>
-        <w:br/>
-      </w:r>
-      <w:r>
-        <w:rPr>
-          <w:rFonts w:ascii="Consolas" w:hAnsi="Consolas"/>
-          <w:sz w:val="18"/>
-        </w:rPr>
-        <w:t>sudo ./scripts/ble/diag_bt_visibility.sh --fix</w:t>
-        <w:br/>
-      </w:r>
-      <w:r>
-        <w:rPr>
-          <w:rFonts w:ascii="Consolas" w:hAnsi="Consolas"/>
-          <w:sz w:val="18"/>
-        </w:rPr>
-        <w:t>sudo ./scripts/rpi-debug/dbg_bt_bond_wipe.sh &lt;MAC&gt;</w:t>
-      </w:r>
-    </w:p>
-    <w:p>
-      <w:pPr>
-        <w:pStyle w:val="Heading2"/>
-      </w:pPr>
-      <w:r>
-        <w:t>Netværk og hotspot</w:t>
-      </w:r>
-    </w:p>
-    <w:p>
-      <w:pPr>
-        <w:spacing w:before="80" w:after="160" w:line="240" w:lineRule="auto"/>
-        <w:ind w:left="227"/>
-        <w:shd w:val="clear" w:color="auto" w:fill="F4F6F8"/>
-        <w:pBdr>
-          <w:top w:val="single" w:sz="4" w:space="6" w:color="DCE1E8"/>
-          <w:left w:val="single" w:sz="4" w:space="6" w:color="DCE1E8"/>
-          <w:bottom w:val="single" w:sz="4" w:space="6" w:color="DCE1E8"/>
-          <w:right w:val="single" w:sz="4" w:space="6" w:color="DCE1E8"/>
-        </w:pBdr>
-      </w:pPr>
-      <w:r>
-        <w:rPr>
-          <w:rFonts w:ascii="Consolas" w:hAnsi="Consolas"/>
-          <w:sz w:val="18"/>
-        </w:rPr>
-        <w:t>sudo systemctl start ipr-provision.service   # tænd hotspot</w:t>
-        <w:br/>
-      </w:r>
-      <w:r>
-        <w:rPr>
-          <w:rFonts w:ascii="Consolas" w:hAnsi="Consolas"/>
-          <w:sz w:val="18"/>
-        </w:rPr>
-        <w:t>sudo systemctl stop  ipr-provision.service   # sluk hotspot</w:t>
-        <w:br/>
-      </w:r>
-      <w:r>
-        <w:rPr>
-          <w:rFonts w:ascii="Consolas" w:hAnsi="Consolas"/>
-          <w:sz w:val="18"/>
-        </w:rPr>
-        <w:t>sudo cat /etc/ipr-hotspot.secret             # SSID og adgangskode</w:t>
-        <w:br/>
-      </w:r>
-      <w:r>
-        <w:rPr>
-          <w:rFonts w:ascii="Consolas" w:hAnsi="Consolas"/>
-          <w:sz w:val="18"/>
-        </w:rPr>
-        <w:t>sudo ./provision/07_show_info.sh             # samlede enhedsoplysninger</w:t>
-        <w:br/>
-      </w:r>
-      <w:r>
-        <w:rPr>
-          <w:rFonts w:ascii="Consolas" w:hAnsi="Consolas"/>
-          <w:sz w:val="18"/>
-        </w:rPr>
-        <w:t>sudo ./scripts/headless/net_factory_reset.sh # slet Wi-Fi-profiler</w:t>
-        <w:br/>
-      </w:r>
-      <w:r>
-        <w:rPr>
-          <w:rFonts w:ascii="Consolas" w:hAnsi="Consolas"/>
-          <w:sz w:val="18"/>
-        </w:rPr>
-        <w:t>nmcli dev status</w:t>
-      </w:r>
-    </w:p>
-    <w:p>
-      <w:pPr>
-        <w:pStyle w:val="Heading2"/>
-      </w:pPr>
-      <w:r>
-        <w:t>Udrulning</w:t>
-      </w:r>
-    </w:p>
-    <w:p>
-      <w:pPr>
-        <w:spacing w:before="80" w:after="160" w:line="240" w:lineRule="auto"/>
-        <w:ind w:left="227"/>
-        <w:shd w:val="clear" w:color="auto" w:fill="F4F6F8"/>
-        <w:pBdr>
-          <w:top w:val="single" w:sz="4" w:space="6" w:color="DCE1E8"/>
-          <w:left w:val="single" w:sz="4" w:space="6" w:color="DCE1E8"/>
-          <w:bottom w:val="single" w:sz="4" w:space="6" w:color="DCE1E8"/>
-          <w:right w:val="single" w:sz="4" w:space="6" w:color="DCE1E8"/>
-        </w:pBdr>
-      </w:pPr>
-      <w:r>
-        <w:rPr>
-          <w:rFonts w:ascii="Consolas" w:hAnsi="Consolas"/>
-          <w:sz w:val="18"/>
-        </w:rPr>
-        <w:t>sudo ./scripts/deploy/deploy_full_update.sh [--install-python]</w:t>
-        <w:br/>
-      </w:r>
-      <w:r>
-        <w:rPr>
-          <w:rFonts w:ascii="Consolas" w:hAnsi="Consolas"/>
-          <w:sz w:val="18"/>
-        </w:rPr>
-        <w:t>sudo ./scripts/deploy/deploy_restart_all_services.sh</w:t>
-        <w:br/>
-      </w:r>
-      <w:r>
-        <w:rPr>
-          <w:rFonts w:ascii="Consolas" w:hAnsi="Consolas"/>
-          <w:sz w:val="18"/>
-        </w:rPr>
-        <w:t>sudo ./scripts/deploy/deploy_restart_app.sh</w:t>
-        <w:br/>
-      </w:r>
-      <w:r>
-        <w:rPr>
-          <w:rFonts w:ascii="Consolas" w:hAnsi="Consolas"/>
-          <w:sz w:val="18"/>
-        </w:rPr>
-        <w:t>sudo ./scripts/headless/gen_ipr_ssl_cert.sh --renew</w:t>
-      </w:r>
-    </w:p>
-    <w:p>
-      <w:r>
-        <w:br w:type="page"/>
-      </w:r>
-    </w:p>
-    <w:p>
-      <w:pPr>
-        <w:pStyle w:val="Heading1"/>
-      </w:pPr>
-      <w:r>
-        <w:t>Bilag B. API-oversigt</w:t>
+        <w:t>12. Kendte afvigelser og teknisk gæld</w:t>
       </w:r>
     </w:p>
     <w:p>
@@ -18728,7 +20509,7 @@
           <w:i w:val="0"/>
           <w:sz w:val="21"/>
         </w:rPr>
-        <w:t>Dashboardet bruger udelukkende endepunkter under /api/. Alle kræver en gyldig session, bortset fra /api/auth/login. Fejl returneres i formen {"error": {"code": …, "message": …}}.</w:t>
+        <w:t>Følgende punkter er kendte uoverensstemmelser mellem dokumentation og kode i den nuværende udgave. De ændrer ikke produktets funktion, men er værd at kende under fejlfinding.</w:t>
       </w:r>
     </w:p>
     <w:tbl>
@@ -18746,7 +20527,7 @@
       <w:tr>
         <w:tc>
           <w:tcPr>
-            <w:tcW w:type="dxa" w:w="3628"/>
+            <w:tcW w:type="dxa" w:w="1928"/>
             <w:shd w:val="clear" w:color="auto" w:fill="2B6CB0"/>
           </w:tcPr>
           <w:p>
@@ -18760,13 +20541,13 @@
                 <w:color w:val="FFFFFF"/>
                 <w:sz w:val="19"/>
               </w:rPr>
-              <w:t>Endepunkt</w:t>
-            </w:r>
-          </w:p>
-        </w:tc>
-        <w:tc>
-          <w:tcPr>
-            <w:tcW w:type="dxa" w:w="1474"/>
+              <w:t>Emne</w:t>
+            </w:r>
+          </w:p>
+        </w:tc>
+        <w:tc>
+          <w:tcPr>
+            <w:tcW w:type="dxa" w:w="3742"/>
             <w:shd w:val="clear" w:color="auto" w:fill="2B6CB0"/>
           </w:tcPr>
           <w:p>
@@ -18780,13 +20561,13 @@
                 <w:color w:val="FFFFFF"/>
                 <w:sz w:val="19"/>
               </w:rPr>
-              <w:t>Metode</w:t>
-            </w:r>
-          </w:p>
-        </w:tc>
-        <w:tc>
-          <w:tcPr>
-            <w:tcW w:type="dxa" w:w="3742"/>
+              <w:t>Afvigelse</w:t>
+            </w:r>
+          </w:p>
+        </w:tc>
+        <w:tc>
+          <w:tcPr>
+            <w:tcW w:type="dxa" w:w="3175"/>
             <w:shd w:val="clear" w:color="auto" w:fill="2B6CB0"/>
           </w:tcPr>
           <w:p>
@@ -18800,7 +20581,7 @@
                 <w:color w:val="FFFFFF"/>
                 <w:sz w:val="19"/>
               </w:rPr>
-              <w:t>Formål</w:t>
+              <w:t>Sådan forholder du dig</w:t>
             </w:r>
           </w:p>
         </w:tc>
@@ -18808,35 +20589,18 @@
       <w:tr>
         <w:tc>
           <w:tcPr>
-            <w:tcW w:type="dxa" w:w="3628"/>
-          </w:tcPr>
-          <w:p>
-            <w:pPr>
-              <w:spacing w:after="40"/>
-            </w:pPr>
-            <w:r>
-              <w:rPr>
-                <w:rFonts w:ascii="Consolas" w:hAnsi="Consolas"/>
-                <w:sz w:val="18"/>
-              </w:rPr>
-              <w:t>/api/status</w:t>
-            </w:r>
-          </w:p>
-        </w:tc>
-        <w:tc>
-          <w:tcPr>
-            <w:tcW w:type="dxa" w:w="1474"/>
-          </w:tcPr>
-          <w:p>
-            <w:pPr>
-              <w:spacing w:after="40"/>
-            </w:pPr>
-            <w:r>
-              <w:rPr>
-                <w:rFonts w:ascii="Segoe UI" w:hAnsi="Segoe UI"/>
-                <w:sz w:val="19"/>
-              </w:rPr>
-              <w:t>GET</w:t>
+            <w:tcW w:type="dxa" w:w="1928"/>
+          </w:tcPr>
+          <w:p>
+            <w:pPr>
+              <w:spacing w:after="40"/>
+            </w:pPr>
+            <w:r>
+              <w:rPr>
+                <w:rFonts w:ascii="Segoe UI" w:hAnsi="Segoe UI"/>
+                <w:sz w:val="19"/>
+              </w:rPr>
+              <w:t>Hotspottets tilstand</w:t>
             </w:r>
           </w:p>
         </w:tc>
@@ -18853,7 +20617,24 @@
                 <w:rFonts w:ascii="Segoe UI" w:hAnsi="Segoe UI"/>
                 <w:sz w:val="19"/>
               </w:rPr>
-              <w:t>Samlet tilstand til forsiden.</w:t>
+              <w:t>SERVICES.md beskriver stadig et permanent hotspot; net_provision_hotspot.sh bruger on-demand som standard.</w:t>
+            </w:r>
+          </w:p>
+        </w:tc>
+        <w:tc>
+          <w:tcPr>
+            <w:tcW w:type="dxa" w:w="3175"/>
+          </w:tcPr>
+          <w:p>
+            <w:pPr>
+              <w:spacing w:after="40"/>
+            </w:pPr>
+            <w:r>
+              <w:rPr>
+                <w:rFonts w:ascii="Segoe UI" w:hAnsi="Segoe UI"/>
+                <w:sz w:val="19"/>
+              </w:rPr>
+              <w:t>Skriptet er gældende. Kontrollér HOTSPOT_MODE i /etc/default/ipr-provision.</w:t>
             </w:r>
           </w:p>
         </w:tc>
@@ -18861,7 +20642,7 @@
       <w:tr>
         <w:tc>
           <w:tcPr>
-            <w:tcW w:type="dxa" w:w="3628"/>
+            <w:tcW w:type="dxa" w:w="1928"/>
             <w:shd w:val="clear" w:color="auto" w:fill="F7FAFC"/>
           </w:tcPr>
           <w:p>
@@ -18870,28 +20651,10 @@
             </w:pPr>
             <w:r>
               <w:rPr>
-                <w:rFonts w:ascii="Consolas" w:hAnsi="Consolas"/>
-                <w:sz w:val="18"/>
-              </w:rPr>
-              <w:t>/api/status/bluetooth · /pen · /transmission · /system · /health</w:t>
-            </w:r>
-          </w:p>
-        </w:tc>
-        <w:tc>
-          <w:tcPr>
-            <w:tcW w:type="dxa" w:w="1474"/>
-            <w:shd w:val="clear" w:color="auto" w:fill="F7FAFC"/>
-          </w:tcPr>
-          <w:p>
-            <w:pPr>
-              <w:spacing w:after="40"/>
-            </w:pPr>
-            <w:r>
-              <w:rPr>
-                <w:rFonts w:ascii="Segoe UI" w:hAnsi="Segoe UI"/>
-                <w:sz w:val="19"/>
-              </w:rPr>
-              <w:t>GET</w:t>
+                <w:rFonts w:ascii="Segoe UI" w:hAnsi="Segoe UI"/>
+                <w:sz w:val="19"/>
+              </w:rPr>
+              <w:t>Legacy-enheder</w:t>
             </w:r>
           </w:p>
         </w:tc>
@@ -18909,7 +20672,25 @@
                 <w:rFonts w:ascii="Segoe UI" w:hAnsi="Segoe UI"/>
                 <w:sz w:val="19"/>
               </w:rPr>
-              <w:t>Enkeltdele af tilstanden.</w:t>
+              <w:t>bt_hid_uinput.service, ipr_backend_manager.service og bt_hid_daemon.service nævnes i ældre skripts, men leveres ikke.</w:t>
+            </w:r>
+          </w:p>
+        </w:tc>
+        <w:tc>
+          <w:tcPr>
+            <w:tcW w:type="dxa" w:w="3175"/>
+            <w:shd w:val="clear" w:color="auto" w:fill="F7FAFC"/>
+          </w:tcPr>
+          <w:p>
+            <w:pPr>
+              <w:spacing w:after="40"/>
+            </w:pPr>
+            <w:r>
+              <w:rPr>
+                <w:rFonts w:ascii="Segoe UI" w:hAnsi="Segoe UI"/>
+                <w:sz w:val="19"/>
+              </w:rPr>
+              <w:t>Behandl dem som forældede. Kør BLE-vejen.</w:t>
             </w:r>
           </w:p>
         </w:tc>
@@ -18917,35 +20698,18 @@
       <w:tr>
         <w:tc>
           <w:tcPr>
-            <w:tcW w:type="dxa" w:w="3628"/>
-          </w:tcPr>
-          <w:p>
-            <w:pPr>
-              <w:spacing w:after="40"/>
-            </w:pPr>
-            <w:r>
-              <w:rPr>
-                <w:rFonts w:ascii="Consolas" w:hAnsi="Consolas"/>
-                <w:sz w:val="18"/>
-              </w:rPr>
-              <w:t>/api/events · /api/events/latest</w:t>
-            </w:r>
-          </w:p>
-        </w:tc>
-        <w:tc>
-          <w:tcPr>
-            <w:tcW w:type="dxa" w:w="1474"/>
-          </w:tcPr>
-          <w:p>
-            <w:pPr>
-              <w:spacing w:after="40"/>
-            </w:pPr>
-            <w:r>
-              <w:rPr>
-                <w:rFonts w:ascii="Segoe UI" w:hAnsi="Segoe UI"/>
-                <w:sz w:val="19"/>
-              </w:rPr>
-              <w:t>GET</w:t>
+            <w:tcW w:type="dxa" w:w="1928"/>
+          </w:tcPr>
+          <w:p>
+            <w:pPr>
+              <w:spacing w:after="40"/>
+            </w:pPr>
+            <w:r>
+              <w:rPr>
+                <w:rFonts w:ascii="Segoe UI" w:hAnsi="Segoe UI"/>
+                <w:sz w:val="19"/>
+              </w:rPr>
+              <w:t>Autentificering i API-kontrakten</w:t>
             </w:r>
           </w:p>
         </w:tc>
@@ -18962,7 +20726,24 @@
                 <w:rFonts w:ascii="Segoe UI" w:hAnsi="Segoe UI"/>
                 <w:sz w:val="19"/>
               </w:rPr>
-              <w:t>Oversatte hændelser med filtrering.</w:t>
+              <w:t>docs/ui/api-contract.md beskriver et API uden autentificering; implementationen kræver session til alt undtagen enkelte offentlige stier.</w:t>
+            </w:r>
+          </w:p>
+        </w:tc>
+        <w:tc>
+          <w:tcPr>
+            <w:tcW w:type="dxa" w:w="3175"/>
+          </w:tcPr>
+          <w:p>
+            <w:pPr>
+              <w:spacing w:after="40"/>
+            </w:pPr>
+            <w:r>
+              <w:rPr>
+                <w:rFonts w:ascii="Segoe UI" w:hAnsi="Segoe UI"/>
+                <w:sz w:val="19"/>
+              </w:rPr>
+              <w:t>Implementationen er gældende.</w:t>
             </w:r>
           </w:p>
         </w:tc>
@@ -18970,7 +20751,7 @@
       <w:tr>
         <w:tc>
           <w:tcPr>
-            <w:tcW w:type="dxa" w:w="3628"/>
+            <w:tcW w:type="dxa" w:w="1928"/>
             <w:shd w:val="clear" w:color="auto" w:fill="F7FAFC"/>
           </w:tcPr>
           <w:p>
@@ -18979,28 +20760,10 @@
             </w:pPr>
             <w:r>
               <w:rPr>
-                <w:rFonts w:ascii="Consolas" w:hAnsi="Consolas"/>
-                <w:sz w:val="18"/>
-              </w:rPr>
-              <w:t>/api/logs/raw</w:t>
-            </w:r>
-          </w:p>
-        </w:tc>
-        <w:tc>
-          <w:tcPr>
-            <w:tcW w:type="dxa" w:w="1474"/>
-            <w:shd w:val="clear" w:color="auto" w:fill="F7FAFC"/>
-          </w:tcPr>
-          <w:p>
-            <w:pPr>
-              <w:spacing w:after="40"/>
-            </w:pPr>
-            <w:r>
-              <w:rPr>
-                <w:rFonts w:ascii="Segoe UI" w:hAnsi="Segoe UI"/>
-                <w:sz w:val="19"/>
-              </w:rPr>
-              <w:t>GET</w:t>
+                <w:rFonts w:ascii="Segoe UI" w:hAnsi="Segoe UI"/>
+                <w:sz w:val="19"/>
+              </w:rPr>
+              <w:t>Backend-vælger</w:t>
             </w:r>
           </w:p>
         </w:tc>
@@ -19018,68 +20781,13 @@
                 <w:rFonts w:ascii="Segoe UI" w:hAnsi="Segoe UI"/>
                 <w:sz w:val="19"/>
               </w:rPr>
-              <w:t>Rå logudtræk.</w:t>
-            </w:r>
-          </w:p>
-        </w:tc>
-      </w:tr>
-      <w:tr>
-        <w:tc>
-          <w:tcPr>
-            <w:tcW w:type="dxa" w:w="3628"/>
-          </w:tcPr>
-          <w:p>
-            <w:pPr>
-              <w:spacing w:after="40"/>
-            </w:pPr>
-            <w:r>
-              <w:rPr>
-                <w:rFonts w:ascii="Consolas" w:hAnsi="Consolas"/>
-                <w:sz w:val="18"/>
-              </w:rPr>
-              <w:t>/api/config</w:t>
-            </w:r>
-          </w:p>
-        </w:tc>
-        <w:tc>
-          <w:tcPr>
-            <w:tcW w:type="dxa" w:w="1474"/>
-          </w:tcPr>
-          <w:p>
-            <w:pPr>
-              <w:spacing w:after="40"/>
-            </w:pPr>
-            <w:r>
-              <w:rPr>
-                <w:rFonts w:ascii="Segoe UI" w:hAnsi="Segoe UI"/>
-                <w:sz w:val="19"/>
-              </w:rPr>
-              <w:t>GET, POST</w:t>
-            </w:r>
-          </w:p>
-        </w:tc>
-        <w:tc>
-          <w:tcPr>
-            <w:tcW w:type="dxa" w:w="3742"/>
-          </w:tcPr>
-          <w:p>
-            <w:pPr>
-              <w:spacing w:after="40"/>
-            </w:pPr>
-            <w:r>
-              <w:rPr>
-                <w:rFonts w:ascii="Segoe UI" w:hAnsi="Segoe UI"/>
-                <w:sz w:val="19"/>
-              </w:rPr>
-              <w:t>Læs og skriv applikationskonfiguration.</w:t>
-            </w:r>
-          </w:p>
-        </w:tc>
-      </w:tr>
-      <w:tr>
-        <w:tc>
-          <w:tcPr>
-            <w:tcW w:type="dxa" w:w="3628"/>
+              <w:t>Stien /etc/ipr-keyboard/backend stammer fra en tidligere uinput-baseret model.</w:t>
+            </w:r>
+          </w:p>
+        </w:tc>
+        <w:tc>
+          <w:tcPr>
+            <w:tcW w:type="dxa" w:w="3175"/>
             <w:shd w:val="clear" w:color="auto" w:fill="F7FAFC"/>
           </w:tcPr>
           <w:p>
@@ -19088,426 +20796,10 @@
             </w:pPr>
             <w:r>
               <w:rPr>
-                <w:rFonts w:ascii="Consolas" w:hAnsi="Consolas"/>
-                <w:sz w:val="18"/>
-              </w:rPr>
-              <w:t>/api/network</w:t>
-            </w:r>
-          </w:p>
-        </w:tc>
-        <w:tc>
-          <w:tcPr>
-            <w:tcW w:type="dxa" w:w="1474"/>
-            <w:shd w:val="clear" w:color="auto" w:fill="F7FAFC"/>
-          </w:tcPr>
-          <w:p>
-            <w:pPr>
-              <w:spacing w:after="40"/>
-            </w:pPr>
-            <w:r>
-              <w:rPr>
-                <w:rFonts w:ascii="Segoe UI" w:hAnsi="Segoe UI"/>
-                <w:sz w:val="19"/>
-              </w:rPr>
-              <w:t>GET, POST</w:t>
-            </w:r>
-          </w:p>
-        </w:tc>
-        <w:tc>
-          <w:tcPr>
-            <w:tcW w:type="dxa" w:w="3742"/>
-            <w:shd w:val="clear" w:color="auto" w:fill="F7FAFC"/>
-          </w:tcPr>
-          <w:p>
-            <w:pPr>
-              <w:spacing w:after="40"/>
-            </w:pPr>
-            <w:r>
-              <w:rPr>
-                <w:rFonts w:ascii="Segoe UI" w:hAnsi="Segoe UI"/>
-                <w:sz w:val="19"/>
-              </w:rPr>
-              <w:t>Netværkstilstand. POST kræver administrator.</w:t>
-            </w:r>
-          </w:p>
-        </w:tc>
-      </w:tr>
-      <w:tr>
-        <w:tc>
-          <w:tcPr>
-            <w:tcW w:type="dxa" w:w="3628"/>
-          </w:tcPr>
-          <w:p>
-            <w:pPr>
-              <w:spacing w:after="40"/>
-            </w:pPr>
-            <w:r>
-              <w:rPr>
-                <w:rFonts w:ascii="Consolas" w:hAnsi="Consolas"/>
-                <w:sz w:val="18"/>
-              </w:rPr>
-              <w:t>/api/actions/pairing · rescan-pen · reconnect-bluetooth</w:t>
-            </w:r>
-          </w:p>
-        </w:tc>
-        <w:tc>
-          <w:tcPr>
-            <w:tcW w:type="dxa" w:w="1474"/>
-          </w:tcPr>
-          <w:p>
-            <w:pPr>
-              <w:spacing w:after="40"/>
-            </w:pPr>
-            <w:r>
-              <w:rPr>
-                <w:rFonts w:ascii="Segoe UI" w:hAnsi="Segoe UI"/>
-                <w:sz w:val="19"/>
-              </w:rPr>
-              <w:t>POST</w:t>
-            </w:r>
-          </w:p>
-        </w:tc>
-        <w:tc>
-          <w:tcPr>
-            <w:tcW w:type="dxa" w:w="3742"/>
-          </w:tcPr>
-          <w:p>
-            <w:pPr>
-              <w:spacing w:after="40"/>
-            </w:pPr>
-            <w:r>
-              <w:rPr>
-                <w:rFonts w:ascii="Segoe UI" w:hAnsi="Segoe UI"/>
-                <w:sz w:val="19"/>
-              </w:rPr>
-              <w:t>Betjeningshandlinger.</w:t>
-            </w:r>
-          </w:p>
-        </w:tc>
-      </w:tr>
-      <w:tr>
-        <w:tc>
-          <w:tcPr>
-            <w:tcW w:type="dxa" w:w="3628"/>
-            <w:shd w:val="clear" w:color="auto" w:fill="F7FAFC"/>
-          </w:tcPr>
-          <w:p>
-            <w:pPr>
-              <w:spacing w:after="40"/>
-            </w:pPr>
-            <w:r>
-              <w:rPr>
-                <w:rFonts w:ascii="Consolas" w:hAnsi="Consolas"/>
-                <w:sz w:val="18"/>
-              </w:rPr>
-              <w:t>/api/actions/apply-network · reboot · shutdown</w:t>
-            </w:r>
-          </w:p>
-        </w:tc>
-        <w:tc>
-          <w:tcPr>
-            <w:tcW w:type="dxa" w:w="1474"/>
-            <w:shd w:val="clear" w:color="auto" w:fill="F7FAFC"/>
-          </w:tcPr>
-          <w:p>
-            <w:pPr>
-              <w:spacing w:after="40"/>
-            </w:pPr>
-            <w:r>
-              <w:rPr>
-                <w:rFonts w:ascii="Segoe UI" w:hAnsi="Segoe UI"/>
-                <w:sz w:val="19"/>
-              </w:rPr>
-              <w:t>POST</w:t>
-            </w:r>
-          </w:p>
-        </w:tc>
-        <w:tc>
-          <w:tcPr>
-            <w:tcW w:type="dxa" w:w="3742"/>
-            <w:shd w:val="clear" w:color="auto" w:fill="F7FAFC"/>
-          </w:tcPr>
-          <w:p>
-            <w:pPr>
-              <w:spacing w:after="40"/>
-            </w:pPr>
-            <w:r>
-              <w:rPr>
-                <w:rFonts w:ascii="Segoe UI" w:hAnsi="Segoe UI"/>
-                <w:sz w:val="19"/>
-              </w:rPr>
-              <w:t>Kræver confirm=true. De to sidste er strømhandlinger.</w:t>
-            </w:r>
-          </w:p>
-        </w:tc>
-      </w:tr>
-      <w:tr>
-        <w:tc>
-          <w:tcPr>
-            <w:tcW w:type="dxa" w:w="3628"/>
-          </w:tcPr>
-          <w:p>
-            <w:pPr>
-              <w:spacing w:after="40"/>
-            </w:pPr>
-            <w:r>
-              <w:rPr>
-                <w:rFonts w:ascii="Consolas" w:hAnsi="Consolas"/>
-                <w:sz w:val="18"/>
-              </w:rPr>
-              <w:t>/api/stream</w:t>
-            </w:r>
-          </w:p>
-        </w:tc>
-        <w:tc>
-          <w:tcPr>
-            <w:tcW w:type="dxa" w:w="1474"/>
-          </w:tcPr>
-          <w:p>
-            <w:pPr>
-              <w:spacing w:after="40"/>
-            </w:pPr>
-            <w:r>
-              <w:rPr>
-                <w:rFonts w:ascii="Segoe UI" w:hAnsi="Segoe UI"/>
-                <w:sz w:val="19"/>
-              </w:rPr>
-              <w:t>GET</w:t>
-            </w:r>
-          </w:p>
-        </w:tc>
-        <w:tc>
-          <w:tcPr>
-            <w:tcW w:type="dxa" w:w="3742"/>
-          </w:tcPr>
-          <w:p>
-            <w:pPr>
-              <w:spacing w:after="40"/>
-            </w:pPr>
-            <w:r>
-              <w:rPr>
-                <w:rFonts w:ascii="Segoe UI" w:hAnsi="Segoe UI"/>
-                <w:sz w:val="19"/>
-              </w:rPr>
-              <w:t>Server-Sent Events med løbende tilstand.</w:t>
-            </w:r>
-          </w:p>
-        </w:tc>
-      </w:tr>
-      <w:tr>
-        <w:tc>
-          <w:tcPr>
-            <w:tcW w:type="dxa" w:w="3628"/>
-            <w:shd w:val="clear" w:color="auto" w:fill="F7FAFC"/>
-          </w:tcPr>
-          <w:p>
-            <w:pPr>
-              <w:spacing w:after="40"/>
-            </w:pPr>
-            <w:r>
-              <w:rPr>
-                <w:rFonts w:ascii="Consolas" w:hAnsi="Consolas"/>
-                <w:sz w:val="18"/>
-              </w:rPr>
-              <w:t>/api/debug/services · /&lt;navn&gt;/&lt;handling&gt;</w:t>
-            </w:r>
-          </w:p>
-        </w:tc>
-        <w:tc>
-          <w:tcPr>
-            <w:tcW w:type="dxa" w:w="1474"/>
-            <w:shd w:val="clear" w:color="auto" w:fill="F7FAFC"/>
-          </w:tcPr>
-          <w:p>
-            <w:pPr>
-              <w:spacing w:after="40"/>
-            </w:pPr>
-            <w:r>
-              <w:rPr>
-                <w:rFonts w:ascii="Segoe UI" w:hAnsi="Segoe UI"/>
-                <w:sz w:val="19"/>
-              </w:rPr>
-              <w:t>GET, POST</w:t>
-            </w:r>
-          </w:p>
-        </w:tc>
-        <w:tc>
-          <w:tcPr>
-            <w:tcW w:type="dxa" w:w="3742"/>
-            <w:shd w:val="clear" w:color="auto" w:fill="F7FAFC"/>
-          </w:tcPr>
-          <w:p>
-            <w:pPr>
-              <w:spacing w:after="40"/>
-            </w:pPr>
-            <w:r>
-              <w:rPr>
-                <w:rFonts w:ascii="Segoe UI" w:hAnsi="Segoe UI"/>
-                <w:sz w:val="19"/>
-              </w:rPr>
-              <w:t>Tjenestestatus og start/stop/genstart.</w:t>
-            </w:r>
-          </w:p>
-        </w:tc>
-      </w:tr>
-      <w:tr>
-        <w:tc>
-          <w:tcPr>
-            <w:tcW w:type="dxa" w:w="3628"/>
-          </w:tcPr>
-          <w:p>
-            <w:pPr>
-              <w:spacing w:after="40"/>
-            </w:pPr>
-            <w:r>
-              <w:rPr>
-                <w:rFonts w:ascii="Consolas" w:hAnsi="Consolas"/>
-                <w:sz w:val="18"/>
-              </w:rPr>
-              <w:t>/api/debug/send-text · send-file · pen-files</w:t>
-            </w:r>
-          </w:p>
-        </w:tc>
-        <w:tc>
-          <w:tcPr>
-            <w:tcW w:type="dxa" w:w="1474"/>
-          </w:tcPr>
-          <w:p>
-            <w:pPr>
-              <w:spacing w:after="40"/>
-            </w:pPr>
-            <w:r>
-              <w:rPr>
-                <w:rFonts w:ascii="Segoe UI" w:hAnsi="Segoe UI"/>
-                <w:sz w:val="19"/>
-              </w:rPr>
-              <w:t>GET, POST</w:t>
-            </w:r>
-          </w:p>
-        </w:tc>
-        <w:tc>
-          <w:tcPr>
-            <w:tcW w:type="dxa" w:w="3742"/>
-          </w:tcPr>
-          <w:p>
-            <w:pPr>
-              <w:spacing w:after="40"/>
-            </w:pPr>
-            <w:r>
-              <w:rPr>
-                <w:rFonts w:ascii="Segoe UI" w:hAnsi="Segoe UI"/>
-                <w:sz w:val="19"/>
-              </w:rPr>
-              <w:t>Manuel afsendelse og indsigt i pen-mappen.</w:t>
-            </w:r>
-          </w:p>
-        </w:tc>
-      </w:tr>
-      <w:tr>
-        <w:tc>
-          <w:tcPr>
-            <w:tcW w:type="dxa" w:w="3628"/>
-            <w:shd w:val="clear" w:color="auto" w:fill="F7FAFC"/>
-          </w:tcPr>
-          <w:p>
-            <w:pPr>
-              <w:spacing w:after="40"/>
-            </w:pPr>
-            <w:r>
-              <w:rPr>
-                <w:rFonts w:ascii="Consolas" w:hAnsi="Consolas"/>
-                <w:sz w:val="18"/>
-              </w:rPr>
-              <w:t>/api/auth/login · logout · me · users</w:t>
-            </w:r>
-          </w:p>
-        </w:tc>
-        <w:tc>
-          <w:tcPr>
-            <w:tcW w:type="dxa" w:w="1474"/>
-            <w:shd w:val="clear" w:color="auto" w:fill="F7FAFC"/>
-          </w:tcPr>
-          <w:p>
-            <w:pPr>
-              <w:spacing w:after="40"/>
-            </w:pPr>
-            <w:r>
-              <w:rPr>
-                <w:rFonts w:ascii="Segoe UI" w:hAnsi="Segoe UI"/>
-                <w:sz w:val="19"/>
-              </w:rPr>
-              <w:t>GET, POST, PATCH, DELETE</w:t>
-            </w:r>
-          </w:p>
-        </w:tc>
-        <w:tc>
-          <w:tcPr>
-            <w:tcW w:type="dxa" w:w="3742"/>
-            <w:shd w:val="clear" w:color="auto" w:fill="F7FAFC"/>
-          </w:tcPr>
-          <w:p>
-            <w:pPr>
-              <w:spacing w:after="40"/>
-            </w:pPr>
-            <w:r>
-              <w:rPr>
-                <w:rFonts w:ascii="Segoe UI" w:hAnsi="Segoe UI"/>
-                <w:sz w:val="19"/>
-              </w:rPr>
-              <w:t>Sessions- og brugeradministration.</w:t>
-            </w:r>
-          </w:p>
-        </w:tc>
-      </w:tr>
-      <w:tr>
-        <w:tc>
-          <w:tcPr>
-            <w:tcW w:type="dxa" w:w="3628"/>
-          </w:tcPr>
-          <w:p>
-            <w:pPr>
-              <w:spacing w:after="40"/>
-            </w:pPr>
-            <w:r>
-              <w:rPr>
-                <w:rFonts w:ascii="Consolas" w:hAnsi="Consolas"/>
-                <w:sz w:val="18"/>
-              </w:rPr>
-              <w:t>/api/version</w:t>
-            </w:r>
-          </w:p>
-        </w:tc>
-        <w:tc>
-          <w:tcPr>
-            <w:tcW w:type="dxa" w:w="1474"/>
-          </w:tcPr>
-          <w:p>
-            <w:pPr>
-              <w:spacing w:after="40"/>
-            </w:pPr>
-            <w:r>
-              <w:rPr>
-                <w:rFonts w:ascii="Segoe UI" w:hAnsi="Segoe UI"/>
-                <w:sz w:val="19"/>
-              </w:rPr>
-              <w:t>GET</w:t>
-            </w:r>
-          </w:p>
-        </w:tc>
-        <w:tc>
-          <w:tcPr>
-            <w:tcW w:type="dxa" w:w="3742"/>
-          </w:tcPr>
-          <w:p>
-            <w:pPr>
-              <w:spacing w:after="40"/>
-            </w:pPr>
-            <w:r>
-              <w:rPr>
-                <w:rFonts w:ascii="Segoe UI" w:hAnsi="Segoe UI"/>
-                <w:sz w:val="19"/>
-              </w:rPr>
-              <w:t>Versionsoplysninger for pakke og moduler.</w:t>
+                <w:rFonts w:ascii="Segoe UI" w:hAnsi="Segoe UI"/>
+                <w:sz w:val="19"/>
+              </w:rPr>
+              <w:t>Ikke i brug. Kørslen er udelukkende BLE.</w:t>
             </w:r>
           </w:p>
         </w:tc>
@@ -19525,7 +20817,1273 @@
           <w:color w:val="606C80"/>
           <w:sz w:val="18"/>
         </w:rPr>
-        <w:t>Tabel 32. Endepunkter, som dashboardet er afhængigt af.</w:t>
+        <w:t>Tabel 35. Dokumentationsdrift, der er værd at kende.</w:t>
+      </w:r>
+    </w:p>
+    <w:p>
+      <w:r>
+        <w:br w:type="page"/>
+      </w:r>
+    </w:p>
+    <w:p>
+      <w:pPr>
+        <w:pStyle w:val="Heading1"/>
+      </w:pPr>
+      <w:r>
+        <w:t>Bilag A. Kommandoreference</w:t>
+      </w:r>
+    </w:p>
+    <w:p>
+      <w:pPr>
+        <w:pStyle w:val="Heading2"/>
+      </w:pPr>
+      <w:r>
+        <w:t>Forbindelse og filoverførsel</w:t>
+      </w:r>
+    </w:p>
+    <w:p>
+      <w:pPr>
+        <w:spacing w:before="80" w:after="160" w:line="240" w:lineRule="auto"/>
+        <w:ind w:left="227"/>
+        <w:shd w:val="clear" w:color="auto" w:fill="F4F6F8"/>
+        <w:pBdr>
+          <w:top w:val="single" w:sz="4" w:space="6" w:color="DCE1E8"/>
+          <w:left w:val="single" w:sz="4" w:space="6" w:color="DCE1E8"/>
+          <w:bottom w:val="single" w:sz="4" w:space="6" w:color="DCE1E8"/>
+          <w:right w:val="single" w:sz="4" w:space="6" w:color="DCE1E8"/>
+        </w:pBdr>
+      </w:pPr>
+      <w:r>
+        <w:rPr>
+          <w:rFonts w:ascii="Consolas" w:hAnsi="Consolas"/>
+          <w:sz w:val="18"/>
+        </w:rPr>
+        <w:t>ssh -i ~/.ssh/ipr_rpi meibye@ipr-prod-zero2.local   # over hjemmenettet</w:t>
+        <w:br/>
+      </w:r>
+      <w:r>
+        <w:rPr>
+          <w:rFonts w:ascii="Consolas" w:hAnsi="Consolas"/>
+          <w:sz w:val="18"/>
+        </w:rPr>
+        <w:t>ssh -i ~/.ssh/ipr_rpi meibye@10.42.0.1              # over hotspottet</w:t>
+        <w:br/>
+      </w:r>
+      <w:r>
+        <w:rPr>
+          <w:rFonts w:ascii="Consolas" w:hAnsi="Consolas"/>
+          <w:sz w:val="18"/>
+        </w:rPr>
+        <w:t>ssh-copy-id -i ~/.ssh/ipr_rpi.pub meibye@ipr-prod-zero2.local</w:t>
+        <w:br/>
+      </w:r>
+      <w:r>
+        <w:rPr>
+          <w:rFonts w:ascii="Consolas" w:hAnsi="Consolas"/>
+          <w:sz w:val="18"/>
+        </w:rPr>
+        <w:t>ssh-keygen -R ipr-prod-zero2.local                  # ryd gammel værtsnøgle</w:t>
+        <w:br/>
+      </w:r>
+      <w:r>
+        <w:rPr>
+          <w:rFonts w:ascii="Consolas" w:hAnsi="Consolas"/>
+          <w:sz w:val="18"/>
+        </w:rPr>
+        <w:t>./scripts/deploy/make_payload.sh                     # pak kun det nodvendige</w:t>
+        <w:br/>
+      </w:r>
+      <w:r>
+        <w:rPr>
+          <w:rFonts w:ascii="Consolas" w:hAnsi="Consolas"/>
+          <w:sz w:val="18"/>
+        </w:rPr>
+        <w:t>scp /tmp/ipr-deploy.tgz ipr-prod-zero2:/tmp/</w:t>
+        <w:br/>
+      </w:r>
+      <w:r>
+        <w:rPr>
+          <w:rFonts w:ascii="Consolas" w:hAnsi="Consolas"/>
+          <w:sz w:val="18"/>
+        </w:rPr>
+        <w:t>ssh ipr-prod-zero2 "mkdir -p ~/dev/ipr-keyboard &amp;&amp; \</w:t>
+        <w:br/>
+      </w:r>
+      <w:r>
+        <w:rPr>
+          <w:rFonts w:ascii="Consolas" w:hAnsi="Consolas"/>
+          <w:sz w:val="18"/>
+        </w:rPr>
+        <w:t xml:space="preserve">  tar xzf /tmp/ipr-deploy.tgz -C ~/dev/ipr-keyboard"</w:t>
+        <w:br/>
+      </w:r>
+      <w:r>
+        <w:rPr>
+          <w:rFonts w:ascii="Consolas" w:hAnsi="Consolas"/>
+          <w:sz w:val="18"/>
+        </w:rPr>
+        <w:t>scp &lt;fil&gt; ipr-prod-zero2:/tmp/                            # enkelt fil</w:t>
+        <w:br/>
+      </w:r>
+      <w:r>
+        <w:rPr>
+          <w:rFonts w:ascii="Consolas" w:hAnsi="Consolas"/>
+          <w:sz w:val="18"/>
+        </w:rPr>
+        <w:t>wsl -d Ubuntu -- rsync -avz --chmod=D755,F644 --exclude '.git' \</w:t>
+        <w:br/>
+      </w:r>
+      <w:r>
+        <w:rPr>
+          <w:rFonts w:ascii="Consolas" w:hAnsi="Consolas"/>
+          <w:sz w:val="18"/>
+        </w:rPr>
+        <w:t xml:space="preserve">  /mnt/d/sandbox/ipr-keyboard/ ipr-prod-zero2:/home/meibye/dev/ipr-keyboard/</w:t>
+        <w:br/>
+      </w:r>
+      <w:r>
+        <w:rPr>
+          <w:rFonts w:ascii="Consolas" w:hAnsi="Consolas"/>
+          <w:sz w:val="18"/>
+        </w:rPr>
+        <w:t>git bundle create ipr-keyboard.bundle --all         # historik uden netværk</w:t>
+      </w:r>
+    </w:p>
+    <w:p>
+      <w:pPr>
+        <w:pStyle w:val="Heading2"/>
+      </w:pPr>
+      <w:r>
+        <w:t>Status og diagnostik</w:t>
+      </w:r>
+    </w:p>
+    <w:p>
+      <w:pPr>
+        <w:spacing w:before="80" w:after="160" w:line="240" w:lineRule="auto"/>
+        <w:ind w:left="227"/>
+        <w:shd w:val="clear" w:color="auto" w:fill="F4F6F8"/>
+        <w:pBdr>
+          <w:top w:val="single" w:sz="4" w:space="6" w:color="DCE1E8"/>
+          <w:left w:val="single" w:sz="4" w:space="6" w:color="DCE1E8"/>
+          <w:bottom w:val="single" w:sz="4" w:space="6" w:color="DCE1E8"/>
+          <w:right w:val="single" w:sz="4" w:space="6" w:color="DCE1E8"/>
+        </w:pBdr>
+      </w:pPr>
+      <w:r>
+        <w:rPr>
+          <w:rFonts w:ascii="Consolas" w:hAnsi="Consolas"/>
+          <w:sz w:val="18"/>
+        </w:rPr>
+        <w:t>./scripts/diag_status.sh                     # samlet status (ikke som root)</w:t>
+        <w:br/>
+      </w:r>
+      <w:r>
+        <w:rPr>
+          <w:rFonts w:ascii="Consolas" w:hAnsi="Consolas"/>
+          <w:sz w:val="18"/>
+        </w:rPr>
+        <w:t>./scripts/diag_troubleshoot.sh               # bred kontrol af installationen</w:t>
+        <w:br/>
+      </w:r>
+      <w:r>
+        <w:rPr>
+          <w:rFonts w:ascii="Consolas" w:hAnsi="Consolas"/>
+          <w:sz w:val="18"/>
+        </w:rPr>
+        <w:t>./scripts/service/svc_status_services.sh     # tjenestestatus</w:t>
+        <w:br/>
+      </w:r>
+      <w:r>
+        <w:rPr>
+          <w:rFonts w:ascii="Consolas" w:hAnsi="Consolas"/>
+          <w:sz w:val="18"/>
+        </w:rPr>
+        <w:t>./scripts/service/svc_tail_all_logs.sh       # følg alle logs</w:t>
+        <w:br/>
+      </w:r>
+      <w:r>
+        <w:rPr>
+          <w:rFonts w:ascii="Consolas" w:hAnsi="Consolas"/>
+          <w:sz w:val="18"/>
+        </w:rPr>
+        <w:t>sudo ./scripts/rpi-debug/dbg_stack_status.sh # Bluetooth-stakkens tilstand</w:t>
+        <w:br/>
+      </w:r>
+      <w:r>
+        <w:rPr>
+          <w:rFonts w:ascii="Consolas" w:hAnsi="Consolas"/>
+          <w:sz w:val="18"/>
+        </w:rPr>
+        <w:t>sudo ./scripts/rpi-debug/dbg_diag_bundle.sh  # indsaml diagnosepakke</w:t>
+      </w:r>
+    </w:p>
+    <w:p>
+      <w:pPr>
+        <w:pStyle w:val="Heading2"/>
+      </w:pPr>
+      <w:r>
+        <w:t>Tjenestestyring</w:t>
+      </w:r>
+    </w:p>
+    <w:p>
+      <w:pPr>
+        <w:spacing w:before="80" w:after="160" w:line="240" w:lineRule="auto"/>
+        <w:ind w:left="227"/>
+        <w:shd w:val="clear" w:color="auto" w:fill="F4F6F8"/>
+        <w:pBdr>
+          <w:top w:val="single" w:sz="4" w:space="6" w:color="DCE1E8"/>
+          <w:left w:val="single" w:sz="4" w:space="6" w:color="DCE1E8"/>
+          <w:bottom w:val="single" w:sz="4" w:space="6" w:color="DCE1E8"/>
+          <w:right w:val="single" w:sz="4" w:space="6" w:color="DCE1E8"/>
+        </w:pBdr>
+      </w:pPr>
+      <w:r>
+        <w:rPr>
+          <w:rFonts w:ascii="Consolas" w:hAnsi="Consolas"/>
+          <w:sz w:val="18"/>
+        </w:rPr>
+        <w:t>sudo systemctl restart ipr_keyboard.service</w:t>
+        <w:br/>
+      </w:r>
+      <w:r>
+        <w:rPr>
+          <w:rFonts w:ascii="Consolas" w:hAnsi="Consolas"/>
+          <w:sz w:val="18"/>
+        </w:rPr>
+        <w:t>sudo systemctl restart bt_hid_ble.service</w:t>
+        <w:br/>
+      </w:r>
+      <w:r>
+        <w:rPr>
+          <w:rFonts w:ascii="Consolas" w:hAnsi="Consolas"/>
+          <w:sz w:val="18"/>
+        </w:rPr>
+        <w:t>sudo systemctl restart bt_hid_agent_unified.service</w:t>
+        <w:br/>
+      </w:r>
+      <w:r>
+        <w:rPr>
+          <w:rFonts w:ascii="Consolas" w:hAnsi="Consolas"/>
+          <w:sz w:val="18"/>
+        </w:rPr>
+        <w:t>sudo ./scripts/service/svc_enable_services.sh</w:t>
+        <w:br/>
+      </w:r>
+      <w:r>
+        <w:rPr>
+          <w:rFonts w:ascii="Consolas" w:hAnsi="Consolas"/>
+          <w:sz w:val="18"/>
+        </w:rPr>
+        <w:t>sudo ./scripts/service/svc_disable_services.sh</w:t>
+      </w:r>
+    </w:p>
+    <w:p>
+      <w:pPr>
+        <w:pStyle w:val="Heading2"/>
+      </w:pPr>
+      <w:r>
+        <w:t>Bluetooth</w:t>
+      </w:r>
+    </w:p>
+    <w:p>
+      <w:pPr>
+        <w:spacing w:before="80" w:after="160" w:line="240" w:lineRule="auto"/>
+        <w:ind w:left="227"/>
+        <w:shd w:val="clear" w:color="auto" w:fill="F4F6F8"/>
+        <w:pBdr>
+          <w:top w:val="single" w:sz="4" w:space="6" w:color="DCE1E8"/>
+          <w:left w:val="single" w:sz="4" w:space="6" w:color="DCE1E8"/>
+          <w:bottom w:val="single" w:sz="4" w:space="6" w:color="DCE1E8"/>
+          <w:right w:val="single" w:sz="4" w:space="6" w:color="DCE1E8"/>
+        </w:pBdr>
+      </w:pPr>
+      <w:r>
+        <w:rPr>
+          <w:rFonts w:ascii="Consolas" w:hAnsi="Consolas"/>
+          <w:sz w:val="18"/>
+        </w:rPr>
+        <w:t>bt_kb_send "tekst"                           # send tekst til værten</w:t>
+        <w:br/>
+      </w:r>
+      <w:r>
+        <w:rPr>
+          <w:rFonts w:ascii="Consolas" w:hAnsi="Consolas"/>
+          <w:sz w:val="18"/>
+        </w:rPr>
+        <w:t>bt_kb_send_file /sti/til/fil.txt             # send en fil</w:t>
+        <w:br/>
+      </w:r>
+      <w:r>
+        <w:rPr>
+          <w:rFonts w:ascii="Consolas" w:hAnsi="Consolas"/>
+          <w:sz w:val="18"/>
+        </w:rPr>
+        <w:t>bluetoothctl devices Connected               # forbundne værter</w:t>
+        <w:br/>
+      </w:r>
+      <w:r>
+        <w:rPr>
+          <w:rFonts w:ascii="Consolas" w:hAnsi="Consolas"/>
+          <w:sz w:val="18"/>
+        </w:rPr>
+        <w:t>sudo ./scripts/ble/diag_pairing.sh</w:t>
+        <w:br/>
+      </w:r>
+      <w:r>
+        <w:rPr>
+          <w:rFonts w:ascii="Consolas" w:hAnsi="Consolas"/>
+          <w:sz w:val="18"/>
+        </w:rPr>
+        <w:t>sudo ./scripts/ble/diag_bt_visibility.sh --fix</w:t>
+        <w:br/>
+      </w:r>
+      <w:r>
+        <w:rPr>
+          <w:rFonts w:ascii="Consolas" w:hAnsi="Consolas"/>
+          <w:sz w:val="18"/>
+        </w:rPr>
+        <w:t>sudo ./scripts/rpi-debug/dbg_bt_bond_wipe.sh &lt;MAC&gt;</w:t>
+      </w:r>
+    </w:p>
+    <w:p>
+      <w:pPr>
+        <w:pStyle w:val="Heading2"/>
+      </w:pPr>
+      <w:r>
+        <w:t>Netværk og hotspot</w:t>
+      </w:r>
+    </w:p>
+    <w:p>
+      <w:pPr>
+        <w:spacing w:before="80" w:after="160" w:line="240" w:lineRule="auto"/>
+        <w:ind w:left="227"/>
+        <w:shd w:val="clear" w:color="auto" w:fill="F4F6F8"/>
+        <w:pBdr>
+          <w:top w:val="single" w:sz="4" w:space="6" w:color="DCE1E8"/>
+          <w:left w:val="single" w:sz="4" w:space="6" w:color="DCE1E8"/>
+          <w:bottom w:val="single" w:sz="4" w:space="6" w:color="DCE1E8"/>
+          <w:right w:val="single" w:sz="4" w:space="6" w:color="DCE1E8"/>
+        </w:pBdr>
+      </w:pPr>
+      <w:r>
+        <w:rPr>
+          <w:rFonts w:ascii="Consolas" w:hAnsi="Consolas"/>
+          <w:sz w:val="18"/>
+        </w:rPr>
+        <w:t>sudo systemctl start ipr-provision.service   # tænd hotspot</w:t>
+        <w:br/>
+      </w:r>
+      <w:r>
+        <w:rPr>
+          <w:rFonts w:ascii="Consolas" w:hAnsi="Consolas"/>
+          <w:sz w:val="18"/>
+        </w:rPr>
+        <w:t>sudo systemctl stop  ipr-provision.service   # sluk hotspot</w:t>
+        <w:br/>
+      </w:r>
+      <w:r>
+        <w:rPr>
+          <w:rFonts w:ascii="Consolas" w:hAnsi="Consolas"/>
+          <w:sz w:val="18"/>
+        </w:rPr>
+        <w:t>sudo cat /etc/ipr-hotspot.secret             # SSID og adgangskode</w:t>
+        <w:br/>
+      </w:r>
+      <w:r>
+        <w:rPr>
+          <w:rFonts w:ascii="Consolas" w:hAnsi="Consolas"/>
+          <w:sz w:val="18"/>
+        </w:rPr>
+        <w:t>sudo ./provision/07_show_info.sh             # samlede enhedsoplysninger</w:t>
+        <w:br/>
+      </w:r>
+      <w:r>
+        <w:rPr>
+          <w:rFonts w:ascii="Consolas" w:hAnsi="Consolas"/>
+          <w:sz w:val="18"/>
+        </w:rPr>
+        <w:t>sudo ./scripts/headless/net_factory_reset.sh # slet Wi-Fi-profiler</w:t>
+        <w:br/>
+      </w:r>
+      <w:r>
+        <w:rPr>
+          <w:rFonts w:ascii="Consolas" w:hAnsi="Consolas"/>
+          <w:sz w:val="18"/>
+        </w:rPr>
+        <w:t>nmcli dev status</w:t>
+      </w:r>
+    </w:p>
+    <w:p>
+      <w:pPr>
+        <w:pStyle w:val="Heading2"/>
+      </w:pPr>
+      <w:r>
+        <w:t>Udrulning</w:t>
+      </w:r>
+    </w:p>
+    <w:p>
+      <w:pPr>
+        <w:spacing w:before="80" w:after="160" w:line="240" w:lineRule="auto"/>
+        <w:ind w:left="227"/>
+        <w:shd w:val="clear" w:color="auto" w:fill="F4F6F8"/>
+        <w:pBdr>
+          <w:top w:val="single" w:sz="4" w:space="6" w:color="DCE1E8"/>
+          <w:left w:val="single" w:sz="4" w:space="6" w:color="DCE1E8"/>
+          <w:bottom w:val="single" w:sz="4" w:space="6" w:color="DCE1E8"/>
+          <w:right w:val="single" w:sz="4" w:space="6" w:color="DCE1E8"/>
+        </w:pBdr>
+      </w:pPr>
+      <w:r>
+        <w:rPr>
+          <w:rFonts w:ascii="Consolas" w:hAnsi="Consolas"/>
+          <w:sz w:val="18"/>
+        </w:rPr>
+        <w:t>sudo ./scripts/deploy/deploy_full_update.sh [--install-python]</w:t>
+        <w:br/>
+      </w:r>
+      <w:r>
+        <w:rPr>
+          <w:rFonts w:ascii="Consolas" w:hAnsi="Consolas"/>
+          <w:sz w:val="18"/>
+        </w:rPr>
+        <w:t>sudo ./scripts/deploy/deploy_restart_all_services.sh</w:t>
+        <w:br/>
+      </w:r>
+      <w:r>
+        <w:rPr>
+          <w:rFonts w:ascii="Consolas" w:hAnsi="Consolas"/>
+          <w:sz w:val="18"/>
+        </w:rPr>
+        <w:t>sudo ./scripts/deploy/deploy_restart_app.sh</w:t>
+        <w:br/>
+      </w:r>
+      <w:r>
+        <w:rPr>
+          <w:rFonts w:ascii="Consolas" w:hAnsi="Consolas"/>
+          <w:sz w:val="18"/>
+        </w:rPr>
+        <w:t>sudo ./scripts/headless/gen_ipr_ssl_cert.sh --renew</w:t>
+      </w:r>
+    </w:p>
+    <w:p>
+      <w:r>
+        <w:br w:type="page"/>
+      </w:r>
+    </w:p>
+    <w:p>
+      <w:pPr>
+        <w:pStyle w:val="Heading1"/>
+      </w:pPr>
+      <w:r>
+        <w:t>Bilag B. API-oversigt</w:t>
+      </w:r>
+    </w:p>
+    <w:p>
+      <w:r>
+        <w:rPr>
+          <w:rFonts w:ascii="Segoe UI" w:hAnsi="Segoe UI"/>
+          <w:b w:val="0"/>
+          <w:i w:val="0"/>
+          <w:sz w:val="21"/>
+        </w:rPr>
+        <w:t>Dashboardet bruger udelukkende endepunkter under /api/. Alle kræver en gyldig session, bortset fra /api/auth/login. Fejl returneres i formen {"error": {"code": …, "message": …}}.</w:t>
+      </w:r>
+    </w:p>
+    <w:tbl>
+      <w:tblPr>
+        <w:tblStyle w:val="TableGrid"/>
+        <w:tblW w:type="auto" w:w="0"/>
+        <w:jc w:val="center"/>
+        <w:tblLook w:firstColumn="1" w:firstRow="1" w:lastColumn="0" w:lastRow="0" w:noHBand="0" w:noVBand="1" w:val="04A0"/>
+      </w:tblPr>
+      <w:tblGrid>
+        <w:gridCol w:w="3061"/>
+        <w:gridCol w:w="3061"/>
+        <w:gridCol w:w="3061"/>
+      </w:tblGrid>
+      <w:tr>
+        <w:tc>
+          <w:tcPr>
+            <w:tcW w:type="dxa" w:w="3628"/>
+            <w:shd w:val="clear" w:color="auto" w:fill="2B6CB0"/>
+          </w:tcPr>
+          <w:p>
+            <w:pPr>
+              <w:spacing w:after="40"/>
+            </w:pPr>
+            <w:r>
+              <w:rPr>
+                <w:rFonts w:ascii="Segoe UI" w:hAnsi="Segoe UI"/>
+                <w:b/>
+                <w:color w:val="FFFFFF"/>
+                <w:sz w:val="19"/>
+              </w:rPr>
+              <w:t>Endepunkt</w:t>
+            </w:r>
+          </w:p>
+        </w:tc>
+        <w:tc>
+          <w:tcPr>
+            <w:tcW w:type="dxa" w:w="1474"/>
+            <w:shd w:val="clear" w:color="auto" w:fill="2B6CB0"/>
+          </w:tcPr>
+          <w:p>
+            <w:pPr>
+              <w:spacing w:after="40"/>
+            </w:pPr>
+            <w:r>
+              <w:rPr>
+                <w:rFonts w:ascii="Segoe UI" w:hAnsi="Segoe UI"/>
+                <w:b/>
+                <w:color w:val="FFFFFF"/>
+                <w:sz w:val="19"/>
+              </w:rPr>
+              <w:t>Metode</w:t>
+            </w:r>
+          </w:p>
+        </w:tc>
+        <w:tc>
+          <w:tcPr>
+            <w:tcW w:type="dxa" w:w="3742"/>
+            <w:shd w:val="clear" w:color="auto" w:fill="2B6CB0"/>
+          </w:tcPr>
+          <w:p>
+            <w:pPr>
+              <w:spacing w:after="40"/>
+            </w:pPr>
+            <w:r>
+              <w:rPr>
+                <w:rFonts w:ascii="Segoe UI" w:hAnsi="Segoe UI"/>
+                <w:b/>
+                <w:color w:val="FFFFFF"/>
+                <w:sz w:val="19"/>
+              </w:rPr>
+              <w:t>Formål</w:t>
+            </w:r>
+          </w:p>
+        </w:tc>
+      </w:tr>
+      <w:tr>
+        <w:tc>
+          <w:tcPr>
+            <w:tcW w:type="dxa" w:w="3628"/>
+          </w:tcPr>
+          <w:p>
+            <w:pPr>
+              <w:spacing w:after="40"/>
+            </w:pPr>
+            <w:r>
+              <w:rPr>
+                <w:rFonts w:ascii="Consolas" w:hAnsi="Consolas"/>
+                <w:sz w:val="18"/>
+              </w:rPr>
+              <w:t>/api/status</w:t>
+            </w:r>
+          </w:p>
+        </w:tc>
+        <w:tc>
+          <w:tcPr>
+            <w:tcW w:type="dxa" w:w="1474"/>
+          </w:tcPr>
+          <w:p>
+            <w:pPr>
+              <w:spacing w:after="40"/>
+            </w:pPr>
+            <w:r>
+              <w:rPr>
+                <w:rFonts w:ascii="Segoe UI" w:hAnsi="Segoe UI"/>
+                <w:sz w:val="19"/>
+              </w:rPr>
+              <w:t>GET</w:t>
+            </w:r>
+          </w:p>
+        </w:tc>
+        <w:tc>
+          <w:tcPr>
+            <w:tcW w:type="dxa" w:w="3742"/>
+          </w:tcPr>
+          <w:p>
+            <w:pPr>
+              <w:spacing w:after="40"/>
+            </w:pPr>
+            <w:r>
+              <w:rPr>
+                <w:rFonts w:ascii="Segoe UI" w:hAnsi="Segoe UI"/>
+                <w:sz w:val="19"/>
+              </w:rPr>
+              <w:t>Samlet tilstand til forsiden.</w:t>
+            </w:r>
+          </w:p>
+        </w:tc>
+      </w:tr>
+      <w:tr>
+        <w:tc>
+          <w:tcPr>
+            <w:tcW w:type="dxa" w:w="3628"/>
+            <w:shd w:val="clear" w:color="auto" w:fill="F7FAFC"/>
+          </w:tcPr>
+          <w:p>
+            <w:pPr>
+              <w:spacing w:after="40"/>
+            </w:pPr>
+            <w:r>
+              <w:rPr>
+                <w:rFonts w:ascii="Consolas" w:hAnsi="Consolas"/>
+                <w:sz w:val="18"/>
+              </w:rPr>
+              <w:t>/api/status/bluetooth · /pen · /transmission · /system · /health</w:t>
+            </w:r>
+          </w:p>
+        </w:tc>
+        <w:tc>
+          <w:tcPr>
+            <w:tcW w:type="dxa" w:w="1474"/>
+            <w:shd w:val="clear" w:color="auto" w:fill="F7FAFC"/>
+          </w:tcPr>
+          <w:p>
+            <w:pPr>
+              <w:spacing w:after="40"/>
+            </w:pPr>
+            <w:r>
+              <w:rPr>
+                <w:rFonts w:ascii="Segoe UI" w:hAnsi="Segoe UI"/>
+                <w:sz w:val="19"/>
+              </w:rPr>
+              <w:t>GET</w:t>
+            </w:r>
+          </w:p>
+        </w:tc>
+        <w:tc>
+          <w:tcPr>
+            <w:tcW w:type="dxa" w:w="3742"/>
+            <w:shd w:val="clear" w:color="auto" w:fill="F7FAFC"/>
+          </w:tcPr>
+          <w:p>
+            <w:pPr>
+              <w:spacing w:after="40"/>
+            </w:pPr>
+            <w:r>
+              <w:rPr>
+                <w:rFonts w:ascii="Segoe UI" w:hAnsi="Segoe UI"/>
+                <w:sz w:val="19"/>
+              </w:rPr>
+              <w:t>Enkeltdele af tilstanden.</w:t>
+            </w:r>
+          </w:p>
+        </w:tc>
+      </w:tr>
+      <w:tr>
+        <w:tc>
+          <w:tcPr>
+            <w:tcW w:type="dxa" w:w="3628"/>
+          </w:tcPr>
+          <w:p>
+            <w:pPr>
+              <w:spacing w:after="40"/>
+            </w:pPr>
+            <w:r>
+              <w:rPr>
+                <w:rFonts w:ascii="Consolas" w:hAnsi="Consolas"/>
+                <w:sz w:val="18"/>
+              </w:rPr>
+              <w:t>/api/events · /api/events/latest</w:t>
+            </w:r>
+          </w:p>
+        </w:tc>
+        <w:tc>
+          <w:tcPr>
+            <w:tcW w:type="dxa" w:w="1474"/>
+          </w:tcPr>
+          <w:p>
+            <w:pPr>
+              <w:spacing w:after="40"/>
+            </w:pPr>
+            <w:r>
+              <w:rPr>
+                <w:rFonts w:ascii="Segoe UI" w:hAnsi="Segoe UI"/>
+                <w:sz w:val="19"/>
+              </w:rPr>
+              <w:t>GET</w:t>
+            </w:r>
+          </w:p>
+        </w:tc>
+        <w:tc>
+          <w:tcPr>
+            <w:tcW w:type="dxa" w:w="3742"/>
+          </w:tcPr>
+          <w:p>
+            <w:pPr>
+              <w:spacing w:after="40"/>
+            </w:pPr>
+            <w:r>
+              <w:rPr>
+                <w:rFonts w:ascii="Segoe UI" w:hAnsi="Segoe UI"/>
+                <w:sz w:val="19"/>
+              </w:rPr>
+              <w:t>Oversatte hændelser med filtrering.</w:t>
+            </w:r>
+          </w:p>
+        </w:tc>
+      </w:tr>
+      <w:tr>
+        <w:tc>
+          <w:tcPr>
+            <w:tcW w:type="dxa" w:w="3628"/>
+            <w:shd w:val="clear" w:color="auto" w:fill="F7FAFC"/>
+          </w:tcPr>
+          <w:p>
+            <w:pPr>
+              <w:spacing w:after="40"/>
+            </w:pPr>
+            <w:r>
+              <w:rPr>
+                <w:rFonts w:ascii="Consolas" w:hAnsi="Consolas"/>
+                <w:sz w:val="18"/>
+              </w:rPr>
+              <w:t>/api/logs/raw</w:t>
+            </w:r>
+          </w:p>
+        </w:tc>
+        <w:tc>
+          <w:tcPr>
+            <w:tcW w:type="dxa" w:w="1474"/>
+            <w:shd w:val="clear" w:color="auto" w:fill="F7FAFC"/>
+          </w:tcPr>
+          <w:p>
+            <w:pPr>
+              <w:spacing w:after="40"/>
+            </w:pPr>
+            <w:r>
+              <w:rPr>
+                <w:rFonts w:ascii="Segoe UI" w:hAnsi="Segoe UI"/>
+                <w:sz w:val="19"/>
+              </w:rPr>
+              <w:t>GET</w:t>
+            </w:r>
+          </w:p>
+        </w:tc>
+        <w:tc>
+          <w:tcPr>
+            <w:tcW w:type="dxa" w:w="3742"/>
+            <w:shd w:val="clear" w:color="auto" w:fill="F7FAFC"/>
+          </w:tcPr>
+          <w:p>
+            <w:pPr>
+              <w:spacing w:after="40"/>
+            </w:pPr>
+            <w:r>
+              <w:rPr>
+                <w:rFonts w:ascii="Segoe UI" w:hAnsi="Segoe UI"/>
+                <w:sz w:val="19"/>
+              </w:rPr>
+              <w:t>Rå logudtræk.</w:t>
+            </w:r>
+          </w:p>
+        </w:tc>
+      </w:tr>
+      <w:tr>
+        <w:tc>
+          <w:tcPr>
+            <w:tcW w:type="dxa" w:w="3628"/>
+          </w:tcPr>
+          <w:p>
+            <w:pPr>
+              <w:spacing w:after="40"/>
+            </w:pPr>
+            <w:r>
+              <w:rPr>
+                <w:rFonts w:ascii="Consolas" w:hAnsi="Consolas"/>
+                <w:sz w:val="18"/>
+              </w:rPr>
+              <w:t>/api/config</w:t>
+            </w:r>
+          </w:p>
+        </w:tc>
+        <w:tc>
+          <w:tcPr>
+            <w:tcW w:type="dxa" w:w="1474"/>
+          </w:tcPr>
+          <w:p>
+            <w:pPr>
+              <w:spacing w:after="40"/>
+            </w:pPr>
+            <w:r>
+              <w:rPr>
+                <w:rFonts w:ascii="Segoe UI" w:hAnsi="Segoe UI"/>
+                <w:sz w:val="19"/>
+              </w:rPr>
+              <w:t>GET, POST</w:t>
+            </w:r>
+          </w:p>
+        </w:tc>
+        <w:tc>
+          <w:tcPr>
+            <w:tcW w:type="dxa" w:w="3742"/>
+          </w:tcPr>
+          <w:p>
+            <w:pPr>
+              <w:spacing w:after="40"/>
+            </w:pPr>
+            <w:r>
+              <w:rPr>
+                <w:rFonts w:ascii="Segoe UI" w:hAnsi="Segoe UI"/>
+                <w:sz w:val="19"/>
+              </w:rPr>
+              <w:t>Læs og skriv applikationskonfiguration.</w:t>
+            </w:r>
+          </w:p>
+        </w:tc>
+      </w:tr>
+      <w:tr>
+        <w:tc>
+          <w:tcPr>
+            <w:tcW w:type="dxa" w:w="3628"/>
+            <w:shd w:val="clear" w:color="auto" w:fill="F7FAFC"/>
+          </w:tcPr>
+          <w:p>
+            <w:pPr>
+              <w:spacing w:after="40"/>
+            </w:pPr>
+            <w:r>
+              <w:rPr>
+                <w:rFonts w:ascii="Consolas" w:hAnsi="Consolas"/>
+                <w:sz w:val="18"/>
+              </w:rPr>
+              <w:t>/api/network</w:t>
+            </w:r>
+          </w:p>
+        </w:tc>
+        <w:tc>
+          <w:tcPr>
+            <w:tcW w:type="dxa" w:w="1474"/>
+            <w:shd w:val="clear" w:color="auto" w:fill="F7FAFC"/>
+          </w:tcPr>
+          <w:p>
+            <w:pPr>
+              <w:spacing w:after="40"/>
+            </w:pPr>
+            <w:r>
+              <w:rPr>
+                <w:rFonts w:ascii="Segoe UI" w:hAnsi="Segoe UI"/>
+                <w:sz w:val="19"/>
+              </w:rPr>
+              <w:t>GET, POST</w:t>
+            </w:r>
+          </w:p>
+        </w:tc>
+        <w:tc>
+          <w:tcPr>
+            <w:tcW w:type="dxa" w:w="3742"/>
+            <w:shd w:val="clear" w:color="auto" w:fill="F7FAFC"/>
+          </w:tcPr>
+          <w:p>
+            <w:pPr>
+              <w:spacing w:after="40"/>
+            </w:pPr>
+            <w:r>
+              <w:rPr>
+                <w:rFonts w:ascii="Segoe UI" w:hAnsi="Segoe UI"/>
+                <w:sz w:val="19"/>
+              </w:rPr>
+              <w:t>Netværkstilstand. POST kræver administrator.</w:t>
+            </w:r>
+          </w:p>
+        </w:tc>
+      </w:tr>
+      <w:tr>
+        <w:tc>
+          <w:tcPr>
+            <w:tcW w:type="dxa" w:w="3628"/>
+          </w:tcPr>
+          <w:p>
+            <w:pPr>
+              <w:spacing w:after="40"/>
+            </w:pPr>
+            <w:r>
+              <w:rPr>
+                <w:rFonts w:ascii="Consolas" w:hAnsi="Consolas"/>
+                <w:sz w:val="18"/>
+              </w:rPr>
+              <w:t>/api/actions/pairing · rescan-pen · reconnect-bluetooth</w:t>
+            </w:r>
+          </w:p>
+        </w:tc>
+        <w:tc>
+          <w:tcPr>
+            <w:tcW w:type="dxa" w:w="1474"/>
+          </w:tcPr>
+          <w:p>
+            <w:pPr>
+              <w:spacing w:after="40"/>
+            </w:pPr>
+            <w:r>
+              <w:rPr>
+                <w:rFonts w:ascii="Segoe UI" w:hAnsi="Segoe UI"/>
+                <w:sz w:val="19"/>
+              </w:rPr>
+              <w:t>POST</w:t>
+            </w:r>
+          </w:p>
+        </w:tc>
+        <w:tc>
+          <w:tcPr>
+            <w:tcW w:type="dxa" w:w="3742"/>
+          </w:tcPr>
+          <w:p>
+            <w:pPr>
+              <w:spacing w:after="40"/>
+            </w:pPr>
+            <w:r>
+              <w:rPr>
+                <w:rFonts w:ascii="Segoe UI" w:hAnsi="Segoe UI"/>
+                <w:sz w:val="19"/>
+              </w:rPr>
+              <w:t>Betjeningshandlinger.</w:t>
+            </w:r>
+          </w:p>
+        </w:tc>
+      </w:tr>
+      <w:tr>
+        <w:tc>
+          <w:tcPr>
+            <w:tcW w:type="dxa" w:w="3628"/>
+            <w:shd w:val="clear" w:color="auto" w:fill="F7FAFC"/>
+          </w:tcPr>
+          <w:p>
+            <w:pPr>
+              <w:spacing w:after="40"/>
+            </w:pPr>
+            <w:r>
+              <w:rPr>
+                <w:rFonts w:ascii="Consolas" w:hAnsi="Consolas"/>
+                <w:sz w:val="18"/>
+              </w:rPr>
+              <w:t>/api/actions/apply-network · reboot · shutdown</w:t>
+            </w:r>
+          </w:p>
+        </w:tc>
+        <w:tc>
+          <w:tcPr>
+            <w:tcW w:type="dxa" w:w="1474"/>
+            <w:shd w:val="clear" w:color="auto" w:fill="F7FAFC"/>
+          </w:tcPr>
+          <w:p>
+            <w:pPr>
+              <w:spacing w:after="40"/>
+            </w:pPr>
+            <w:r>
+              <w:rPr>
+                <w:rFonts w:ascii="Segoe UI" w:hAnsi="Segoe UI"/>
+                <w:sz w:val="19"/>
+              </w:rPr>
+              <w:t>POST</w:t>
+            </w:r>
+          </w:p>
+        </w:tc>
+        <w:tc>
+          <w:tcPr>
+            <w:tcW w:type="dxa" w:w="3742"/>
+            <w:shd w:val="clear" w:color="auto" w:fill="F7FAFC"/>
+          </w:tcPr>
+          <w:p>
+            <w:pPr>
+              <w:spacing w:after="40"/>
+            </w:pPr>
+            <w:r>
+              <w:rPr>
+                <w:rFonts w:ascii="Segoe UI" w:hAnsi="Segoe UI"/>
+                <w:sz w:val="19"/>
+              </w:rPr>
+              <w:t>Kræver confirm=true. De to sidste er strømhandlinger.</w:t>
+            </w:r>
+          </w:p>
+        </w:tc>
+      </w:tr>
+      <w:tr>
+        <w:tc>
+          <w:tcPr>
+            <w:tcW w:type="dxa" w:w="3628"/>
+          </w:tcPr>
+          <w:p>
+            <w:pPr>
+              <w:spacing w:after="40"/>
+            </w:pPr>
+            <w:r>
+              <w:rPr>
+                <w:rFonts w:ascii="Consolas" w:hAnsi="Consolas"/>
+                <w:sz w:val="18"/>
+              </w:rPr>
+              <w:t>/api/stream</w:t>
+            </w:r>
+          </w:p>
+        </w:tc>
+        <w:tc>
+          <w:tcPr>
+            <w:tcW w:type="dxa" w:w="1474"/>
+          </w:tcPr>
+          <w:p>
+            <w:pPr>
+              <w:spacing w:after="40"/>
+            </w:pPr>
+            <w:r>
+              <w:rPr>
+                <w:rFonts w:ascii="Segoe UI" w:hAnsi="Segoe UI"/>
+                <w:sz w:val="19"/>
+              </w:rPr>
+              <w:t>GET</w:t>
+            </w:r>
+          </w:p>
+        </w:tc>
+        <w:tc>
+          <w:tcPr>
+            <w:tcW w:type="dxa" w:w="3742"/>
+          </w:tcPr>
+          <w:p>
+            <w:pPr>
+              <w:spacing w:after="40"/>
+            </w:pPr>
+            <w:r>
+              <w:rPr>
+                <w:rFonts w:ascii="Segoe UI" w:hAnsi="Segoe UI"/>
+                <w:sz w:val="19"/>
+              </w:rPr>
+              <w:t>Server-Sent Events med løbende tilstand.</w:t>
+            </w:r>
+          </w:p>
+        </w:tc>
+      </w:tr>
+      <w:tr>
+        <w:tc>
+          <w:tcPr>
+            <w:tcW w:type="dxa" w:w="3628"/>
+            <w:shd w:val="clear" w:color="auto" w:fill="F7FAFC"/>
+          </w:tcPr>
+          <w:p>
+            <w:pPr>
+              <w:spacing w:after="40"/>
+            </w:pPr>
+            <w:r>
+              <w:rPr>
+                <w:rFonts w:ascii="Consolas" w:hAnsi="Consolas"/>
+                <w:sz w:val="18"/>
+              </w:rPr>
+              <w:t>/api/debug/services · /&lt;navn&gt;/&lt;handling&gt;</w:t>
+            </w:r>
+          </w:p>
+        </w:tc>
+        <w:tc>
+          <w:tcPr>
+            <w:tcW w:type="dxa" w:w="1474"/>
+            <w:shd w:val="clear" w:color="auto" w:fill="F7FAFC"/>
+          </w:tcPr>
+          <w:p>
+            <w:pPr>
+              <w:spacing w:after="40"/>
+            </w:pPr>
+            <w:r>
+              <w:rPr>
+                <w:rFonts w:ascii="Segoe UI" w:hAnsi="Segoe UI"/>
+                <w:sz w:val="19"/>
+              </w:rPr>
+              <w:t>GET, POST</w:t>
+            </w:r>
+          </w:p>
+        </w:tc>
+        <w:tc>
+          <w:tcPr>
+            <w:tcW w:type="dxa" w:w="3742"/>
+            <w:shd w:val="clear" w:color="auto" w:fill="F7FAFC"/>
+          </w:tcPr>
+          <w:p>
+            <w:pPr>
+              <w:spacing w:after="40"/>
+            </w:pPr>
+            <w:r>
+              <w:rPr>
+                <w:rFonts w:ascii="Segoe UI" w:hAnsi="Segoe UI"/>
+                <w:sz w:val="19"/>
+              </w:rPr>
+              <w:t>Tjenestestatus og start/stop/genstart.</w:t>
+            </w:r>
+          </w:p>
+        </w:tc>
+      </w:tr>
+      <w:tr>
+        <w:tc>
+          <w:tcPr>
+            <w:tcW w:type="dxa" w:w="3628"/>
+          </w:tcPr>
+          <w:p>
+            <w:pPr>
+              <w:spacing w:after="40"/>
+            </w:pPr>
+            <w:r>
+              <w:rPr>
+                <w:rFonts w:ascii="Consolas" w:hAnsi="Consolas"/>
+                <w:sz w:val="18"/>
+              </w:rPr>
+              <w:t>/api/debug/send-text · send-file · pen-files</w:t>
+            </w:r>
+          </w:p>
+        </w:tc>
+        <w:tc>
+          <w:tcPr>
+            <w:tcW w:type="dxa" w:w="1474"/>
+          </w:tcPr>
+          <w:p>
+            <w:pPr>
+              <w:spacing w:after="40"/>
+            </w:pPr>
+            <w:r>
+              <w:rPr>
+                <w:rFonts w:ascii="Segoe UI" w:hAnsi="Segoe UI"/>
+                <w:sz w:val="19"/>
+              </w:rPr>
+              <w:t>GET, POST</w:t>
+            </w:r>
+          </w:p>
+        </w:tc>
+        <w:tc>
+          <w:tcPr>
+            <w:tcW w:type="dxa" w:w="3742"/>
+          </w:tcPr>
+          <w:p>
+            <w:pPr>
+              <w:spacing w:after="40"/>
+            </w:pPr>
+            <w:r>
+              <w:rPr>
+                <w:rFonts w:ascii="Segoe UI" w:hAnsi="Segoe UI"/>
+                <w:sz w:val="19"/>
+              </w:rPr>
+              <w:t>Manuel afsendelse og indsigt i pen-mappen.</w:t>
+            </w:r>
+          </w:p>
+        </w:tc>
+      </w:tr>
+      <w:tr>
+        <w:tc>
+          <w:tcPr>
+            <w:tcW w:type="dxa" w:w="3628"/>
+            <w:shd w:val="clear" w:color="auto" w:fill="F7FAFC"/>
+          </w:tcPr>
+          <w:p>
+            <w:pPr>
+              <w:spacing w:after="40"/>
+            </w:pPr>
+            <w:r>
+              <w:rPr>
+                <w:rFonts w:ascii="Consolas" w:hAnsi="Consolas"/>
+                <w:sz w:val="18"/>
+              </w:rPr>
+              <w:t>/api/auth/login · logout · me · users</w:t>
+            </w:r>
+          </w:p>
+        </w:tc>
+        <w:tc>
+          <w:tcPr>
+            <w:tcW w:type="dxa" w:w="1474"/>
+            <w:shd w:val="clear" w:color="auto" w:fill="F7FAFC"/>
+          </w:tcPr>
+          <w:p>
+            <w:pPr>
+              <w:spacing w:after="40"/>
+            </w:pPr>
+            <w:r>
+              <w:rPr>
+                <w:rFonts w:ascii="Segoe UI" w:hAnsi="Segoe UI"/>
+                <w:sz w:val="19"/>
+              </w:rPr>
+              <w:t>GET, POST, PATCH, DELETE</w:t>
+            </w:r>
+          </w:p>
+        </w:tc>
+        <w:tc>
+          <w:tcPr>
+            <w:tcW w:type="dxa" w:w="3742"/>
+            <w:shd w:val="clear" w:color="auto" w:fill="F7FAFC"/>
+          </w:tcPr>
+          <w:p>
+            <w:pPr>
+              <w:spacing w:after="40"/>
+            </w:pPr>
+            <w:r>
+              <w:rPr>
+                <w:rFonts w:ascii="Segoe UI" w:hAnsi="Segoe UI"/>
+                <w:sz w:val="19"/>
+              </w:rPr>
+              <w:t>Sessions- og brugeradministration.</w:t>
+            </w:r>
+          </w:p>
+        </w:tc>
+      </w:tr>
+      <w:tr>
+        <w:tc>
+          <w:tcPr>
+            <w:tcW w:type="dxa" w:w="3628"/>
+          </w:tcPr>
+          <w:p>
+            <w:pPr>
+              <w:spacing w:after="40"/>
+            </w:pPr>
+            <w:r>
+              <w:rPr>
+                <w:rFonts w:ascii="Consolas" w:hAnsi="Consolas"/>
+                <w:sz w:val="18"/>
+              </w:rPr>
+              <w:t>/api/version</w:t>
+            </w:r>
+          </w:p>
+        </w:tc>
+        <w:tc>
+          <w:tcPr>
+            <w:tcW w:type="dxa" w:w="1474"/>
+          </w:tcPr>
+          <w:p>
+            <w:pPr>
+              <w:spacing w:after="40"/>
+            </w:pPr>
+            <w:r>
+              <w:rPr>
+                <w:rFonts w:ascii="Segoe UI" w:hAnsi="Segoe UI"/>
+                <w:sz w:val="19"/>
+              </w:rPr>
+              <w:t>GET</w:t>
+            </w:r>
+          </w:p>
+        </w:tc>
+        <w:tc>
+          <w:tcPr>
+            <w:tcW w:type="dxa" w:w="3742"/>
+          </w:tcPr>
+          <w:p>
+            <w:pPr>
+              <w:spacing w:after="40"/>
+            </w:pPr>
+            <w:r>
+              <w:rPr>
+                <w:rFonts w:ascii="Segoe UI" w:hAnsi="Segoe UI"/>
+                <w:sz w:val="19"/>
+              </w:rPr>
+              <w:t>Versionsoplysninger for pakke og moduler.</w:t>
+            </w:r>
+          </w:p>
+        </w:tc>
+      </w:tr>
+    </w:tbl>
+    <w:p>
+      <w:pPr>
+        <w:spacing w:before="60" w:after="240"/>
+        <w:jc w:val="center"/>
+      </w:pPr>
+      <w:r>
+        <w:rPr>
+          <w:rFonts w:ascii="Segoe UI" w:hAnsi="Segoe UI"/>
+          <w:i/>
+          <w:color w:val="606C80"/>
+          <w:sz w:val="18"/>
+        </w:rPr>
+        <w:t>Tabel 36. Endepunkter, som dashboardet er afhængigt af.</w:t>
       </w:r>
     </w:p>
     <w:p>
@@ -20450,7 +23008,7 @@
           <w:color w:val="606C80"/>
           <w:sz w:val="18"/>
         </w:rPr>
-        <w:t>Tabel 33. Billeder, der skal produceres eksternt, med den ønskede placering.</w:t>
+        <w:t>Tabel 37. Billeder, der skal produceres eksternt, med den ønskede placering.</w:t>
       </w:r>
     </w:p>
     <w:p>
@@ -20619,7 +23177,7 @@
         <w:color w:val="606C80"/>
         <w:sz w:val="16"/>
       </w:rPr>
-      <w:t xml:space="preserve">IPR-DOC-002 · Administratormanual · version 1.5.3   ·   Side </w:t>
+      <w:t xml:space="preserve">IPR-DOC-002 · Administratormanual · version 1.8.1   ·   Side </w:t>
     </w:r>
     <w:r>
       <w:rPr>

--- a/docs/manuals/Administratormanual_IPR_Pen_Bridge.docx
+++ b/docs/manuals/Administratormanual_IPR_Pen_Bridge.docx
@@ -101,7 +101,7 @@
                 <w:rFonts w:ascii="Segoe UI" w:hAnsi="Segoe UI"/>
                 <w:sz w:val="20"/>
               </w:rPr>
-              <w:t>1.8.1</w:t>
+              <w:t>1.8.2</w:t>
             </w:r>
           </w:p>
         </w:tc>
@@ -10978,7 +10978,7 @@
           <w:rFonts w:ascii="Segoe UI" w:hAnsi="Segoe UI"/>
           <w:sz w:val="21"/>
         </w:rPr>
-        <w:t>webport, DHCP eller statisk adressering med IP, netmaske og gateway.</w:t>
+        <w:t>webport, DHCP eller statisk adressering med IP, netmaske og gateway. Anvendes med det samme på hjemmenettets NetworkManager-profil via hjælperen ipr_net_apply.sh (sudoers); skifter adressen, skal browseren genforbinde på den nye. Kan også sættes fra kommandolinjen: sudo ipr_net_apply.sh dhcp | static &lt;ip&gt; &lt;netmaske&gt; [gateway] | show.</w:t>
       </w:r>
     </w:p>
     <w:p>
@@ -19305,7 +19305,7 @@
                 <w:rFonts w:ascii="Segoe UI" w:hAnsi="Segoe UI"/>
                 <w:sz w:val="19"/>
               </w:rPr>
-              <w:t>Tænd hotspottet med magneten, og ret indstillingerne via https://10.42.0.1/setup/.</w:t>
+              <w:t>Tænd hotspottet med magneten, og ret indstillingerne via https://10.42.0.1/login (Indstillinger), eller over SSH på hotspottet i udviklingstilstand: sudo ipr_net_apply.sh dhcp.</w:t>
             </w:r>
           </w:p>
         </w:tc>
@@ -23177,7 +23177,7 @@
         <w:color w:val="606C80"/>
         <w:sz w:val="16"/>
       </w:rPr>
-      <w:t xml:space="preserve">IPR-DOC-002 · Administratormanual · version 1.8.1   ·   Side </w:t>
+      <w:t xml:space="preserve">IPR-DOC-002 · Administratormanual · version 1.8.2   ·   Side </w:t>
     </w:r>
     <w:r>
       <w:rPr>

--- a/docs/manuals/Administratormanual_IPR_Pen_Bridge.docx
+++ b/docs/manuals/Administratormanual_IPR_Pen_Bridge.docx
@@ -101,7 +101,7 @@
                 <w:rFonts w:ascii="Segoe UI" w:hAnsi="Segoe UI"/>
                 <w:sz w:val="20"/>
               </w:rPr>
-              <w:t>1.8.2</w:t>
+              <w:t>1.9.0</w:t>
             </w:r>
           </w:p>
         </w:tc>
@@ -1748,7 +1748,7 @@
                 <w:rFonts w:ascii="Consolas" w:hAnsi="Consolas"/>
                 <w:sz w:val="18"/>
               </w:rPr>
-              <w:t>irispen-mount.service</w:t>
+              <w:t>ipr-led-halt.service</w:t>
             </w:r>
           </w:p>
         </w:tc>
@@ -1765,7 +1765,7 @@
                 <w:rFonts w:ascii="Segoe UI" w:hAnsi="Segoe UI"/>
                 <w:sz w:val="19"/>
               </w:rPr>
-              <w:t>Monterer IRIS-skanneren (MTP, jmtpfs) på /mnt/irispen, når udev ser den; stoppes og afmonteres, når den trækkes ud (BindsTo=).</w:t>
+              <w:t>ExecStop sent i nedlukningen: slukker statuslampen = strømmen må tages fra (afsnit 4.6).</w:t>
             </w:r>
           </w:p>
         </w:tc>
@@ -1782,7 +1782,7 @@
                 <w:rFonts w:ascii="Segoe UI" w:hAnsi="Segoe UI"/>
                 <w:sz w:val="19"/>
               </w:rPr>
-              <w:t>applikationsbruger</w:t>
+              <w:t>root</w:t>
             </w:r>
           </w:p>
         </w:tc>
@@ -1802,7 +1802,7 @@
                 <w:rFonts w:ascii="Consolas" w:hAnsi="Consolas"/>
                 <w:sz w:val="18"/>
               </w:rPr>
-              <w:t>ipr-failure@.service</w:t>
+              <w:t>irispen-mount.service</w:t>
             </w:r>
           </w:p>
         </w:tc>
@@ -1820,7 +1820,7 @@
                 <w:rFonts w:ascii="Segoe UI" w:hAnsi="Segoe UI"/>
                 <w:sz w:val="19"/>
               </w:rPr>
-              <w:t>OnFailure-handler: skriver én linje pr. fejlet kerneenhed til /var/lib/ipr-keyboard/incidents.log (afsnit 9.5).</w:t>
+              <w:t>Monterer IRIS-skanneren (MTP, jmtpfs) på /mnt/irispen, når udev ser den; stoppes og afmonteres, når den trækkes ud (BindsTo=).</w:t>
             </w:r>
           </w:p>
         </w:tc>
@@ -1838,7 +1838,7 @@
                 <w:rFonts w:ascii="Segoe UI" w:hAnsi="Segoe UI"/>
                 <w:sz w:val="19"/>
               </w:rPr>
-              <w:t>root</w:t>
+              <w:t>applikationsbruger</w:t>
             </w:r>
           </w:p>
         </w:tc>
@@ -1857,6 +1857,60 @@
                 <w:rFonts w:ascii="Consolas" w:hAnsi="Consolas"/>
                 <w:sz w:val="18"/>
               </w:rPr>
+              <w:t>ipr-failure@.service</w:t>
+            </w:r>
+          </w:p>
+        </w:tc>
+        <w:tc>
+          <w:tcPr>
+            <w:tcW w:type="dxa" w:w="4876"/>
+          </w:tcPr>
+          <w:p>
+            <w:pPr>
+              <w:spacing w:after="40"/>
+            </w:pPr>
+            <w:r>
+              <w:rPr>
+                <w:rFonts w:ascii="Segoe UI" w:hAnsi="Segoe UI"/>
+                <w:sz w:val="19"/>
+              </w:rPr>
+              <w:t>OnFailure-handler: skriver én linje pr. fejlet kerneenhed til /var/lib/ipr-keyboard/incidents.log (afsnit 9.5).</w:t>
+            </w:r>
+          </w:p>
+        </w:tc>
+        <w:tc>
+          <w:tcPr>
+            <w:tcW w:type="dxa" w:w="1361"/>
+          </w:tcPr>
+          <w:p>
+            <w:pPr>
+              <w:spacing w:after="40"/>
+            </w:pPr>
+            <w:r>
+              <w:rPr>
+                <w:rFonts w:ascii="Segoe UI" w:hAnsi="Segoe UI"/>
+                <w:sz w:val="19"/>
+              </w:rPr>
+              <w:t>root</w:t>
+            </w:r>
+          </w:p>
+        </w:tc>
+      </w:tr>
+      <w:tr>
+        <w:tc>
+          <w:tcPr>
+            <w:tcW w:type="dxa" w:w="2608"/>
+            <w:shd w:val="clear" w:color="auto" w:fill="F7FAFC"/>
+          </w:tcPr>
+          <w:p>
+            <w:pPr>
+              <w:spacing w:after="40"/>
+            </w:pPr>
+            <w:r>
+              <w:rPr>
+                <w:rFonts w:ascii="Consolas" w:hAnsi="Consolas"/>
+                <w:sz w:val="18"/>
+              </w:rPr>
               <w:t>ipr-cert-renew.timer</w:t>
             </w:r>
           </w:p>
@@ -1864,6 +1918,7 @@
         <w:tc>
           <w:tcPr>
             <w:tcW w:type="dxa" w:w="4876"/>
+            <w:shd w:val="clear" w:color="auto" w:fill="F7FAFC"/>
           </w:tcPr>
           <w:p>
             <w:pPr>
@@ -1881,6 +1936,7 @@
         <w:tc>
           <w:tcPr>
             <w:tcW w:type="dxa" w:w="1361"/>
+            <w:shd w:val="clear" w:color="auto" w:fill="F7FAFC"/>
           </w:tcPr>
           <w:p>
             <w:pPr>
@@ -2441,7 +2497,7 @@
                 <w:rFonts w:ascii="Segoe UI" w:hAnsi="Segoe UI"/>
                 <w:sz w:val="19"/>
               </w:rPr>
-              <w:t>Skifter drift/udvikling; magneten (6 s) bruger den via sudoers.</w:t>
+              <w:t>Skifter drift/udvikling; magneten (10 s) bruger den via sudoers.</w:t>
             </w:r>
           </w:p>
         </w:tc>
@@ -12672,6 +12728,442 @@
       </w:r>
     </w:p>
     <w:p>
+      <w:pPr>
+        <w:pStyle w:val="Heading2"/>
+      </w:pPr>
+      <w:r>
+        <w:t>4.6 Kontrolleret nedlukning med magneten</w:t>
+      </w:r>
+    </w:p>
+    <w:p>
+      <w:r>
+        <w:rPr>
+          <w:rFonts w:ascii="Segoe UI" w:hAnsi="Segoe UI"/>
+          <w:b w:val="0"/>
+          <w:i w:val="0"/>
+          <w:sz w:val="21"/>
+        </w:rPr>
+        <w:t>Enheden forsynes typisk fra PC'ens USB-port, og et SD-kort, der mister strømmen under en skrivning, kan blive ødelagt. Magneten giver en kontrolleret nedlukning: hold i 6 sekunder (lampen blinker turkis) og slip. gpio_monitor kalder ipr_hotspot_ctl.sh poweroff (systemctl poweroff) og viser konstant turkis; når systemd stopper ipr_keyboard.service, efterlades benene bevidst på turkis, og ipr-led-halt.service — startet tidligt ved opstart uden at gøre noget, så dens ExecStop kører sent i nedlukningen — slukker lampen (pinctrl) lige før kernen standser. Mørk lampe = strømmen må tages fra. En standset Pi Zero kan ikke startes med magneten; afbryd og tilslut strømmen.</w:t>
+      </w:r>
+    </w:p>
+    <w:tbl>
+      <w:tblPr>
+        <w:tblStyle w:val="TableGrid"/>
+        <w:tblW w:type="auto" w:w="0"/>
+        <w:jc w:val="center"/>
+        <w:tblLook w:firstColumn="1" w:firstRow="1" w:lastColumn="0" w:lastRow="0" w:noHBand="0" w:noVBand="1" w:val="04A0"/>
+      </w:tblPr>
+      <w:tblGrid>
+        <w:gridCol w:w="3061"/>
+        <w:gridCol w:w="3061"/>
+        <w:gridCol w:w="3061"/>
+      </w:tblGrid>
+      <w:tr>
+        <w:tc>
+          <w:tcPr>
+            <w:tcW w:type="dxa" w:w="1247"/>
+            <w:shd w:val="clear" w:color="auto" w:fill="2B6CB0"/>
+          </w:tcPr>
+          <w:p>
+            <w:pPr>
+              <w:spacing w:after="40"/>
+            </w:pPr>
+            <w:r>
+              <w:rPr>
+                <w:rFonts w:ascii="Segoe UI" w:hAnsi="Segoe UI"/>
+                <w:b/>
+                <w:color w:val="FFFFFF"/>
+                <w:sz w:val="19"/>
+              </w:rPr>
+              <w:t>Hold</w:t>
+            </w:r>
+          </w:p>
+        </w:tc>
+        <w:tc>
+          <w:tcPr>
+            <w:tcW w:type="dxa" w:w="2494"/>
+            <w:shd w:val="clear" w:color="auto" w:fill="2B6CB0"/>
+          </w:tcPr>
+          <w:p>
+            <w:pPr>
+              <w:spacing w:after="40"/>
+            </w:pPr>
+            <w:r>
+              <w:rPr>
+                <w:rFonts w:ascii="Segoe UI" w:hAnsi="Segoe UI"/>
+                <w:b/>
+                <w:color w:val="FFFFFF"/>
+                <w:sz w:val="19"/>
+              </w:rPr>
+              <w:t>Lampen mens du holder</w:t>
+            </w:r>
+          </w:p>
+        </w:tc>
+        <w:tc>
+          <w:tcPr>
+            <w:tcW w:type="dxa" w:w="5102"/>
+            <w:shd w:val="clear" w:color="auto" w:fill="2B6CB0"/>
+          </w:tcPr>
+          <w:p>
+            <w:pPr>
+              <w:spacing w:after="40"/>
+            </w:pPr>
+            <w:r>
+              <w:rPr>
+                <w:rFonts w:ascii="Segoe UI" w:hAnsi="Segoe UI"/>
+                <w:b/>
+                <w:color w:val="FFFFFF"/>
+                <w:sz w:val="19"/>
+              </w:rPr>
+              <w:t>Ved slip</w:t>
+            </w:r>
+          </w:p>
+        </w:tc>
+      </w:tr>
+      <w:tr>
+        <w:tc>
+          <w:tcPr>
+            <w:tcW w:type="dxa" w:w="1247"/>
+          </w:tcPr>
+          <w:p>
+            <w:pPr>
+              <w:spacing w:after="40"/>
+            </w:pPr>
+            <w:r>
+              <w:rPr>
+                <w:rFonts w:ascii="Segoe UI" w:hAnsi="Segoe UI"/>
+                <w:sz w:val="19"/>
+              </w:rPr>
+              <w:t>under 3 s</w:t>
+            </w:r>
+          </w:p>
+        </w:tc>
+        <w:tc>
+          <w:tcPr>
+            <w:tcW w:type="dxa" w:w="2494"/>
+          </w:tcPr>
+          <w:p>
+            <w:pPr>
+              <w:spacing w:after="40"/>
+            </w:pPr>
+            <w:r>
+              <w:rPr>
+                <w:rFonts w:ascii="Segoe UI" w:hAnsi="Segoe UI"/>
+                <w:sz w:val="19"/>
+              </w:rPr>
+              <w:t>statusfarve</w:t>
+            </w:r>
+          </w:p>
+        </w:tc>
+        <w:tc>
+          <w:tcPr>
+            <w:tcW w:type="dxa" w:w="5102"/>
+          </w:tcPr>
+          <w:p>
+            <w:pPr>
+              <w:spacing w:after="40"/>
+            </w:pPr>
+            <w:r>
+              <w:rPr>
+                <w:rFonts w:ascii="Segoe UI" w:hAnsi="Segoe UI"/>
+                <w:sz w:val="19"/>
+              </w:rPr>
+              <w:t>status i 30 s</w:t>
+            </w:r>
+          </w:p>
+        </w:tc>
+      </w:tr>
+      <w:tr>
+        <w:tc>
+          <w:tcPr>
+            <w:tcW w:type="dxa" w:w="1247"/>
+            <w:shd w:val="clear" w:color="auto" w:fill="F7FAFC"/>
+          </w:tcPr>
+          <w:p>
+            <w:pPr>
+              <w:spacing w:after="40"/>
+            </w:pPr>
+            <w:r>
+              <w:rPr>
+                <w:rFonts w:ascii="Segoe UI" w:hAnsi="Segoe UI"/>
+                <w:sz w:val="19"/>
+              </w:rPr>
+              <w:t>3 s</w:t>
+            </w:r>
+          </w:p>
+        </w:tc>
+        <w:tc>
+          <w:tcPr>
+            <w:tcW w:type="dxa" w:w="2494"/>
+            <w:shd w:val="clear" w:color="auto" w:fill="F7FAFC"/>
+          </w:tcPr>
+          <w:p>
+            <w:pPr>
+              <w:spacing w:after="40"/>
+            </w:pPr>
+            <w:r>
+              <w:rPr>
+                <w:rFonts w:ascii="Segoe UI" w:hAnsi="Segoe UI"/>
+                <w:sz w:val="19"/>
+              </w:rPr>
+              <w:t>blå blink</w:t>
+            </w:r>
+          </w:p>
+        </w:tc>
+        <w:tc>
+          <w:tcPr>
+            <w:tcW w:type="dxa" w:w="5102"/>
+            <w:shd w:val="clear" w:color="auto" w:fill="F7FAFC"/>
+          </w:tcPr>
+          <w:p>
+            <w:pPr>
+              <w:spacing w:after="40"/>
+            </w:pPr>
+            <w:r>
+              <w:rPr>
+                <w:rFonts w:ascii="Segoe UI" w:hAnsi="Segoe UI"/>
+                <w:sz w:val="19"/>
+              </w:rPr>
+              <w:t>hotspot tændes/slukkes</w:t>
+            </w:r>
+          </w:p>
+        </w:tc>
+      </w:tr>
+      <w:tr>
+        <w:tc>
+          <w:tcPr>
+            <w:tcW w:type="dxa" w:w="1247"/>
+          </w:tcPr>
+          <w:p>
+            <w:pPr>
+              <w:spacing w:after="40"/>
+            </w:pPr>
+            <w:r>
+              <w:rPr>
+                <w:rFonts w:ascii="Segoe UI" w:hAnsi="Segoe UI"/>
+                <w:sz w:val="19"/>
+              </w:rPr>
+              <w:t>6 s</w:t>
+            </w:r>
+          </w:p>
+        </w:tc>
+        <w:tc>
+          <w:tcPr>
+            <w:tcW w:type="dxa" w:w="2494"/>
+          </w:tcPr>
+          <w:p>
+            <w:pPr>
+              <w:spacing w:after="40"/>
+            </w:pPr>
+            <w:r>
+              <w:rPr>
+                <w:rFonts w:ascii="Segoe UI" w:hAnsi="Segoe UI"/>
+                <w:sz w:val="19"/>
+              </w:rPr>
+              <w:t>turkis blink</w:t>
+            </w:r>
+          </w:p>
+        </w:tc>
+        <w:tc>
+          <w:tcPr>
+            <w:tcW w:type="dxa" w:w="5102"/>
+          </w:tcPr>
+          <w:p>
+            <w:pPr>
+              <w:spacing w:after="40"/>
+            </w:pPr>
+            <w:r>
+              <w:rPr>
+                <w:rFonts w:ascii="Segoe UI" w:hAnsi="Segoe UI"/>
+                <w:sz w:val="19"/>
+              </w:rPr>
+              <w:t>kontrolleret nedlukning; turkis → slukket = sikkert at afbryde</w:t>
+            </w:r>
+          </w:p>
+        </w:tc>
+      </w:tr>
+      <w:tr>
+        <w:tc>
+          <w:tcPr>
+            <w:tcW w:type="dxa" w:w="1247"/>
+            <w:shd w:val="clear" w:color="auto" w:fill="F7FAFC"/>
+          </w:tcPr>
+          <w:p>
+            <w:pPr>
+              <w:spacing w:after="40"/>
+            </w:pPr>
+            <w:r>
+              <w:rPr>
+                <w:rFonts w:ascii="Segoe UI" w:hAnsi="Segoe UI"/>
+                <w:sz w:val="19"/>
+              </w:rPr>
+              <w:t>10 s</w:t>
+            </w:r>
+          </w:p>
+        </w:tc>
+        <w:tc>
+          <w:tcPr>
+            <w:tcW w:type="dxa" w:w="2494"/>
+            <w:shd w:val="clear" w:color="auto" w:fill="F7FAFC"/>
+          </w:tcPr>
+          <w:p>
+            <w:pPr>
+              <w:spacing w:after="40"/>
+            </w:pPr>
+            <w:r>
+              <w:rPr>
+                <w:rFonts w:ascii="Segoe UI" w:hAnsi="Segoe UI"/>
+                <w:sz w:val="19"/>
+              </w:rPr>
+              <w:t>lilla blink</w:t>
+            </w:r>
+          </w:p>
+        </w:tc>
+        <w:tc>
+          <w:tcPr>
+            <w:tcW w:type="dxa" w:w="5102"/>
+            <w:shd w:val="clear" w:color="auto" w:fill="F7FAFC"/>
+          </w:tcPr>
+          <w:p>
+            <w:pPr>
+              <w:spacing w:after="40"/>
+            </w:pPr>
+            <w:r>
+              <w:rPr>
+                <w:rFonts w:ascii="Segoe UI" w:hAnsi="Segoe UI"/>
+                <w:sz w:val="19"/>
+              </w:rPr>
+              <w:t>drift ↔ udvikling (afsnit 5.5)</w:t>
+            </w:r>
+          </w:p>
+        </w:tc>
+      </w:tr>
+      <w:tr>
+        <w:tc>
+          <w:tcPr>
+            <w:tcW w:type="dxa" w:w="1247"/>
+          </w:tcPr>
+          <w:p>
+            <w:pPr>
+              <w:spacing w:after="40"/>
+            </w:pPr>
+            <w:r>
+              <w:rPr>
+                <w:rFonts w:ascii="Segoe UI" w:hAnsi="Segoe UI"/>
+                <w:sz w:val="19"/>
+              </w:rPr>
+              <w:t>15 s</w:t>
+            </w:r>
+          </w:p>
+        </w:tc>
+        <w:tc>
+          <w:tcPr>
+            <w:tcW w:type="dxa" w:w="2494"/>
+          </w:tcPr>
+          <w:p>
+            <w:pPr>
+              <w:spacing w:after="40"/>
+            </w:pPr>
+            <w:r>
+              <w:rPr>
+                <w:rFonts w:ascii="Segoe UI" w:hAnsi="Segoe UI"/>
+                <w:sz w:val="19"/>
+              </w:rPr>
+              <w:t>rød blink</w:t>
+            </w:r>
+          </w:p>
+        </w:tc>
+        <w:tc>
+          <w:tcPr>
+            <w:tcW w:type="dxa" w:w="5102"/>
+          </w:tcPr>
+          <w:p>
+            <w:pPr>
+              <w:spacing w:after="40"/>
+            </w:pPr>
+            <w:r>
+              <w:rPr>
+                <w:rFonts w:ascii="Segoe UI" w:hAnsi="Segoe UI"/>
+                <w:sz w:val="19"/>
+              </w:rPr>
+              <w:t>netværksnulstilling og genstart (afsnit 5.4)</w:t>
+            </w:r>
+          </w:p>
+        </w:tc>
+      </w:tr>
+      <w:tr>
+        <w:tc>
+          <w:tcPr>
+            <w:tcW w:type="dxa" w:w="1247"/>
+            <w:shd w:val="clear" w:color="auto" w:fill="F7FAFC"/>
+          </w:tcPr>
+          <w:p>
+            <w:pPr>
+              <w:spacing w:after="40"/>
+            </w:pPr>
+            <w:r>
+              <w:rPr>
+                <w:rFonts w:ascii="Segoe UI" w:hAnsi="Segoe UI"/>
+                <w:sz w:val="19"/>
+              </w:rPr>
+              <w:t>20 s</w:t>
+            </w:r>
+          </w:p>
+        </w:tc>
+        <w:tc>
+          <w:tcPr>
+            <w:tcW w:type="dxa" w:w="2494"/>
+            <w:shd w:val="clear" w:color="auto" w:fill="F7FAFC"/>
+          </w:tcPr>
+          <w:p>
+            <w:pPr>
+              <w:spacing w:after="40"/>
+            </w:pPr>
+            <w:r>
+              <w:rPr>
+                <w:rFonts w:ascii="Segoe UI" w:hAnsi="Segoe UI"/>
+                <w:sz w:val="19"/>
+              </w:rPr>
+              <w:t>slukket</w:t>
+            </w:r>
+          </w:p>
+        </w:tc>
+        <w:tc>
+          <w:tcPr>
+            <w:tcW w:type="dxa" w:w="5102"/>
+            <w:shd w:val="clear" w:color="auto" w:fill="F7FAFC"/>
+          </w:tcPr>
+          <w:p>
+            <w:pPr>
+              <w:spacing w:after="40"/>
+            </w:pPr>
+            <w:r>
+              <w:rPr>
+                <w:rFonts w:ascii="Segoe UI" w:hAnsi="Segoe UI"/>
+                <w:sz w:val="19"/>
+              </w:rPr>
+              <w:t>fortryd — der sker ingenting</w:t>
+            </w:r>
+          </w:p>
+        </w:tc>
+      </w:tr>
+    </w:tbl>
+    <w:p>
+      <w:pPr>
+        <w:spacing w:before="60" w:after="240"/>
+        <w:jc w:val="center"/>
+      </w:pPr>
+      <w:r>
+        <w:rPr>
+          <w:rFonts w:ascii="Segoe UI" w:hAnsi="Segoe UI"/>
+          <w:i/>
+          <w:color w:val="606C80"/>
+          <w:sz w:val="18"/>
+        </w:rPr>
+        <w:t>Tabel 21. Hele magnet-stigen. Lampen skifter ved hver tærskel, og handlingen udføres først ved slip.</w:t>
+      </w:r>
+    </w:p>
+    <w:p>
       <w:r>
         <w:br w:type="page"/>
       </w:r>
@@ -13220,7 +13712,7 @@
           <w:color w:val="606C80"/>
           <w:sz w:val="18"/>
         </w:rPr>
-        <w:t>Tabel 21. Udløsere for hotspottet, evalueret af net_provision_hotspot.sh i den viste rækkefølge. Anmodningsfilen virker når som helst; de øvrige kun ved opstart.</w:t>
+        <w:t>Tabel 22. Udløsere for hotspottet, evalueret af net_provision_hotspot.sh i den viste rækkefølge. Anmodningsfilen virker når som helst; de øvrige kun ved opstart.</w:t>
       </w:r>
     </w:p>
     <w:p>
@@ -13616,7 +14108,7 @@
           <w:color w:val="606C80"/>
           <w:sz w:val="18"/>
         </w:rPr>
-        <w:t>Tabel 22. Setup-UI'ets sider på /setup/.</w:t>
+        <w:t>Tabel 23. Setup-UI'ets sider på /setup/.</w:t>
       </w:r>
     </w:p>
     <w:p>
@@ -13635,7 +14127,7 @@
           <w:i w:val="0"/>
           <w:sz w:val="21"/>
         </w:rPr>
-        <w:t>Magneten holdt i 10 sekunder sletter alle Wi-Fi-profiler undtagen ipr-hotspot og genstarter enheden. Applikationsindstillinger, brugerkonti og logfiler berøres ikke. Samme resultat opnås manuelt:</w:t>
+        <w:t>Magneten holdt i 15 sekunder sletter alle Wi-Fi-profiler undtagen ipr-hotspot og genstarter enheden. Applikationsindstillinger, brugerkonti og logfiler berøres ikke. Samme resultat opnås manuelt:</w:t>
       </w:r>
     </w:p>
     <w:p>
@@ -13873,7 +14365,7 @@
           <w:color w:val="606C80"/>
           <w:sz w:val="18"/>
         </w:rPr>
-        <w:t>Tabel 23. Åbne porte pr. tilstand. Loopback, svar på enhedens egen udgående trafik, ICMP og DHCP-klientsvar er altid tilladt; udgående trafik filtreres ikke. Bluetooth er ikke IP og berøres ikke.</w:t>
+        <w:t>Tabel 24. Åbne porte pr. tilstand. Loopback, svar på enhedens egen udgående trafik, ICMP og DHCP-klientsvar er altid tilladt; udgående trafik filtreres ikke. Bluetooth er ikke IP og berøres ikke.</w:t>
       </w:r>
     </w:p>
     <w:p>
@@ -13895,7 +14387,7 @@
           <w:i w:val="0"/>
           <w:sz w:val="21"/>
         </w:rPr>
-        <w:t>Tilstanden skiftes med magneten (hold i 6 sekunder — lampen blinker lilla — og slip; lampen lyser lilla i 3 sekunder som bekræftelse) eller fra kommandolinjen:</w:t>
+        <w:t>Tilstanden skiftes med magneten (hold i 10 sekunder — lampen blinker lilla — og slip; lampen lyser lilla i 3 sekunder som bekræftelse) eller fra kommandolinjen:</w:t>
       </w:r>
     </w:p>
     <w:p>
@@ -13983,7 +14475,7 @@
           <w:i w:val="0"/>
           <w:sz w:val="21"/>
         </w:rPr>
-        <w:t>Sådan afprøves lampen i udviklingstilstand: skift med magneten (6 s) — lampen lyser lilla i 3 sekunder og blinker derefter kort lilla hvert 4. sekund; en berøring viser statusfarven oven i. Fra en anden maskine virker ssh og dashboardet nu; sudo ipr-firewall.sh status viser tilstand, hotspot og regler. Skift tilbage med magneten: SSH-sessionen falder, og det lilla blink stopper.</w:t>
+        <w:t>Sådan afprøves lampen i udviklingstilstand: skift med magneten (10 s) — lampen lyser lilla i 3 sekunder og blinker derefter kort lilla hvert 4. sekund; en berøring viser statusfarven oven i. Fra en anden maskine virker ssh og dashboardet nu; sudo ipr-firewall.sh status viser tilstand, hotspot og regler. Skift tilbage med magneten: SSH-sessionen falder, og det lilla blink stopper.</w:t>
       </w:r>
     </w:p>
     <w:p>
@@ -14012,7 +14504,7 @@
           <w:rFonts w:ascii="Segoe UI" w:hAnsi="Segoe UI"/>
           <w:sz w:val="20"/>
         </w:rPr>
-        <w:t>Provisioneringen efterlader enheden i udviklingstilstand, fordi den kører over SSH og ellers ville afbryde sig selv. Idriftsættelsen afsluttes med sudo ipr_mode_ctl.sh production (eller magneten i 6 sekunder). Skiftet til drift over en SSH-forbindelse på hjemmenettet afbryder forbindelsen — det er meningen. test_provision.sh advarer, så længe enheden står i udviklingstilstand.</w:t>
+        <w:t>Provisioneringen efterlader enheden i udviklingstilstand, fordi den kører over SSH og ellers ville afbryde sig selv. Idriftsættelsen afsluttes med sudo ipr_mode_ctl.sh production (eller magneten i 10 sekunder). Skiftet til drift over en SSH-forbindelse på hjemmenettet afbryder forbindelsen — det er meningen. test_provision.sh advarer, så længe enheden står i udviklingstilstand.</w:t>
       </w:r>
     </w:p>
     <w:p>
@@ -14254,7 +14746,7 @@
           <w:color w:val="606C80"/>
           <w:sz w:val="18"/>
         </w:rPr>
-        <w:t>Tabel 24. Rollernes rettigheder.</w:t>
+        <w:t>Tabel 25. Rollernes rettigheder.</w:t>
       </w:r>
     </w:p>
     <w:p>
@@ -14516,7 +15008,7 @@
                 <w:rFonts w:ascii="Segoe UI" w:hAnsi="Segoe UI"/>
                 <w:sz w:val="19"/>
               </w:rPr>
-              <w:t>I driftstilstand er ingen port åben på hjemmenettet (nftables, politik DROP). Hotspottet er slukket som standard og kræver fysisk tilstedeværelse (magnet, strømcykling eller SD-kort); tændt eksponerer det kun setup-portalen. SSH og dashboard på hjemmenettet kræver udviklingstilstand (magnet 6 s). Se afsnit 5.5.</w:t>
+              <w:t>I driftstilstand er ingen port åben på hjemmenettet (nftables, politik DROP). Hotspottet er slukket som standard og kræver fysisk tilstedeværelse (magnet 3 s, strømcykling eller SD-kort); tændt eksponerer det kun setup-portalen. SSH og dashboard på hjemmenettet kræver udviklingstilstand (magnet 10 s). Se afsnit 5.5.</w:t>
             </w:r>
           </w:p>
         </w:tc>
@@ -14868,7 +15360,7 @@
           <w:color w:val="606C80"/>
           <w:sz w:val="18"/>
         </w:rPr>
-        <w:t>Tabel 25. Sikkerhedsfunktioner i den leverede løsning.</w:t>
+        <w:t>Tabel 26. Sikkerhedsfunktioner i den leverede løsning.</w:t>
       </w:r>
     </w:p>
     <w:p>
@@ -14900,7 +15392,7 @@
           <w:rFonts w:ascii="Segoe UI" w:hAnsi="Segoe UI"/>
           <w:sz w:val="21"/>
         </w:rPr>
-        <w:t>Sæt enheden i driftstilstand som det allersidste trin: sudo ipr_mode_ctl.sh production, eller magneten i 6 sekunder. Kontrollér med sudo ipr-firewall.sh status og — fra en anden maskine — at SSH og dashboardet ikke længere svarer.</w:t>
+        <w:t>Sæt enheden i driftstilstand som det allersidste trin: sudo ipr_mode_ctl.sh production, eller magneten i 10 sekunder. Kontrollér med sudo ipr-firewall.sh status og — fra en anden maskine — at SSH og dashboardet ikke længere svarer.</w:t>
       </w:r>
     </w:p>
     <w:p>
@@ -15341,7 +15833,7 @@
           <w:color w:val="606C80"/>
           <w:sz w:val="18"/>
         </w:rPr>
-        <w:t>Tabel 26. Kendte risici og anbefalet håndtering.</w:t>
+        <w:t>Tabel 27. Kendte risici og anbefalet håndtering.</w:t>
       </w:r>
     </w:p>
     <w:p>
@@ -15821,7 +16313,7 @@
           <w:color w:val="606C80"/>
           <w:sz w:val="18"/>
         </w:rPr>
-        <w:t>Tabel 27. Målrettede udrulningsskripts i scripts/deploy/.</w:t>
+        <w:t>Tabel 28. Målrettede udrulningsskripts i scripts/deploy/.</w:t>
       </w:r>
     </w:p>
     <w:p>
@@ -16980,7 +17472,7 @@
           <w:color w:val="606C80"/>
           <w:sz w:val="18"/>
         </w:rPr>
-        <w:t>Tabel 28. Hvad der bør holdes øje med i drift.</w:t>
+        <w:t>Tabel 29. Hvad der bør holdes øje med i drift.</w:t>
       </w:r>
     </w:p>
     <w:p>
@@ -17604,7 +18096,7 @@
           <w:color w:val="606C80"/>
           <w:sz w:val="18"/>
         </w:rPr>
-        <w:t>Tabel 29. Ydelsestal, der registreres når MetricsEnabled er slået til. Alle ses under /api/metrics; opstartstid og pen → BLE vises også på dashboardets forside.</w:t>
+        <w:t>Tabel 30. Ydelsestal, der registreres når MetricsEnabled er slået til. Alle ses under /api/metrics; opstartstid og pen → BLE vises også på dashboardets forside.</w:t>
       </w:r>
     </w:p>
     <w:p>
@@ -17999,7 +18491,7 @@
           <w:color w:val="606C80"/>
           <w:sz w:val="18"/>
         </w:rPr>
-        <w:t>Tabel 30. Tre lag, installeret af install_observability.sh.</w:t>
+        <w:t>Tabel 31. Tre lag, installeret af install_observability.sh.</w:t>
       </w:r>
     </w:p>
     <w:p>
@@ -18943,7 +19435,7 @@
           <w:color w:val="606C80"/>
           <w:sz w:val="18"/>
         </w:rPr>
-        <w:t>Tabel 31. Fejlmønstre på værtssiden.</w:t>
+        <w:t>Tabel 32. Fejlmønstre på værtssiden.</w:t>
       </w:r>
     </w:p>
     <w:p>
@@ -19323,7 +19815,7 @@
           <w:color w:val="606C80"/>
           <w:sz w:val="18"/>
         </w:rPr>
-        <w:t>Tabel 32. Fejlmønstre i web- og netværkslaget.</w:t>
+        <w:t>Tabel 33. Fejlmønstre i web- og netværkslaget.</w:t>
       </w:r>
     </w:p>
     <w:p>
@@ -19730,7 +20222,7 @@
                 <w:rFonts w:ascii="Segoe UI" w:hAnsi="Segoe UI"/>
                 <w:sz w:val="19"/>
               </w:rPr>
-              <w:t>Hold magneten i 6 sekunder (lilla blink) og slip: udviklingstilstand, lampen blinker lilla hvert 4. sekund. Eller brug hotspottet (magnet 3 s).</w:t>
+              <w:t>Hold magneten i 10 sekunder (lilla blink) og slip: udviklingstilstand, lampen blinker lilla hvert 4. sekund. Eller brug hotspottet (magnet 3 s).</w:t>
             </w:r>
           </w:p>
         </w:tc>
@@ -19749,7 +20241,7 @@
                 <w:rFonts w:ascii="Segoe UI" w:hAnsi="Segoe UI"/>
                 <w:sz w:val="19"/>
               </w:rPr>
-              <w:t>Lampen lyser konstant rødt.</w:t>
+              <w:t>Lampen lyser konstant turkis og går ikke ud.</w:t>
             </w:r>
           </w:p>
         </w:tc>
@@ -19766,7 +20258,7 @@
                 <w:rFonts w:ascii="Segoe UI" w:hAnsi="Segoe UI"/>
                 <w:sz w:val="19"/>
               </w:rPr>
-              <w:t>En kerneenhed er ikke aktiv.</w:t>
+              <w:t>Nedlukningen hænger, eller ipr-led-halt.service er ikke installeret/aktiveret.</w:t>
             </w:r>
           </w:p>
         </w:tc>
@@ -19783,7 +20275,7 @@
                 <w:rFonts w:ascii="Segoe UI" w:hAnsi="Segoe UI"/>
                 <w:sz w:val="19"/>
               </w:rPr>
-              <w:t>systemctl is-active bluetooth bt_hid_ble bt_hid_agent_unified; cat /var/lib/ipr-keyboard/incidents.log; journalctl -u &lt;enhed&gt;.</w:t>
+              <w:t>Vent op til et minut. Ellers: systemctl is-enabled ipr-led-halt.service; kør install_gpio_support.sh igen. Afbryd strømmen først, når lampen er slukket.</w:t>
             </w:r>
           </w:p>
         </w:tc>
@@ -19803,7 +20295,7 @@
                 <w:rFonts w:ascii="Segoe UI" w:hAnsi="Segoe UI"/>
                 <w:sz w:val="19"/>
               </w:rPr>
-              <w:t>Hvidt blink i flere minutter.</w:t>
+              <w:t>Lampen lyser konstant rødt.</w:t>
             </w:r>
           </w:p>
         </w:tc>
@@ -19821,7 +20313,7 @@
                 <w:rFonts w:ascii="Segoe UI" w:hAnsi="Segoe UI"/>
                 <w:sz w:val="19"/>
               </w:rPr>
-              <w:t>Boot-blinkeren blev ikke stoppet (appen logger “GPIO busy”), eller dashboardet svarede aldrig på LogPort.</w:t>
+              <w:t>En kerneenhed er ikke aktiv.</w:t>
             </w:r>
           </w:p>
         </w:tc>
@@ -19829,6 +20321,59 @@
           <w:tcPr>
             <w:tcW w:type="dxa" w:w="3628"/>
             <w:shd w:val="clear" w:color="auto" w:fill="F7FAFC"/>
+          </w:tcPr>
+          <w:p>
+            <w:pPr>
+              <w:spacing w:after="40"/>
+            </w:pPr>
+            <w:r>
+              <w:rPr>
+                <w:rFonts w:ascii="Segoe UI" w:hAnsi="Segoe UI"/>
+                <w:sz w:val="19"/>
+              </w:rPr>
+              <w:t>systemctl is-active bluetooth bt_hid_ble bt_hid_agent_unified; cat /var/lib/ipr-keyboard/incidents.log; journalctl -u &lt;enhed&gt;.</w:t>
+            </w:r>
+          </w:p>
+        </w:tc>
+      </w:tr>
+      <w:tr>
+        <w:tc>
+          <w:tcPr>
+            <w:tcW w:type="dxa" w:w="2608"/>
+          </w:tcPr>
+          <w:p>
+            <w:pPr>
+              <w:spacing w:after="40"/>
+            </w:pPr>
+            <w:r>
+              <w:rPr>
+                <w:rFonts w:ascii="Segoe UI" w:hAnsi="Segoe UI"/>
+                <w:sz w:val="19"/>
+              </w:rPr>
+              <w:t>Hvidt blink i flere minutter.</w:t>
+            </w:r>
+          </w:p>
+        </w:tc>
+        <w:tc>
+          <w:tcPr>
+            <w:tcW w:type="dxa" w:w="2608"/>
+          </w:tcPr>
+          <w:p>
+            <w:pPr>
+              <w:spacing w:after="40"/>
+            </w:pPr>
+            <w:r>
+              <w:rPr>
+                <w:rFonts w:ascii="Segoe UI" w:hAnsi="Segoe UI"/>
+                <w:sz w:val="19"/>
+              </w:rPr>
+              <w:t>Boot-blinkeren blev ikke stoppet (appen logger “GPIO busy”), eller dashboardet svarede aldrig på LogPort.</w:t>
+            </w:r>
+          </w:p>
+        </w:tc>
+        <w:tc>
+          <w:tcPr>
+            <w:tcW w:type="dxa" w:w="3628"/>
           </w:tcPr>
           <w:p>
             <w:pPr>
@@ -19857,7 +20402,7 @@
           <w:color w:val="606C80"/>
           <w:sz w:val="18"/>
         </w:rPr>
-        <w:t>Tabel 33. Fejlmønstre for statuslampen og reed-kontakten. Fase K i test_provision.sh kontrollerer, at alle dele er installeret.</w:t>
+        <w:t>Tabel 34. Fejlmønstre for statuslampen og reed-kontakten. Fase K i test_provision.sh kontrollerer, at alle dele er installeret.</w:t>
       </w:r>
     </w:p>
     <w:p>
@@ -20334,7 +20879,7 @@
           <w:color w:val="606C80"/>
           <w:sz w:val="18"/>
         </w:rPr>
-        <w:t>Tabel 34. Testniveauer og hvornår de bruges.</w:t>
+        <w:t>Tabel 35. Testniveauer og hvornår de bruges.</w:t>
       </w:r>
     </w:p>
     <w:p>
@@ -20474,6 +21019,18 @@
           <w:sz w:val="21"/>
         </w:rPr>
         <w:t>Med skanneren sat i viser dashboardet “Klar”, og Debug-siden viser dens filer.</w:t>
+      </w:r>
+    </w:p>
+    <w:p>
+      <w:pPr>
+        <w:pStyle w:val="ListNumber"/>
+      </w:pPr>
+      <w:r>
+        <w:rPr>
+          <w:rFonts w:ascii="Segoe UI" w:hAnsi="Segoe UI"/>
+          <w:sz w:val="21"/>
+        </w:rPr>
+        <w:t>Magneten i 6 sekunder lukker enheden ned: turkis, derefter slukket lampe.</w:t>
       </w:r>
     </w:p>
     <w:p>
@@ -20817,7 +21374,7 @@
           <w:color w:val="606C80"/>
           <w:sz w:val="18"/>
         </w:rPr>
-        <w:t>Tabel 35. Dokumentationsdrift, der er værd at kende.</w:t>
+        <w:t>Tabel 36. Dokumentationsdrift, der er værd at kende.</w:t>
       </w:r>
     </w:p>
     <w:p>
@@ -22083,7 +22640,7 @@
           <w:color w:val="606C80"/>
           <w:sz w:val="18"/>
         </w:rPr>
-        <w:t>Tabel 36. Endepunkter, som dashboardet er afhængigt af.</w:t>
+        <w:t>Tabel 37. Endepunkter, som dashboardet er afhængigt af.</w:t>
       </w:r>
     </w:p>
     <w:p>
@@ -23008,7 +23565,7 @@
           <w:color w:val="606C80"/>
           <w:sz w:val="18"/>
         </w:rPr>
-        <w:t>Tabel 37. Billeder, der skal produceres eksternt, med den ønskede placering.</w:t>
+        <w:t>Tabel 38. Billeder, der skal produceres eksternt, med den ønskede placering.</w:t>
       </w:r>
     </w:p>
     <w:p>
@@ -23177,7 +23734,7 @@
         <w:color w:val="606C80"/>
         <w:sz w:val="16"/>
       </w:rPr>
-      <w:t xml:space="preserve">IPR-DOC-002 · Administratormanual · version 1.8.2   ·   Side </w:t>
+      <w:t xml:space="preserve">IPR-DOC-002 · Administratormanual · version 1.9.0   ·   Side </w:t>
     </w:r>
     <w:r>
       <w:rPr>

--- a/docs/manuals/Administratormanual_IPR_Pen_Bridge.docx
+++ b/docs/manuals/Administratormanual_IPR_Pen_Bridge.docx
@@ -101,7 +101,7 @@
                 <w:rFonts w:ascii="Segoe UI" w:hAnsi="Segoe UI"/>
                 <w:sz w:val="20"/>
               </w:rPr>
-              <w:t>1.9.0</w:t>
+              <w:t>1.9.1</w:t>
             </w:r>
           </w:p>
         </w:tc>
@@ -11014,6 +11014,17 @@
           <w:i w:val="0"/>
           <w:sz w:val="21"/>
         </w:rPr>
+        <w:t>Forsidens boks “Device” viser tilstand (drift/udvikling), om hotspottet er tændt (med SSID), hvilket netværk enheden er på med IP-adresse, antal registrerede hændelser (afsnit 9.5) og en sætning om, hvor enheden kan nås. Administratorer får knapperne Start hotspot / Stop hotspot; start kræver bekræftelse, fordi enheden forlader hjemmenettet, mens hotspottet er tændt — siden holder op med at svare dér og nås igen på https://10.42.0.1/login. Knapperne bruger samme hjælper som magneten (ipr_hotspot_ctl.sh); API: GET /api/device, POST /api/actions/hotspot.</w:t>
+      </w:r>
+    </w:p>
+    <w:p>
+      <w:r>
+        <w:rPr>
+          <w:rFonts w:ascii="Segoe UI" w:hAnsi="Segoe UI"/>
+          <w:b w:val="0"/>
+          <w:i w:val="0"/>
+          <w:sz w:val="21"/>
+        </w:rPr>
         <w:t>Skærmen Indstillinger dækker de felter, der normalt skal ændres i drift:</w:t>
       </w:r>
     </w:p>
@@ -12851,7 +12862,7 @@
                 <w:rFonts w:ascii="Segoe UI" w:hAnsi="Segoe UI"/>
                 <w:sz w:val="19"/>
               </w:rPr>
-              <w:t>statusfarve</w:t>
+              <w:t>slukket (magneten er registreret)</w:t>
             </w:r>
           </w:p>
         </w:tc>
@@ -13160,7 +13171,7 @@
           <w:color w:val="606C80"/>
           <w:sz w:val="18"/>
         </w:rPr>
-        <w:t>Tabel 21. Hele magnet-stigen. Lampen skifter ved hver tærskel, og handlingen udføres først ved slip.</w:t>
+        <w:t>Tabel 21. Hele magnet-stigen. Lampen slukker, så snart magneten registreres, og skifter ved hver tærskel — blinkene ses derfor altid mod en mørk lampe, også når den lyste konstant blåt (hotspot) inden. Handlingen udføres først ved slip.</w:t>
       </w:r>
     </w:p>
     <w:p>
@@ -18096,7 +18107,7 @@
           <w:color w:val="606C80"/>
           <w:sz w:val="18"/>
         </w:rPr>
-        <w:t>Tabel 30. Ydelsestal, der registreres når MetricsEnabled er slået til. Alle ses under /api/metrics; opstartstid og pen → BLE vises også på dashboardets forside.</w:t>
+        <w:t>Tabel 30. Ydelsestal, der registreres når MetricsEnabled er slået til. Alle ses under /api/metrics; opstartstid, pen → BLE (median og langsomste 5 %) og overdragelse pr. tegn vises også på dashboardets forside med en kort forklaring under tallene. Pen → BLE gælder én hel skanning (én fil); pr. tegn er overdragelsestiden divideret med antal tegn i skanningen.</w:t>
       </w:r>
     </w:p>
     <w:p>
@@ -23734,7 +23745,7 @@
         <w:color w:val="606C80"/>
         <w:sz w:val="16"/>
       </w:rPr>
-      <w:t xml:space="preserve">IPR-DOC-002 · Administratormanual · version 1.9.0   ·   Side </w:t>
+      <w:t xml:space="preserve">IPR-DOC-002 · Administratormanual · version 1.9.1   ·   Side </w:t>
     </w:r>
     <w:r>
       <w:rPr>

--- a/docs/manuals/Administratormanual_IPR_Pen_Bridge.docx
+++ b/docs/manuals/Administratormanual_IPR_Pen_Bridge.docx
@@ -101,7 +101,7 @@
                 <w:rFonts w:ascii="Segoe UI" w:hAnsi="Segoe UI"/>
                 <w:sz w:val="20"/>
               </w:rPr>
-              <w:t>1.9.1</w:t>
+              <w:t>1.9.2</w:t>
             </w:r>
           </w:p>
         </w:tc>
@@ -17763,7 +17763,7 @@
                 <w:rFonts w:ascii="Segoe UI" w:hAnsi="Segoe UI"/>
                 <w:sz w:val="19"/>
               </w:rPr>
-              <w:t>Læses én gang ved start. Vises altid, også når målingen er slået fra.</w:t>
+              <w:t>Måles ved første start efter hver opstart og huskes (tmpfs), så en genstart af tjenesten ikke ændrer tallet. Vises altid, også når målingen er slået fra.</w:t>
             </w:r>
           </w:p>
         </w:tc>
@@ -19719,7 +19719,7 @@
                 <w:rFonts w:ascii="Segoe UI" w:hAnsi="Segoe UI"/>
                 <w:sz w:val="19"/>
               </w:rPr>
-              <w:t>Kan ikke nå &lt;værtsnavn&gt;.local.</w:t>
+              <w:t>Kan ikke nå &lt;værtsnavn&gt;.local, men IP-adressen virker.</w:t>
             </w:r>
           </w:p>
         </w:tc>
@@ -19737,7 +19737,7 @@
                 <w:rFonts w:ascii="Segoe UI" w:hAnsi="Segoe UI"/>
                 <w:sz w:val="19"/>
               </w:rPr>
-              <w:t>mDNS er ikke tilgængeligt på nettet.</w:t>
+              <w:t>Navnet slås op til en IPv6-adresse (Windows foretrækker AAAA), og dashboardet lytter kun på IPv4 — eller enheden er i drift (mDNS lukket).</w:t>
             </w:r>
           </w:p>
         </w:tc>
@@ -19755,7 +19755,7 @@
                 <w:rFonts w:ascii="Segoe UI" w:hAnsi="Segoe UI"/>
                 <w:sz w:val="19"/>
               </w:rPr>
-              <w:t>Brug IP-adressen direkte, eller opret en DNS-post.</w:t>
+              <w:t>install_firewall.sh sætter avahi til kun IPv4 (use-ipv6=no); kør den igen på ældre enheder. I drift virker navnet ikke — brug hotspottet. Ellers brug IP-adressen.</w:t>
             </w:r>
           </w:p>
         </w:tc>
@@ -23745,7 +23745,7 @@
         <w:color w:val="606C80"/>
         <w:sz w:val="16"/>
       </w:rPr>
-      <w:t xml:space="preserve">IPR-DOC-002 · Administratormanual · version 1.9.1   ·   Side </w:t>
+      <w:t xml:space="preserve">IPR-DOC-002 · Administratormanual · version 1.9.2   ·   Side </w:t>
     </w:r>
     <w:r>
       <w:rPr>

--- a/docs/manuals/Administratormanual_IPR_Pen_Bridge.docx
+++ b/docs/manuals/Administratormanual_IPR_Pen_Bridge.docx
@@ -101,7 +101,7 @@
                 <w:rFonts w:ascii="Segoe UI" w:hAnsi="Segoe UI"/>
                 <w:sz w:val="20"/>
               </w:rPr>
-              <w:t>1.9.2</w:t>
+              <w:t>1.9.3</w:t>
             </w:r>
           </w:p>
         </w:tc>
@@ -17211,7 +17211,7 @@
                 <w:rFonts w:ascii="Segoe UI" w:hAnsi="Segoe UI"/>
                 <w:sz w:val="19"/>
               </w:rPr>
-              <w:t>Monteringspunkt for skanneren</w:t>
+              <w:t>FIFO'ens ejer</w:t>
             </w:r>
           </w:p>
         </w:tc>
@@ -17229,7 +17229,7 @@
                 <w:rFonts w:ascii="Segoe UI" w:hAnsi="Segoe UI"/>
                 <w:sz w:val="19"/>
               </w:rPr>
-              <w:t>mountpoint /mnt/irispen er sandt, irispen-mount.service active, når skanneren sidder i</w:t>
+              <w:t>ls -l /run/ipr_bt_keyboard_fifo viser applikationsbrugeren (ikke root)</w:t>
             </w:r>
           </w:p>
         </w:tc>
@@ -17247,7 +17247,7 @@
                 <w:rFonts w:ascii="Segoe UI" w:hAnsi="Segoe UI"/>
                 <w:sz w:val="19"/>
               </w:rPr>
-              <w:t>journalctl -u irispen-mount.service; tag USB-stikket ud og i.</w:t>
+              <w:t>Root-ejet: APP_USER mangler i /opt/ipr_common.env, eller en gammel dæmon — kør svc_install_bt_gatt_hid.sh og genstart bt_hid_ble.service. test_provision.sh C.4b kontrollerer det.</w:t>
             </w:r>
           </w:p>
         </w:tc>
@@ -17266,7 +17266,7 @@
                 <w:rFonts w:ascii="Segoe UI" w:hAnsi="Segoe UI"/>
                 <w:sz w:val="19"/>
               </w:rPr>
-              <w:t>Hændelseslog</w:t>
+              <w:t>Monteringspunkt for skanneren</w:t>
             </w:r>
           </w:p>
         </w:tc>
@@ -17283,7 +17283,7 @@
                 <w:rFonts w:ascii="Segoe UI" w:hAnsi="Segoe UI"/>
                 <w:sz w:val="19"/>
               </w:rPr>
-              <w:t>/var/lib/ipr-keyboard/incidents.log er tom</w:t>
+              <w:t>mountpoint /mnt/irispen er sandt, irispen-mount.service active, når skanneren sidder i</w:t>
             </w:r>
           </w:p>
         </w:tc>
@@ -17300,7 +17300,7 @@
                 <w:rFonts w:ascii="Segoe UI" w:hAnsi="Segoe UI"/>
                 <w:sz w:val="19"/>
               </w:rPr>
-              <w:t>Læs linjerne; slå enheden op i journalen (afsnit 9.5).</w:t>
+              <w:t>journalctl -u irispen-mount.service; tag USB-stikket ud og i.</w:t>
             </w:r>
           </w:p>
         </w:tc>
@@ -17320,7 +17320,7 @@
                 <w:rFonts w:ascii="Segoe UI" w:hAnsi="Segoe UI"/>
                 <w:sz w:val="19"/>
               </w:rPr>
-              <w:t>Bluetooth-forbindelse</w:t>
+              <w:t>Hændelseslog</w:t>
             </w:r>
           </w:p>
         </w:tc>
@@ -17338,7 +17338,7 @@
                 <w:rFonts w:ascii="Segoe UI" w:hAnsi="Segoe UI"/>
                 <w:sz w:val="19"/>
               </w:rPr>
-              <w:t>bluetoothctl devices Connected viser værten</w:t>
+              <w:t>/var/lib/ipr-keyboard/incidents.log er tom</w:t>
             </w:r>
           </w:p>
         </w:tc>
@@ -17356,7 +17356,7 @@
                 <w:rFonts w:ascii="Segoe UI" w:hAnsi="Segoe UI"/>
                 <w:sz w:val="19"/>
               </w:rPr>
-              <w:t>Kør parringsdiagnostikken.</w:t>
+              <w:t>Læs linjerne; slå enheden op i journalen (afsnit 9.5).</w:t>
             </w:r>
           </w:p>
         </w:tc>
@@ -17375,7 +17375,7 @@
                 <w:rFonts w:ascii="Segoe UI" w:hAnsi="Segoe UI"/>
                 <w:sz w:val="19"/>
               </w:rPr>
-              <w:t>Certifikatets udløb</w:t>
+              <w:t>Bluetooth-forbindelse</w:t>
             </w:r>
           </w:p>
         </w:tc>
@@ -17392,7 +17392,7 @@
                 <w:rFonts w:ascii="Segoe UI" w:hAnsi="Segoe UI"/>
                 <w:sz w:val="19"/>
               </w:rPr>
-              <w:t>Mere end 30 dage tilbage</w:t>
+              <w:t>bluetoothctl devices Connected viser værten</w:t>
             </w:r>
           </w:p>
         </w:tc>
@@ -17409,7 +17409,7 @@
                 <w:rFonts w:ascii="Segoe UI" w:hAnsi="Segoe UI"/>
                 <w:sz w:val="19"/>
               </w:rPr>
-              <w:t>Kør fornyelsen manuelt.</w:t>
+              <w:t>Kør parringsdiagnostikken.</w:t>
             </w:r>
           </w:p>
         </w:tc>
@@ -17429,7 +17429,7 @@
                 <w:rFonts w:ascii="Segoe UI" w:hAnsi="Segoe UI"/>
                 <w:sz w:val="19"/>
               </w:rPr>
-              <w:t>Diskplads og logstørrelse</w:t>
+              <w:t>Certifikatets udløb</w:t>
             </w:r>
           </w:p>
         </w:tc>
@@ -17447,7 +17447,7 @@
                 <w:rFonts w:ascii="Segoe UI" w:hAnsi="Segoe UI"/>
                 <w:sz w:val="19"/>
               </w:rPr>
-              <w:t>journald inden for sine grænser</w:t>
+              <w:t>Mere end 30 dage tilbage</w:t>
             </w:r>
           </w:p>
         </w:tc>
@@ -17455,6 +17455,59 @@
           <w:tcPr>
             <w:tcW w:type="dxa" w:w="3061"/>
             <w:shd w:val="clear" w:color="auto" w:fill="F7FAFC"/>
+          </w:tcPr>
+          <w:p>
+            <w:pPr>
+              <w:spacing w:after="40"/>
+            </w:pPr>
+            <w:r>
+              <w:rPr>
+                <w:rFonts w:ascii="Segoe UI" w:hAnsi="Segoe UI"/>
+                <w:sz w:val="19"/>
+              </w:rPr>
+              <w:t>Kør fornyelsen manuelt.</w:t>
+            </w:r>
+          </w:p>
+        </w:tc>
+      </w:tr>
+      <w:tr>
+        <w:tc>
+          <w:tcPr>
+            <w:tcW w:type="dxa" w:w="2721"/>
+          </w:tcPr>
+          <w:p>
+            <w:pPr>
+              <w:spacing w:after="40"/>
+            </w:pPr>
+            <w:r>
+              <w:rPr>
+                <w:rFonts w:ascii="Segoe UI" w:hAnsi="Segoe UI"/>
+                <w:sz w:val="19"/>
+              </w:rPr>
+              <w:t>Diskplads og logstørrelse</w:t>
+            </w:r>
+          </w:p>
+        </w:tc>
+        <w:tc>
+          <w:tcPr>
+            <w:tcW w:type="dxa" w:w="3061"/>
+          </w:tcPr>
+          <w:p>
+            <w:pPr>
+              <w:spacing w:after="40"/>
+            </w:pPr>
+            <w:r>
+              <w:rPr>
+                <w:rFonts w:ascii="Segoe UI" w:hAnsi="Segoe UI"/>
+                <w:sz w:val="19"/>
+              </w:rPr>
+              <w:t>journald inden for sine grænser</w:t>
+            </w:r>
+          </w:p>
+        </w:tc>
+        <w:tc>
+          <w:tcPr>
+            <w:tcW w:type="dxa" w:w="3061"/>
           </w:tcPr>
           <w:p>
             <w:pPr>
@@ -18851,6 +18904,35 @@
       </w:r>
     </w:p>
     <w:p>
+      <w:pPr>
+        <w:spacing w:before="120" w:after="200"/>
+        <w:ind w:left="113"/>
+        <w:shd w:val="clear" w:color="auto" w:fill="FFF7E6"/>
+        <w:pBdr>
+          <w:top w:val="single" w:sz="6" w:space="6" w:color="9A6A00"/>
+          <w:left w:val="single" w:sz="6" w:space="6" w:color="9A6A00"/>
+          <w:bottom w:val="single" w:sz="6" w:space="6" w:color="9A6A00"/>
+          <w:right w:val="single" w:sz="6" w:space="6" w:color="9A6A00"/>
+        </w:pBdr>
+      </w:pPr>
+      <w:r>
+        <w:rPr>
+          <w:rFonts w:ascii="Segoe UI" w:hAnsi="Segoe UI"/>
+          <w:b/>
+          <w:color w:val="9A6A00"/>
+          <w:sz w:val="20"/>
+        </w:rPr>
+        <w:t xml:space="preserve">Vigtigt: </w:t>
+      </w:r>
+      <w:r>
+        <w:rPr>
+          <w:rFonts w:ascii="Segoe UI" w:hAnsi="Segoe UI"/>
+          <w:sz w:val="20"/>
+        </w:rPr>
+        <w:t>Beslægtet, set på en produktionsenhed: “BT helper failed: FIFO … is not writable”. Dæmonen oprettede FIFO'en som root med tilstand 0600, så applikationsbrugeren kunne aldrig skrive til den; bt_kb_send forsøgte “sudo chmod 666”, hvilket kun virker på udviklingsenheden med adgangskodefri sudo. Dæmonen ejer nu FIFO'en til APP_USER, bt_kb_send eskalerer ikke længere, og en skanning, hvis afsendelse fejler, slettes ikke fra pennen. Hændelsessiden viser hjælperens egen fejltekst i stedet for hele den tekst, der skulle sendes.</w:t>
+      </w:r>
+    </w:p>
+    <w:p>
       <w:r>
         <w:rPr>
           <w:rFonts w:ascii="Segoe UI" w:hAnsi="Segoe UI"/>
@@ -23745,7 +23827,7 @@
         <w:color w:val="606C80"/>
         <w:sz w:val="16"/>
       </w:rPr>
-      <w:t xml:space="preserve">IPR-DOC-002 · Administratormanual · version 1.9.2   ·   Side </w:t>
+      <w:t xml:space="preserve">IPR-DOC-002 · Administratormanual · version 1.9.3   ·   Side </w:t>
     </w:r>
     <w:r>
       <w:rPr>

--- a/docs/manuals/Administratormanual_IPR_Pen_Bridge.docx
+++ b/docs/manuals/Administratormanual_IPR_Pen_Bridge.docx
@@ -101,7 +101,7 @@
                 <w:rFonts w:ascii="Segoe UI" w:hAnsi="Segoe UI"/>
                 <w:sz w:val="20"/>
               </w:rPr>
-              <w:t>1.9.3</w:t>
+              <w:t>1.9.4</w:t>
             </w:r>
           </w:p>
         </w:tc>
@@ -19056,6 +19056,35 @@
     </w:p>
     <w:p>
       <w:pPr>
+        <w:spacing w:before="120" w:after="200"/>
+        <w:ind w:left="113"/>
+        <w:shd w:val="clear" w:color="auto" w:fill="EBF4FF"/>
+        <w:pBdr>
+          <w:top w:val="single" w:sz="6" w:space="6" w:color="2B6CB0"/>
+          <w:left w:val="single" w:sz="6" w:space="6" w:color="2B6CB0"/>
+          <w:bottom w:val="single" w:sz="6" w:space="6" w:color="2B6CB0"/>
+          <w:right w:val="single" w:sz="6" w:space="6" w:color="2B6CB0"/>
+        </w:pBdr>
+      </w:pPr>
+      <w:r>
+        <w:rPr>
+          <w:rFonts w:ascii="Segoe UI" w:hAnsi="Segoe UI"/>
+          <w:b/>
+          <w:color w:val="2B6CB0"/>
+          <w:sz w:val="20"/>
+        </w:rPr>
+        <w:t xml:space="preserve">Bemærk: </w:t>
+      </w:r>
+      <w:r>
+        <w:rPr>
+          <w:rFonts w:ascii="Segoe UI" w:hAnsi="Segoe UI"/>
+          <w:sz w:val="20"/>
+        </w:rPr>
+        <w:t>Dashboardets knap “Reconnect Bluetooth” og Debug-sidens start/stop/genstart af tjenester går gennem ipr_hotspot_ctl.sh service … (sudoers). Tidligere kaldte de systemctl direkte og fejlede med “Interactive authentication required” — det var linjen “Failed to restart bt_hid_ble.service” i journalen. Bemærk: en genstart af bt_hid_ble.service afbryder den aktive BLE-forbindelse; Windows genforbinder, når enheden annoncerer igen, men kan kræve et tryk på Tilslut eller Bluetooth fra/til på PC'en.</w:t>
+      </w:r>
+    </w:p>
+    <w:p>
+      <w:pPr>
         <w:pStyle w:val="Heading2"/>
       </w:pPr>
       <w:r>
@@ -23827,7 +23856,7 @@
         <w:color w:val="606C80"/>
         <w:sz w:val="16"/>
       </w:rPr>
-      <w:t xml:space="preserve">IPR-DOC-002 · Administratormanual · version 1.9.3   ·   Side </w:t>
+      <w:t xml:space="preserve">IPR-DOC-002 · Administratormanual · version 1.9.4   ·   Side </w:t>
     </w:r>
     <w:r>
       <w:rPr>

--- a/docs/manuals/Administratormanual_IPR_Pen_Bridge.docx
+++ b/docs/manuals/Administratormanual_IPR_Pen_Bridge.docx
@@ -101,7 +101,7 @@
                 <w:rFonts w:ascii="Segoe UI" w:hAnsi="Segoe UI"/>
                 <w:sz w:val="20"/>
               </w:rPr>
-              <w:t>1.9.4</w:t>
+              <w:t>1.9.5</w:t>
             </w:r>
           </w:p>
         </w:tc>
@@ -19085,6 +19085,35 @@
     </w:p>
     <w:p>
       <w:pPr>
+        <w:spacing w:before="120" w:after="200"/>
+        <w:ind w:left="113"/>
+        <w:shd w:val="clear" w:color="auto" w:fill="FFF7E6"/>
+        <w:pBdr>
+          <w:top w:val="single" w:sz="6" w:space="6" w:color="9A6A00"/>
+          <w:left w:val="single" w:sz="6" w:space="6" w:color="9A6A00"/>
+          <w:bottom w:val="single" w:sz="6" w:space="6" w:color="9A6A00"/>
+          <w:right w:val="single" w:sz="6" w:space="6" w:color="9A6A00"/>
+        </w:pBdr>
+      </w:pPr>
+      <w:r>
+        <w:rPr>
+          <w:rFonts w:ascii="Segoe UI" w:hAnsi="Segoe UI"/>
+          <w:b/>
+          <w:color w:val="9A6A00"/>
+          <w:sz w:val="20"/>
+        </w:rPr>
+        <w:t xml:space="preserve">Vigtigt: </w:t>
+      </w:r>
+      <w:r>
+        <w:rPr>
+          <w:rFonts w:ascii="Segoe UI" w:hAnsi="Segoe UI"/>
+          <w:sz w:val="20"/>
+        </w:rPr>
+        <w:t>Kendt fejl, rettet september 2026: agentens ExecStartPre kørte “hciconfig up” før bluetoothd havde anvendt ControllerMode = le, så adapteren var dual-mode (BR/EDR + LE) efter hver opstart, men LE-only efter en genstart af tjenesten. En PC bundet i den ene konfiguration genforbandt ikke i den anden. bt_adapter_prepare.sh venter nu på bluetoothd og gennemtvinger LE-only (strømcykler adapteren om nødvendigt); test_provision.sh C.6b kontrollerer det. En PC, der blev parret FØR rettelsen, skal fjernes og parres igen én gang.</w:t>
+      </w:r>
+    </w:p>
+    <w:p>
+      <w:pPr>
         <w:pStyle w:val="Heading2"/>
       </w:pPr>
       <w:r>
@@ -23856,7 +23885,7 @@
         <w:color w:val="606C80"/>
         <w:sz w:val="16"/>
       </w:rPr>
-      <w:t xml:space="preserve">IPR-DOC-002 · Administratormanual · version 1.9.4   ·   Side </w:t>
+      <w:t xml:space="preserve">IPR-DOC-002 · Administratormanual · version 1.9.5   ·   Side </w:t>
     </w:r>
     <w:r>
       <w:rPr>

--- a/docs/manuals/Administratormanual_IPR_Pen_Bridge.docx
+++ b/docs/manuals/Administratormanual_IPR_Pen_Bridge.docx
@@ -18777,7 +18777,7 @@
           <w:rFonts w:ascii="Consolas" w:hAnsi="Consolas"/>
           <w:sz w:val="18"/>
         </w:rPr>
-        <w:t>ls -l "/mnt/irispen/Intern delt lagerplads/Scan text and save"</w:t>
+        <w:t>ls -l /mnt/irispen/*/"Scan text and save"   # * = pennens lagermappe (navnet følger pennens sprog)</w:t>
         <w:br/>
       </w:r>
       <w:r>

--- a/docs/manuals/Administratormanual_IPR_Pen_Bridge.docx
+++ b/docs/manuals/Administratormanual_IPR_Pen_Bridge.docx
@@ -2442,7 +2442,7 @@
                 <w:rFonts w:ascii="Consolas" w:hAnsi="Consolas"/>
                 <w:sz w:val="18"/>
               </w:rPr>
-              <w:t>/usr/local/sbin/ipr-firewall.sh</w:t>
+              <w:t>&lt;projektrod&gt;/pen_state.json</w:t>
             </w:r>
           </w:p>
         </w:tc>
@@ -2459,7 +2459,7 @@
                 <w:rFonts w:ascii="Segoe UI" w:hAnsi="Segoe UI"/>
                 <w:sz w:val="19"/>
               </w:rPr>
-              <w:t>nftables-politik ud fra tilstand og hotspot (apply/status/off).</w:t>
+              <w:t>Pr. mappe: tidsstempel for den sidst afsendte skanning. Sikrer, at en genstart eller en ind-/udstikning af pennen aldrig skriver en gammel skanning igen. En mappe, der ses første gang, sættes som udgangspunkt uden at sende noget.</w:t>
             </w:r>
           </w:p>
         </w:tc>
@@ -2479,7 +2479,7 @@
                 <w:rFonts w:ascii="Consolas" w:hAnsi="Consolas"/>
                 <w:sz w:val="18"/>
               </w:rPr>
-              <w:t>/usr/local/bin/ipr_mode_ctl.sh</w:t>
+              <w:t>/usr/local/sbin/ipr-firewall.sh</w:t>
             </w:r>
           </w:p>
         </w:tc>
@@ -2497,7 +2497,7 @@
                 <w:rFonts w:ascii="Segoe UI" w:hAnsi="Segoe UI"/>
                 <w:sz w:val="19"/>
               </w:rPr>
-              <w:t>Skifter drift/udvikling; magneten (10 s) bruger den via sudoers.</w:t>
+              <w:t>nftables-politik ud fra tilstand og hotspot (apply/status/off).</w:t>
             </w:r>
           </w:p>
         </w:tc>
@@ -2516,7 +2516,7 @@
                 <w:rFonts w:ascii="Consolas" w:hAnsi="Consolas"/>
                 <w:sz w:val="18"/>
               </w:rPr>
-              <w:t>/var/lib/ipr-keyboard/mode</w:t>
+              <w:t>/usr/local/bin/ipr_mode_ctl.sh</w:t>
             </w:r>
           </w:p>
         </w:tc>
@@ -2533,7 +2533,7 @@
                 <w:rFonts w:ascii="Segoe UI" w:hAnsi="Segoe UI"/>
                 <w:sz w:val="19"/>
               </w:rPr>
-              <w:t>Tilstandsfil: production eller development.</w:t>
+              <w:t>Skifter drift/udvikling; magneten (10 s) bruger den via sudoers.</w:t>
             </w:r>
           </w:p>
         </w:tc>
@@ -2553,7 +2553,7 @@
                 <w:rFonts w:ascii="Consolas" w:hAnsi="Consolas"/>
                 <w:sz w:val="18"/>
               </w:rPr>
-              <w:t>/var/lib/ipr-keyboard/incidents.log</w:t>
+              <w:t>/var/lib/ipr-keyboard/mode</w:t>
             </w:r>
           </w:p>
         </w:tc>
@@ -2571,7 +2571,7 @@
                 <w:rFonts w:ascii="Segoe UI" w:hAnsi="Segoe UI"/>
                 <w:sz w:val="19"/>
               </w:rPr>
-              <w:t>Én linje pr. fejlet kerneenhed (tidspunkt, enhed, resultat). Overlever genstart og journalrotation.</w:t>
+              <w:t>Tilstandsfil: production eller development.</w:t>
             </w:r>
           </w:p>
         </w:tc>
@@ -2590,7 +2590,7 @@
                 <w:rFonts w:ascii="Consolas" w:hAnsi="Consolas"/>
                 <w:sz w:val="18"/>
               </w:rPr>
-              <w:t>/etc/systemd/journald.conf.d/ipr.conf</w:t>
+              <w:t>/var/lib/ipr-keyboard/incidents.log</w:t>
             </w:r>
           </w:p>
         </w:tc>
@@ -2607,7 +2607,7 @@
                 <w:rFonts w:ascii="Segoe UI" w:hAnsi="Segoe UI"/>
                 <w:sz w:val="19"/>
               </w:rPr>
-              <w:t>Persistent journal, højst 64 MB / 1 måned.</w:t>
+              <w:t>Én linje pr. fejlet kerneenhed (tidspunkt, enhed, resultat). Overlever genstart og journalrotation.</w:t>
             </w:r>
           </w:p>
         </w:tc>
@@ -2627,7 +2627,7 @@
                 <w:rFonts w:ascii="Consolas" w:hAnsi="Consolas"/>
                 <w:sz w:val="18"/>
               </w:rPr>
-              <w:t>/etc/udev/rules.d/69-irispen-mtp.rules</w:t>
+              <w:t>/etc/systemd/journald.conf.d/ipr.conf</w:t>
             </w:r>
           </w:p>
         </w:tc>
@@ -2645,7 +2645,7 @@
                 <w:rFonts w:ascii="Segoe UI" w:hAnsi="Segoe UI"/>
                 <w:sz w:val="19"/>
               </w:rPr>
-              <w:t>Rettigheder til skanneren og dev-irispen.device til systemd (automontering).</w:t>
+              <w:t>Persistent journal, højst 64 MB / 1 måned.</w:t>
             </w:r>
           </w:p>
         </w:tc>
@@ -2664,7 +2664,7 @@
                 <w:rFonts w:ascii="Consolas" w:hAnsi="Consolas"/>
                 <w:sz w:val="18"/>
               </w:rPr>
-              <w:t>/etc/NetworkManager/dispatcher.d/90-ipr-firewall</w:t>
+              <w:t>/etc/udev/rules.d/69-irispen-mtp.rules</w:t>
             </w:r>
           </w:p>
         </w:tc>
@@ -2681,7 +2681,7 @@
                 <w:rFonts w:ascii="Segoe UI" w:hAnsi="Segoe UI"/>
                 <w:sz w:val="19"/>
               </w:rPr>
-              <w:t>Genanvender politikken ved enhver forbindelsesændring.</w:t>
+              <w:t>Rettigheder til skanneren og dev-irispen.device til systemd (automontering).</w:t>
             </w:r>
           </w:p>
         </w:tc>
@@ -2701,7 +2701,7 @@
                 <w:rFonts w:ascii="Consolas" w:hAnsi="Consolas"/>
                 <w:sz w:val="18"/>
               </w:rPr>
-              <w:t>/run/ipr_bt_keyboard_fifo</w:t>
+              <w:t>/etc/NetworkManager/dispatcher.d/90-ipr-firewall</w:t>
             </w:r>
           </w:p>
         </w:tc>
@@ -2719,7 +2719,7 @@
                 <w:rFonts w:ascii="Segoe UI" w:hAnsi="Segoe UI"/>
                 <w:sz w:val="19"/>
               </w:rPr>
-              <w:t>Navngiven pipe mellem app og BLE-dæmon.</w:t>
+              <w:t>Genanvender politikken ved enhver forbindelsesændring.</w:t>
             </w:r>
           </w:p>
         </w:tc>
@@ -2738,7 +2738,7 @@
                 <w:rFonts w:ascii="Consolas" w:hAnsi="Consolas"/>
                 <w:sz w:val="18"/>
               </w:rPr>
-              <w:t>/etc/ipr-ssl/</w:t>
+              <w:t>/run/ipr_bt_keyboard_fifo</w:t>
             </w:r>
           </w:p>
         </w:tc>
@@ -2755,7 +2755,7 @@
                 <w:rFonts w:ascii="Segoe UI" w:hAnsi="Segoe UI"/>
                 <w:sz w:val="19"/>
               </w:rPr>
-              <w:t>CA og servercertifikat samt private nøgler.</w:t>
+              <w:t>Navngiven pipe mellem app og BLE-dæmon.</w:t>
             </w:r>
           </w:p>
         </w:tc>
@@ -2775,7 +2775,7 @@
                 <w:rFonts w:ascii="Consolas" w:hAnsi="Consolas"/>
                 <w:sz w:val="18"/>
               </w:rPr>
-              <w:t>/etc/ipr-hotspot.secret</w:t>
+              <w:t>/etc/ipr-ssl/</w:t>
             </w:r>
           </w:p>
         </w:tc>
@@ -2793,7 +2793,7 @@
                 <w:rFonts w:ascii="Segoe UI" w:hAnsi="Segoe UI"/>
                 <w:sz w:val="19"/>
               </w:rPr>
-              <w:t>SSID og adgangskode til hotspot (tilstand 0600).</w:t>
+              <w:t>CA og servercertifikat samt private nøgler.</w:t>
             </w:r>
           </w:p>
         </w:tc>
@@ -2812,7 +2812,7 @@
                 <w:rFonts w:ascii="Consolas" w:hAnsi="Consolas"/>
                 <w:sz w:val="18"/>
               </w:rPr>
-              <w:t>/opt/ipr_common.env</w:t>
+              <w:t>/etc/ipr-hotspot.secret</w:t>
             </w:r>
           </w:p>
         </w:tc>
@@ -2829,7 +2829,7 @@
                 <w:rFonts w:ascii="Segoe UI" w:hAnsi="Segoe UI"/>
                 <w:sz w:val="19"/>
               </w:rPr>
-              <w:t>Miljøvariable for provisionering og skripts.</w:t>
+              <w:t>SSID og adgangskode til hotspot (tilstand 0600).</w:t>
             </w:r>
           </w:p>
         </w:tc>
@@ -2849,7 +2849,7 @@
                 <w:rFonts w:ascii="Consolas" w:hAnsi="Consolas"/>
                 <w:sz w:val="18"/>
               </w:rPr>
-              <w:t>/opt/ipr_state/</w:t>
+              <w:t>/opt/ipr_common.env</w:t>
             </w:r>
           </w:p>
         </w:tc>
@@ -2867,7 +2867,7 @@
                 <w:rFonts w:ascii="Segoe UI" w:hAnsi="Segoe UI"/>
                 <w:sz w:val="19"/>
               </w:rPr>
-              <w:t>Tilstands- og verifikationsoutput fra provisioneringen.</w:t>
+              <w:t>Miljøvariable for provisionering og skripts.</w:t>
             </w:r>
           </w:p>
         </w:tc>
@@ -2886,6 +2886,43 @@
                 <w:rFonts w:ascii="Consolas" w:hAnsi="Consolas"/>
                 <w:sz w:val="18"/>
               </w:rPr>
+              <w:t>/opt/ipr_state/</w:t>
+            </w:r>
+          </w:p>
+        </w:tc>
+        <w:tc>
+          <w:tcPr>
+            <w:tcW w:type="dxa" w:w="5102"/>
+          </w:tcPr>
+          <w:p>
+            <w:pPr>
+              <w:spacing w:after="40"/>
+            </w:pPr>
+            <w:r>
+              <w:rPr>
+                <w:rFonts w:ascii="Segoe UI" w:hAnsi="Segoe UI"/>
+                <w:sz w:val="19"/>
+              </w:rPr>
+              <w:t>Tilstands- og verifikationsoutput fra provisioneringen.</w:t>
+            </w:r>
+          </w:p>
+        </w:tc>
+      </w:tr>
+      <w:tr>
+        <w:tc>
+          <w:tcPr>
+            <w:tcW w:type="dxa" w:w="3742"/>
+            <w:shd w:val="clear" w:color="auto" w:fill="F7FAFC"/>
+          </w:tcPr>
+          <w:p>
+            <w:pPr>
+              <w:spacing w:after="40"/>
+            </w:pPr>
+            <w:r>
+              <w:rPr>
+                <w:rFonts w:ascii="Consolas" w:hAnsi="Consolas"/>
+                <w:sz w:val="18"/>
+              </w:rPr>
               <w:t>/var/lib/ipr-keyboard/boot-count</w:t>
             </w:r>
           </w:p>
@@ -2893,6 +2930,7 @@
         <w:tc>
           <w:tcPr>
             <w:tcW w:type="dxa" w:w="5102"/>
+            <w:shd w:val="clear" w:color="auto" w:fill="F7FAFC"/>
           </w:tcPr>
           <w:p>
             <w:pPr>

--- a/docs/manuals/Administratormanual_IPR_Pen_Bridge.docx
+++ b/docs/manuals/Administratormanual_IPR_Pen_Bridge.docx
@@ -12792,7 +12792,7 @@
           <w:i w:val="0"/>
           <w:sz w:val="21"/>
         </w:rPr>
-        <w:t>Enheden forsynes typisk fra PC'ens USB-port, og et SD-kort, der mister strømmen under en skrivning, kan blive ødelagt. Magneten giver en kontrolleret nedlukning: hold i 6 sekunder (lampen blinker turkis) og slip. gpio_monitor kalder ipr_hotspot_ctl.sh poweroff (systemctl poweroff) og viser konstant turkis; når systemd stopper ipr_keyboard.service, efterlades benene bevidst på turkis, og ipr-led-halt.service — startet tidligt ved opstart uden at gøre noget, så dens ExecStop kører sent i nedlukningen — slukker lampen (pinctrl) lige før kernen standser. Mørk lampe = strømmen må tages fra. En standset Pi Zero kan ikke startes med magneten; afbryd og tilslut strømmen.</w:t>
+        <w:t>Enheden forsynes typisk fra PC'ens USB-port, og et SD-kort, der mister strømmen under en skrivning, kan blive ødelagt. Magneten giver en kontrolleret nedlukning: hold i 6 sekunder (lampen blinker hvid) og slip. gpio_monitor kalder ipr_hotspot_ctl.sh poweroff (systemctl poweroff) og viser konstant hvid; når systemd stopper ipr_keyboard.service, efterlades benene bevidst på hvid, og ipr-led-halt.service — startet tidligt ved opstart uden at gøre noget, så dens ExecStop kører sent i nedlukningen — slukker lampen (pinctrl) lige før kernen standser. Mørk lampe = strømmen må tages fra. En standset Pi Zero kan ikke startes med magneten; afbryd og tilslut strømmen.</w:t>
       </w:r>
     </w:p>
     <w:tbl>
@@ -13009,7 +13009,7 @@
                 <w:rFonts w:ascii="Segoe UI" w:hAnsi="Segoe UI"/>
                 <w:sz w:val="19"/>
               </w:rPr>
-              <w:t>turkis blink</w:t>
+              <w:t>hvid blink</w:t>
             </w:r>
           </w:p>
         </w:tc>
@@ -13026,7 +13026,7 @@
                 <w:rFonts w:ascii="Segoe UI" w:hAnsi="Segoe UI"/>
                 <w:sz w:val="19"/>
               </w:rPr>
-              <w:t>kontrolleret nedlukning; turkis → slukket = sikkert at afbryde</w:t>
+              <w:t>kontrolleret nedlukning; hvid konstant → slukket = sikkert at afbryde (hvid = boksen starter eller slukker; turkis blev opgivet, da det ikke kunne skelnes fra det blå blink ved 3 s)</w:t>
             </w:r>
           </w:p>
         </w:tc>
@@ -20430,7 +20430,7 @@
                 <w:rFonts w:ascii="Segoe UI" w:hAnsi="Segoe UI"/>
                 <w:sz w:val="19"/>
               </w:rPr>
-              <w:t>Lampen lyser konstant turkis og går ikke ud.</w:t>
+              <w:t>Lampen lyser konstant hvid og går ikke ud.</w:t>
             </w:r>
           </w:p>
         </w:tc>
@@ -21219,7 +21219,7 @@
           <w:rFonts w:ascii="Segoe UI" w:hAnsi="Segoe UI"/>
           <w:sz w:val="21"/>
         </w:rPr>
-        <w:t>Magneten i 6 sekunder lukker enheden ned: turkis, derefter slukket lampe.</w:t>
+        <w:t>Magneten i 6 sekunder lukker enheden ned: hvid, derefter slukket lampe.</w:t>
       </w:r>
     </w:p>
     <w:p>

--- a/docs/manuals/Administratormanual_IPR_Pen_Bridge.docx
+++ b/docs/manuals/Administratormanual_IPR_Pen_Bridge.docx
@@ -19897,7 +19897,7 @@
                 <w:rFonts w:ascii="Segoe UI" w:hAnsi="Segoe UI"/>
                 <w:sz w:val="19"/>
               </w:rPr>
-              <w:t>Kan ikke nå &lt;værtsnavn&gt;.local, men IP-adressen virker.</w:t>
+              <w:t>Lampen blinker langsomt rødt efter genstart; nmcli con show viser ingen netplan-wlan0-profil.</w:t>
             </w:r>
           </w:p>
         </w:tc>
@@ -19915,7 +19915,7 @@
                 <w:rFonts w:ascii="Segoe UI" w:hAnsi="Segoe UI"/>
                 <w:sz w:val="19"/>
               </w:rPr>
-              <w:t>Navnet slås op til en IPv6-adresse (Windows foretrækker AAAA), og dashboardet lytter kun på IPv4 — eller enheden er i drift (mDNS lukket).</w:t>
+              <w:t>Wi-Fi-profilen er væk (se noten under 10.5 om netplan).</w:t>
             </w:r>
           </w:p>
         </w:tc>
@@ -19933,7 +19933,7 @@
                 <w:rFonts w:ascii="Segoe UI" w:hAnsi="Segoe UI"/>
                 <w:sz w:val="19"/>
               </w:rPr>
-              <w:t>install_firewall.sh sætter avahi til kun IPv4 (use-ipv6=no); kør den igen på ældre enheder. I drift virker navnet ikke — brug hotspottet. Ellers brug IP-adressen.</w:t>
+              <w:t>Tænd hotspottet (magnet 3 s), setup-portalen → Wi-Fi → vælg nettet og indtast adgangskoden; sluk hotspottet igen (magnet 3 s).</w:t>
             </w:r>
           </w:p>
         </w:tc>
@@ -19952,6 +19952,60 @@
                 <w:rFonts w:ascii="Segoe UI" w:hAnsi="Segoe UI"/>
                 <w:sz w:val="19"/>
               </w:rPr>
+              <w:t>Kan ikke nå &lt;værtsnavn&gt;.local, men IP-adressen virker.</w:t>
+            </w:r>
+          </w:p>
+        </w:tc>
+        <w:tc>
+          <w:tcPr>
+            <w:tcW w:type="dxa" w:w="2494"/>
+          </w:tcPr>
+          <w:p>
+            <w:pPr>
+              <w:spacing w:after="40"/>
+            </w:pPr>
+            <w:r>
+              <w:rPr>
+                <w:rFonts w:ascii="Segoe UI" w:hAnsi="Segoe UI"/>
+                <w:sz w:val="19"/>
+              </w:rPr>
+              <w:t>Navnet slås op til en IPv6-adresse (Windows foretrækker AAAA), og dashboardet lytter kun på IPv4 — eller enheden er i drift (mDNS lukket).</w:t>
+            </w:r>
+          </w:p>
+        </w:tc>
+        <w:tc>
+          <w:tcPr>
+            <w:tcW w:type="dxa" w:w="3969"/>
+          </w:tcPr>
+          <w:p>
+            <w:pPr>
+              <w:spacing w:after="40"/>
+            </w:pPr>
+            <w:r>
+              <w:rPr>
+                <w:rFonts w:ascii="Segoe UI" w:hAnsi="Segoe UI"/>
+                <w:sz w:val="19"/>
+              </w:rPr>
+              <w:t>install_firewall.sh sætter avahi til kun IPv4 (use-ipv6=no); kør den igen på ældre enheder. I drift virker navnet ikke — brug hotspottet. Ellers brug IP-adressen.</w:t>
+            </w:r>
+          </w:p>
+        </w:tc>
+      </w:tr>
+      <w:tr>
+        <w:tc>
+          <w:tcPr>
+            <w:tcW w:type="dxa" w:w="2381"/>
+            <w:shd w:val="clear" w:color="auto" w:fill="F7FAFC"/>
+          </w:tcPr>
+          <w:p>
+            <w:pPr>
+              <w:spacing w:after="40"/>
+            </w:pPr>
+            <w:r>
+              <w:rPr>
+                <w:rFonts w:ascii="Segoe UI" w:hAnsi="Segoe UI"/>
+                <w:sz w:val="19"/>
+              </w:rPr>
               <w:t>Enheden mistede netværket efter et statisk IP-skift.</w:t>
             </w:r>
           </w:p>
@@ -19959,6 +20013,7 @@
         <w:tc>
           <w:tcPr>
             <w:tcW w:type="dxa" w:w="2494"/>
+            <w:shd w:val="clear" w:color="auto" w:fill="F7FAFC"/>
           </w:tcPr>
           <w:p>
             <w:pPr>
@@ -19976,6 +20031,7 @@
         <w:tc>
           <w:tcPr>
             <w:tcW w:type="dxa" w:w="3969"/>
+            <w:shd w:val="clear" w:color="auto" w:fill="F7FAFC"/>
           </w:tcPr>
           <w:p>
             <w:pPr>
@@ -20592,6 +20648,35 @@
           <w:sz w:val="18"/>
         </w:rPr>
         <w:t>Tabel 34. Fejlmønstre for statuslampen og reed-kontakten. Fase K i test_provision.sh kontrollerer, at alle dele er installeret.</w:t>
+      </w:r>
+    </w:p>
+    <w:p>
+      <w:pPr>
+        <w:spacing w:before="120" w:after="200"/>
+        <w:ind w:left="113"/>
+        <w:shd w:val="clear" w:color="auto" w:fill="FFF7E6"/>
+        <w:pBdr>
+          <w:top w:val="single" w:sz="6" w:space="6" w:color="9A6A00"/>
+          <w:left w:val="single" w:sz="6" w:space="6" w:color="9A6A00"/>
+          <w:bottom w:val="single" w:sz="6" w:space="6" w:color="9A6A00"/>
+          <w:right w:val="single" w:sz="6" w:space="6" w:color="9A6A00"/>
+        </w:pBdr>
+      </w:pPr>
+      <w:r>
+        <w:rPr>
+          <w:rFonts w:ascii="Segoe UI" w:hAnsi="Segoe UI"/>
+          <w:b/>
+          <w:color w:val="9A6A00"/>
+          <w:sz w:val="20"/>
+        </w:rPr>
+        <w:t xml:space="preserve">Vigtigt: </w:t>
+      </w:r>
+      <w:r>
+        <w:rPr>
+          <w:rFonts w:ascii="Segoe UI" w:hAnsi="Segoe UI"/>
+          <w:sz w:val="20"/>
+        </w:rPr>
+        <w:t>Kendt fejl, rettet 14. september 2026: dashboardets netværksindstillinger ændrede den profil, som netplan genererer ved opstart (netplan-wlan0-&lt;SSID&gt;). NetworkManager bruger her sin netplan-backend, og omskrivningen mistede Wi-Fi-YAML'en inklusive adgangskoden — enheden kom op uden hjemmenet efter næste genstart. ipr_net_apply.sh rører nu aldrig en genereret profil, men kloner den til en NM-ejet profil (ipr-home) med højere autoconnect-prioritet. Er hjemmenettet forsvundet: sæt det op igen via setup-portalens Wi-Fi-side (via hotspottet) eller nmcli con add type wifi …</w:t>
       </w:r>
     </w:p>
     <w:p>

--- a/docs/manuals/Administratormanual_IPR_Pen_Bridge.docx
+++ b/docs/manuals/Administratormanual_IPR_Pen_Bridge.docx
@@ -13867,6 +13867,17 @@
           <w:i w:val="0"/>
           <w:sz w:val="21"/>
         </w:rPr>
+        <w:t>Mens hotspottet er tændt, kan enheden ikke søge efter netværk (radioen er optaget som accesspoint). Wi-Fi-siden har derfor et felt til at skrive SSID'et; et navn, der ikke sås i seneste søgning, kræver en bekræftelse — ét manglende bogstav i SSID'et gav “ssid-not-found” og en dag uden hjemmenet.</w:t>
+      </w:r>
+    </w:p>
+    <w:p>
+      <w:r>
+        <w:rPr>
+          <w:rFonts w:ascii="Segoe UI" w:hAnsi="Segoe UI"/>
+          <w:b w:val="0"/>
+          <w:i w:val="0"/>
+          <w:sz w:val="21"/>
+        </w:rPr>
         <w:t>Tilslut derefter til SSID'et ipr-setup-xxxx og åbn https://10.42.0.1/setup/. Log ind som brugeren ipr med adgangskoden fra PASS-linjen i /etc/ipr-hotspot.secret. Selve dashboardet nås på hotspottet via https://10.42.0.1/login (en ikke-indlogget klient på 10.42.0.x sendes bevidst til setup-login, hvis den åbner roden). Setup-forsiden viser adressen.</w:t>
       </w:r>
     </w:p>
@@ -19952,7 +19963,7 @@
                 <w:rFonts w:ascii="Segoe UI" w:hAnsi="Segoe UI"/>
                 <w:sz w:val="19"/>
               </w:rPr>
-              <w:t>Kan ikke nå &lt;værtsnavn&gt;.local, men IP-adressen virker.</w:t>
+              <w:t>Skanneren ses ikke, og dashboardets pen-kort viser “USB port off”.</w:t>
             </w:r>
           </w:p>
         </w:tc>
@@ -19969,7 +19980,7 @@
                 <w:rFonts w:ascii="Segoe UI" w:hAnsi="Segoe UI"/>
                 <w:sz w:val="19"/>
               </w:rPr>
-              <w:t>Navnet slås op til en IPv6-adresse (Windows foretrækker AAAA), og dashboardet lytter kun på IPv4 — eller enheden er i drift (mDNS lukket).</w:t>
+              <w:t>Kernen har slukket Pi'ens USB-port efter gentagne fejl ved tilslutning (journalctl -k: “device descriptor read/64, error -71” og “attempt power cycle”). En slukket port ser intet, uanset kabel.</w:t>
             </w:r>
           </w:p>
         </w:tc>
@@ -19986,7 +19997,7 @@
                 <w:rFonts w:ascii="Segoe UI" w:hAnsi="Segoe UI"/>
                 <w:sz w:val="19"/>
               </w:rPr>
-              <w:t>install_firewall.sh sætter avahi til kun IPv4 (use-ipv6=no); kør den igen på ældre enheder. I drift virker navnet ikke — brug hotspottet. Ellers brug IP-adressen.</w:t>
+              <w:t>Genstart enheden (magnet 6 s, strøm fra/til). Kommer -71 igen efter genstart, er det pennen, kablet eller OTG-adapteren — test pennen på PC'en. Forsøg ALDRIG at gen-binde dwc_otg-driveren; det crasher kernen.</w:t>
             </w:r>
           </w:p>
         </w:tc>
@@ -20006,7 +20017,7 @@
                 <w:rFonts w:ascii="Segoe UI" w:hAnsi="Segoe UI"/>
                 <w:sz w:val="19"/>
               </w:rPr>
-              <w:t>Enheden mistede netværket efter et statisk IP-skift.</w:t>
+              <w:t>Kan ikke nå &lt;værtsnavn&gt;.local, men IP-adressen virker.</w:t>
             </w:r>
           </w:p>
         </w:tc>
@@ -20024,7 +20035,7 @@
                 <w:rFonts w:ascii="Segoe UI" w:hAnsi="Segoe UI"/>
                 <w:sz w:val="19"/>
               </w:rPr>
-              <w:t>Forkert adresse, netmaske eller gateway.</w:t>
+              <w:t>Navnet slås op til en IPv6-adresse (Windows foretrækker AAAA), og dashboardet lytter kun på IPv4 — eller enheden er i drift (mDNS lukket).</w:t>
             </w:r>
           </w:p>
         </w:tc>
@@ -20032,6 +20043,59 @@
           <w:tcPr>
             <w:tcW w:type="dxa" w:w="3969"/>
             <w:shd w:val="clear" w:color="auto" w:fill="F7FAFC"/>
+          </w:tcPr>
+          <w:p>
+            <w:pPr>
+              <w:spacing w:after="40"/>
+            </w:pPr>
+            <w:r>
+              <w:rPr>
+                <w:rFonts w:ascii="Segoe UI" w:hAnsi="Segoe UI"/>
+                <w:sz w:val="19"/>
+              </w:rPr>
+              <w:t>install_firewall.sh sætter avahi til kun IPv4 (use-ipv6=no); kør den igen på ældre enheder. I drift virker navnet ikke — brug hotspottet. Ellers brug IP-adressen.</w:t>
+            </w:r>
+          </w:p>
+        </w:tc>
+      </w:tr>
+      <w:tr>
+        <w:tc>
+          <w:tcPr>
+            <w:tcW w:type="dxa" w:w="2381"/>
+          </w:tcPr>
+          <w:p>
+            <w:pPr>
+              <w:spacing w:after="40"/>
+            </w:pPr>
+            <w:r>
+              <w:rPr>
+                <w:rFonts w:ascii="Segoe UI" w:hAnsi="Segoe UI"/>
+                <w:sz w:val="19"/>
+              </w:rPr>
+              <w:t>Enheden mistede netværket efter et statisk IP-skift.</w:t>
+            </w:r>
+          </w:p>
+        </w:tc>
+        <w:tc>
+          <w:tcPr>
+            <w:tcW w:type="dxa" w:w="2494"/>
+          </w:tcPr>
+          <w:p>
+            <w:pPr>
+              <w:spacing w:after="40"/>
+            </w:pPr>
+            <w:r>
+              <w:rPr>
+                <w:rFonts w:ascii="Segoe UI" w:hAnsi="Segoe UI"/>
+                <w:sz w:val="19"/>
+              </w:rPr>
+              <w:t>Forkert adresse, netmaske eller gateway.</w:t>
+            </w:r>
+          </w:p>
+        </w:tc>
+        <w:tc>
+          <w:tcPr>
+            <w:tcW w:type="dxa" w:w="3969"/>
           </w:tcPr>
           <w:p>
             <w:pPr>

--- a/docs/manuals/Administratormanual_IPR_Pen_Bridge.docx
+++ b/docs/manuals/Administratormanual_IPR_Pen_Bridge.docx
@@ -12792,7 +12792,7 @@
           <w:i w:val="0"/>
           <w:sz w:val="21"/>
         </w:rPr>
-        <w:t>Enheden forsynes typisk fra PC'ens USB-port, og et SD-kort, der mister strømmen under en skrivning, kan blive ødelagt. Magneten giver en kontrolleret nedlukning: hold i 6 sekunder (lampen blinker hvid) og slip. gpio_monitor kalder ipr_hotspot_ctl.sh poweroff (systemctl poweroff) og viser konstant hvid; når systemd stopper ipr_keyboard.service, efterlades benene bevidst på hvid, og ipr-led-halt.service — startet tidligt ved opstart uden at gøre noget, så dens ExecStop kører sent i nedlukningen — slukker lampen (pinctrl) lige før kernen standser. Mørk lampe = strømmen må tages fra. En standset Pi Zero kan ikke startes med magneten; afbryd og tilslut strømmen.</w:t>
+        <w:t>Enheden forsynes typisk fra PC'ens USB-port, og et SD-kort, der mister strømmen under en skrivning, kan blive ødelagt. Magneten giver en kontrolleret nedlukning: hold i 6 sekunder (lampen lyser hvidt) og slip. gpio_monitor kalder ipr_hotspot_ctl.sh poweroff (systemctl poweroff) og viser konstant hvid; når systemd stopper ipr_keyboard.service, efterlades benene bevidst på hvid, og ipr-led-halt.service — startet tidligt ved opstart uden at gøre noget, så dens ExecStop kører sent i nedlukningen — slukker lampen (pinctrl) lige før kernen standser. Mørk lampe = strømmen må tages fra. En standset Pi Zero kan ikke startes med magneten; afbryd og tilslut strømmen.</w:t>
       </w:r>
     </w:p>
     <w:tbl>
@@ -12937,7 +12937,7 @@
                 <w:rFonts w:ascii="Segoe UI" w:hAnsi="Segoe UI"/>
                 <w:sz w:val="19"/>
               </w:rPr>
-              <w:t>3 s</w:t>
+              <w:t>3–6 s</w:t>
             </w:r>
           </w:p>
         </w:tc>
@@ -12955,7 +12955,7 @@
                 <w:rFonts w:ascii="Segoe UI" w:hAnsi="Segoe UI"/>
                 <w:sz w:val="19"/>
               </w:rPr>
-              <w:t>blå blink</w:t>
+              <w:t>blå, konstant</w:t>
             </w:r>
           </w:p>
         </w:tc>
@@ -12992,7 +12992,7 @@
                 <w:rFonts w:ascii="Segoe UI" w:hAnsi="Segoe UI"/>
                 <w:sz w:val="19"/>
               </w:rPr>
-              <w:t>6 s</w:t>
+              <w:t>6–10 s</w:t>
             </w:r>
           </w:p>
         </w:tc>
@@ -13009,7 +13009,7 @@
                 <w:rFonts w:ascii="Segoe UI" w:hAnsi="Segoe UI"/>
                 <w:sz w:val="19"/>
               </w:rPr>
-              <w:t>hvid blink</w:t>
+              <w:t>hvid, konstant</w:t>
             </w:r>
           </w:p>
         </w:tc>
@@ -13046,7 +13046,7 @@
                 <w:rFonts w:ascii="Segoe UI" w:hAnsi="Segoe UI"/>
                 <w:sz w:val="19"/>
               </w:rPr>
-              <w:t>10 s</w:t>
+              <w:t>10–15 s</w:t>
             </w:r>
           </w:p>
         </w:tc>
@@ -13064,7 +13064,7 @@
                 <w:rFonts w:ascii="Segoe UI" w:hAnsi="Segoe UI"/>
                 <w:sz w:val="19"/>
               </w:rPr>
-              <w:t>lilla blink</w:t>
+              <w:t>lilla, konstant</w:t>
             </w:r>
           </w:p>
         </w:tc>
@@ -13101,7 +13101,7 @@
                 <w:rFonts w:ascii="Segoe UI" w:hAnsi="Segoe UI"/>
                 <w:sz w:val="19"/>
               </w:rPr>
-              <w:t>15 s</w:t>
+              <w:t>15–20 s</w:t>
             </w:r>
           </w:p>
         </w:tc>
@@ -13118,7 +13118,7 @@
                 <w:rFonts w:ascii="Segoe UI" w:hAnsi="Segoe UI"/>
                 <w:sz w:val="19"/>
               </w:rPr>
-              <w:t>rød blink</w:t>
+              <w:t>rød, konstant</w:t>
             </w:r>
           </w:p>
         </w:tc>
@@ -13209,7 +13209,7 @@
           <w:color w:val="606C80"/>
           <w:sz w:val="18"/>
         </w:rPr>
-        <w:t>Tabel 21. Hele magnet-stigen. Lampen slukker, så snart magneten registreres, og skifter ved hver tærskel — blinkene ses derfor altid mod en mørk lampe, også når den lyste konstant blåt (hotspot) inden. Handlingen udføres først ved slip.</w:t>
+        <w:t>Tabel 21. Hele magnet-stigen. Lampen slukker, så snart magneten registreres, og viser derefter én FAST farve pr. trin; hvert skift indledes med et mørkt blink på 0,3 s, så trinnet kan tælles. Blink er forbeholdt handlinger i gang efter slip (hurtige blink i beslægtede farver kunne ikke skelnes). Handlingen udføres først ved slip.</w:t>
       </w:r>
     </w:p>
     <w:p>
@@ -14447,7 +14447,7 @@
           <w:i w:val="0"/>
           <w:sz w:val="21"/>
         </w:rPr>
-        <w:t>Tilstanden skiftes med magneten (hold i 10 sekunder — lampen blinker lilla — og slip; lampen lyser lilla i 3 sekunder som bekræftelse) eller fra kommandolinjen:</w:t>
+        <w:t>Tilstanden skiftes med magneten (hold i 10 sekunder — lampen lyser lilla — og slip; lampen lyser lilla i 3 sekunder som bekræftelse) eller fra kommandolinjen:</w:t>
       </w:r>
     </w:p>
     <w:p>
@@ -20531,7 +20531,7 @@
                 <w:rFonts w:ascii="Segoe UI" w:hAnsi="Segoe UI"/>
                 <w:sz w:val="19"/>
               </w:rPr>
-              <w:t>Hold magneten i 10 sekunder (lilla blink) og slip: udviklingstilstand, lampen blinker lilla hvert 4. sekund. Eller brug hotspottet (magnet 3 s).</w:t>
+              <w:t>Hold magneten i 10 sekunder (lampen lyser lilla) og slip: udviklingstilstand, lampen blinker lilla hvert 4. sekund. Eller brug hotspottet (magnet 3 s).</w:t>
             </w:r>
           </w:p>
         </w:tc>

--- a/docs/manuals/Administratormanual_IPR_Pen_Bridge.docx
+++ b/docs/manuals/Administratormanual_IPR_Pen_Bridge.docx
@@ -101,7 +101,7 @@
                 <w:rFonts w:ascii="Segoe UI" w:hAnsi="Segoe UI"/>
                 <w:sz w:val="20"/>
               </w:rPr>
-              <w:t>1.9.5</w:t>
+              <w:t>1.10.0</w:t>
             </w:r>
           </w:p>
         </w:tc>
@@ -132,7 +132,7 @@
                 <w:rFonts w:ascii="Segoe UI" w:hAnsi="Segoe UI"/>
                 <w:sz w:val="20"/>
               </w:rPr>
-              <w:t>13. september 2026</w:t>
+              <w:t>17. september 2026</w:t>
             </w:r>
           </w:p>
         </w:tc>
@@ -1765,7 +1765,7 @@
                 <w:rFonts w:ascii="Segoe UI" w:hAnsi="Segoe UI"/>
                 <w:sz w:val="19"/>
               </w:rPr>
-              <w:t>ExecStop sent i nedlukningen: slukker statuslampen = strømmen må tages fra (afsnit 4.6).</w:t>
+              <w:t>ExecStop sent i nedlukningen: slukker statuslampen og displayet = strømmen må tages fra (afsnit 4.6, 4.7).</w:t>
             </w:r>
           </w:p>
         </w:tc>
@@ -2405,7 +2405,7 @@
                 <w:rFonts w:ascii="Consolas" w:hAnsi="Consolas"/>
                 <w:sz w:val="18"/>
               </w:rPr>
-              <w:t>/run/ipr-hotspot.request</w:t>
+              <w:t>/boot/firmware/config.txt (blok)</w:t>
             </w:r>
           </w:p>
         </w:tc>
@@ -2423,7 +2423,7 @@
                 <w:rFonts w:ascii="Segoe UI" w:hAnsi="Segoe UI"/>
                 <w:sz w:val="19"/>
               </w:rPr>
-              <w:t>Midlertidig udløserfil, som ipr_hotspot_ctl.sh start skriver.</w:t>
+              <w:t>dtparam=i2c_arm=on og i2c_arm_baudrate=400000 — I²C-bussen til displayet (afsnit 4.7).</w:t>
             </w:r>
           </w:p>
         </w:tc>
@@ -2442,7 +2442,7 @@
                 <w:rFonts w:ascii="Consolas" w:hAnsi="Consolas"/>
                 <w:sz w:val="18"/>
               </w:rPr>
-              <w:t>&lt;projektrod&gt;/pen_state.json</w:t>
+              <w:t>/etc/modules-load.d/ipr-oled.conf</w:t>
             </w:r>
           </w:p>
         </w:tc>
@@ -2459,7 +2459,7 @@
                 <w:rFonts w:ascii="Segoe UI" w:hAnsi="Segoe UI"/>
                 <w:sz w:val="19"/>
               </w:rPr>
-              <w:t>Pr. mappe: tidsstempel for den sidst afsendte skanning. Sikrer, at en genstart eller en ind-/udstikning af pennen aldrig skriver en gammel skanning igen. En mappe, der ses første gang, sættes som udgangspunkt uden at sende noget.</w:t>
+              <w:t>Indlæser i2c-dev ved opstart (/dev/i2c-1).</w:t>
             </w:r>
           </w:p>
         </w:tc>
@@ -2479,7 +2479,7 @@
                 <w:rFonts w:ascii="Consolas" w:hAnsi="Consolas"/>
                 <w:sz w:val="18"/>
               </w:rPr>
-              <w:t>/usr/local/sbin/ipr-firewall.sh</w:t>
+              <w:t>/etc/default/ipr-oled</w:t>
             </w:r>
           </w:p>
         </w:tc>
@@ -2497,7 +2497,7 @@
                 <w:rFonts w:ascii="Segoe UI" w:hAnsi="Segoe UI"/>
                 <w:sz w:val="19"/>
               </w:rPr>
-              <w:t>nftables-politik ud fra tilstand og hotspot (apply/status/off).</w:t>
+              <w:t>Bus og adresse for displayet til ipr-led-halt.sh.</w:t>
             </w:r>
           </w:p>
         </w:tc>
@@ -2516,7 +2516,7 @@
                 <w:rFonts w:ascii="Consolas" w:hAnsi="Consolas"/>
                 <w:sz w:val="18"/>
               </w:rPr>
-              <w:t>/usr/local/bin/ipr_mode_ctl.sh</w:t>
+              <w:t>/run/ipr-hotspot.request</w:t>
             </w:r>
           </w:p>
         </w:tc>
@@ -2533,7 +2533,7 @@
                 <w:rFonts w:ascii="Segoe UI" w:hAnsi="Segoe UI"/>
                 <w:sz w:val="19"/>
               </w:rPr>
-              <w:t>Skifter drift/udvikling; magneten (10 s) bruger den via sudoers.</w:t>
+              <w:t>Midlertidig udløserfil, som ipr_hotspot_ctl.sh start skriver.</w:t>
             </w:r>
           </w:p>
         </w:tc>
@@ -2553,7 +2553,7 @@
                 <w:rFonts w:ascii="Consolas" w:hAnsi="Consolas"/>
                 <w:sz w:val="18"/>
               </w:rPr>
-              <w:t>/var/lib/ipr-keyboard/mode</w:t>
+              <w:t>&lt;projektrod&gt;/pen_state.json</w:t>
             </w:r>
           </w:p>
         </w:tc>
@@ -2571,7 +2571,7 @@
                 <w:rFonts w:ascii="Segoe UI" w:hAnsi="Segoe UI"/>
                 <w:sz w:val="19"/>
               </w:rPr>
-              <w:t>Tilstandsfil: production eller development.</w:t>
+              <w:t>Pr. mappe: tidsstempel for den sidst afsendte skanning. Sikrer, at en genstart eller en ind-/udstikning af pennen aldrig skriver en gammel skanning igen. En mappe, der ses første gang, sættes som udgangspunkt uden at sende noget.</w:t>
             </w:r>
           </w:p>
         </w:tc>
@@ -2590,7 +2590,7 @@
                 <w:rFonts w:ascii="Consolas" w:hAnsi="Consolas"/>
                 <w:sz w:val="18"/>
               </w:rPr>
-              <w:t>/var/lib/ipr-keyboard/incidents.log</w:t>
+              <w:t>/usr/local/sbin/ipr-firewall.sh</w:t>
             </w:r>
           </w:p>
         </w:tc>
@@ -2607,7 +2607,7 @@
                 <w:rFonts w:ascii="Segoe UI" w:hAnsi="Segoe UI"/>
                 <w:sz w:val="19"/>
               </w:rPr>
-              <w:t>Én linje pr. fejlet kerneenhed (tidspunkt, enhed, resultat). Overlever genstart og journalrotation.</w:t>
+              <w:t>nftables-politik ud fra tilstand og hotspot (apply/status/off).</w:t>
             </w:r>
           </w:p>
         </w:tc>
@@ -2627,7 +2627,7 @@
                 <w:rFonts w:ascii="Consolas" w:hAnsi="Consolas"/>
                 <w:sz w:val="18"/>
               </w:rPr>
-              <w:t>/etc/systemd/journald.conf.d/ipr.conf</w:t>
+              <w:t>/usr/local/bin/ipr_mode_ctl.sh</w:t>
             </w:r>
           </w:p>
         </w:tc>
@@ -2645,7 +2645,7 @@
                 <w:rFonts w:ascii="Segoe UI" w:hAnsi="Segoe UI"/>
                 <w:sz w:val="19"/>
               </w:rPr>
-              <w:t>Persistent journal, højst 64 MB / 1 måned.</w:t>
+              <w:t>Skifter drift/udvikling; magneten (10 s) bruger den via sudoers.</w:t>
             </w:r>
           </w:p>
         </w:tc>
@@ -2664,7 +2664,7 @@
                 <w:rFonts w:ascii="Consolas" w:hAnsi="Consolas"/>
                 <w:sz w:val="18"/>
               </w:rPr>
-              <w:t>/etc/udev/rules.d/69-irispen-mtp.rules</w:t>
+              <w:t>/var/lib/ipr-keyboard/mode</w:t>
             </w:r>
           </w:p>
         </w:tc>
@@ -2681,7 +2681,7 @@
                 <w:rFonts w:ascii="Segoe UI" w:hAnsi="Segoe UI"/>
                 <w:sz w:val="19"/>
               </w:rPr>
-              <w:t>Rettigheder til skanneren og dev-irispen.device til systemd (automontering).</w:t>
+              <w:t>Tilstandsfil: production eller development.</w:t>
             </w:r>
           </w:p>
         </w:tc>
@@ -2701,7 +2701,7 @@
                 <w:rFonts w:ascii="Consolas" w:hAnsi="Consolas"/>
                 <w:sz w:val="18"/>
               </w:rPr>
-              <w:t>/etc/NetworkManager/dispatcher.d/90-ipr-firewall</w:t>
+              <w:t>/var/lib/ipr-keyboard/incidents.log</w:t>
             </w:r>
           </w:p>
         </w:tc>
@@ -2719,7 +2719,7 @@
                 <w:rFonts w:ascii="Segoe UI" w:hAnsi="Segoe UI"/>
                 <w:sz w:val="19"/>
               </w:rPr>
-              <w:t>Genanvender politikken ved enhver forbindelsesændring.</w:t>
+              <w:t>Én linje pr. fejlet kerneenhed (tidspunkt, enhed, resultat). Overlever genstart og journalrotation.</w:t>
             </w:r>
           </w:p>
         </w:tc>
@@ -2738,7 +2738,7 @@
                 <w:rFonts w:ascii="Consolas" w:hAnsi="Consolas"/>
                 <w:sz w:val="18"/>
               </w:rPr>
-              <w:t>/run/ipr_bt_keyboard_fifo</w:t>
+              <w:t>/etc/systemd/journald.conf.d/ipr.conf</w:t>
             </w:r>
           </w:p>
         </w:tc>
@@ -2755,7 +2755,7 @@
                 <w:rFonts w:ascii="Segoe UI" w:hAnsi="Segoe UI"/>
                 <w:sz w:val="19"/>
               </w:rPr>
-              <w:t>Navngiven pipe mellem app og BLE-dæmon.</w:t>
+              <w:t>Persistent journal, højst 64 MB / 1 måned.</w:t>
             </w:r>
           </w:p>
         </w:tc>
@@ -2775,7 +2775,7 @@
                 <w:rFonts w:ascii="Consolas" w:hAnsi="Consolas"/>
                 <w:sz w:val="18"/>
               </w:rPr>
-              <w:t>/etc/ipr-ssl/</w:t>
+              <w:t>/etc/udev/rules.d/69-irispen-mtp.rules</w:t>
             </w:r>
           </w:p>
         </w:tc>
@@ -2793,7 +2793,7 @@
                 <w:rFonts w:ascii="Segoe UI" w:hAnsi="Segoe UI"/>
                 <w:sz w:val="19"/>
               </w:rPr>
-              <w:t>CA og servercertifikat samt private nøgler.</w:t>
+              <w:t>Rettigheder til skanneren og dev-irispen.device til systemd (automontering).</w:t>
             </w:r>
           </w:p>
         </w:tc>
@@ -2812,7 +2812,7 @@
                 <w:rFonts w:ascii="Consolas" w:hAnsi="Consolas"/>
                 <w:sz w:val="18"/>
               </w:rPr>
-              <w:t>/etc/ipr-hotspot.secret</w:t>
+              <w:t>/etc/NetworkManager/dispatcher.d/90-ipr-firewall</w:t>
             </w:r>
           </w:p>
         </w:tc>
@@ -2829,7 +2829,7 @@
                 <w:rFonts w:ascii="Segoe UI" w:hAnsi="Segoe UI"/>
                 <w:sz w:val="19"/>
               </w:rPr>
-              <w:t>SSID og adgangskode til hotspot (tilstand 0600).</w:t>
+              <w:t>Genanvender politikken ved enhver forbindelsesændring.</w:t>
             </w:r>
           </w:p>
         </w:tc>
@@ -2849,7 +2849,7 @@
                 <w:rFonts w:ascii="Consolas" w:hAnsi="Consolas"/>
                 <w:sz w:val="18"/>
               </w:rPr>
-              <w:t>/opt/ipr_common.env</w:t>
+              <w:t>/run/ipr_bt_keyboard_fifo</w:t>
             </w:r>
           </w:p>
         </w:tc>
@@ -2867,7 +2867,7 @@
                 <w:rFonts w:ascii="Segoe UI" w:hAnsi="Segoe UI"/>
                 <w:sz w:val="19"/>
               </w:rPr>
-              <w:t>Miljøvariable for provisionering og skripts.</w:t>
+              <w:t>Navngiven pipe mellem app og BLE-dæmon.</w:t>
             </w:r>
           </w:p>
         </w:tc>
@@ -2886,7 +2886,7 @@
                 <w:rFonts w:ascii="Consolas" w:hAnsi="Consolas"/>
                 <w:sz w:val="18"/>
               </w:rPr>
-              <w:t>/opt/ipr_state/</w:t>
+              <w:t>/etc/ipr-ssl/</w:t>
             </w:r>
           </w:p>
         </w:tc>
@@ -2903,7 +2903,7 @@
                 <w:rFonts w:ascii="Segoe UI" w:hAnsi="Segoe UI"/>
                 <w:sz w:val="19"/>
               </w:rPr>
-              <w:t>Tilstands- og verifikationsoutput fra provisioneringen.</w:t>
+              <w:t>CA og servercertifikat samt private nøgler.</w:t>
             </w:r>
           </w:p>
         </w:tc>
@@ -2923,7 +2923,7 @@
                 <w:rFonts w:ascii="Consolas" w:hAnsi="Consolas"/>
                 <w:sz w:val="18"/>
               </w:rPr>
-              <w:t>/var/lib/ipr-keyboard/boot-count</w:t>
+              <w:t>/etc/ipr-hotspot.secret</w:t>
             </w:r>
           </w:p>
         </w:tc>
@@ -2931,6 +2931,116 @@
           <w:tcPr>
             <w:tcW w:type="dxa" w:w="5102"/>
             <w:shd w:val="clear" w:color="auto" w:fill="F7FAFC"/>
+          </w:tcPr>
+          <w:p>
+            <w:pPr>
+              <w:spacing w:after="40"/>
+            </w:pPr>
+            <w:r>
+              <w:rPr>
+                <w:rFonts w:ascii="Segoe UI" w:hAnsi="Segoe UI"/>
+                <w:sz w:val="19"/>
+              </w:rPr>
+              <w:t>SSID og adgangskode til hotspot (tilstand 0600).</w:t>
+            </w:r>
+          </w:p>
+        </w:tc>
+      </w:tr>
+      <w:tr>
+        <w:tc>
+          <w:tcPr>
+            <w:tcW w:type="dxa" w:w="3742"/>
+          </w:tcPr>
+          <w:p>
+            <w:pPr>
+              <w:spacing w:after="40"/>
+            </w:pPr>
+            <w:r>
+              <w:rPr>
+                <w:rFonts w:ascii="Consolas" w:hAnsi="Consolas"/>
+                <w:sz w:val="18"/>
+              </w:rPr>
+              <w:t>/opt/ipr_common.env</w:t>
+            </w:r>
+          </w:p>
+        </w:tc>
+        <w:tc>
+          <w:tcPr>
+            <w:tcW w:type="dxa" w:w="5102"/>
+          </w:tcPr>
+          <w:p>
+            <w:pPr>
+              <w:spacing w:after="40"/>
+            </w:pPr>
+            <w:r>
+              <w:rPr>
+                <w:rFonts w:ascii="Segoe UI" w:hAnsi="Segoe UI"/>
+                <w:sz w:val="19"/>
+              </w:rPr>
+              <w:t>Miljøvariable for provisionering og skripts.</w:t>
+            </w:r>
+          </w:p>
+        </w:tc>
+      </w:tr>
+      <w:tr>
+        <w:tc>
+          <w:tcPr>
+            <w:tcW w:type="dxa" w:w="3742"/>
+            <w:shd w:val="clear" w:color="auto" w:fill="F7FAFC"/>
+          </w:tcPr>
+          <w:p>
+            <w:pPr>
+              <w:spacing w:after="40"/>
+            </w:pPr>
+            <w:r>
+              <w:rPr>
+                <w:rFonts w:ascii="Consolas" w:hAnsi="Consolas"/>
+                <w:sz w:val="18"/>
+              </w:rPr>
+              <w:t>/opt/ipr_state/</w:t>
+            </w:r>
+          </w:p>
+        </w:tc>
+        <w:tc>
+          <w:tcPr>
+            <w:tcW w:type="dxa" w:w="5102"/>
+            <w:shd w:val="clear" w:color="auto" w:fill="F7FAFC"/>
+          </w:tcPr>
+          <w:p>
+            <w:pPr>
+              <w:spacing w:after="40"/>
+            </w:pPr>
+            <w:r>
+              <w:rPr>
+                <w:rFonts w:ascii="Segoe UI" w:hAnsi="Segoe UI"/>
+                <w:sz w:val="19"/>
+              </w:rPr>
+              <w:t>Tilstands- og verifikationsoutput fra provisioneringen.</w:t>
+            </w:r>
+          </w:p>
+        </w:tc>
+      </w:tr>
+      <w:tr>
+        <w:tc>
+          <w:tcPr>
+            <w:tcW w:type="dxa" w:w="3742"/>
+          </w:tcPr>
+          <w:p>
+            <w:pPr>
+              <w:spacing w:after="40"/>
+            </w:pPr>
+            <w:r>
+              <w:rPr>
+                <w:rFonts w:ascii="Consolas" w:hAnsi="Consolas"/>
+                <w:sz w:val="18"/>
+              </w:rPr>
+              <w:t>/var/lib/ipr-keyboard/boot-count</w:t>
+            </w:r>
+          </w:p>
+        </w:tc>
+        <w:tc>
+          <w:tcPr>
+            <w:tcW w:type="dxa" w:w="5102"/>
           </w:tcPr>
           <w:p>
             <w:pPr>
@@ -10930,7 +11040,7 @@
                 <w:rFonts w:ascii="Segoe UI" w:hAnsi="Segoe UI"/>
                 <w:sz w:val="19"/>
               </w:rPr>
-              <w:t>Hvor længe LED'en viser status efter en berøring.</w:t>
+              <w:t>Hvor længe LED'en (og displayet) viser status efter en berøring.</w:t>
             </w:r>
           </w:p>
         </w:tc>
@@ -10950,7 +11060,7 @@
                 <w:rFonts w:ascii="Consolas" w:hAnsi="Consolas"/>
                 <w:sz w:val="18"/>
               </w:rPr>
-              <w:t>MetricsEnabled</w:t>
+              <w:t>OledEnabled</w:t>
             </w:r>
           </w:p>
         </w:tc>
@@ -10968,7 +11078,7 @@
                 <w:rFonts w:ascii="Consolas" w:hAnsi="Consolas"/>
                 <w:sz w:val="18"/>
               </w:rPr>
-              <w:t>false</w:t>
+              <w:t>true</w:t>
             </w:r>
           </w:p>
         </w:tc>
@@ -10976,6 +11086,277 @@
           <w:tcPr>
             <w:tcW w:type="dxa" w:w="4422"/>
             <w:shd w:val="clear" w:color="auto" w:fill="F7FAFC"/>
+          </w:tcPr>
+          <w:p>
+            <w:pPr>
+              <w:spacing w:after="40"/>
+            </w:pPr>
+            <w:r>
+              <w:rPr>
+                <w:rFonts w:ascii="Segoe UI" w:hAnsi="Segoe UI"/>
+                <w:sz w:val="19"/>
+              </w:rPr>
+              <w:t>Slå displayet fra. Mangler displayet, deaktiverer modulet sig selv med en advarsel i journalen.</w:t>
+            </w:r>
+          </w:p>
+        </w:tc>
+      </w:tr>
+      <w:tr>
+        <w:tc>
+          <w:tcPr>
+            <w:tcW w:type="dxa" w:w="2494"/>
+          </w:tcPr>
+          <w:p>
+            <w:pPr>
+              <w:spacing w:after="40"/>
+            </w:pPr>
+            <w:r>
+              <w:rPr>
+                <w:rFonts w:ascii="Consolas" w:hAnsi="Consolas"/>
+                <w:sz w:val="18"/>
+              </w:rPr>
+              <w:t>OledI2cBus / OledI2cAddress</w:t>
+            </w:r>
+          </w:p>
+        </w:tc>
+        <w:tc>
+          <w:tcPr>
+            <w:tcW w:type="dxa" w:w="1928"/>
+          </w:tcPr>
+          <w:p>
+            <w:pPr>
+              <w:spacing w:after="40"/>
+            </w:pPr>
+            <w:r>
+              <w:rPr>
+                <w:rFonts w:ascii="Consolas" w:hAnsi="Consolas"/>
+                <w:sz w:val="18"/>
+              </w:rPr>
+              <w:t>1 / 60</w:t>
+            </w:r>
+          </w:p>
+        </w:tc>
+        <w:tc>
+          <w:tcPr>
+            <w:tcW w:type="dxa" w:w="4422"/>
+          </w:tcPr>
+          <w:p>
+            <w:pPr>
+              <w:spacing w:after="40"/>
+            </w:pPr>
+            <w:r>
+              <w:rPr>
+                <w:rFonts w:ascii="Segoe UI" w:hAnsi="Segoe UI"/>
+                <w:sz w:val="19"/>
+              </w:rPr>
+              <w:t>I²C-bus og adresse (60 = 0x3C; 61 = 0x3D med loddebroen sat).</w:t>
+            </w:r>
+          </w:p>
+        </w:tc>
+      </w:tr>
+      <w:tr>
+        <w:tc>
+          <w:tcPr>
+            <w:tcW w:type="dxa" w:w="2494"/>
+            <w:shd w:val="clear" w:color="auto" w:fill="F7FAFC"/>
+          </w:tcPr>
+          <w:p>
+            <w:pPr>
+              <w:spacing w:after="40"/>
+            </w:pPr>
+            <w:r>
+              <w:rPr>
+                <w:rFonts w:ascii="Consolas" w:hAnsi="Consolas"/>
+                <w:sz w:val="18"/>
+              </w:rPr>
+              <w:t>OledContrast / OledRotate</w:t>
+            </w:r>
+          </w:p>
+        </w:tc>
+        <w:tc>
+          <w:tcPr>
+            <w:tcW w:type="dxa" w:w="1928"/>
+            <w:shd w:val="clear" w:color="auto" w:fill="F7FAFC"/>
+          </w:tcPr>
+          <w:p>
+            <w:pPr>
+              <w:spacing w:after="40"/>
+            </w:pPr>
+            <w:r>
+              <w:rPr>
+                <w:rFonts w:ascii="Consolas" w:hAnsi="Consolas"/>
+                <w:sz w:val="18"/>
+              </w:rPr>
+              <w:t>128 / 0</w:t>
+            </w:r>
+          </w:p>
+        </w:tc>
+        <w:tc>
+          <w:tcPr>
+            <w:tcW w:type="dxa" w:w="4422"/>
+            <w:shd w:val="clear" w:color="auto" w:fill="F7FAFC"/>
+          </w:tcPr>
+          <w:p>
+            <w:pPr>
+              <w:spacing w:after="40"/>
+            </w:pPr>
+            <w:r>
+              <w:rPr>
+                <w:rFonts w:ascii="Segoe UI" w:hAnsi="Segoe UI"/>
+                <w:sz w:val="19"/>
+              </w:rPr>
+              <w:t>Lysstyrke 0–255; 180 hvis modulet sidder på hovedet.</w:t>
+            </w:r>
+          </w:p>
+        </w:tc>
+      </w:tr>
+      <w:tr>
+        <w:tc>
+          <w:tcPr>
+            <w:tcW w:type="dxa" w:w="2494"/>
+          </w:tcPr>
+          <w:p>
+            <w:pPr>
+              <w:spacing w:after="40"/>
+            </w:pPr>
+            <w:r>
+              <w:rPr>
+                <w:rFonts w:ascii="Consolas" w:hAnsi="Consolas"/>
+                <w:sz w:val="18"/>
+              </w:rPr>
+              <w:t>OledSendHoldSeconds</w:t>
+            </w:r>
+          </w:p>
+        </w:tc>
+        <w:tc>
+          <w:tcPr>
+            <w:tcW w:type="dxa" w:w="1928"/>
+          </w:tcPr>
+          <w:p>
+            <w:pPr>
+              <w:spacing w:after="40"/>
+            </w:pPr>
+            <w:r>
+              <w:rPr>
+                <w:rFonts w:ascii="Consolas" w:hAnsi="Consolas"/>
+                <w:sz w:val="18"/>
+              </w:rPr>
+              <w:t>10</w:t>
+            </w:r>
+          </w:p>
+        </w:tc>
+        <w:tc>
+          <w:tcPr>
+            <w:tcW w:type="dxa" w:w="4422"/>
+          </w:tcPr>
+          <w:p>
+            <w:pPr>
+              <w:spacing w:after="40"/>
+            </w:pPr>
+            <w:r>
+              <w:rPr>
+                <w:rFonts w:ascii="Segoe UI" w:hAnsi="Segoe UI"/>
+                <w:sz w:val="19"/>
+              </w:rPr>
+              <w:t>Hvor længe SENT/SEND FAILED bliver stående.</w:t>
+            </w:r>
+          </w:p>
+        </w:tc>
+      </w:tr>
+      <w:tr>
+        <w:tc>
+          <w:tcPr>
+            <w:tcW w:type="dxa" w:w="2494"/>
+            <w:shd w:val="clear" w:color="auto" w:fill="F7FAFC"/>
+          </w:tcPr>
+          <w:p>
+            <w:pPr>
+              <w:spacing w:after="40"/>
+            </w:pPr>
+            <w:r>
+              <w:rPr>
+                <w:rFonts w:ascii="Consolas" w:hAnsi="Consolas"/>
+                <w:sz w:val="18"/>
+              </w:rPr>
+              <w:t>OledMarqueeFps</w:t>
+            </w:r>
+          </w:p>
+        </w:tc>
+        <w:tc>
+          <w:tcPr>
+            <w:tcW w:type="dxa" w:w="1928"/>
+            <w:shd w:val="clear" w:color="auto" w:fill="F7FAFC"/>
+          </w:tcPr>
+          <w:p>
+            <w:pPr>
+              <w:spacing w:after="40"/>
+            </w:pPr>
+            <w:r>
+              <w:rPr>
+                <w:rFonts w:ascii="Consolas" w:hAnsi="Consolas"/>
+                <w:sz w:val="18"/>
+              </w:rPr>
+              <w:t>8</w:t>
+            </w:r>
+          </w:p>
+        </w:tc>
+        <w:tc>
+          <w:tcPr>
+            <w:tcW w:type="dxa" w:w="4422"/>
+            <w:shd w:val="clear" w:color="auto" w:fill="F7FAFC"/>
+          </w:tcPr>
+          <w:p>
+            <w:pPr>
+              <w:spacing w:after="40"/>
+            </w:pPr>
+            <w:r>
+              <w:rPr>
+                <w:rFonts w:ascii="Segoe UI" w:hAnsi="Segoe UI"/>
+                <w:sz w:val="19"/>
+              </w:rPr>
+              <w:t>Gentegningsrate, mens en lang linje ruller; 6 på Zero W.</w:t>
+            </w:r>
+          </w:p>
+        </w:tc>
+      </w:tr>
+      <w:tr>
+        <w:tc>
+          <w:tcPr>
+            <w:tcW w:type="dxa" w:w="2494"/>
+          </w:tcPr>
+          <w:p>
+            <w:pPr>
+              <w:spacing w:after="40"/>
+            </w:pPr>
+            <w:r>
+              <w:rPr>
+                <w:rFonts w:ascii="Consolas" w:hAnsi="Consolas"/>
+                <w:sz w:val="18"/>
+              </w:rPr>
+              <w:t>MetricsEnabled</w:t>
+            </w:r>
+          </w:p>
+        </w:tc>
+        <w:tc>
+          <w:tcPr>
+            <w:tcW w:type="dxa" w:w="1928"/>
+          </w:tcPr>
+          <w:p>
+            <w:pPr>
+              <w:spacing w:after="40"/>
+            </w:pPr>
+            <w:r>
+              <w:rPr>
+                <w:rFonts w:ascii="Consolas" w:hAnsi="Consolas"/>
+                <w:sz w:val="18"/>
+              </w:rPr>
+              <w:t>false</w:t>
+            </w:r>
+          </w:p>
+        </w:tc>
+        <w:tc>
+          <w:tcPr>
+            <w:tcW w:type="dxa" w:w="4422"/>
           </w:tcPr>
           <w:p>
             <w:pPr>
@@ -13210,6 +13591,496 @@
           <w:sz w:val="18"/>
         </w:rPr>
         <w:t>Tabel 21. Hele magnet-stigen. Lampen slukker, så snart magneten registreres, og viser derefter én FAST farve pr. trin; hvert skift indledes med et mørkt blink på 0,3 s, så trinnet kan tælles. Blink er forbeholdt handlinger i gang efter slip (hurtige blink i beslægtede farver kunne ikke skelnes). Handlingen udføres først ved slip.</w:t>
+      </w:r>
+    </w:p>
+    <w:p>
+      <w:pPr>
+        <w:pStyle w:val="Heading2"/>
+      </w:pPr>
+      <w:r>
+        <w:t>4.7 OLED-statusdisplay</w:t>
+      </w:r>
+    </w:p>
+    <w:p>
+      <w:r>
+        <w:rPr>
+          <w:rFonts w:ascii="Segoe UI" w:hAnsi="Segoe UI"/>
+          <w:b w:val="0"/>
+          <w:i w:val="0"/>
+          <w:sz w:val="21"/>
+        </w:rPr>
+        <w:t>Et 0,96" OLED-display (128 × 64, SSD1306, I²C-adresse 0x3C, de øverste 16 rækker gule, resten blå) kan sidde ved siden af lampen. Det er valgfrit: en enhed uden display logger én linje (“OLED display disabled — …”) og kører som før. Analysen bag — strømforbrug, hvornår displayet er tændt, og lampens rolle — står i docs/architecture/oled-display-design.md; skærmbillederne i docs/hardware/oled-display.md.</w:t>
+      </w:r>
+    </w:p>
+    <w:tbl>
+      <w:tblPr>
+        <w:tblStyle w:val="TableGrid"/>
+        <w:tblW w:type="auto" w:w="0"/>
+        <w:jc w:val="center"/>
+        <w:tblLook w:firstColumn="1" w:firstRow="1" w:lastColumn="0" w:lastRow="0" w:noHBand="0" w:noVBand="1" w:val="04A0"/>
+      </w:tblPr>
+      <w:tblGrid>
+        <w:gridCol w:w="2296"/>
+        <w:gridCol w:w="2296"/>
+        <w:gridCol w:w="2296"/>
+        <w:gridCol w:w="2296"/>
+      </w:tblGrid>
+      <w:tr>
+        <w:tc>
+          <w:tcPr>
+            <w:tcW w:type="dxa" w:w="1701"/>
+            <w:shd w:val="clear" w:color="auto" w:fill="2B6CB0"/>
+          </w:tcPr>
+          <w:p>
+            <w:pPr>
+              <w:spacing w:after="40"/>
+            </w:pPr>
+            <w:r>
+              <w:rPr>
+                <w:rFonts w:ascii="Segoe UI" w:hAnsi="Segoe UI"/>
+                <w:b/>
+                <w:color w:val="FFFFFF"/>
+                <w:sz w:val="19"/>
+              </w:rPr>
+              <w:t>Signal</w:t>
+            </w:r>
+          </w:p>
+        </w:tc>
+        <w:tc>
+          <w:tcPr>
+            <w:tcW w:type="dxa" w:w="1134"/>
+            <w:shd w:val="clear" w:color="auto" w:fill="2B6CB0"/>
+          </w:tcPr>
+          <w:p>
+            <w:pPr>
+              <w:spacing w:after="40"/>
+            </w:pPr>
+            <w:r>
+              <w:rPr>
+                <w:rFonts w:ascii="Segoe UI" w:hAnsi="Segoe UI"/>
+                <w:b/>
+                <w:color w:val="FFFFFF"/>
+                <w:sz w:val="19"/>
+              </w:rPr>
+              <w:t>BCM</w:t>
+            </w:r>
+          </w:p>
+        </w:tc>
+        <w:tc>
+          <w:tcPr>
+            <w:tcW w:type="dxa" w:w="1474"/>
+            <w:shd w:val="clear" w:color="auto" w:fill="2B6CB0"/>
+          </w:tcPr>
+          <w:p>
+            <w:pPr>
+              <w:spacing w:after="40"/>
+            </w:pPr>
+            <w:r>
+              <w:rPr>
+                <w:rFonts w:ascii="Segoe UI" w:hAnsi="Segoe UI"/>
+                <w:b/>
+                <w:color w:val="FFFFFF"/>
+                <w:sz w:val="19"/>
+              </w:rPr>
+              <w:t>Fysisk ben</w:t>
+            </w:r>
+          </w:p>
+        </w:tc>
+        <w:tc>
+          <w:tcPr>
+            <w:tcW w:type="dxa" w:w="4535"/>
+            <w:shd w:val="clear" w:color="auto" w:fill="2B6CB0"/>
+          </w:tcPr>
+          <w:p>
+            <w:pPr>
+              <w:spacing w:after="40"/>
+            </w:pPr>
+            <w:r>
+              <w:rPr>
+                <w:rFonts w:ascii="Segoe UI" w:hAnsi="Segoe UI"/>
+                <w:b/>
+                <w:color w:val="FFFFFF"/>
+                <w:sz w:val="19"/>
+              </w:rPr>
+              <w:t>Note</w:t>
+            </w:r>
+          </w:p>
+        </w:tc>
+      </w:tr>
+      <w:tr>
+        <w:tc>
+          <w:tcPr>
+            <w:tcW w:type="dxa" w:w="1701"/>
+          </w:tcPr>
+          <w:p>
+            <w:pPr>
+              <w:spacing w:after="40"/>
+            </w:pPr>
+            <w:r>
+              <w:rPr>
+                <w:rFonts w:ascii="Segoe UI" w:hAnsi="Segoe UI"/>
+                <w:sz w:val="19"/>
+              </w:rPr>
+              <w:t>VCC</w:t>
+            </w:r>
+          </w:p>
+        </w:tc>
+        <w:tc>
+          <w:tcPr>
+            <w:tcW w:type="dxa" w:w="1134"/>
+          </w:tcPr>
+          <w:p>
+            <w:pPr>
+              <w:spacing w:after="40"/>
+            </w:pPr>
+            <w:r>
+              <w:rPr>
+                <w:rFonts w:ascii="Segoe UI" w:hAnsi="Segoe UI"/>
+                <w:sz w:val="19"/>
+              </w:rPr>
+              <w:t>—</w:t>
+            </w:r>
+          </w:p>
+        </w:tc>
+        <w:tc>
+          <w:tcPr>
+            <w:tcW w:type="dxa" w:w="1474"/>
+          </w:tcPr>
+          <w:p>
+            <w:pPr>
+              <w:spacing w:after="40"/>
+            </w:pPr>
+            <w:r>
+              <w:rPr>
+                <w:rFonts w:ascii="Segoe UI" w:hAnsi="Segoe UI"/>
+                <w:sz w:val="19"/>
+              </w:rPr>
+              <w:t>1</w:t>
+            </w:r>
+          </w:p>
+        </w:tc>
+        <w:tc>
+          <w:tcPr>
+            <w:tcW w:type="dxa" w:w="4535"/>
+          </w:tcPr>
+          <w:p>
+            <w:pPr>
+              <w:spacing w:after="40"/>
+            </w:pPr>
+            <w:r>
+              <w:rPr>
+                <w:rFonts w:ascii="Segoe UI" w:hAnsi="Segoe UI"/>
+                <w:sz w:val="19"/>
+              </w:rPr>
+              <w:t>3,3 V — aldrig 5 V</w:t>
+            </w:r>
+          </w:p>
+        </w:tc>
+      </w:tr>
+      <w:tr>
+        <w:tc>
+          <w:tcPr>
+            <w:tcW w:type="dxa" w:w="1701"/>
+            <w:shd w:val="clear" w:color="auto" w:fill="F7FAFC"/>
+          </w:tcPr>
+          <w:p>
+            <w:pPr>
+              <w:spacing w:after="40"/>
+            </w:pPr>
+            <w:r>
+              <w:rPr>
+                <w:rFonts w:ascii="Segoe UI" w:hAnsi="Segoe UI"/>
+                <w:sz w:val="19"/>
+              </w:rPr>
+              <w:t>GND</w:t>
+            </w:r>
+          </w:p>
+        </w:tc>
+        <w:tc>
+          <w:tcPr>
+            <w:tcW w:type="dxa" w:w="1134"/>
+            <w:shd w:val="clear" w:color="auto" w:fill="F7FAFC"/>
+          </w:tcPr>
+          <w:p>
+            <w:pPr>
+              <w:spacing w:after="40"/>
+            </w:pPr>
+            <w:r>
+              <w:rPr>
+                <w:rFonts w:ascii="Segoe UI" w:hAnsi="Segoe UI"/>
+                <w:sz w:val="19"/>
+              </w:rPr>
+              <w:t>—</w:t>
+            </w:r>
+          </w:p>
+        </w:tc>
+        <w:tc>
+          <w:tcPr>
+            <w:tcW w:type="dxa" w:w="1474"/>
+            <w:shd w:val="clear" w:color="auto" w:fill="F7FAFC"/>
+          </w:tcPr>
+          <w:p>
+            <w:pPr>
+              <w:spacing w:after="40"/>
+            </w:pPr>
+            <w:r>
+              <w:rPr>
+                <w:rFonts w:ascii="Segoe UI" w:hAnsi="Segoe UI"/>
+                <w:sz w:val="19"/>
+              </w:rPr>
+              <w:t>6</w:t>
+            </w:r>
+          </w:p>
+        </w:tc>
+        <w:tc>
+          <w:tcPr>
+            <w:tcW w:type="dxa" w:w="4535"/>
+            <w:shd w:val="clear" w:color="auto" w:fill="F7FAFC"/>
+          </w:tcPr>
+          <w:p>
+            <w:pPr>
+              <w:spacing w:after="40"/>
+            </w:pPr>
+            <w:r>
+              <w:rPr>
+                <w:rFonts w:ascii="Segoe UI" w:hAnsi="Segoe UI"/>
+                <w:sz w:val="19"/>
+              </w:rPr>
+              <w:t>eller et andet GND-ben</w:t>
+            </w:r>
+          </w:p>
+        </w:tc>
+      </w:tr>
+      <w:tr>
+        <w:tc>
+          <w:tcPr>
+            <w:tcW w:type="dxa" w:w="1701"/>
+          </w:tcPr>
+          <w:p>
+            <w:pPr>
+              <w:spacing w:after="40"/>
+            </w:pPr>
+            <w:r>
+              <w:rPr>
+                <w:rFonts w:ascii="Segoe UI" w:hAnsi="Segoe UI"/>
+                <w:sz w:val="19"/>
+              </w:rPr>
+              <w:t>SDA</w:t>
+            </w:r>
+          </w:p>
+        </w:tc>
+        <w:tc>
+          <w:tcPr>
+            <w:tcW w:type="dxa" w:w="1134"/>
+          </w:tcPr>
+          <w:p>
+            <w:pPr>
+              <w:spacing w:after="40"/>
+            </w:pPr>
+            <w:r>
+              <w:rPr>
+                <w:rFonts w:ascii="Segoe UI" w:hAnsi="Segoe UI"/>
+                <w:sz w:val="19"/>
+              </w:rPr>
+              <w:t>2</w:t>
+            </w:r>
+          </w:p>
+        </w:tc>
+        <w:tc>
+          <w:tcPr>
+            <w:tcW w:type="dxa" w:w="1474"/>
+          </w:tcPr>
+          <w:p>
+            <w:pPr>
+              <w:spacing w:after="40"/>
+            </w:pPr>
+            <w:r>
+              <w:rPr>
+                <w:rFonts w:ascii="Segoe UI" w:hAnsi="Segoe UI"/>
+                <w:sz w:val="19"/>
+              </w:rPr>
+              <w:t>3</w:t>
+            </w:r>
+          </w:p>
+        </w:tc>
+        <w:tc>
+          <w:tcPr>
+            <w:tcW w:type="dxa" w:w="4535"/>
+          </w:tcPr>
+          <w:p>
+            <w:pPr>
+              <w:spacing w:after="40"/>
+            </w:pPr>
+            <w:r>
+              <w:rPr>
+                <w:rFonts w:ascii="Segoe UI" w:hAnsi="Segoe UI"/>
+                <w:sz w:val="19"/>
+              </w:rPr>
+              <w:t>Pi'ens indbyggede pull-ups</w:t>
+            </w:r>
+          </w:p>
+        </w:tc>
+      </w:tr>
+      <w:tr>
+        <w:tc>
+          <w:tcPr>
+            <w:tcW w:type="dxa" w:w="1701"/>
+            <w:shd w:val="clear" w:color="auto" w:fill="F7FAFC"/>
+          </w:tcPr>
+          <w:p>
+            <w:pPr>
+              <w:spacing w:after="40"/>
+            </w:pPr>
+            <w:r>
+              <w:rPr>
+                <w:rFonts w:ascii="Segoe UI" w:hAnsi="Segoe UI"/>
+                <w:sz w:val="19"/>
+              </w:rPr>
+              <w:t>SCL</w:t>
+            </w:r>
+          </w:p>
+        </w:tc>
+        <w:tc>
+          <w:tcPr>
+            <w:tcW w:type="dxa" w:w="1134"/>
+            <w:shd w:val="clear" w:color="auto" w:fill="F7FAFC"/>
+          </w:tcPr>
+          <w:p>
+            <w:pPr>
+              <w:spacing w:after="40"/>
+            </w:pPr>
+            <w:r>
+              <w:rPr>
+                <w:rFonts w:ascii="Segoe UI" w:hAnsi="Segoe UI"/>
+                <w:sz w:val="19"/>
+              </w:rPr>
+              <w:t>3</w:t>
+            </w:r>
+          </w:p>
+        </w:tc>
+        <w:tc>
+          <w:tcPr>
+            <w:tcW w:type="dxa" w:w="1474"/>
+            <w:shd w:val="clear" w:color="auto" w:fill="F7FAFC"/>
+          </w:tcPr>
+          <w:p>
+            <w:pPr>
+              <w:spacing w:after="40"/>
+            </w:pPr>
+            <w:r>
+              <w:rPr>
+                <w:rFonts w:ascii="Segoe UI" w:hAnsi="Segoe UI"/>
+                <w:sz w:val="19"/>
+              </w:rPr>
+              <w:t>5</w:t>
+            </w:r>
+          </w:p>
+        </w:tc>
+        <w:tc>
+          <w:tcPr>
+            <w:tcW w:type="dxa" w:w="4535"/>
+            <w:shd w:val="clear" w:color="auto" w:fill="F7FAFC"/>
+          </w:tcPr>
+          <w:p>
+            <w:pPr>
+              <w:spacing w:after="40"/>
+            </w:pPr>
+            <w:r>
+              <w:rPr>
+                <w:rFonts w:ascii="Segoe UI" w:hAnsi="Segoe UI"/>
+                <w:sz w:val="19"/>
+              </w:rPr>
+            </w:r>
+          </w:p>
+        </w:tc>
+      </w:tr>
+    </w:tbl>
+    <w:p>
+      <w:pPr>
+        <w:spacing w:before="60" w:after="240"/>
+        <w:jc w:val="center"/>
+      </w:pPr>
+      <w:r>
+        <w:rPr>
+          <w:rFonts w:ascii="Segoe UI" w:hAnsi="Segoe UI"/>
+          <w:i/>
+          <w:color w:val="606C80"/>
+          <w:sz w:val="18"/>
+        </w:rPr>
+        <w:t>Tabel 22. Displayets fire ledninger. GPIO 2/3 var reserveret til I²C fra starten; lampen og reed-kontakten er uberørte. i2cdetect -y 1 viser 3c.</w:t>
+      </w:r>
+    </w:p>
+    <w:p>
+      <w:r>
+        <w:rPr>
+          <w:rFonts w:ascii="Segoe UI" w:hAnsi="Segoe UI"/>
+          <w:b w:val="0"/>
+          <w:i w:val="0"/>
+          <w:sz w:val="21"/>
+        </w:rPr>
+        <w:t>Strøm er ikke et problem: et tekstskærmbillede trækker 5–8 mA mod Pi'ens 100 mA og mere, langt inden for PC'ens USB-port. Displayet er alligevel slukket, når intet sker — af hensyn til indbrænding i OLED-panelet, CPU på Zero W (en hel billedramme er 1 KB over I²C) og for at følge lampens “stille, indtil du kigger”. Det følger lampens fase: tændt under opstart, i GpioLedIdleSeconds efter en berøring eller enhver statusændring, mens magneten holdes (med hjælpetekst om hvad et slip udløser), så længe hotspottet er oppe (SSID og adresse), under en afsendelse og OledSendHoldSeconds efter, og under nedlukning. Efter fem minutter konstant tændt dæmpes kontrasten.</w:t>
+      </w:r>
+    </w:p>
+    <w:p>
+      <w:r>
+        <w:rPr>
+          <w:rFonts w:ascii="Segoe UI" w:hAnsi="Segoe UI"/>
+          <w:b w:val="0"/>
+          <w:i w:val="0"/>
+          <w:sz w:val="21"/>
+        </w:rPr>
+        <w:t>Lampen er uændret: den virker før og efter Python (firmware, ipr-led-boot, ipr-led-halt), ses på afstand og gennem kabinettet, og enheder uden display skal virke som hidtil. Lampe = tilstand og armeringsfarve; display = forklaring, navne, tal og gestushjælp.</w:t>
+      </w:r>
+    </w:p>
+    <w:p>
+      <w:r>
+        <w:rPr>
+          <w:rFonts w:ascii="Segoe UI" w:hAnsi="Segoe UI"/>
+          <w:b w:val="0"/>
+          <w:i w:val="0"/>
+          <w:sz w:val="21"/>
+        </w:rPr>
+        <w:t>Rendering sker med Pillow fra Debian-pakken python3-pil (ingen ARMv6-wheel på PyPI) og skrifttypen DejaVu; SSD1306-driveren er ca. 100 linjer i src/ipr_keyboard/oled/ssd1306.py oven på /dev/i2c-1 med standardbiblioteket — luma.oled bruges ikke. Adgangen går gennem gruppen i2c (/dev/i2c-1 er root:i2c 0660); ingen sudoers-linje. Lange linjer (netværksnavn, IP) ruller langsomt i stedet for at blive klippet.</w:t>
+      </w:r>
+    </w:p>
+    <w:p>
+      <w:r>
+        <w:rPr>
+          <w:rFonts w:ascii="Segoe UI" w:hAnsi="Segoe UI"/>
+          <w:b w:val="0"/>
+          <w:i w:val="0"/>
+          <w:sz w:val="21"/>
+        </w:rPr>
+        <w:t>Alt installeres af scripts/headless/install_oled_support.sh (kaldt af provisioneringen og af deploy_full_update.sh efter install_gpio_support.sh): dtparam-blokken i config.txt, i2c-dev, pakkerne i2c-tools, python3-pil og fonts-dejavu-core, gruppen i2c, /etc/default/ipr-oled og en udvidet ipr-led-halt.sh, der også slukker panelet (0xAE) ved nedlukning. Én genstart kræves, hvis I²C ikke var slået til i forvejen. test_provision.sh fase N og test_oled.sh verificerer det.</w:t>
+      </w:r>
+    </w:p>
+    <w:p>
+      <w:pPr>
+        <w:spacing w:before="120" w:after="200"/>
+        <w:ind w:left="113"/>
+        <w:shd w:val="clear" w:color="auto" w:fill="EBF4FF"/>
+        <w:pBdr>
+          <w:top w:val="single" w:sz="6" w:space="6" w:color="2B6CB0"/>
+          <w:left w:val="single" w:sz="6" w:space="6" w:color="2B6CB0"/>
+          <w:bottom w:val="single" w:sz="6" w:space="6" w:color="2B6CB0"/>
+          <w:right w:val="single" w:sz="6" w:space="6" w:color="2B6CB0"/>
+        </w:pBdr>
+      </w:pPr>
+      <w:r>
+        <w:rPr>
+          <w:rFonts w:ascii="Segoe UI" w:hAnsi="Segoe UI"/>
+          <w:b/>
+          <w:color w:val="2B6CB0"/>
+          <w:sz w:val="20"/>
+        </w:rPr>
+        <w:t xml:space="preserve">Bemærk: </w:t>
+      </w:r>
+      <w:r>
+        <w:rPr>
+          <w:rFonts w:ascii="Segoe UI" w:hAnsi="Segoe UI"/>
+          <w:sz w:val="20"/>
+        </w:rPr>
+        <w:t>Venv'et skal køre systemets Python, for at Debian-pakker (python3-pil, python3-rpi-lgpio) er synlige. På produktionsbilledet opfylder systemets Python kravet, og uv bruger den. På et udviklingskort med ældre system-Python henter uv sin egen fortolker; installationsskriptet advarer, og dér er uv pip install pillow den pragmatiske løsning.</w:t>
       </w:r>
     </w:p>
     <w:p>
@@ -13761,7 +14632,7 @@
           <w:color w:val="606C80"/>
           <w:sz w:val="18"/>
         </w:rPr>
-        <w:t>Tabel 22. Udløsere for hotspottet, evalueret af net_provision_hotspot.sh i den viste rækkefølge. Anmodningsfilen virker når som helst; de øvrige kun ved opstart.</w:t>
+        <w:t>Tabel 23. Udløsere for hotspottet, evalueret af net_provision_hotspot.sh i den viste rækkefølge. Anmodningsfilen virker når som helst; de øvrige kun ved opstart.</w:t>
       </w:r>
     </w:p>
     <w:p>
@@ -14168,7 +15039,7 @@
           <w:color w:val="606C80"/>
           <w:sz w:val="18"/>
         </w:rPr>
-        <w:t>Tabel 23. Setup-UI'ets sider på /setup/.</w:t>
+        <w:t>Tabel 24. Setup-UI'ets sider på /setup/.</w:t>
       </w:r>
     </w:p>
     <w:p>
@@ -14425,7 +15296,7 @@
           <w:color w:val="606C80"/>
           <w:sz w:val="18"/>
         </w:rPr>
-        <w:t>Tabel 24. Åbne porte pr. tilstand. Loopback, svar på enhedens egen udgående trafik, ICMP og DHCP-klientsvar er altid tilladt; udgående trafik filtreres ikke. Bluetooth er ikke IP og berøres ikke.</w:t>
+        <w:t>Tabel 25. Åbne porte pr. tilstand. Loopback, svar på enhedens egen udgående trafik, ICMP og DHCP-klientsvar er altid tilladt; udgående trafik filtreres ikke. Bluetooth er ikke IP og berøres ikke.</w:t>
       </w:r>
     </w:p>
     <w:p>
@@ -14806,7 +15677,7 @@
           <w:color w:val="606C80"/>
           <w:sz w:val="18"/>
         </w:rPr>
-        <w:t>Tabel 25. Rollernes rettigheder.</w:t>
+        <w:t>Tabel 26. Rollernes rettigheder.</w:t>
       </w:r>
     </w:p>
     <w:p>
@@ -15420,7 +16291,7 @@
           <w:color w:val="606C80"/>
           <w:sz w:val="18"/>
         </w:rPr>
-        <w:t>Tabel 26. Sikkerhedsfunktioner i den leverede løsning.</w:t>
+        <w:t>Tabel 27. Sikkerhedsfunktioner i den leverede løsning.</w:t>
       </w:r>
     </w:p>
     <w:p>
@@ -15893,7 +16764,7 @@
           <w:color w:val="606C80"/>
           <w:sz w:val="18"/>
         </w:rPr>
-        <w:t>Tabel 27. Kendte risici og anbefalet håndtering.</w:t>
+        <w:t>Tabel 28. Kendte risici og anbefalet håndtering.</w:t>
       </w:r>
     </w:p>
     <w:p>
@@ -16373,7 +17244,7 @@
           <w:color w:val="606C80"/>
           <w:sz w:val="18"/>
         </w:rPr>
-        <w:t>Tabel 28. Målrettede udrulningsskripts i scripts/deploy/.</w:t>
+        <w:t>Tabel 29. Målrettede udrulningsskripts i scripts/deploy/.</w:t>
       </w:r>
     </w:p>
     <w:p>
@@ -17585,7 +18456,7 @@
           <w:color w:val="606C80"/>
           <w:sz w:val="18"/>
         </w:rPr>
-        <w:t>Tabel 29. Hvad der bør holdes øje med i drift.</w:t>
+        <w:t>Tabel 30. Hvad der bør holdes øje med i drift.</w:t>
       </w:r>
     </w:p>
     <w:p>
@@ -18209,7 +19080,7 @@
           <w:color w:val="606C80"/>
           <w:sz w:val="18"/>
         </w:rPr>
-        <w:t>Tabel 30. Ydelsestal, der registreres når MetricsEnabled er slået til. Alle ses under /api/metrics; opstartstid, pen → BLE (median og langsomste 5 %) og overdragelse pr. tegn vises også på dashboardets forside med en kort forklaring under tallene. Pen → BLE gælder én hel skanning (én fil); pr. tegn er overdragelsestiden divideret med antal tegn i skanningen.</w:t>
+        <w:t>Tabel 31. Ydelsestal, der registreres når MetricsEnabled er slået til. Alle ses under /api/metrics; opstartstid, pen → BLE (median og langsomste 5 %) og overdragelse pr. tegn vises også på dashboardets forside med en kort forklaring under tallene. Pen → BLE gælder én hel skanning (én fil); pr. tegn er overdragelsestiden divideret med antal tegn i skanningen.</w:t>
       </w:r>
     </w:p>
     <w:p>
@@ -18604,7 +19475,7 @@
           <w:color w:val="606C80"/>
           <w:sz w:val="18"/>
         </w:rPr>
-        <w:t>Tabel 31. Tre lag, installeret af install_observability.sh.</w:t>
+        <w:t>Tabel 32. Tre lag, installeret af install_observability.sh.</w:t>
       </w:r>
     </w:p>
     <w:p>
@@ -19635,7 +20506,7 @@
           <w:color w:val="606C80"/>
           <w:sz w:val="18"/>
         </w:rPr>
-        <w:t>Tabel 32. Fejlmønstre på værtssiden.</w:t>
+        <w:t>Tabel 33. Fejlmønstre på værtssiden.</w:t>
       </w:r>
     </w:p>
     <w:p>
@@ -20124,7 +20995,7 @@
           <w:color w:val="606C80"/>
           <w:sz w:val="18"/>
         </w:rPr>
-        <w:t>Tabel 33. Fejlmønstre i web- og netværkslaget.</w:t>
+        <w:t>Tabel 34. Fejlmønstre i web- og netværkslaget.</w:t>
       </w:r>
     </w:p>
     <w:p>
@@ -20550,6 +21421,224 @@
                 <w:rFonts w:ascii="Segoe UI" w:hAnsi="Segoe UI"/>
                 <w:sz w:val="19"/>
               </w:rPr>
+              <w:t>Displayet er mørkt, journalen siger “OLED display disabled — /dev/i2c-1 missing”.</w:t>
+            </w:r>
+          </w:p>
+        </w:tc>
+        <w:tc>
+          <w:tcPr>
+            <w:tcW w:type="dxa" w:w="2608"/>
+          </w:tcPr>
+          <w:p>
+            <w:pPr>
+              <w:spacing w:after="40"/>
+            </w:pPr>
+            <w:r>
+              <w:rPr>
+                <w:rFonts w:ascii="Segoe UI" w:hAnsi="Segoe UI"/>
+                <w:sz w:val="19"/>
+              </w:rPr>
+              <w:t>dtparam=i2c_arm=on er ikke aktiv endnu, eller i2c-dev er ikke indlæst.</w:t>
+            </w:r>
+          </w:p>
+        </w:tc>
+        <w:tc>
+          <w:tcPr>
+            <w:tcW w:type="dxa" w:w="3628"/>
+          </w:tcPr>
+          <w:p>
+            <w:pPr>
+              <w:spacing w:after="40"/>
+            </w:pPr>
+            <w:r>
+              <w:rPr>
+                <w:rFonts w:ascii="Segoe UI" w:hAnsi="Segoe UI"/>
+                <w:sz w:val="19"/>
+              </w:rPr>
+              <w:t>sudo bash scripts/headless/install_oled_support.sh og genstart. lsmod | grep i2c_dev.</w:t>
+            </w:r>
+          </w:p>
+        </w:tc>
+      </w:tr>
+      <w:tr>
+        <w:tc>
+          <w:tcPr>
+            <w:tcW w:type="dxa" w:w="2608"/>
+            <w:shd w:val="clear" w:color="auto" w:fill="F7FAFC"/>
+          </w:tcPr>
+          <w:p>
+            <w:pPr>
+              <w:spacing w:after="40"/>
+            </w:pPr>
+            <w:r>
+              <w:rPr>
+                <w:rFonts w:ascii="Segoe UI" w:hAnsi="Segoe UI"/>
+                <w:sz w:val="19"/>
+              </w:rPr>
+              <w:t>Journalen siger “nothing answers at 0x3C”.</w:t>
+            </w:r>
+          </w:p>
+        </w:tc>
+        <w:tc>
+          <w:tcPr>
+            <w:tcW w:type="dxa" w:w="2608"/>
+            <w:shd w:val="clear" w:color="auto" w:fill="F7FAFC"/>
+          </w:tcPr>
+          <w:p>
+            <w:pPr>
+              <w:spacing w:after="40"/>
+            </w:pPr>
+            <w:r>
+              <w:rPr>
+                <w:rFonts w:ascii="Segoe UI" w:hAnsi="Segoe UI"/>
+                <w:sz w:val="19"/>
+              </w:rPr>
+              <w:t>Ledninger (SDA/SCL byttet er klassikeren), 3,3 V, adresse-loddebro, eller applikationsbrugeren mangler i gruppen i2c.</w:t>
+            </w:r>
+          </w:p>
+        </w:tc>
+        <w:tc>
+          <w:tcPr>
+            <w:tcW w:type="dxa" w:w="3628"/>
+            <w:shd w:val="clear" w:color="auto" w:fill="F7FAFC"/>
+          </w:tcPr>
+          <w:p>
+            <w:pPr>
+              <w:spacing w:after="40"/>
+            </w:pPr>
+            <w:r>
+              <w:rPr>
+                <w:rFonts w:ascii="Segoe UI" w:hAnsi="Segoe UI"/>
+                <w:sz w:val="19"/>
+              </w:rPr>
+              <w:t>i2cdetect -y 1 skal vise 3c (3d → OledI2cAddress 61). id -nG &lt;bruger&gt; skal indeholde i2c; genstart appen efter usermod.</w:t>
+            </w:r>
+          </w:p>
+        </w:tc>
+      </w:tr>
+      <w:tr>
+        <w:tc>
+          <w:tcPr>
+            <w:tcW w:type="dxa" w:w="2608"/>
+          </w:tcPr>
+          <w:p>
+            <w:pPr>
+              <w:spacing w:after="40"/>
+            </w:pPr>
+            <w:r>
+              <w:rPr>
+                <w:rFonts w:ascii="Segoe UI" w:hAnsi="Segoe UI"/>
+                <w:sz w:val="19"/>
+              </w:rPr>
+              <w:t>Journalen siger “Pillow not importable”.</w:t>
+            </w:r>
+          </w:p>
+        </w:tc>
+        <w:tc>
+          <w:tcPr>
+            <w:tcW w:type="dxa" w:w="2608"/>
+          </w:tcPr>
+          <w:p>
+            <w:pPr>
+              <w:spacing w:after="40"/>
+            </w:pPr>
+            <w:r>
+              <w:rPr>
+                <w:rFonts w:ascii="Segoe UI" w:hAnsi="Segoe UI"/>
+                <w:sz w:val="19"/>
+              </w:rPr>
+              <w:t>python3-pil mangler, venv'et ser ikke systempakker, eller venv'ets Python er ikke systemets.</w:t>
+            </w:r>
+          </w:p>
+        </w:tc>
+        <w:tc>
+          <w:tcPr>
+            <w:tcW w:type="dxa" w:w="3628"/>
+          </w:tcPr>
+          <w:p>
+            <w:pPr>
+              <w:spacing w:after="40"/>
+            </w:pPr>
+            <w:r>
+              <w:rPr>
+                <w:rFonts w:ascii="Segoe UI" w:hAnsi="Segoe UI"/>
+                <w:sz w:val="19"/>
+              </w:rPr>
+              <w:t>install_oled_support.sh igen; se noten i afsnit 4.7.</w:t>
+            </w:r>
+          </w:p>
+        </w:tc>
+      </w:tr>
+      <w:tr>
+        <w:tc>
+          <w:tcPr>
+            <w:tcW w:type="dxa" w:w="2608"/>
+            <w:shd w:val="clear" w:color="auto" w:fill="F7FAFC"/>
+          </w:tcPr>
+          <w:p>
+            <w:pPr>
+              <w:spacing w:after="40"/>
+            </w:pPr>
+            <w:r>
+              <w:rPr>
+                <w:rFonts w:ascii="Segoe UI" w:hAnsi="Segoe UI"/>
+                <w:sz w:val="19"/>
+              </w:rPr>
+              <w:t>Displayet viser aldrig noget, selv om journalen siger “OLED display started”.</w:t>
+            </w:r>
+          </w:p>
+        </w:tc>
+        <w:tc>
+          <w:tcPr>
+            <w:tcW w:type="dxa" w:w="2608"/>
+            <w:shd w:val="clear" w:color="auto" w:fill="F7FAFC"/>
+          </w:tcPr>
+          <w:p>
+            <w:pPr>
+              <w:spacing w:after="40"/>
+            </w:pPr>
+            <w:r>
+              <w:rPr>
+                <w:rFonts w:ascii="Segoe UI" w:hAnsi="Segoe UI"/>
+                <w:sz w:val="19"/>
+              </w:rPr>
+              <w:t>Panelet sover, når intet sker — det er normalt.</w:t>
+            </w:r>
+          </w:p>
+        </w:tc>
+        <w:tc>
+          <w:tcPr>
+            <w:tcW w:type="dxa" w:w="3628"/>
+            <w:shd w:val="clear" w:color="auto" w:fill="F7FAFC"/>
+          </w:tcPr>
+          <w:p>
+            <w:pPr>
+              <w:spacing w:after="40"/>
+            </w:pPr>
+            <w:r>
+              <w:rPr>
+                <w:rFonts w:ascii="Segoe UI" w:hAnsi="Segoe UI"/>
+                <w:sz w:val="19"/>
+              </w:rPr>
+              <w:t>Berør med magneten. Tjek OledEnabled.</w:t>
+            </w:r>
+          </w:p>
+        </w:tc>
+      </w:tr>
+      <w:tr>
+        <w:tc>
+          <w:tcPr>
+            <w:tcW w:type="dxa" w:w="2608"/>
+          </w:tcPr>
+          <w:p>
+            <w:pPr>
+              <w:spacing w:after="40"/>
+            </w:pPr>
+            <w:r>
+              <w:rPr>
+                <w:rFonts w:ascii="Segoe UI" w:hAnsi="Segoe UI"/>
+                <w:sz w:val="19"/>
+              </w:rPr>
               <w:t>Lampen lyser konstant hvid og går ikke ud.</w:t>
             </w:r>
           </w:p>
@@ -20711,7 +21800,7 @@
           <w:color w:val="606C80"/>
           <w:sz w:val="18"/>
         </w:rPr>
-        <w:t>Tabel 34. Fejlmønstre for statuslampen og reed-kontakten. Fase K i test_provision.sh kontrollerer, at alle dele er installeret.</w:t>
+        <w:t>Tabel 35. Fejlmønstre for statuslampen og reed-kontakten. Fase K i test_provision.sh kontrollerer, at alle dele er installeret.</w:t>
       </w:r>
     </w:p>
     <w:p>
@@ -21217,7 +22306,7 @@
           <w:color w:val="606C80"/>
           <w:sz w:val="18"/>
         </w:rPr>
-        <w:t>Tabel 35. Testniveauer og hvornår de bruges.</w:t>
+        <w:t>Tabel 36. Testniveauer og hvornår de bruges.</w:t>
       </w:r>
     </w:p>
     <w:p>
@@ -21712,7 +22801,7 @@
           <w:color w:val="606C80"/>
           <w:sz w:val="18"/>
         </w:rPr>
-        <w:t>Tabel 36. Dokumentationsdrift, der er værd at kende.</w:t>
+        <w:t>Tabel 37. Dokumentationsdrift, der er værd at kende.</w:t>
       </w:r>
     </w:p>
     <w:p>
@@ -22978,7 +24067,7 @@
           <w:color w:val="606C80"/>
           <w:sz w:val="18"/>
         </w:rPr>
-        <w:t>Tabel 37. Endepunkter, som dashboardet er afhængigt af.</w:t>
+        <w:t>Tabel 38. Endepunkter, som dashboardet er afhængigt af.</w:t>
       </w:r>
     </w:p>
     <w:p>
@@ -23690,7 +24779,7 @@
                 <w:rFonts w:ascii="Segoe UI" w:hAnsi="Segoe UI"/>
                 <w:sz w:val="19"/>
               </w:rPr>
-              <w:t>B9</w:t>
+              <w:t>B10</w:t>
             </w:r>
           </w:p>
         </w:tc>
@@ -23707,7 +24796,7 @@
                 <w:rFonts w:ascii="Segoe UI" w:hAnsi="Segoe UI"/>
                 <w:sz w:val="19"/>
               </w:rPr>
-              <w:t>Reed-kontakt og LED monteret</w:t>
+              <w:t>OLED-displayet monteret og tændt</w:t>
             </w:r>
           </w:p>
         </w:tc>
@@ -23724,7 +24813,7 @@
                 <w:rFonts w:ascii="Segoe UI" w:hAnsi="Segoe UI"/>
                 <w:sz w:val="19"/>
               </w:rPr>
-              <w:t>Administratormanual, afsnit 4.5</w:t>
+              <w:t>Administratormanual, afsnit 4.7; brugermanual, afsnit 5.4</w:t>
             </w:r>
           </w:p>
         </w:tc>
@@ -23741,7 +24830,7 @@
                 <w:rFonts w:ascii="Segoe UI" w:hAnsi="Segoe UI"/>
                 <w:sz w:val="19"/>
               </w:rPr>
-              <w:t>Åbnet kabinet set ovenfra, hvor reed-kontaktens placering langs kabinetkanten og LED'ens monteringshul er synlige. Med henvisningsstreger og korte etiketter.</w:t>
+              <w:t>Enheden set forfra med displayet tændt på READY-skærmen (gul overskrift, tre blå linjer) og lampen ved siden af, så størrelsesforholdet fremgår.</w:t>
             </w:r>
           </w:p>
         </w:tc>
@@ -23761,7 +24850,7 @@
                 <w:rFonts w:ascii="Segoe UI" w:hAnsi="Segoe UI"/>
                 <w:sz w:val="19"/>
               </w:rPr>
-              <w:t>B10</w:t>
+              <w:t>B9</w:t>
             </w:r>
           </w:p>
         </w:tc>
@@ -23779,7 +24868,7 @@
                 <w:rFonts w:ascii="Segoe UI" w:hAnsi="Segoe UI"/>
                 <w:sz w:val="19"/>
               </w:rPr>
-              <w:t>Setup-UI'ets sider</w:t>
+              <w:t>Reed-kontakt og LED monteret</w:t>
             </w:r>
           </w:p>
         </w:tc>
@@ -23797,7 +24886,7 @@
                 <w:rFonts w:ascii="Segoe UI" w:hAnsi="Segoe UI"/>
                 <w:sz w:val="19"/>
               </w:rPr>
-              <w:t>Administratormanual, afsnit 5.3</w:t>
+              <w:t>Administratormanual, afsnit 4.5</w:t>
             </w:r>
           </w:p>
         </w:tc>
@@ -23815,7 +24904,7 @@
                 <w:rFonts w:ascii="Segoe UI" w:hAnsi="Segoe UI"/>
                 <w:sz w:val="19"/>
               </w:rPr>
-              <w:t>Skærmbilleder af https://10.42.0.1/setup/ — siderne Home, Status, WiFi og System. Hotspot-adgangskoden skal sløres.</w:t>
+              <w:t>Åbnet kabinet set ovenfra, hvor reed-kontaktens placering langs kabinetkanten og LED'ens monteringshul er synlige. Med henvisningsstreger og korte etiketter.</w:t>
             </w:r>
           </w:p>
         </w:tc>
@@ -23834,6 +24923,77 @@
                 <w:rFonts w:ascii="Segoe UI" w:hAnsi="Segoe UI"/>
                 <w:sz w:val="19"/>
               </w:rPr>
+              <w:t>B10</w:t>
+            </w:r>
+          </w:p>
+        </w:tc>
+        <w:tc>
+          <w:tcPr>
+            <w:tcW w:type="dxa" w:w="1928"/>
+          </w:tcPr>
+          <w:p>
+            <w:pPr>
+              <w:spacing w:after="40"/>
+            </w:pPr>
+            <w:r>
+              <w:rPr>
+                <w:rFonts w:ascii="Segoe UI" w:hAnsi="Segoe UI"/>
+                <w:sz w:val="19"/>
+              </w:rPr>
+              <w:t>Setup-UI'ets sider</w:t>
+            </w:r>
+          </w:p>
+        </w:tc>
+        <w:tc>
+          <w:tcPr>
+            <w:tcW w:type="dxa" w:w="1928"/>
+          </w:tcPr>
+          <w:p>
+            <w:pPr>
+              <w:spacing w:after="40"/>
+            </w:pPr>
+            <w:r>
+              <w:rPr>
+                <w:rFonts w:ascii="Segoe UI" w:hAnsi="Segoe UI"/>
+                <w:sz w:val="19"/>
+              </w:rPr>
+              <w:t>Administratormanual, afsnit 5.3</w:t>
+            </w:r>
+          </w:p>
+        </w:tc>
+        <w:tc>
+          <w:tcPr>
+            <w:tcW w:type="dxa" w:w="4535"/>
+          </w:tcPr>
+          <w:p>
+            <w:pPr>
+              <w:spacing w:after="40"/>
+            </w:pPr>
+            <w:r>
+              <w:rPr>
+                <w:rFonts w:ascii="Segoe UI" w:hAnsi="Segoe UI"/>
+                <w:sz w:val="19"/>
+              </w:rPr>
+              <w:t>Skærmbilleder af https://10.42.0.1/setup/ — siderne Home, Status, WiFi og System. Hotspot-adgangskoden skal sløres.</w:t>
+            </w:r>
+          </w:p>
+        </w:tc>
+      </w:tr>
+      <w:tr>
+        <w:tc>
+          <w:tcPr>
+            <w:tcW w:type="dxa" w:w="680"/>
+            <w:shd w:val="clear" w:color="auto" w:fill="F7FAFC"/>
+          </w:tcPr>
+          <w:p>
+            <w:pPr>
+              <w:spacing w:after="40"/>
+            </w:pPr>
+            <w:r>
+              <w:rPr>
+                <w:rFonts w:ascii="Segoe UI" w:hAnsi="Segoe UI"/>
+                <w:sz w:val="19"/>
+              </w:rPr>
               <w:t>B11</w:t>
             </w:r>
           </w:p>
@@ -23841,6 +25001,7 @@
         <w:tc>
           <w:tcPr>
             <w:tcW w:type="dxa" w:w="1928"/>
+            <w:shd w:val="clear" w:color="auto" w:fill="F7FAFC"/>
           </w:tcPr>
           <w:p>
             <w:pPr>
@@ -23858,6 +25019,7 @@
         <w:tc>
           <w:tcPr>
             <w:tcW w:type="dxa" w:w="1928"/>
+            <w:shd w:val="clear" w:color="auto" w:fill="F7FAFC"/>
           </w:tcPr>
           <w:p>
             <w:pPr>
@@ -23875,6 +25037,7 @@
         <w:tc>
           <w:tcPr>
             <w:tcW w:type="dxa" w:w="4535"/>
+            <w:shd w:val="clear" w:color="auto" w:fill="F7FAFC"/>
           </w:tcPr>
           <w:p>
             <w:pPr>
@@ -23903,7 +25066,7 @@
           <w:color w:val="606C80"/>
           <w:sz w:val="18"/>
         </w:rPr>
-        <w:t>Tabel 38. Billeder, der skal produceres eksternt, med den ønskede placering.</w:t>
+        <w:t>Tabel 39. Billeder, der skal produceres eksternt, med den ønskede placering.</w:t>
       </w:r>
     </w:p>
     <w:p>
@@ -24072,7 +25235,7 @@
         <w:color w:val="606C80"/>
         <w:sz w:val="16"/>
       </w:rPr>
-      <w:t xml:space="preserve">IPR-DOC-002 · Administratormanual · version 1.9.5   ·   Side </w:t>
+      <w:t xml:space="preserve">IPR-DOC-002 · Administratormanual · version 1.10.0   ·   Side </w:t>
     </w:r>
     <w:r>
       <w:rPr>

--- a/docs/manuals/Administratormanual_IPR_Pen_Bridge.docx
+++ b/docs/manuals/Administratormanual_IPR_Pen_Bridge.docx
@@ -101,7 +101,7 @@
                 <w:rFonts w:ascii="Segoe UI" w:hAnsi="Segoe UI"/>
                 <w:sz w:val="20"/>
               </w:rPr>
-              <w:t>1.11.1</w:t>
+              <w:t>2.0.0</w:t>
             </w:r>
           </w:p>
         </w:tc>
@@ -132,7 +132,7 @@
                 <w:rFonts w:ascii="Segoe UI" w:hAnsi="Segoe UI"/>
                 <w:sz w:val="20"/>
               </w:rPr>
-              <w:t>2. oktober 2026</w:t>
+              <w:t>3. oktober 2026</w:t>
             </w:r>
           </w:p>
         </w:tc>
@@ -13643,7 +13643,518 @@
           <w:color w:val="606C80"/>
           <w:sz w:val="18"/>
         </w:rPr>
-        <w:t>Tabel 21. Hele magnet-stigen. Lampen kvitterer med tre hvide blink, når magneten registreres, er derefter mørk og viser én FAST farve pr. trin; hvert skift indledes med et mørkt blink på 0,3 s, så trinnet kan tælles. Displayet viser samtidig handlingerne én pr. linje med den valgte i fed. Handlingen udføres først ved slip.</w:t>
+        <w:t>Tabel 21. Magnet-stigen — kun på enheder UDEN display. Lampen kvitterer med tre hvide blink, når magneten registreres, er derefter mørk og viser én FAST farve pr. trin; hvert skift indledes med et mørkt blink på 0,3 s, så trinnet kan tælles. Handlingen udføres først ved slip. Med et display bruges menuen i stedet (afsnit 4.6.1).</w:t>
+      </w:r>
+    </w:p>
+    <w:p>
+      <w:pPr>
+        <w:pStyle w:val="Heading3"/>
+      </w:pPr>
+      <w:r>
+        <w:t>4.6.1 Magnetmenuen (enheder med display)</w:t>
+      </w:r>
+    </w:p>
+    <w:p>
+      <w:r>
+        <w:rPr>
+          <w:rFonts w:ascii="Segoe UI" w:hAnsi="Segoe UI"/>
+          <w:b w:val="0"/>
+          <w:i w:val="0"/>
+          <w:sz w:val="21"/>
+        </w:rPr>
+        <w:t>På en enhed med et fungerende display vælges handlingerne ikke længere ved at holde magneten et bestemt antal sekunder. Ét hold på 3 sekunder åbner en menu; en kort berøring flytter markeringen, et nyt hold på ca. 2 sekunder vælger, og 20 sekunder uden input lukker menuen. Lampen lyser blåt, mens menuen er åben.</w:t>
+      </w:r>
+    </w:p>
+    <w:p>
+      <w:r>
+        <w:rPr>
+          <w:rFonts w:ascii="Segoe UI" w:hAnsi="Segoe UI"/>
+          <w:b w:val="0"/>
+          <w:i w:val="0"/>
+          <w:sz w:val="21"/>
+        </w:rPr>
+        <w:t>Baggrunden: en fabriksnulstilling blev udløst ved et uheld, fordi den mest destruktive handling lå midt i en tidsstige og blev valgt ved at holde stille. Analysen står i docs/architecture/magnet-menu-design.md.</w:t>
+      </w:r>
+    </w:p>
+    <w:tbl>
+      <w:tblPr>
+        <w:tblStyle w:val="TableGrid"/>
+        <w:tblW w:type="auto" w:w="0"/>
+        <w:jc w:val="center"/>
+        <w:tblLook w:firstColumn="1" w:firstRow="1" w:lastColumn="0" w:lastRow="0" w:noHBand="0" w:noVBand="1" w:val="04A0"/>
+      </w:tblPr>
+      <w:tblGrid>
+        <w:gridCol w:w="3061"/>
+        <w:gridCol w:w="3061"/>
+        <w:gridCol w:w="3061"/>
+      </w:tblGrid>
+      <w:tr>
+        <w:tc>
+          <w:tcPr>
+            <w:tcW w:type="dxa" w:w="1928"/>
+            <w:shd w:val="clear" w:color="auto" w:fill="2B6CB0"/>
+          </w:tcPr>
+          <w:p>
+            <w:pPr>
+              <w:spacing w:after="40"/>
+            </w:pPr>
+            <w:r>
+              <w:rPr>
+                <w:rFonts w:ascii="Segoe UI" w:hAnsi="Segoe UI"/>
+                <w:b/>
+                <w:color w:val="FFFFFF"/>
+                <w:sz w:val="19"/>
+              </w:rPr>
+              <w:t>Punkt</w:t>
+            </w:r>
+          </w:p>
+        </w:tc>
+        <w:tc>
+          <w:tcPr>
+            <w:tcW w:type="dxa" w:w="4535"/>
+            <w:shd w:val="clear" w:color="auto" w:fill="2B6CB0"/>
+          </w:tcPr>
+          <w:p>
+            <w:pPr>
+              <w:spacing w:after="40"/>
+            </w:pPr>
+            <w:r>
+              <w:rPr>
+                <w:rFonts w:ascii="Segoe UI" w:hAnsi="Segoe UI"/>
+                <w:b/>
+                <w:color w:val="FFFFFF"/>
+                <w:sz w:val="19"/>
+              </w:rPr>
+              <w:t>Handling</w:t>
+            </w:r>
+          </w:p>
+        </w:tc>
+        <w:tc>
+          <w:tcPr>
+            <w:tcW w:type="dxa" w:w="2381"/>
+            <w:shd w:val="clear" w:color="auto" w:fill="2B6CB0"/>
+          </w:tcPr>
+          <w:p>
+            <w:pPr>
+              <w:spacing w:after="40"/>
+            </w:pPr>
+            <w:r>
+              <w:rPr>
+                <w:rFonts w:ascii="Segoe UI" w:hAnsi="Segoe UI"/>
+                <w:b/>
+                <w:color w:val="FFFFFF"/>
+                <w:sz w:val="19"/>
+              </w:rPr>
+              <w:t>Bekræftelse</w:t>
+            </w:r>
+          </w:p>
+        </w:tc>
+      </w:tr>
+      <w:tr>
+        <w:tc>
+          <w:tcPr>
+            <w:tcW w:type="dxa" w:w="1928"/>
+          </w:tcPr>
+          <w:p>
+            <w:pPr>
+              <w:spacing w:after="40"/>
+            </w:pPr>
+            <w:r>
+              <w:rPr>
+                <w:rFonts w:ascii="Segoe UI" w:hAnsi="Segoe UI"/>
+                <w:sz w:val="19"/>
+              </w:rPr>
+              <w:t>Hotspot</w:t>
+            </w:r>
+          </w:p>
+        </w:tc>
+        <w:tc>
+          <w:tcPr>
+            <w:tcW w:type="dxa" w:w="4535"/>
+          </w:tcPr>
+          <w:p>
+            <w:pPr>
+              <w:spacing w:after="40"/>
+            </w:pPr>
+            <w:r>
+              <w:rPr>
+                <w:rFonts w:ascii="Segoe UI" w:hAnsi="Segoe UI"/>
+                <w:sz w:val="19"/>
+              </w:rPr>
+              <w:t>Tænder/slukker opsætningsnetværket</w:t>
+            </w:r>
+          </w:p>
+        </w:tc>
+        <w:tc>
+          <w:tcPr>
+            <w:tcW w:type="dxa" w:w="2381"/>
+          </w:tcPr>
+          <w:p>
+            <w:pPr>
+              <w:spacing w:after="40"/>
+            </w:pPr>
+            <w:r>
+              <w:rPr>
+                <w:rFonts w:ascii="Segoe UI" w:hAnsi="Segoe UI"/>
+                <w:sz w:val="19"/>
+              </w:rPr>
+              <w:t>ingen</w:t>
+            </w:r>
+          </w:p>
+        </w:tc>
+      </w:tr>
+      <w:tr>
+        <w:tc>
+          <w:tcPr>
+            <w:tcW w:type="dxa" w:w="1928"/>
+            <w:shd w:val="clear" w:color="auto" w:fill="F7FAFC"/>
+          </w:tcPr>
+          <w:p>
+            <w:pPr>
+              <w:spacing w:after="40"/>
+            </w:pPr>
+            <w:r>
+              <w:rPr>
+                <w:rFonts w:ascii="Segoe UI" w:hAnsi="Segoe UI"/>
+                <w:sz w:val="19"/>
+              </w:rPr>
+              <w:t>Display ▸ Timeout</w:t>
+            </w:r>
+          </w:p>
+        </w:tc>
+        <w:tc>
+          <w:tcPr>
+            <w:tcW w:type="dxa" w:w="4535"/>
+            <w:shd w:val="clear" w:color="auto" w:fill="F7FAFC"/>
+          </w:tcPr>
+          <w:p>
+            <w:pPr>
+              <w:spacing w:after="40"/>
+            </w:pPr>
+            <w:r>
+              <w:rPr>
+                <w:rFonts w:ascii="Segoe UI" w:hAnsi="Segoe UI"/>
+                <w:sz w:val="19"/>
+              </w:rPr>
+              <w:t>5 / 15 / 30 / 60 minutters lysetid; skrives til config.json (OledDisplayTimeoutMinutes)</w:t>
+            </w:r>
+          </w:p>
+        </w:tc>
+        <w:tc>
+          <w:tcPr>
+            <w:tcW w:type="dxa" w:w="2381"/>
+            <w:shd w:val="clear" w:color="auto" w:fill="F7FAFC"/>
+          </w:tcPr>
+          <w:p>
+            <w:pPr>
+              <w:spacing w:after="40"/>
+            </w:pPr>
+            <w:r>
+              <w:rPr>
+                <w:rFonts w:ascii="Segoe UI" w:hAnsi="Segoe UI"/>
+                <w:sz w:val="19"/>
+              </w:rPr>
+              <w:t>ingen</w:t>
+            </w:r>
+          </w:p>
+        </w:tc>
+      </w:tr>
+      <w:tr>
+        <w:tc>
+          <w:tcPr>
+            <w:tcW w:type="dxa" w:w="1928"/>
+          </w:tcPr>
+          <w:p>
+            <w:pPr>
+              <w:spacing w:after="40"/>
+            </w:pPr>
+            <w:r>
+              <w:rPr>
+                <w:rFonts w:ascii="Segoe UI" w:hAnsi="Segoe UI"/>
+                <w:sz w:val="19"/>
+              </w:rPr>
+              <w:t>Recovery info</w:t>
+            </w:r>
+          </w:p>
+        </w:tc>
+        <w:tc>
+          <w:tcPr>
+            <w:tcW w:type="dxa" w:w="4535"/>
+          </w:tcPr>
+          <w:p>
+            <w:pPr>
+              <w:spacing w:after="40"/>
+            </w:pPr>
+            <w:r>
+              <w:rPr>
+                <w:rFonts w:ascii="Segoe UI" w:hAnsi="Segoe UI"/>
+                <w:sz w:val="19"/>
+              </w:rPr>
+              <w:t>Viser hotspottets SSID og nøgle på displayet</w:t>
+            </w:r>
+          </w:p>
+        </w:tc>
+        <w:tc>
+          <w:tcPr>
+            <w:tcW w:type="dxa" w:w="2381"/>
+          </w:tcPr>
+          <w:p>
+            <w:pPr>
+              <w:spacing w:after="40"/>
+            </w:pPr>
+            <w:r>
+              <w:rPr>
+                <w:rFonts w:ascii="Segoe UI" w:hAnsi="Segoe UI"/>
+                <w:sz w:val="19"/>
+              </w:rPr>
+              <w:t>én berøring; højst RecoveryRevealLimit gange pr. opstart</w:t>
+            </w:r>
+          </w:p>
+        </w:tc>
+      </w:tr>
+      <w:tr>
+        <w:tc>
+          <w:tcPr>
+            <w:tcW w:type="dxa" w:w="1928"/>
+            <w:shd w:val="clear" w:color="auto" w:fill="F7FAFC"/>
+          </w:tcPr>
+          <w:p>
+            <w:pPr>
+              <w:spacing w:after="40"/>
+            </w:pPr>
+            <w:r>
+              <w:rPr>
+                <w:rFonts w:ascii="Segoe UI" w:hAnsi="Segoe UI"/>
+                <w:sz w:val="19"/>
+              </w:rPr>
+              <w:t>Mode</w:t>
+            </w:r>
+          </w:p>
+        </w:tc>
+        <w:tc>
+          <w:tcPr>
+            <w:tcW w:type="dxa" w:w="4535"/>
+            <w:shd w:val="clear" w:color="auto" w:fill="F7FAFC"/>
+          </w:tcPr>
+          <w:p>
+            <w:pPr>
+              <w:spacing w:after="40"/>
+            </w:pPr>
+            <w:r>
+              <w:rPr>
+                <w:rFonts w:ascii="Segoe UI" w:hAnsi="Segoe UI"/>
+                <w:sz w:val="19"/>
+              </w:rPr>
+              <w:t>Skifter drift ↔ udvikling (ipr_mode_ctl.sh)</w:t>
+            </w:r>
+          </w:p>
+        </w:tc>
+        <w:tc>
+          <w:tcPr>
+            <w:tcW w:type="dxa" w:w="2381"/>
+            <w:shd w:val="clear" w:color="auto" w:fill="F7FAFC"/>
+          </w:tcPr>
+          <w:p>
+            <w:pPr>
+              <w:spacing w:after="40"/>
+            </w:pPr>
+            <w:r>
+              <w:rPr>
+                <w:rFonts w:ascii="Segoe UI" w:hAnsi="Segoe UI"/>
+                <w:sz w:val="19"/>
+              </w:rPr>
+              <w:t>én berøring</w:t>
+            </w:r>
+          </w:p>
+        </w:tc>
+      </w:tr>
+      <w:tr>
+        <w:tc>
+          <w:tcPr>
+            <w:tcW w:type="dxa" w:w="1928"/>
+          </w:tcPr>
+          <w:p>
+            <w:pPr>
+              <w:spacing w:after="40"/>
+            </w:pPr>
+            <w:r>
+              <w:rPr>
+                <w:rFonts w:ascii="Segoe UI" w:hAnsi="Segoe UI"/>
+                <w:sz w:val="19"/>
+              </w:rPr>
+              <w:t>Shutdown</w:t>
+            </w:r>
+          </w:p>
+        </w:tc>
+        <w:tc>
+          <w:tcPr>
+            <w:tcW w:type="dxa" w:w="4535"/>
+          </w:tcPr>
+          <w:p>
+            <w:pPr>
+              <w:spacing w:after="40"/>
+            </w:pPr>
+            <w:r>
+              <w:rPr>
+                <w:rFonts w:ascii="Segoe UI" w:hAnsi="Segoe UI"/>
+                <w:sz w:val="19"/>
+              </w:rPr>
+              <w:t>Kontrolleret nedlukning</w:t>
+            </w:r>
+          </w:p>
+        </w:tc>
+        <w:tc>
+          <w:tcPr>
+            <w:tcW w:type="dxa" w:w="2381"/>
+          </w:tcPr>
+          <w:p>
+            <w:pPr>
+              <w:spacing w:after="40"/>
+            </w:pPr>
+            <w:r>
+              <w:rPr>
+                <w:rFonts w:ascii="Segoe UI" w:hAnsi="Segoe UI"/>
+                <w:sz w:val="19"/>
+              </w:rPr>
+              <w:t>én berøring</w:t>
+            </w:r>
+          </w:p>
+        </w:tc>
+      </w:tr>
+      <w:tr>
+        <w:tc>
+          <w:tcPr>
+            <w:tcW w:type="dxa" w:w="1928"/>
+            <w:shd w:val="clear" w:color="auto" w:fill="F7FAFC"/>
+          </w:tcPr>
+          <w:p>
+            <w:pPr>
+              <w:spacing w:after="40"/>
+            </w:pPr>
+            <w:r>
+              <w:rPr>
+                <w:rFonts w:ascii="Segoe UI" w:hAnsi="Segoe UI"/>
+                <w:sz w:val="19"/>
+              </w:rPr>
+              <w:t>Factory reset</w:t>
+            </w:r>
+          </w:p>
+        </w:tc>
+        <w:tc>
+          <w:tcPr>
+            <w:tcW w:type="dxa" w:w="4535"/>
+            <w:shd w:val="clear" w:color="auto" w:fill="F7FAFC"/>
+          </w:tcPr>
+          <w:p>
+            <w:pPr>
+              <w:spacing w:after="40"/>
+            </w:pPr>
+            <w:r>
+              <w:rPr>
+                <w:rFonts w:ascii="Segoe UI" w:hAnsi="Segoe UI"/>
+                <w:sz w:val="19"/>
+              </w:rPr>
+              <w:t>Sletter alle wifi-profiler og genstarter</w:t>
+            </w:r>
+          </w:p>
+        </w:tc>
+        <w:tc>
+          <w:tcPr>
+            <w:tcW w:type="dxa" w:w="2381"/>
+            <w:shd w:val="clear" w:color="auto" w:fill="F7FAFC"/>
+          </w:tcPr>
+          <w:p>
+            <w:pPr>
+              <w:spacing w:after="40"/>
+            </w:pPr>
+            <w:r>
+              <w:rPr>
+                <w:rFonts w:ascii="Segoe UI" w:hAnsi="Segoe UI"/>
+                <w:sz w:val="19"/>
+              </w:rPr>
+              <w:t>TO berøringer</w:t>
+            </w:r>
+          </w:p>
+        </w:tc>
+      </w:tr>
+      <w:tr>
+        <w:tc>
+          <w:tcPr>
+            <w:tcW w:type="dxa" w:w="1928"/>
+          </w:tcPr>
+          <w:p>
+            <w:pPr>
+              <w:spacing w:after="40"/>
+            </w:pPr>
+            <w:r>
+              <w:rPr>
+                <w:rFonts w:ascii="Segoe UI" w:hAnsi="Segoe UI"/>
+                <w:sz w:val="19"/>
+              </w:rPr>
+              <w:t>Exit</w:t>
+            </w:r>
+          </w:p>
+        </w:tc>
+        <w:tc>
+          <w:tcPr>
+            <w:tcW w:type="dxa" w:w="4535"/>
+          </w:tcPr>
+          <w:p>
+            <w:pPr>
+              <w:spacing w:after="40"/>
+            </w:pPr>
+            <w:r>
+              <w:rPr>
+                <w:rFonts w:ascii="Segoe UI" w:hAnsi="Segoe UI"/>
+                <w:sz w:val="19"/>
+              </w:rPr>
+              <w:t>Lukker menuen</w:t>
+            </w:r>
+          </w:p>
+        </w:tc>
+        <w:tc>
+          <w:tcPr>
+            <w:tcW w:type="dxa" w:w="2381"/>
+          </w:tcPr>
+          <w:p>
+            <w:pPr>
+              <w:spacing w:after="40"/>
+            </w:pPr>
+            <w:r>
+              <w:rPr>
+                <w:rFonts w:ascii="Segoe UI" w:hAnsi="Segoe UI"/>
+                <w:sz w:val="19"/>
+              </w:rPr>
+              <w:t>ingen</w:t>
+            </w:r>
+          </w:p>
+        </w:tc>
+      </w:tr>
+    </w:tbl>
+    <w:p>
+      <w:pPr>
+        <w:spacing w:before="60" w:after="240"/>
+        <w:jc w:val="center"/>
+      </w:pPr>
+      <w:r>
+        <w:rPr>
+          <w:rFonts w:ascii="Segoe UI" w:hAnsi="Segoe UI"/>
+          <w:i/>
+          <w:color w:val="606C80"/>
+          <w:sz w:val="18"/>
+        </w:rPr>
+        <w:t>Tabel 22. Magnetmenuen. Før en bekræftelse skriver displayet, hvad handlingen gør; udebliver bekræftelsen i 10 sekunder, annulleres den. Drift og udvikling har samme menu: magneten kræver fysisk adgang, og en låst driftsenhed er netop den, der skal kunne reddes.</w:t>
+      </w:r>
+    </w:p>
+    <w:p>
+      <w:r>
+        <w:rPr>
+          <w:rFonts w:ascii="Segoe UI" w:hAnsi="Segoe UI"/>
+          <w:b w:val="0"/>
+          <w:i w:val="0"/>
+          <w:sz w:val="21"/>
+        </w:rPr>
+        <w:t>Recovery info findes, fordi hotspottets nøgle efter en netværksnulstilling kun lå i den terminal, der kørte provisioneringen. Den vises højst RecoveryRevealLimit gange pr. opstart (standard 3), hver gang efter en bekræftende berøring — og slet ikke mere, når nøglen én gang er brugt til at logge ind på setup-portalen. Genereres en ny nøgle, kan den vises igen. Legitimationsoplysningerne gemmes desuden ved provisionering i /opt/ipr_state/credentials.txt (kun læsbar for root).</w:t>
       </w:r>
     </w:p>
     <w:p>
@@ -14060,7 +14571,7 @@
           <w:color w:val="606C80"/>
           <w:sz w:val="18"/>
         </w:rPr>
-        <w:t>Tabel 22. Displayets fire ledninger. GPIO 2/3 var reserveret til I²C fra starten; lampen og reed-kontakten er uberørte. i2cdetect -y 1 viser 3c.</w:t>
+        <w:t>Tabel 23. Displayets fire ledninger. GPIO 2/3 var reserveret til I²C fra starten; lampen og reed-kontakten er uberørte. i2cdetect -y 1 viser 3c.</w:t>
       </w:r>
     </w:p>
     <w:p>
@@ -14718,7 +15229,7 @@
           <w:color w:val="606C80"/>
           <w:sz w:val="18"/>
         </w:rPr>
-        <w:t>Tabel 23. Udløsere for hotspottet, evalueret af net_provision_hotspot.sh i den viste rækkefølge. Anmodningsfilen virker når som helst; de øvrige kun ved opstart.</w:t>
+        <w:t>Tabel 24. Udløsere for hotspottet, evalueret af net_provision_hotspot.sh i den viste rækkefølge. Anmodningsfilen virker når som helst; de øvrige kun ved opstart.</w:t>
       </w:r>
     </w:p>
     <w:p>
@@ -15125,7 +15636,7 @@
           <w:color w:val="606C80"/>
           <w:sz w:val="18"/>
         </w:rPr>
-        <w:t>Tabel 24. Setup-UI'ets sider på /setup/.</w:t>
+        <w:t>Tabel 25. Setup-UI'ets sider på /setup/.</w:t>
       </w:r>
     </w:p>
     <w:p>
@@ -15382,7 +15893,7 @@
           <w:color w:val="606C80"/>
           <w:sz w:val="18"/>
         </w:rPr>
-        <w:t>Tabel 25. Åbne porte pr. tilstand. Loopback, svar på enhedens egen udgående trafik, ICMP og DHCP-klientsvar er altid tilladt; udgående trafik filtreres ikke. Bluetooth er ikke IP og berøres ikke.</w:t>
+        <w:t>Tabel 26. Åbne porte pr. tilstand. Loopback, svar på enhedens egen udgående trafik, ICMP og DHCP-klientsvar er altid tilladt; udgående trafik filtreres ikke. Bluetooth er ikke IP og berøres ikke.</w:t>
       </w:r>
     </w:p>
     <w:p>
@@ -15763,7 +16274,7 @@
           <w:color w:val="606C80"/>
           <w:sz w:val="18"/>
         </w:rPr>
-        <w:t>Tabel 26. Rollernes rettigheder.</w:t>
+        <w:t>Tabel 27. Rollernes rettigheder.</w:t>
       </w:r>
     </w:p>
     <w:p>
@@ -16377,7 +16888,7 @@
           <w:color w:val="606C80"/>
           <w:sz w:val="18"/>
         </w:rPr>
-        <w:t>Tabel 27. Sikkerhedsfunktioner i den leverede løsning.</w:t>
+        <w:t>Tabel 28. Sikkerhedsfunktioner i den leverede løsning.</w:t>
       </w:r>
     </w:p>
     <w:p>
@@ -16850,7 +17361,7 @@
           <w:color w:val="606C80"/>
           <w:sz w:val="18"/>
         </w:rPr>
-        <w:t>Tabel 28. Kendte risici og anbefalet håndtering.</w:t>
+        <w:t>Tabel 29. Kendte risici og anbefalet håndtering.</w:t>
       </w:r>
     </w:p>
     <w:p>
@@ -17330,7 +17841,7 @@
           <w:color w:val="606C80"/>
           <w:sz w:val="18"/>
         </w:rPr>
-        <w:t>Tabel 29. Målrettede udrulningsskripts i scripts/deploy/.</w:t>
+        <w:t>Tabel 30. Målrettede udrulningsskripts i scripts/deploy/.</w:t>
       </w:r>
     </w:p>
     <w:p>
@@ -18542,7 +19053,7 @@
           <w:color w:val="606C80"/>
           <w:sz w:val="18"/>
         </w:rPr>
-        <w:t>Tabel 30. Hvad der bør holdes øje med i drift.</w:t>
+        <w:t>Tabel 31. Hvad der bør holdes øje med i drift.</w:t>
       </w:r>
     </w:p>
     <w:p>
@@ -19166,7 +19677,7 @@
           <w:color w:val="606C80"/>
           <w:sz w:val="18"/>
         </w:rPr>
-        <w:t>Tabel 31. Ydelsestal, der registreres når MetricsEnabled er slået til. Alle ses under /api/metrics; opstartstid, pen → BLE (median og langsomste 5 %) og overdragelse pr. tegn vises også på dashboardets forside med en kort forklaring under tallene. Pen → BLE gælder én hel skanning (én fil); pr. tegn er overdragelsestiden divideret med antal tegn i skanningen.</w:t>
+        <w:t>Tabel 32. Ydelsestal, der registreres når MetricsEnabled er slået til. Alle ses under /api/metrics; opstartstid, pen → BLE (median og langsomste 5 %) og overdragelse pr. tegn vises også på dashboardets forside med en kort forklaring under tallene. Pen → BLE gælder én hel skanning (én fil); pr. tegn er overdragelsestiden divideret med antal tegn i skanningen.</w:t>
       </w:r>
     </w:p>
     <w:p>
@@ -19561,7 +20072,7 @@
           <w:color w:val="606C80"/>
           <w:sz w:val="18"/>
         </w:rPr>
-        <w:t>Tabel 32. Tre lag, installeret af install_observability.sh.</w:t>
+        <w:t>Tabel 33. Tre lag, installeret af install_observability.sh.</w:t>
       </w:r>
     </w:p>
     <w:p>
@@ -20592,7 +21103,7 @@
           <w:color w:val="606C80"/>
           <w:sz w:val="18"/>
         </w:rPr>
-        <w:t>Tabel 33. Fejlmønstre på værtssiden.</w:t>
+        <w:t>Tabel 34. Fejlmønstre på værtssiden.</w:t>
       </w:r>
     </w:p>
     <w:p>
@@ -21081,7 +21592,7 @@
           <w:color w:val="606C80"/>
           <w:sz w:val="18"/>
         </w:rPr>
-        <w:t>Tabel 34. Fejlmønstre i web- og netværkslaget.</w:t>
+        <w:t>Tabel 35. Fejlmønstre i web- og netværkslaget.</w:t>
       </w:r>
     </w:p>
     <w:p>
@@ -21942,7 +22453,7 @@
           <w:color w:val="606C80"/>
           <w:sz w:val="18"/>
         </w:rPr>
-        <w:t>Tabel 35. Fejlmønstre for statuslampen og reed-kontakten. Fase K i test_provision.sh kontrollerer, at alle dele er installeret.</w:t>
+        <w:t>Tabel 36. Fejlmønstre for statuslampen og reed-kontakten. Fase K i test_provision.sh kontrollerer, at alle dele er installeret.</w:t>
       </w:r>
     </w:p>
     <w:p>
@@ -22448,7 +22959,7 @@
           <w:color w:val="606C80"/>
           <w:sz w:val="18"/>
         </w:rPr>
-        <w:t>Tabel 36. Testniveauer og hvornår de bruges.</w:t>
+        <w:t>Tabel 37. Testniveauer og hvornår de bruges.</w:t>
       </w:r>
     </w:p>
     <w:p>
@@ -22943,7 +23454,7 @@
           <w:color w:val="606C80"/>
           <w:sz w:val="18"/>
         </w:rPr>
-        <w:t>Tabel 37. Dokumentationsdrift, der er værd at kende.</w:t>
+        <w:t>Tabel 38. Dokumentationsdrift, der er værd at kende.</w:t>
       </w:r>
     </w:p>
     <w:p>
@@ -24209,7 +24720,7 @@
           <w:color w:val="606C80"/>
           <w:sz w:val="18"/>
         </w:rPr>
-        <w:t>Tabel 38. Endepunkter, som dashboardet er afhængigt af.</w:t>
+        <w:t>Tabel 39. Endepunkter, som dashboardet er afhængigt af.</w:t>
       </w:r>
     </w:p>
     <w:p>
@@ -25208,7 +25719,7 @@
           <w:color w:val="606C80"/>
           <w:sz w:val="18"/>
         </w:rPr>
-        <w:t>Tabel 39. Billeder, der skal produceres eksternt, med den ønskede placering.</w:t>
+        <w:t>Tabel 40. Billeder, der skal produceres eksternt, med den ønskede placering.</w:t>
       </w:r>
     </w:p>
     <w:p>
@@ -25377,7 +25888,7 @@
         <w:color w:val="606C80"/>
         <w:sz w:val="16"/>
       </w:rPr>
-      <w:t xml:space="preserve">IPR-DOC-002 · Administratormanual · version 1.11.1   ·   Side </w:t>
+      <w:t xml:space="preserve">IPR-DOC-002 · Administratormanual · version 2.0.0   ·   Side </w:t>
     </w:r>
     <w:r>
       <w:rPr>

--- a/docs/manuals/Administratormanual_IPR_Pen_Bridge.docx
+++ b/docs/manuals/Administratormanual_IPR_Pen_Bridge.docx
@@ -101,7 +101,7 @@
                 <w:rFonts w:ascii="Segoe UI" w:hAnsi="Segoe UI"/>
                 <w:sz w:val="20"/>
               </w:rPr>
-              <w:t>2.0.0</w:t>
+              <w:t>2.1.0</w:t>
             </w:r>
           </w:p>
         </w:tc>
@@ -13662,7 +13662,18 @@
           <w:i w:val="0"/>
           <w:sz w:val="21"/>
         </w:rPr>
-        <w:t>På en enhed med et fungerende display vælges handlingerne ikke længere ved at holde magneten et bestemt antal sekunder. Ét hold på 3 sekunder åbner en menu; en kort berøring flytter markeringen, et nyt hold på ca. 2 sekunder vælger, og 20 sekunder uden input lukker menuen. Lampen lyser blåt, mens menuen er åben.</w:t>
+        <w:t>På en enhed med et fungerende display vælges handlingerne ikke længere ved at holde magneten et bestemt antal sekunder. Ét hold på 3 sekunder åbner en menu; en kort berøring flytter markeringen, et nyt hold vælger, og menuen lukker af sig selv efter MenuTimeoutSeconds. Begge hold viser en bjælke, der fylder op, så brugeren kan se, hvor langt holdet er nået.</w:t>
+      </w:r>
+    </w:p>
+    <w:p>
+      <w:r>
+        <w:rPr>
+          <w:rFonts w:ascii="Segoe UI" w:hAnsi="Segoe UI"/>
+          <w:b w:val="0"/>
+          <w:i w:val="0"/>
+          <w:sz w:val="21"/>
+        </w:rPr>
+        <w:t>Lampen ændrer sig IKKE, mens menuen er åben: den viser fortsat enhedens status. Blåt betyder hotspot — og kun hotspot — i resten af dokumentationen, og en ekstra betydning gjorde lampen tvetydig. Displayet fortæller, at menuen er åben.</w:t>
       </w:r>
     </w:p>
     <w:p>
@@ -13873,7 +13884,7 @@
                 <w:rFonts w:ascii="Segoe UI" w:hAnsi="Segoe UI"/>
                 <w:sz w:val="19"/>
               </w:rPr>
-              <w:t>Recovery info</w:t>
+              <w:t>Display ▸ Menu timeout</w:t>
             </w:r>
           </w:p>
         </w:tc>
@@ -13890,7 +13901,7 @@
                 <w:rFonts w:ascii="Segoe UI" w:hAnsi="Segoe UI"/>
                 <w:sz w:val="19"/>
               </w:rPr>
-              <w:t>Viser hotspottets SSID og nøgle på displayet</w:t>
+              <w:t>20 s / 1 / 2 / 5 minutter, før menuen lukker af sig selv (MenuTimeoutSeconds)</w:t>
             </w:r>
           </w:p>
         </w:tc>
@@ -13907,7 +13918,7 @@
                 <w:rFonts w:ascii="Segoe UI" w:hAnsi="Segoe UI"/>
                 <w:sz w:val="19"/>
               </w:rPr>
-              <w:t>én berøring; højst RecoveryRevealLimit gange pr. opstart</w:t>
+              <w:t>ingen</w:t>
             </w:r>
           </w:p>
         </w:tc>
@@ -13927,7 +13938,7 @@
                 <w:rFonts w:ascii="Segoe UI" w:hAnsi="Segoe UI"/>
                 <w:sz w:val="19"/>
               </w:rPr>
-              <w:t>Mode</w:t>
+              <w:t>Recovery info</w:t>
             </w:r>
           </w:p>
         </w:tc>
@@ -13945,7 +13956,7 @@
                 <w:rFonts w:ascii="Segoe UI" w:hAnsi="Segoe UI"/>
                 <w:sz w:val="19"/>
               </w:rPr>
-              <w:t>Skifter drift ↔ udvikling (ipr_mode_ctl.sh)</w:t>
+              <w:t>Viser hotspottets SSID og nøgle på displayet</w:t>
             </w:r>
           </w:p>
         </w:tc>
@@ -13963,7 +13974,7 @@
                 <w:rFonts w:ascii="Segoe UI" w:hAnsi="Segoe UI"/>
                 <w:sz w:val="19"/>
               </w:rPr>
-              <w:t>én berøring</w:t>
+              <w:t>én berøring; højst RecoveryRevealLimit gange pr. opstart</w:t>
             </w:r>
           </w:p>
         </w:tc>
@@ -13982,7 +13993,7 @@
                 <w:rFonts w:ascii="Segoe UI" w:hAnsi="Segoe UI"/>
                 <w:sz w:val="19"/>
               </w:rPr>
-              <w:t>Shutdown</w:t>
+              <w:t>Mode</w:t>
             </w:r>
           </w:p>
         </w:tc>
@@ -13999,7 +14010,7 @@
                 <w:rFonts w:ascii="Segoe UI" w:hAnsi="Segoe UI"/>
                 <w:sz w:val="19"/>
               </w:rPr>
-              <w:t>Kontrolleret nedlukning</w:t>
+              <w:t>Skifter drift ↔ udvikling (ipr_mode_ctl.sh)</w:t>
             </w:r>
           </w:p>
         </w:tc>
@@ -14036,7 +14047,7 @@
                 <w:rFonts w:ascii="Segoe UI" w:hAnsi="Segoe UI"/>
                 <w:sz w:val="19"/>
               </w:rPr>
-              <w:t>Factory reset</w:t>
+              <w:t>Power</w:t>
             </w:r>
           </w:p>
         </w:tc>
@@ -14054,7 +14065,7 @@
                 <w:rFonts w:ascii="Segoe UI" w:hAnsi="Segoe UI"/>
                 <w:sz w:val="19"/>
               </w:rPr>
-              <w:t>Sletter alle wifi-profiler og genstarter</w:t>
+              <w:t>Undermenu: Sluk eller Genstart</w:t>
             </w:r>
           </w:p>
         </w:tc>
@@ -14072,7 +14083,7 @@
                 <w:rFonts w:ascii="Segoe UI" w:hAnsi="Segoe UI"/>
                 <w:sz w:val="19"/>
               </w:rPr>
-              <w:t>TO berøringer</w:t>
+              <w:t>én berøring</w:t>
             </w:r>
           </w:p>
         </w:tc>
@@ -14091,6 +14102,60 @@
                 <w:rFonts w:ascii="Segoe UI" w:hAnsi="Segoe UI"/>
                 <w:sz w:val="19"/>
               </w:rPr>
+              <w:t>Factory reset</w:t>
+            </w:r>
+          </w:p>
+        </w:tc>
+        <w:tc>
+          <w:tcPr>
+            <w:tcW w:type="dxa" w:w="4535"/>
+          </w:tcPr>
+          <w:p>
+            <w:pPr>
+              <w:spacing w:after="40"/>
+            </w:pPr>
+            <w:r>
+              <w:rPr>
+                <w:rFonts w:ascii="Segoe UI" w:hAnsi="Segoe UI"/>
+                <w:sz w:val="19"/>
+              </w:rPr>
+              <w:t>Sletter alle wifi-profiler og genstarter</w:t>
+            </w:r>
+          </w:p>
+        </w:tc>
+        <w:tc>
+          <w:tcPr>
+            <w:tcW w:type="dxa" w:w="2381"/>
+          </w:tcPr>
+          <w:p>
+            <w:pPr>
+              <w:spacing w:after="40"/>
+            </w:pPr>
+            <w:r>
+              <w:rPr>
+                <w:rFonts w:ascii="Segoe UI" w:hAnsi="Segoe UI"/>
+                <w:sz w:val="19"/>
+              </w:rPr>
+              <w:t>TO berøringer</w:t>
+            </w:r>
+          </w:p>
+        </w:tc>
+      </w:tr>
+      <w:tr>
+        <w:tc>
+          <w:tcPr>
+            <w:tcW w:type="dxa" w:w="1928"/>
+            <w:shd w:val="clear" w:color="auto" w:fill="F7FAFC"/>
+          </w:tcPr>
+          <w:p>
+            <w:pPr>
+              <w:spacing w:after="40"/>
+            </w:pPr>
+            <w:r>
+              <w:rPr>
+                <w:rFonts w:ascii="Segoe UI" w:hAnsi="Segoe UI"/>
+                <w:sz w:val="19"/>
+              </w:rPr>
               <w:t>Exit</w:t>
             </w:r>
           </w:p>
@@ -14098,6 +14163,7 @@
         <w:tc>
           <w:tcPr>
             <w:tcW w:type="dxa" w:w="4535"/>
+            <w:shd w:val="clear" w:color="auto" w:fill="F7FAFC"/>
           </w:tcPr>
           <w:p>
             <w:pPr>
@@ -14115,6 +14181,7 @@
         <w:tc>
           <w:tcPr>
             <w:tcW w:type="dxa" w:w="2381"/>
+            <w:shd w:val="clear" w:color="auto" w:fill="F7FAFC"/>
           </w:tcPr>
           <w:p>
             <w:pPr>
@@ -14154,7 +14221,347 @@
           <w:i w:val="0"/>
           <w:sz w:val="21"/>
         </w:rPr>
-        <w:t>Recovery info findes, fordi hotspottets nøgle efter en netværksnulstilling kun lå i den terminal, der kørte provisioneringen. Den vises højst RecoveryRevealLimit gange pr. opstart (standard 3), hver gang efter en bekræftende berøring — og slet ikke mere, når nøglen én gang er brugt til at logge ind på setup-portalen. Genereres en ny nøgle, kan den vises igen. Legitimationsoplysningerne gemmes desuden ved provisionering i /opt/ipr_state/credentials.txt (kun læsbar for root).</w:t>
+        <w:t>Recovery info findes, fordi hotspottets nøgle efter en netværksnulstilling kun lå i den terminal, der kørte provisioneringen. Visningen bliver stående, til den afvises med en berøring — den skal kunne skrives af. Den vises højst RecoveryRevealLimit gange I ALT for den samme nøgle (standard 10); tælleren ligger på disken, så en genstart ikke giver nye visninger. Nøglen vises slet ikke mere, når den én gang er brugt til at logge ind på setup-portalen. Legitimationsoplysningerne gemmes desuden ved provisionering i /opt/ipr_state/credentials.txt (kun læsbar for root).</w:t>
+      </w:r>
+    </w:p>
+    <w:p>
+      <w:r>
+        <w:rPr>
+          <w:rFonts w:ascii="Segoe UI" w:hAnsi="Segoe UI"/>
+          <w:b/>
+          <w:i w:val="0"/>
+          <w:sz w:val="21"/>
+        </w:rPr>
+        <w:t>Ny hotspotnøgle</w:t>
+      </w:r>
+    </w:p>
+    <w:p>
+      <w:r>
+        <w:rPr>
+          <w:rFonts w:ascii="Segoe UI" w:hAnsi="Segoe UI"/>
+          <w:b w:val="0"/>
+          <w:i w:val="0"/>
+          <w:sz w:val="21"/>
+        </w:rPr>
+        <w:t>En ny nøgle nulstiller både tælleren og brugt-markeringen, og er måden at gøre oplysningerne synlige igen på:</w:t>
+      </w:r>
+    </w:p>
+    <w:p>
+      <w:pPr>
+        <w:spacing w:before="80" w:after="160" w:line="240" w:lineRule="auto"/>
+        <w:ind w:left="227"/>
+        <w:shd w:val="clear" w:color="auto" w:fill="F4F6F8"/>
+        <w:pBdr>
+          <w:top w:val="single" w:sz="4" w:space="6" w:color="DCE1E8"/>
+          <w:left w:val="single" w:sz="4" w:space="6" w:color="DCE1E8"/>
+          <w:bottom w:val="single" w:sz="4" w:space="6" w:color="DCE1E8"/>
+          <w:right w:val="single" w:sz="4" w:space="6" w:color="DCE1E8"/>
+        </w:pBdr>
+      </w:pPr>
+      <w:r>
+        <w:rPr>
+          <w:rFonts w:ascii="Consolas" w:hAnsi="Consolas"/>
+          <w:sz w:val="18"/>
+        </w:rPr>
+        <w:t>sudo rm /etc/ipr-hotspot.secret</w:t>
+        <w:br/>
+      </w:r>
+      <w:r>
+        <w:rPr>
+          <w:rFonts w:ascii="Consolas" w:hAnsi="Consolas"/>
+          <w:sz w:val="18"/>
+        </w:rPr>
+        <w:t>sudo /usr/local/sbin/ipr-provision.sh start   # danner nyt SSID og ny nøgle</w:t>
+        <w:br/>
+      </w:r>
+      <w:r>
+        <w:rPr>
+          <w:rFonts w:ascii="Consolas" w:hAnsi="Consolas"/>
+          <w:sz w:val="18"/>
+        </w:rPr>
+        <w:t>sudo cat /etc/ipr-hotspot.secret              # de nye værdier</w:t>
+      </w:r>
+    </w:p>
+    <w:p>
+      <w:r>
+        <w:rPr>
+          <w:rFonts w:ascii="Segoe UI" w:hAnsi="Segoe UI"/>
+          <w:b w:val="0"/>
+          <w:i w:val="0"/>
+          <w:sz w:val="21"/>
+        </w:rPr>
+        <w:t>SSID'et beholder formen ipr-setup-xxxx (endelsen kommer fra maskin-id og ændrer sig ikke); nøglen er ny. Klienter, der er forbundet til det gamle hotspot, mister forbindelsen.</w:t>
+      </w:r>
+    </w:p>
+    <w:p>
+      <w:pPr>
+        <w:pStyle w:val="Heading3"/>
+      </w:pPr>
+      <w:r>
+        <w:t>4.6.2 Tre netværksnavne</w:t>
+      </w:r>
+    </w:p>
+    <w:p>
+      <w:r>
+        <w:rPr>
+          <w:rFonts w:ascii="Segoe UI" w:hAnsi="Segoe UI"/>
+          <w:b w:val="0"/>
+          <w:i w:val="0"/>
+          <w:sz w:val="21"/>
+        </w:rPr>
+        <w:t>Tre navne optræder i logge og i nmcli, og de forveksles let. De betegner forskellige ting:</w:t>
+      </w:r>
+    </w:p>
+    <w:tbl>
+      <w:tblPr>
+        <w:tblStyle w:val="TableGrid"/>
+        <w:tblW w:type="auto" w:w="0"/>
+        <w:jc w:val="center"/>
+        <w:tblLook w:firstColumn="1" w:firstRow="1" w:lastColumn="0" w:lastRow="0" w:noHBand="0" w:noVBand="1" w:val="04A0"/>
+      </w:tblPr>
+      <w:tblGrid>
+        <w:gridCol w:w="3061"/>
+        <w:gridCol w:w="3061"/>
+        <w:gridCol w:w="3061"/>
+      </w:tblGrid>
+      <w:tr>
+        <w:tc>
+          <w:tcPr>
+            <w:tcW w:type="dxa" w:w="1928"/>
+            <w:shd w:val="clear" w:color="auto" w:fill="2B6CB0"/>
+          </w:tcPr>
+          <w:p>
+            <w:pPr>
+              <w:spacing w:after="40"/>
+            </w:pPr>
+            <w:r>
+              <w:rPr>
+                <w:rFonts w:ascii="Segoe UI" w:hAnsi="Segoe UI"/>
+                <w:b/>
+                <w:color w:val="FFFFFF"/>
+                <w:sz w:val="19"/>
+              </w:rPr>
+              <w:t>Navn</w:t>
+            </w:r>
+          </w:p>
+        </w:tc>
+        <w:tc>
+          <w:tcPr>
+            <w:tcW w:type="dxa" w:w="3515"/>
+            <w:shd w:val="clear" w:color="auto" w:fill="2B6CB0"/>
+          </w:tcPr>
+          <w:p>
+            <w:pPr>
+              <w:spacing w:after="40"/>
+            </w:pPr>
+            <w:r>
+              <w:rPr>
+                <w:rFonts w:ascii="Segoe UI" w:hAnsi="Segoe UI"/>
+                <w:b/>
+                <w:color w:val="FFFFFF"/>
+                <w:sz w:val="19"/>
+              </w:rPr>
+              <w:t>Hvad det er</w:t>
+            </w:r>
+          </w:p>
+        </w:tc>
+        <w:tc>
+          <w:tcPr>
+            <w:tcW w:type="dxa" w:w="3402"/>
+            <w:shd w:val="clear" w:color="auto" w:fill="2B6CB0"/>
+          </w:tcPr>
+          <w:p>
+            <w:pPr>
+              <w:spacing w:after="40"/>
+            </w:pPr>
+            <w:r>
+              <w:rPr>
+                <w:rFonts w:ascii="Segoe UI" w:hAnsi="Segoe UI"/>
+                <w:b/>
+                <w:color w:val="FFFFFF"/>
+                <w:sz w:val="19"/>
+              </w:rPr>
+              <w:t>Hvor det ses</w:t>
+            </w:r>
+          </w:p>
+        </w:tc>
+      </w:tr>
+      <w:tr>
+        <w:tc>
+          <w:tcPr>
+            <w:tcW w:type="dxa" w:w="1928"/>
+          </w:tcPr>
+          <w:p>
+            <w:pPr>
+              <w:spacing w:after="40"/>
+            </w:pPr>
+            <w:r>
+              <w:rPr>
+                <w:rFonts w:ascii="Segoe UI" w:hAnsi="Segoe UI"/>
+                <w:sz w:val="19"/>
+              </w:rPr>
+              <w:t>ipr-home</w:t>
+            </w:r>
+          </w:p>
+        </w:tc>
+        <w:tc>
+          <w:tcPr>
+            <w:tcW w:type="dxa" w:w="3515"/>
+          </w:tcPr>
+          <w:p>
+            <w:pPr>
+              <w:spacing w:after="40"/>
+            </w:pPr>
+            <w:r>
+              <w:rPr>
+                <w:rFonts w:ascii="Segoe UI" w:hAnsi="Segoe UI"/>
+                <w:sz w:val="19"/>
+              </w:rPr>
+              <w:t>NetworkManager-PROFIL for hjemmenettet, ejet af projektet</w:t>
+            </w:r>
+          </w:p>
+        </w:tc>
+        <w:tc>
+          <w:tcPr>
+            <w:tcW w:type="dxa" w:w="3402"/>
+          </w:tcPr>
+          <w:p>
+            <w:pPr>
+              <w:spacing w:after="40"/>
+            </w:pPr>
+            <w:r>
+              <w:rPr>
+                <w:rFonts w:ascii="Segoe UI" w:hAnsi="Segoe UI"/>
+                <w:sz w:val="19"/>
+              </w:rPr>
+              <w:t>nmcli con show, ipr_net_apply.sh, setup-portalens wifi-side</w:t>
+            </w:r>
+          </w:p>
+        </w:tc>
+      </w:tr>
+      <w:tr>
+        <w:tc>
+          <w:tcPr>
+            <w:tcW w:type="dxa" w:w="1928"/>
+            <w:shd w:val="clear" w:color="auto" w:fill="F7FAFC"/>
+          </w:tcPr>
+          <w:p>
+            <w:pPr>
+              <w:spacing w:after="40"/>
+            </w:pPr>
+            <w:r>
+              <w:rPr>
+                <w:rFonts w:ascii="Segoe UI" w:hAnsi="Segoe UI"/>
+                <w:sz w:val="19"/>
+              </w:rPr>
+              <w:t>ipr-hotspot</w:t>
+            </w:r>
+          </w:p>
+        </w:tc>
+        <w:tc>
+          <w:tcPr>
+            <w:tcW w:type="dxa" w:w="3515"/>
+            <w:shd w:val="clear" w:color="auto" w:fill="F7FAFC"/>
+          </w:tcPr>
+          <w:p>
+            <w:pPr>
+              <w:spacing w:after="40"/>
+            </w:pPr>
+            <w:r>
+              <w:rPr>
+                <w:rFonts w:ascii="Segoe UI" w:hAnsi="Segoe UI"/>
+                <w:sz w:val="19"/>
+              </w:rPr>
+              <w:t>NetworkManager-PROFIL for hotspottet</w:t>
+            </w:r>
+          </w:p>
+        </w:tc>
+        <w:tc>
+          <w:tcPr>
+            <w:tcW w:type="dxa" w:w="3402"/>
+            <w:shd w:val="clear" w:color="auto" w:fill="F7FAFC"/>
+          </w:tcPr>
+          <w:p>
+            <w:pPr>
+              <w:spacing w:after="40"/>
+            </w:pPr>
+            <w:r>
+              <w:rPr>
+                <w:rFonts w:ascii="Segoe UI" w:hAnsi="Segoe UI"/>
+                <w:sz w:val="19"/>
+              </w:rPr>
+              <w:t>nmcli con show, ipr_hotspot_ctl.sh</w:t>
+            </w:r>
+          </w:p>
+        </w:tc>
+      </w:tr>
+      <w:tr>
+        <w:tc>
+          <w:tcPr>
+            <w:tcW w:type="dxa" w:w="1928"/>
+          </w:tcPr>
+          <w:p>
+            <w:pPr>
+              <w:spacing w:after="40"/>
+            </w:pPr>
+            <w:r>
+              <w:rPr>
+                <w:rFonts w:ascii="Segoe UI" w:hAnsi="Segoe UI"/>
+                <w:sz w:val="19"/>
+              </w:rPr>
+              <w:t>ipr-setup-xxxx</w:t>
+            </w:r>
+          </w:p>
+        </w:tc>
+        <w:tc>
+          <w:tcPr>
+            <w:tcW w:type="dxa" w:w="3515"/>
+          </w:tcPr>
+          <w:p>
+            <w:pPr>
+              <w:spacing w:after="40"/>
+            </w:pPr>
+            <w:r>
+              <w:rPr>
+                <w:rFonts w:ascii="Segoe UI" w:hAnsi="Segoe UI"/>
+                <w:sz w:val="19"/>
+              </w:rPr>
+              <w:t>SSID'et som hotspottet UDSENDER — navnet en telefon ser</w:t>
+            </w:r>
+          </w:p>
+        </w:tc>
+        <w:tc>
+          <w:tcPr>
+            <w:tcW w:type="dxa" w:w="3402"/>
+          </w:tcPr>
+          <w:p>
+            <w:pPr>
+              <w:spacing w:after="40"/>
+            </w:pPr>
+            <w:r>
+              <w:rPr>
+                <w:rFonts w:ascii="Segoe UI" w:hAnsi="Segoe UI"/>
+                <w:sz w:val="19"/>
+              </w:rPr>
+              <w:t>displayet i SETUP MODE, /etc/ipr-hotspot.secret, telefonens wifi-liste</w:t>
+            </w:r>
+          </w:p>
+        </w:tc>
+      </w:tr>
+    </w:tbl>
+    <w:p>
+      <w:pPr>
+        <w:spacing w:before="60" w:after="240"/>
+        <w:jc w:val="center"/>
+      </w:pPr>
+      <w:r>
+        <w:rPr>
+          <w:rFonts w:ascii="Segoe UI" w:hAnsi="Segoe UI"/>
+          <w:i/>
+          <w:color w:val="606C80"/>
+          <w:sz w:val="18"/>
+        </w:rPr>
+        <w:t>Tabel 23. ipr-home og ipr-hotspot er profiler (gemt opsætning); ipr-setup-xxxx er et netværksnavn (det, der er i luften). En fjerde slags, netplan-wlan0-&lt;ssid&gt;, dannes af netplan fra imageren; projektet redigerer dem aldrig, men kopierer indstillingerne til ipr-home.</w:t>
       </w:r>
     </w:p>
     <w:p>
@@ -14571,7 +14978,7 @@
           <w:color w:val="606C80"/>
           <w:sz w:val="18"/>
         </w:rPr>
-        <w:t>Tabel 23. Displayets fire ledninger. GPIO 2/3 var reserveret til I²C fra starten; lampen og reed-kontakten er uberørte. i2cdetect -y 1 viser 3c.</w:t>
+        <w:t>Tabel 24. Displayets fire ledninger. GPIO 2/3 var reserveret til I²C fra starten; lampen og reed-kontakten er uberørte. i2cdetect -y 1 viser 3c.</w:t>
       </w:r>
     </w:p>
     <w:p>
@@ -15229,7 +15636,7 @@
           <w:color w:val="606C80"/>
           <w:sz w:val="18"/>
         </w:rPr>
-        <w:t>Tabel 24. Udløsere for hotspottet, evalueret af net_provision_hotspot.sh i den viste rækkefølge. Anmodningsfilen virker når som helst; de øvrige kun ved opstart.</w:t>
+        <w:t>Tabel 25. Udløsere for hotspottet, evalueret af net_provision_hotspot.sh i den viste rækkefølge. Anmodningsfilen virker når som helst; de øvrige kun ved opstart.</w:t>
       </w:r>
     </w:p>
     <w:p>
@@ -15636,7 +16043,7 @@
           <w:color w:val="606C80"/>
           <w:sz w:val="18"/>
         </w:rPr>
-        <w:t>Tabel 25. Setup-UI'ets sider på /setup/.</w:t>
+        <w:t>Tabel 26. Setup-UI'ets sider på /setup/.</w:t>
       </w:r>
     </w:p>
     <w:p>
@@ -15893,7 +16300,7 @@
           <w:color w:val="606C80"/>
           <w:sz w:val="18"/>
         </w:rPr>
-        <w:t>Tabel 26. Åbne porte pr. tilstand. Loopback, svar på enhedens egen udgående trafik, ICMP og DHCP-klientsvar er altid tilladt; udgående trafik filtreres ikke. Bluetooth er ikke IP og berøres ikke.</w:t>
+        <w:t>Tabel 27. Åbne porte pr. tilstand. Loopback, svar på enhedens egen udgående trafik, ICMP og DHCP-klientsvar er altid tilladt; udgående trafik filtreres ikke. Bluetooth er ikke IP og berøres ikke.</w:t>
       </w:r>
     </w:p>
     <w:p>
@@ -16274,7 +16681,7 @@
           <w:color w:val="606C80"/>
           <w:sz w:val="18"/>
         </w:rPr>
-        <w:t>Tabel 27. Rollernes rettigheder.</w:t>
+        <w:t>Tabel 28. Rollernes rettigheder.</w:t>
       </w:r>
     </w:p>
     <w:p>
@@ -16888,7 +17295,7 @@
           <w:color w:val="606C80"/>
           <w:sz w:val="18"/>
         </w:rPr>
-        <w:t>Tabel 28. Sikkerhedsfunktioner i den leverede løsning.</w:t>
+        <w:t>Tabel 29. Sikkerhedsfunktioner i den leverede løsning.</w:t>
       </w:r>
     </w:p>
     <w:p>
@@ -17361,7 +17768,7 @@
           <w:color w:val="606C80"/>
           <w:sz w:val="18"/>
         </w:rPr>
-        <w:t>Tabel 29. Kendte risici og anbefalet håndtering.</w:t>
+        <w:t>Tabel 30. Kendte risici og anbefalet håndtering.</w:t>
       </w:r>
     </w:p>
     <w:p>
@@ -17841,7 +18248,7 @@
           <w:color w:val="606C80"/>
           <w:sz w:val="18"/>
         </w:rPr>
-        <w:t>Tabel 30. Målrettede udrulningsskripts i scripts/deploy/.</w:t>
+        <w:t>Tabel 31. Målrettede udrulningsskripts i scripts/deploy/.</w:t>
       </w:r>
     </w:p>
     <w:p>
@@ -19053,7 +19460,7 @@
           <w:color w:val="606C80"/>
           <w:sz w:val="18"/>
         </w:rPr>
-        <w:t>Tabel 31. Hvad der bør holdes øje med i drift.</w:t>
+        <w:t>Tabel 32. Hvad der bør holdes øje med i drift.</w:t>
       </w:r>
     </w:p>
     <w:p>
@@ -19677,7 +20084,7 @@
           <w:color w:val="606C80"/>
           <w:sz w:val="18"/>
         </w:rPr>
-        <w:t>Tabel 32. Ydelsestal, der registreres når MetricsEnabled er slået til. Alle ses under /api/metrics; opstartstid, pen → BLE (median og langsomste 5 %) og overdragelse pr. tegn vises også på dashboardets forside med en kort forklaring under tallene. Pen → BLE gælder én hel skanning (én fil); pr. tegn er overdragelsestiden divideret med antal tegn i skanningen.</w:t>
+        <w:t>Tabel 33. Ydelsestal, der registreres når MetricsEnabled er slået til. Alle ses under /api/metrics; opstartstid, pen → BLE (median og langsomste 5 %) og overdragelse pr. tegn vises også på dashboardets forside med en kort forklaring under tallene. Pen → BLE gælder én hel skanning (én fil); pr. tegn er overdragelsestiden divideret med antal tegn i skanningen.</w:t>
       </w:r>
     </w:p>
     <w:p>
@@ -20072,7 +20479,7 @@
           <w:color w:val="606C80"/>
           <w:sz w:val="18"/>
         </w:rPr>
-        <w:t>Tabel 33. Tre lag, installeret af install_observability.sh.</w:t>
+        <w:t>Tabel 34. Tre lag, installeret af install_observability.sh.</w:t>
       </w:r>
     </w:p>
     <w:p>
@@ -21103,7 +21510,7 @@
           <w:color w:val="606C80"/>
           <w:sz w:val="18"/>
         </w:rPr>
-        <w:t>Tabel 34. Fejlmønstre på værtssiden.</w:t>
+        <w:t>Tabel 35. Fejlmønstre på værtssiden.</w:t>
       </w:r>
     </w:p>
     <w:p>
@@ -21592,7 +21999,7 @@
           <w:color w:val="606C80"/>
           <w:sz w:val="18"/>
         </w:rPr>
-        <w:t>Tabel 35. Fejlmønstre i web- og netværkslaget.</w:t>
+        <w:t>Tabel 36. Fejlmønstre i web- og netværkslaget.</w:t>
       </w:r>
     </w:p>
     <w:p>
@@ -22453,7 +22860,7 @@
           <w:color w:val="606C80"/>
           <w:sz w:val="18"/>
         </w:rPr>
-        <w:t>Tabel 36. Fejlmønstre for statuslampen og reed-kontakten. Fase K i test_provision.sh kontrollerer, at alle dele er installeret.</w:t>
+        <w:t>Tabel 37. Fejlmønstre for statuslampen og reed-kontakten. Fase K i test_provision.sh kontrollerer, at alle dele er installeret.</w:t>
       </w:r>
     </w:p>
     <w:p>
@@ -22959,7 +23366,7 @@
           <w:color w:val="606C80"/>
           <w:sz w:val="18"/>
         </w:rPr>
-        <w:t>Tabel 37. Testniveauer og hvornår de bruges.</w:t>
+        <w:t>Tabel 38. Testniveauer og hvornår de bruges.</w:t>
       </w:r>
     </w:p>
     <w:p>
@@ -23454,7 +23861,7 @@
           <w:color w:val="606C80"/>
           <w:sz w:val="18"/>
         </w:rPr>
-        <w:t>Tabel 38. Dokumentationsdrift, der er værd at kende.</w:t>
+        <w:t>Tabel 39. Dokumentationsdrift, der er værd at kende.</w:t>
       </w:r>
     </w:p>
     <w:p>
@@ -24720,7 +25127,7 @@
           <w:color w:val="606C80"/>
           <w:sz w:val="18"/>
         </w:rPr>
-        <w:t>Tabel 39. Endepunkter, som dashboardet er afhængigt af.</w:t>
+        <w:t>Tabel 40. Endepunkter, som dashboardet er afhængigt af.</w:t>
       </w:r>
     </w:p>
     <w:p>
@@ -25719,7 +26126,7 @@
           <w:color w:val="606C80"/>
           <w:sz w:val="18"/>
         </w:rPr>
-        <w:t>Tabel 40. Billeder, der skal produceres eksternt, med den ønskede placering.</w:t>
+        <w:t>Tabel 41. Billeder, der skal produceres eksternt, med den ønskede placering.</w:t>
       </w:r>
     </w:p>
     <w:p>
@@ -25888,7 +26295,7 @@
         <w:color w:val="606C80"/>
         <w:sz w:val="16"/>
       </w:rPr>
-      <w:t xml:space="preserve">IPR-DOC-002 · Administratormanual · version 2.0.0   ·   Side </w:t>
+      <w:t xml:space="preserve">IPR-DOC-002 · Administratormanual · version 2.1.0   ·   Side </w:t>
     </w:r>
     <w:r>
       <w:rPr>

--- a/docs/manuals/Administratormanual_IPR_Pen_Bridge.docx
+++ b/docs/manuals/Administratormanual_IPR_Pen_Bridge.docx
@@ -101,7 +101,7 @@
                 <w:rFonts w:ascii="Segoe UI" w:hAnsi="Segoe UI"/>
                 <w:sz w:val="20"/>
               </w:rPr>
-              <w:t>2.2.0</w:t>
+              <w:t>2.3.0</w:t>
             </w:r>
           </w:p>
         </w:tc>
@@ -11333,7 +11333,7 @@
                 <w:rFonts w:ascii="Consolas" w:hAnsi="Consolas"/>
                 <w:sz w:val="18"/>
               </w:rPr>
-              <w:t>MetricsEnabled</w:t>
+              <w:t>TypingDelayMs</w:t>
             </w:r>
           </w:p>
         </w:tc>
@@ -11350,6 +11350,61 @@
                 <w:rFonts w:ascii="Consolas" w:hAnsi="Consolas"/>
                 <w:sz w:val="18"/>
               </w:rPr>
+              <w:t>20</w:t>
+            </w:r>
+          </w:p>
+        </w:tc>
+        <w:tc>
+          <w:tcPr>
+            <w:tcW w:type="dxa" w:w="4422"/>
+          </w:tcPr>
+          <w:p>
+            <w:pPr>
+              <w:spacing w:after="40"/>
+            </w:pPr>
+            <w:r>
+              <w:rPr>
+                <w:rFonts w:ascii="Segoe UI" w:hAnsi="Segoe UI"/>
+                <w:sz w:val="19"/>
+              </w:rPr>
+              <w:t>Skrivehastighed: pause i millisekunder efter hver HID-rapport. Der sendes to rapporter pr. tegn, så 20 ms giver 25 tegn i sekundet. Dette er næsten hele den tid, en skanning tager. Se afsnit 9.6.</w:t>
+            </w:r>
+          </w:p>
+        </w:tc>
+      </w:tr>
+      <w:tr>
+        <w:tc>
+          <w:tcPr>
+            <w:tcW w:type="dxa" w:w="2494"/>
+            <w:shd w:val="clear" w:color="auto" w:fill="F7FAFC"/>
+          </w:tcPr>
+          <w:p>
+            <w:pPr>
+              <w:spacing w:after="40"/>
+            </w:pPr>
+            <w:r>
+              <w:rPr>
+                <w:rFonts w:ascii="Consolas" w:hAnsi="Consolas"/>
+                <w:sz w:val="18"/>
+              </w:rPr>
+              <w:t>MetricsEnabled</w:t>
+            </w:r>
+          </w:p>
+        </w:tc>
+        <w:tc>
+          <w:tcPr>
+            <w:tcW w:type="dxa" w:w="1928"/>
+            <w:shd w:val="clear" w:color="auto" w:fill="F7FAFC"/>
+          </w:tcPr>
+          <w:p>
+            <w:pPr>
+              <w:spacing w:after="40"/>
+            </w:pPr>
+            <w:r>
+              <w:rPr>
+                <w:rFonts w:ascii="Consolas" w:hAnsi="Consolas"/>
+                <w:sz w:val="18"/>
+              </w:rPr>
               <w:t>false</w:t>
             </w:r>
           </w:p>
@@ -11357,6 +11412,7 @@
         <w:tc>
           <w:tcPr>
             <w:tcW w:type="dxa" w:w="4422"/>
+            <w:shd w:val="clear" w:color="auto" w:fill="F7FAFC"/>
           </w:tcPr>
           <w:p>
             <w:pPr>
@@ -11505,6 +11561,26 @@
           <w:sz w:val="21"/>
         </w:rPr>
         <w:t>automatisk detektion, læsetimeout, pollinterval og listen over overvågede mapper.</w:t>
+      </w:r>
+    </w:p>
+    <w:p>
+      <w:pPr>
+        <w:pStyle w:val="ListBullet"/>
+      </w:pPr>
+      <w:r>
+        <w:rPr>
+          <w:rFonts w:ascii="Segoe UI" w:hAnsi="Segoe UI"/>
+          <w:b/>
+          <w:sz w:val="21"/>
+        </w:rPr>
+        <w:t xml:space="preserve">Skrivehastighed — </w:t>
+      </w:r>
+      <w:r>
+        <w:rPr>
+          <w:rFonts w:ascii="Segoe UI" w:hAnsi="Segoe UI"/>
+          <w:sz w:val="21"/>
+        </w:rPr>
+        <w:t>hvor hurtigt teksten tastes ind på pc'en. Fire trin: Normal (20 ms, 25 tegn/s), Hurtig (12 ms, 42/s), Hurtigere (8 ms, 62/s) og Hurtigst (4 ms, 125/s). Hurtigere er ikke altid bedre — kan pc'en ikke følge med, forsvinder tegn eller bytter plads, hvilket er værre end at vente. Ændringen gælder fra næste skanning, uden genstart af Bluetooth-tjenesten og uden at parringen mistes. Se afsnit 9.6.</w:t>
       </w:r>
     </w:p>
     <w:p>
@@ -20541,6 +20617,515 @@
       </w:r>
     </w:p>
     <w:p>
+      <w:pPr>
+        <w:pStyle w:val="Heading2"/>
+      </w:pPr>
+      <w:r>
+        <w:t>9.6 Skrivehastighed</w:t>
+      </w:r>
+    </w:p>
+    <w:p>
+      <w:r>
+        <w:rPr>
+          <w:rFonts w:ascii="Segoe UI" w:hAnsi="Segoe UI"/>
+          <w:b w:val="0"/>
+          <w:i w:val="0"/>
+          <w:sz w:val="21"/>
+        </w:rPr>
+        <w:t>Skrivehastigheden er den enkeltfaktor, der betyder mest for, hvor lang tid en skanning tager. Enheden sender to HID-rapporter pr. tegn (tast ned og tast op) og venter TypingDelayMs efter hver, så hastigheden er 1000 / (2 × TypingDelayMs) tegn i sekundet. Ved standardværdien 20 ms er det 25 tegn i sekundet: en side på 1.500 tegn tager ca. 37 sekunder, og resten af kæden (detektion, læsning, kø) bidrager med under en halv sekund tilsammen.</w:t>
+      </w:r>
+    </w:p>
+    <w:tbl>
+      <w:tblPr>
+        <w:tblStyle w:val="TableGrid"/>
+        <w:tblW w:type="auto" w:w="0"/>
+        <w:jc w:val="center"/>
+        <w:tblLook w:firstColumn="1" w:firstRow="1" w:lastColumn="0" w:lastRow="0" w:noHBand="0" w:noVBand="1" w:val="04A0"/>
+      </w:tblPr>
+      <w:tblGrid>
+        <w:gridCol w:w="2296"/>
+        <w:gridCol w:w="2296"/>
+        <w:gridCol w:w="2296"/>
+        <w:gridCol w:w="2296"/>
+      </w:tblGrid>
+      <w:tr>
+        <w:tc>
+          <w:tcPr>
+            <w:tcW w:type="dxa" w:w="1701"/>
+            <w:shd w:val="clear" w:color="auto" w:fill="2B6CB0"/>
+          </w:tcPr>
+          <w:p>
+            <w:pPr>
+              <w:spacing w:after="40"/>
+            </w:pPr>
+            <w:r>
+              <w:rPr>
+                <w:rFonts w:ascii="Segoe UI" w:hAnsi="Segoe UI"/>
+                <w:b/>
+                <w:color w:val="FFFFFF"/>
+                <w:sz w:val="19"/>
+              </w:rPr>
+              <w:t>Indstilling</w:t>
+            </w:r>
+          </w:p>
+        </w:tc>
+        <w:tc>
+          <w:tcPr>
+            <w:tcW w:type="dxa" w:w="1134"/>
+            <w:shd w:val="clear" w:color="auto" w:fill="2B6CB0"/>
+          </w:tcPr>
+          <w:p>
+            <w:pPr>
+              <w:spacing w:after="40"/>
+            </w:pPr>
+            <w:r>
+              <w:rPr>
+                <w:rFonts w:ascii="Segoe UI" w:hAnsi="Segoe UI"/>
+                <w:b/>
+                <w:color w:val="FFFFFF"/>
+                <w:sz w:val="19"/>
+              </w:rPr>
+              <w:t>Værdi</w:t>
+            </w:r>
+          </w:p>
+        </w:tc>
+        <w:tc>
+          <w:tcPr>
+            <w:tcW w:type="dxa" w:w="1020"/>
+            <w:shd w:val="clear" w:color="auto" w:fill="2B6CB0"/>
+          </w:tcPr>
+          <w:p>
+            <w:pPr>
+              <w:spacing w:after="40"/>
+            </w:pPr>
+            <w:r>
+              <w:rPr>
+                <w:rFonts w:ascii="Segoe UI" w:hAnsi="Segoe UI"/>
+                <w:b/>
+                <w:color w:val="FFFFFF"/>
+                <w:sz w:val="19"/>
+              </w:rPr>
+              <w:t>Tegn/s</w:t>
+            </w:r>
+          </w:p>
+        </w:tc>
+        <w:tc>
+          <w:tcPr>
+            <w:tcW w:type="dxa" w:w="4989"/>
+            <w:shd w:val="clear" w:color="auto" w:fill="2B6CB0"/>
+          </w:tcPr>
+          <w:p>
+            <w:pPr>
+              <w:spacing w:after="40"/>
+            </w:pPr>
+            <w:r>
+              <w:rPr>
+                <w:rFonts w:ascii="Segoe UI" w:hAnsi="Segoe UI"/>
+                <w:b/>
+                <w:color w:val="FFFFFF"/>
+                <w:sz w:val="19"/>
+              </w:rPr>
+              <w:t>Bemærkning</w:t>
+            </w:r>
+          </w:p>
+        </w:tc>
+      </w:tr>
+      <w:tr>
+        <w:tc>
+          <w:tcPr>
+            <w:tcW w:type="dxa" w:w="1701"/>
+          </w:tcPr>
+          <w:p>
+            <w:pPr>
+              <w:spacing w:after="40"/>
+            </w:pPr>
+            <w:r>
+              <w:rPr>
+                <w:rFonts w:ascii="Segoe UI" w:hAnsi="Segoe UI"/>
+                <w:sz w:val="19"/>
+              </w:rPr>
+              <w:t>Normal</w:t>
+            </w:r>
+          </w:p>
+        </w:tc>
+        <w:tc>
+          <w:tcPr>
+            <w:tcW w:type="dxa" w:w="1134"/>
+          </w:tcPr>
+          <w:p>
+            <w:pPr>
+              <w:spacing w:after="40"/>
+            </w:pPr>
+            <w:r>
+              <w:rPr>
+                <w:rFonts w:ascii="Segoe UI" w:hAnsi="Segoe UI"/>
+                <w:sz w:val="19"/>
+              </w:rPr>
+              <w:t>20 ms</w:t>
+            </w:r>
+          </w:p>
+        </w:tc>
+        <w:tc>
+          <w:tcPr>
+            <w:tcW w:type="dxa" w:w="1020"/>
+          </w:tcPr>
+          <w:p>
+            <w:pPr>
+              <w:spacing w:after="40"/>
+            </w:pPr>
+            <w:r>
+              <w:rPr>
+                <w:rFonts w:ascii="Segoe UI" w:hAnsi="Segoe UI"/>
+                <w:sz w:val="19"/>
+              </w:rPr>
+              <w:t>25</w:t>
+            </w:r>
+          </w:p>
+        </w:tc>
+        <w:tc>
+          <w:tcPr>
+            <w:tcW w:type="dxa" w:w="4989"/>
+          </w:tcPr>
+          <w:p>
+            <w:pPr>
+              <w:spacing w:after="40"/>
+            </w:pPr>
+            <w:r>
+              <w:rPr>
+                <w:rFonts w:ascii="Segoe UI" w:hAnsi="Segoe UI"/>
+                <w:sz w:val="19"/>
+              </w:rPr>
+              <w:t>Standard. Virker på alle værter.</w:t>
+            </w:r>
+          </w:p>
+        </w:tc>
+      </w:tr>
+      <w:tr>
+        <w:tc>
+          <w:tcPr>
+            <w:tcW w:type="dxa" w:w="1701"/>
+            <w:shd w:val="clear" w:color="auto" w:fill="F7FAFC"/>
+          </w:tcPr>
+          <w:p>
+            <w:pPr>
+              <w:spacing w:after="40"/>
+            </w:pPr>
+            <w:r>
+              <w:rPr>
+                <w:rFonts w:ascii="Segoe UI" w:hAnsi="Segoe UI"/>
+                <w:sz w:val="19"/>
+              </w:rPr>
+              <w:t>Hurtig</w:t>
+            </w:r>
+          </w:p>
+        </w:tc>
+        <w:tc>
+          <w:tcPr>
+            <w:tcW w:type="dxa" w:w="1134"/>
+            <w:shd w:val="clear" w:color="auto" w:fill="F7FAFC"/>
+          </w:tcPr>
+          <w:p>
+            <w:pPr>
+              <w:spacing w:after="40"/>
+            </w:pPr>
+            <w:r>
+              <w:rPr>
+                <w:rFonts w:ascii="Segoe UI" w:hAnsi="Segoe UI"/>
+                <w:sz w:val="19"/>
+              </w:rPr>
+              <w:t>12 ms</w:t>
+            </w:r>
+          </w:p>
+        </w:tc>
+        <w:tc>
+          <w:tcPr>
+            <w:tcW w:type="dxa" w:w="1020"/>
+            <w:shd w:val="clear" w:color="auto" w:fill="F7FAFC"/>
+          </w:tcPr>
+          <w:p>
+            <w:pPr>
+              <w:spacing w:after="40"/>
+            </w:pPr>
+            <w:r>
+              <w:rPr>
+                <w:rFonts w:ascii="Segoe UI" w:hAnsi="Segoe UI"/>
+                <w:sz w:val="19"/>
+              </w:rPr>
+              <w:t>42</w:t>
+            </w:r>
+          </w:p>
+        </w:tc>
+        <w:tc>
+          <w:tcPr>
+            <w:tcW w:type="dxa" w:w="4989"/>
+            <w:shd w:val="clear" w:color="auto" w:fill="F7FAFC"/>
+          </w:tcPr>
+          <w:p>
+            <w:pPr>
+              <w:spacing w:after="40"/>
+            </w:pPr>
+            <w:r>
+              <w:rPr>
+                <w:rFonts w:ascii="Segoe UI" w:hAnsi="Segoe UI"/>
+                <w:sz w:val="19"/>
+              </w:rPr>
+              <w:t>Ligger stadig over et typisk forbindelsesinterval på 7,5–15 ms.</w:t>
+            </w:r>
+          </w:p>
+        </w:tc>
+      </w:tr>
+      <w:tr>
+        <w:tc>
+          <w:tcPr>
+            <w:tcW w:type="dxa" w:w="1701"/>
+          </w:tcPr>
+          <w:p>
+            <w:pPr>
+              <w:spacing w:after="40"/>
+            </w:pPr>
+            <w:r>
+              <w:rPr>
+                <w:rFonts w:ascii="Segoe UI" w:hAnsi="Segoe UI"/>
+                <w:sz w:val="19"/>
+              </w:rPr>
+              <w:t>Hurtigere</w:t>
+            </w:r>
+          </w:p>
+        </w:tc>
+        <w:tc>
+          <w:tcPr>
+            <w:tcW w:type="dxa" w:w="1134"/>
+          </w:tcPr>
+          <w:p>
+            <w:pPr>
+              <w:spacing w:after="40"/>
+            </w:pPr>
+            <w:r>
+              <w:rPr>
+                <w:rFonts w:ascii="Segoe UI" w:hAnsi="Segoe UI"/>
+                <w:sz w:val="19"/>
+              </w:rPr>
+              <w:t>8 ms</w:t>
+            </w:r>
+          </w:p>
+        </w:tc>
+        <w:tc>
+          <w:tcPr>
+            <w:tcW w:type="dxa" w:w="1020"/>
+          </w:tcPr>
+          <w:p>
+            <w:pPr>
+              <w:spacing w:after="40"/>
+            </w:pPr>
+            <w:r>
+              <w:rPr>
+                <w:rFonts w:ascii="Segoe UI" w:hAnsi="Segoe UI"/>
+                <w:sz w:val="19"/>
+              </w:rPr>
+              <w:t>62</w:t>
+            </w:r>
+          </w:p>
+        </w:tc>
+        <w:tc>
+          <w:tcPr>
+            <w:tcW w:type="dxa" w:w="4989"/>
+          </w:tcPr>
+          <w:p>
+            <w:pPr>
+              <w:spacing w:after="40"/>
+            </w:pPr>
+            <w:r>
+              <w:rPr>
+                <w:rFonts w:ascii="Segoe UI" w:hAnsi="Segoe UI"/>
+                <w:sz w:val="19"/>
+              </w:rPr>
+              <w:t>På eller under nogle værters interval. Kontrollér teksten tegn for tegn.</w:t>
+            </w:r>
+          </w:p>
+        </w:tc>
+      </w:tr>
+      <w:tr>
+        <w:tc>
+          <w:tcPr>
+            <w:tcW w:type="dxa" w:w="1701"/>
+            <w:shd w:val="clear" w:color="auto" w:fill="F7FAFC"/>
+          </w:tcPr>
+          <w:p>
+            <w:pPr>
+              <w:spacing w:after="40"/>
+            </w:pPr>
+            <w:r>
+              <w:rPr>
+                <w:rFonts w:ascii="Segoe UI" w:hAnsi="Segoe UI"/>
+                <w:sz w:val="19"/>
+              </w:rPr>
+              <w:t>Hurtigst</w:t>
+            </w:r>
+          </w:p>
+        </w:tc>
+        <w:tc>
+          <w:tcPr>
+            <w:tcW w:type="dxa" w:w="1134"/>
+            <w:shd w:val="clear" w:color="auto" w:fill="F7FAFC"/>
+          </w:tcPr>
+          <w:p>
+            <w:pPr>
+              <w:spacing w:after="40"/>
+            </w:pPr>
+            <w:r>
+              <w:rPr>
+                <w:rFonts w:ascii="Segoe UI" w:hAnsi="Segoe UI"/>
+                <w:sz w:val="19"/>
+              </w:rPr>
+              <w:t>4 ms</w:t>
+            </w:r>
+          </w:p>
+        </w:tc>
+        <w:tc>
+          <w:tcPr>
+            <w:tcW w:type="dxa" w:w="1020"/>
+            <w:shd w:val="clear" w:color="auto" w:fill="F7FAFC"/>
+          </w:tcPr>
+          <w:p>
+            <w:pPr>
+              <w:spacing w:after="40"/>
+            </w:pPr>
+            <w:r>
+              <w:rPr>
+                <w:rFonts w:ascii="Segoe UI" w:hAnsi="Segoe UI"/>
+                <w:sz w:val="19"/>
+              </w:rPr>
+              <w:t>125</w:t>
+            </w:r>
+          </w:p>
+        </w:tc>
+        <w:tc>
+          <w:tcPr>
+            <w:tcW w:type="dxa" w:w="4989"/>
+            <w:shd w:val="clear" w:color="auto" w:fill="F7FAFC"/>
+          </w:tcPr>
+          <w:p>
+            <w:pPr>
+              <w:spacing w:after="40"/>
+            </w:pPr>
+            <w:r>
+              <w:rPr>
+                <w:rFonts w:ascii="Segoe UI" w:hAnsi="Segoe UI"/>
+                <w:sz w:val="19"/>
+              </w:rPr>
+              <w:t>Forvent tab af tegn — værten kan ikke kvittere så hurtigt.</w:t>
+            </w:r>
+          </w:p>
+        </w:tc>
+      </w:tr>
+    </w:tbl>
+    <w:p>
+      <w:pPr>
+        <w:spacing w:before="60" w:after="240"/>
+        <w:jc w:val="center"/>
+      </w:pPr>
+      <w:r>
+        <w:rPr>
+          <w:rFonts w:ascii="Segoe UI" w:hAnsi="Segoe UI"/>
+          <w:i/>
+          <w:color w:val="606C80"/>
+          <w:sz w:val="18"/>
+        </w:rPr>
+        <w:t>Tabel 35. Skrivehastigheder, der kan vælges under Indstillinger.</w:t>
+      </w:r>
+    </w:p>
+    <w:p>
+      <w:pPr>
+        <w:spacing w:before="120" w:after="200"/>
+        <w:ind w:left="113"/>
+        <w:shd w:val="clear" w:color="auto" w:fill="FFF7E6"/>
+        <w:pBdr>
+          <w:top w:val="single" w:sz="6" w:space="6" w:color="9A6A00"/>
+          <w:left w:val="single" w:sz="6" w:space="6" w:color="9A6A00"/>
+          <w:bottom w:val="single" w:sz="6" w:space="6" w:color="9A6A00"/>
+          <w:right w:val="single" w:sz="6" w:space="6" w:color="9A6A00"/>
+        </w:pBdr>
+      </w:pPr>
+      <w:r>
+        <w:rPr>
+          <w:rFonts w:ascii="Segoe UI" w:hAnsi="Segoe UI"/>
+          <w:b/>
+          <w:color w:val="9A6A00"/>
+          <w:sz w:val="20"/>
+        </w:rPr>
+        <w:t xml:space="preserve">Vigtigt: </w:t>
+      </w:r>
+      <w:r>
+        <w:rPr>
+          <w:rFonts w:ascii="Segoe UI" w:hAnsi="Segoe UI"/>
+          <w:sz w:val="20"/>
+        </w:rPr>
+        <w:t>Nedre grænse er det BLE-forbindelsesinterval, pc'en forhandler sig frem til. En notifikation kan ikke leveres hurtigere end ét interval, og Windows lander typisk på 7,5–15 ms. Under det lægger rapporterne sig i kø, og stakken kan tabe eller ombytte dem. Det viser sig som manglende eller ombyttede tegn — langt værre end at vente.</w:t>
+      </w:r>
+    </w:p>
+    <w:p>
+      <w:r>
+        <w:rPr>
+          <w:rFonts w:ascii="Segoe UI" w:hAnsi="Segoe UI"/>
+          <w:b w:val="0"/>
+          <w:i w:val="0"/>
+          <w:sz w:val="21"/>
+        </w:rPr>
+        <w:t>Sådan findes den rigtige værdi: brug Fejlsøgning → Skrivehastighedstest på dashboardet. Den taster den samme kendte sætning én gang pr. hastighed, mærket med den hastighed der frembragte den, måler hver afsendelse og sætter den gemte indstilling tilbage bagefter. Pc'en forbliver forbundet hele vejen. Læs derefter det, der kom frem på pc'en, og behold den LAVESTE hastighed, hvis tekst er fejlfri. Vælg den under Indstillinger → Skrivehastighed. På en driftsenhed: gå ét trin tilbage fra den hurtigste, der virkede.</w:t>
+      </w:r>
+    </w:p>
+    <w:p>
+      <w:pPr>
+        <w:spacing w:before="120" w:after="200"/>
+        <w:ind w:left="113"/>
+        <w:shd w:val="clear" w:color="auto" w:fill="EBF4FF"/>
+        <w:pBdr>
+          <w:top w:val="single" w:sz="6" w:space="6" w:color="2B6CB0"/>
+          <w:left w:val="single" w:sz="6" w:space="6" w:color="2B6CB0"/>
+          <w:bottom w:val="single" w:sz="6" w:space="6" w:color="2B6CB0"/>
+          <w:right w:val="single" w:sz="6" w:space="6" w:color="2B6CB0"/>
+        </w:pBdr>
+      </w:pPr>
+      <w:r>
+        <w:rPr>
+          <w:rFonts w:ascii="Segoe UI" w:hAnsi="Segoe UI"/>
+          <w:b/>
+          <w:color w:val="2B6CB0"/>
+          <w:sz w:val="20"/>
+        </w:rPr>
+        <w:t xml:space="preserve">Bemærk: </w:t>
+      </w:r>
+      <w:r>
+        <w:rPr>
+          <w:rFonts w:ascii="Segoe UI" w:hAnsi="Segoe UI"/>
+          <w:sz w:val="20"/>
+        </w:rPr>
+        <w:t>Tiderne alene afgør ikke valget. Hver lavere værdi er hurtigere end den foregående — fejlen viser sig som tabte eller ombyttede tegn, og det kan kun ses ved at læse teksten. Enheden kan ikke selv se, om teksten ankom korrekt.</w:t>
+      </w:r>
+    </w:p>
+    <w:p>
+      <w:r>
+        <w:rPr>
+          <w:rFonts w:ascii="Segoe UI" w:hAnsi="Segoe UI"/>
+          <w:b w:val="0"/>
+          <w:i w:val="0"/>
+          <w:sz w:val="21"/>
+        </w:rPr>
+        <w:t>Ændringen kræver ingen genstart. Dashboardet skriver værdien til /run/ipr_bt_key_delay, og BLE-tjenesten læser filen igen ved hver afsendelse, så den nye hastighed gælder fra næste skanning. Det er bevidst: en genstart af bt_hid_ble.service afbryder Bluetooth-forbindelsen, og så skal pc'en parres igen — alt for meget for en indstilling, og umuligt at bruge som testmetode. /run tømmes ved genstart af enheden, så BT_KEY_DELAY_MS i /opt/ipr_common.env er fortsat standardværdien; programmet skriver den gemte indstilling igen ved første gennemløb efter opstart.</w:t>
+      </w:r>
+    </w:p>
+    <w:p>
+      <w:r>
+        <w:rPr>
+          <w:rFonts w:ascii="Segoe UI" w:hAnsi="Segoe UI"/>
+          <w:b w:val="0"/>
+          <w:i w:val="0"/>
+          <w:sz w:val="21"/>
+        </w:rPr>
+        <w:t>Måleværdien type_ms_per_char under Indstillinger → Registrér ydelsestal viser, hvad der faktisk blev opnået. Målt på en Zero 2 W: 24,8 ms pr. tegn ved en indstilling på 20 ms. De 4,8 ms oveni er de to HID-rapporter plus forbindelsesintervallet.</w:t>
+      </w:r>
+    </w:p>
+    <w:p>
       <w:r>
         <w:br w:type="page"/>
       </w:r>
@@ -21510,7 +22095,7 @@
           <w:color w:val="606C80"/>
           <w:sz w:val="18"/>
         </w:rPr>
-        <w:t>Tabel 35. Fejlmønstre på værtssiden.</w:t>
+        <w:t>Tabel 36. Fejlmønstre på værtssiden.</w:t>
       </w:r>
     </w:p>
     <w:p>
@@ -21999,7 +22584,7 @@
           <w:color w:val="606C80"/>
           <w:sz w:val="18"/>
         </w:rPr>
-        <w:t>Tabel 36. Fejlmønstre i web- og netværkslaget.</w:t>
+        <w:t>Tabel 37. Fejlmønstre i web- og netværkslaget.</w:t>
       </w:r>
     </w:p>
     <w:p>
@@ -22860,7 +23445,7 @@
           <w:color w:val="606C80"/>
           <w:sz w:val="18"/>
         </w:rPr>
-        <w:t>Tabel 37. Fejlmønstre for statuslampen og reed-kontakten. Fase K i test_provision.sh kontrollerer, at alle dele er installeret.</w:t>
+        <w:t>Tabel 38. Fejlmønstre for statuslampen og reed-kontakten. Fase K i test_provision.sh kontrollerer, at alle dele er installeret.</w:t>
       </w:r>
     </w:p>
     <w:p>
@@ -23366,7 +23951,7 @@
           <w:color w:val="606C80"/>
           <w:sz w:val="18"/>
         </w:rPr>
-        <w:t>Tabel 38. Testniveauer og hvornår de bruges.</w:t>
+        <w:t>Tabel 39. Testniveauer og hvornår de bruges.</w:t>
       </w:r>
     </w:p>
     <w:p>
@@ -23861,7 +24446,7 @@
           <w:color w:val="606C80"/>
           <w:sz w:val="18"/>
         </w:rPr>
-        <w:t>Tabel 39. Dokumentationsdrift, der er værd at kende.</w:t>
+        <w:t>Tabel 40. Dokumentationsdrift, der er værd at kende.</w:t>
       </w:r>
     </w:p>
     <w:p>
@@ -25127,7 +25712,7 @@
           <w:color w:val="606C80"/>
           <w:sz w:val="18"/>
         </w:rPr>
-        <w:t>Tabel 40. Endepunkter, som dashboardet er afhængigt af.</w:t>
+        <w:t>Tabel 41. Endepunkter, som dashboardet er afhængigt af.</w:t>
       </w:r>
     </w:p>
     <w:p>
@@ -26126,7 +26711,7 @@
           <w:color w:val="606C80"/>
           <w:sz w:val="18"/>
         </w:rPr>
-        <w:t>Tabel 41. Billeder, der skal produceres eksternt, med den ønskede placering.</w:t>
+        <w:t>Tabel 42. Billeder, der skal produceres eksternt, med den ønskede placering.</w:t>
       </w:r>
     </w:p>
     <w:p>
@@ -26295,7 +26880,7 @@
         <w:color w:val="606C80"/>
         <w:sz w:val="16"/>
       </w:rPr>
-      <w:t xml:space="preserve">IPR-DOC-002 · Administratormanual · version 2.2.0   ·   Side </w:t>
+      <w:t xml:space="preserve">IPR-DOC-002 · Administratormanual · version 2.3.0   ·   Side </w:t>
     </w:r>
     <w:r>
       <w:rPr>

--- a/docs/manuals/Administratormanual_IPR_Pen_Bridge.docx
+++ b/docs/manuals/Administratormanual_IPR_Pen_Bridge.docx
@@ -20632,7 +20632,7 @@
           <w:i w:val="0"/>
           <w:sz w:val="21"/>
         </w:rPr>
-        <w:t>Skrivehastigheden er den enkeltfaktor, der betyder mest for, hvor lang tid en skanning tager. Enheden sender to HID-rapporter pr. tegn (tast ned og tast op) og venter TypingDelayMs efter hver, så hastigheden er 1000 / (2 × TypingDelayMs) tegn i sekundet. Ved standardværdien 20 ms er det 25 tegn i sekundet: en side på 1.500 tegn tager ca. 37 sekunder, og resten af kæden (detektion, læsning, kø) bidrager med under en halv sekund tilsammen.</w:t>
+        <w:t>Skrivehastigheden er den enkeltfaktor, der betyder mest for, hvor lang tid en skanning tager. Enheden sender to HID-rapporter pr. tegn (tast ned og tast op) og venter TypingDelayMs efter hver, så hastigheden er 1000 / (2 × TypingDelayMs) tegn i sekundet. Ved standardværdien 20 ms er det 25 tegn i sekundet: en side på 1.500 tegn tager ca. 60 sekunder, og resten af kæden (detektion, læsning, kø) bidrager med under et halvt sekund tilsammen.</w:t>
       </w:r>
     </w:p>
     <w:tbl>
@@ -21122,7 +21122,7 @@
           <w:i w:val="0"/>
           <w:sz w:val="21"/>
         </w:rPr>
-        <w:t>Måleværdien type_ms_per_char under Indstillinger → Registrér ydelsestal viser, hvad der faktisk blev opnået. Målt på en Zero 2 W: 24,8 ms pr. tegn ved en indstilling på 20 ms. De 4,8 ms oveni er de to HID-rapporter plus forbindelsesintervallet.</w:t>
+        <w:t>Måleværdien type_ms_per_char under Indstillinger → Registrér ydelsestal viser, hvad der faktisk blev opnået. Målt på en Zero 2 W med indstillingen 12 ms: 24,8 ms pr. tegn. De to HID-rapporter udgør 24 ms, så kun 0,8 ms pr. tegn kommer oveni — forbindelsesintervallet og selve rapporten. Modellen holder altså, og forsinkelsen er den eneste del, det er værd at justere på.</w:t>
       </w:r>
     </w:p>
     <w:p>

--- a/docs/manuals/Administratormanual_IPR_Pen_Bridge.docx
+++ b/docs/manuals/Administratormanual_IPR_Pen_Bridge.docx
@@ -20643,15 +20643,16 @@
         <w:tblLook w:firstColumn="1" w:firstRow="1" w:lastColumn="0" w:lastRow="0" w:noHBand="0" w:noVBand="1" w:val="04A0"/>
       </w:tblPr>
       <w:tblGrid>
-        <w:gridCol w:w="2296"/>
-        <w:gridCol w:w="2296"/>
-        <w:gridCol w:w="2296"/>
-        <w:gridCol w:w="2296"/>
+        <w:gridCol w:w="1837"/>
+        <w:gridCol w:w="1837"/>
+        <w:gridCol w:w="1837"/>
+        <w:gridCol w:w="1837"/>
+        <w:gridCol w:w="1837"/>
       </w:tblGrid>
       <w:tr>
         <w:tc>
           <w:tcPr>
-            <w:tcW w:type="dxa" w:w="1701"/>
+            <w:tcW w:type="dxa" w:w="1361"/>
             <w:shd w:val="clear" w:color="auto" w:fill="2B6CB0"/>
           </w:tcPr>
           <w:p>
@@ -20671,7 +20672,7 @@
         </w:tc>
         <w:tc>
           <w:tcPr>
-            <w:tcW w:type="dxa" w:w="1134"/>
+            <w:tcW w:type="dxa" w:w="907"/>
             <w:shd w:val="clear" w:color="auto" w:fill="2B6CB0"/>
           </w:tcPr>
           <w:p>
@@ -20705,13 +20706,13 @@
                 <w:color w:val="FFFFFF"/>
                 <w:sz w:val="19"/>
               </w:rPr>
-              <w:t>Tegn/s</w:t>
-            </w:r>
-          </w:p>
-        </w:tc>
-        <w:tc>
-          <w:tcPr>
-            <w:tcW w:type="dxa" w:w="4989"/>
+              <w:t>Teoretisk</w:t>
+            </w:r>
+          </w:p>
+        </w:tc>
+        <w:tc>
+          <w:tcPr>
+            <w:tcW w:type="dxa" w:w="1020"/>
             <w:shd w:val="clear" w:color="auto" w:fill="2B6CB0"/>
           </w:tcPr>
           <w:p>
@@ -20725,6 +20726,26 @@
                 <w:color w:val="FFFFFF"/>
                 <w:sz w:val="19"/>
               </w:rPr>
+              <w:t>Opnåeligt</w:t>
+            </w:r>
+          </w:p>
+        </w:tc>
+        <w:tc>
+          <w:tcPr>
+            <w:tcW w:type="dxa" w:w="4535"/>
+            <w:shd w:val="clear" w:color="auto" w:fill="2B6CB0"/>
+          </w:tcPr>
+          <w:p>
+            <w:pPr>
+              <w:spacing w:after="40"/>
+            </w:pPr>
+            <w:r>
+              <w:rPr>
+                <w:rFonts w:ascii="Segoe UI" w:hAnsi="Segoe UI"/>
+                <w:b/>
+                <w:color w:val="FFFFFF"/>
+                <w:sz w:val="19"/>
+              </w:rPr>
               <w:t>Bemærkning</w:t>
             </w:r>
           </w:p>
@@ -20733,7 +20754,7 @@
       <w:tr>
         <w:tc>
           <w:tcPr>
-            <w:tcW w:type="dxa" w:w="1701"/>
+            <w:tcW w:type="dxa" w:w="1361"/>
           </w:tcPr>
           <w:p>
             <w:pPr>
@@ -20750,7 +20771,7 @@
         </w:tc>
         <w:tc>
           <w:tcPr>
-            <w:tcW w:type="dxa" w:w="1134"/>
+            <w:tcW w:type="dxa" w:w="907"/>
           </w:tcPr>
           <w:p>
             <w:pPr>
@@ -20778,24 +20799,41 @@
                 <w:rFonts w:ascii="Segoe UI" w:hAnsi="Segoe UI"/>
                 <w:sz w:val="19"/>
               </w:rPr>
-              <w:t>25</w:t>
-            </w:r>
-          </w:p>
-        </w:tc>
-        <w:tc>
-          <w:tcPr>
-            <w:tcW w:type="dxa" w:w="4989"/>
-          </w:tcPr>
-          <w:p>
-            <w:pPr>
-              <w:spacing w:after="40"/>
-            </w:pPr>
-            <w:r>
-              <w:rPr>
-                <w:rFonts w:ascii="Segoe UI" w:hAnsi="Segoe UI"/>
-                <w:sz w:val="19"/>
-              </w:rPr>
-              <w:t>Standard. Virker på alle værter.</w:t>
+              <w:t>25/s</w:t>
+            </w:r>
+          </w:p>
+        </w:tc>
+        <w:tc>
+          <w:tcPr>
+            <w:tcW w:type="dxa" w:w="1020"/>
+          </w:tcPr>
+          <w:p>
+            <w:pPr>
+              <w:spacing w:after="40"/>
+            </w:pPr>
+            <w:r>
+              <w:rPr>
+                <w:rFonts w:ascii="Segoe UI" w:hAnsi="Segoe UI"/>
+                <w:sz w:val="19"/>
+              </w:rPr>
+              <w:t>25/s</w:t>
+            </w:r>
+          </w:p>
+        </w:tc>
+        <w:tc>
+          <w:tcPr>
+            <w:tcW w:type="dxa" w:w="4535"/>
+          </w:tcPr>
+          <w:p>
+            <w:pPr>
+              <w:spacing w:after="40"/>
+            </w:pPr>
+            <w:r>
+              <w:rPr>
+                <w:rFonts w:ascii="Segoe UI" w:hAnsi="Segoe UI"/>
+                <w:sz w:val="19"/>
+              </w:rPr>
+              <w:t>Standard. Her er det forsinkelsen, der sætter grænsen.</w:t>
             </w:r>
           </w:p>
         </w:tc>
@@ -20803,7 +20841,7 @@
       <w:tr>
         <w:tc>
           <w:tcPr>
-            <w:tcW w:type="dxa" w:w="1701"/>
+            <w:tcW w:type="dxa" w:w="1361"/>
             <w:shd w:val="clear" w:color="auto" w:fill="F7FAFC"/>
           </w:tcPr>
           <w:p>
@@ -20821,7 +20859,7 @@
         </w:tc>
         <w:tc>
           <w:tcPr>
-            <w:tcW w:type="dxa" w:w="1134"/>
+            <w:tcW w:type="dxa" w:w="907"/>
             <w:shd w:val="clear" w:color="auto" w:fill="F7FAFC"/>
           </w:tcPr>
           <w:p>
@@ -20851,13 +20889,13 @@
                 <w:rFonts w:ascii="Segoe UI" w:hAnsi="Segoe UI"/>
                 <w:sz w:val="19"/>
               </w:rPr>
-              <w:t>42</w:t>
-            </w:r>
-          </w:p>
-        </w:tc>
-        <w:tc>
-          <w:tcPr>
-            <w:tcW w:type="dxa" w:w="4989"/>
+              <w:t>42/s</w:t>
+            </w:r>
+          </w:p>
+        </w:tc>
+        <w:tc>
+          <w:tcPr>
+            <w:tcW w:type="dxa" w:w="1020"/>
             <w:shd w:val="clear" w:color="auto" w:fill="F7FAFC"/>
           </w:tcPr>
           <w:p>
@@ -20869,7 +20907,25 @@
                 <w:rFonts w:ascii="Segoe UI" w:hAnsi="Segoe UI"/>
                 <w:sz w:val="19"/>
               </w:rPr>
-              <w:t>Ligger stadig over et typisk forbindelsesinterval på 7,5–15 ms.</w:t>
+              <w:t>ca. 40/s</w:t>
+            </w:r>
+          </w:p>
+        </w:tc>
+        <w:tc>
+          <w:tcPr>
+            <w:tcW w:type="dxa" w:w="4535"/>
+            <w:shd w:val="clear" w:color="auto" w:fill="F7FAFC"/>
+          </w:tcPr>
+          <w:p>
+            <w:pPr>
+              <w:spacing w:after="40"/>
+            </w:pPr>
+            <w:r>
+              <w:rPr>
+                <w:rFonts w:ascii="Segoe UI" w:hAnsi="Segoe UI"/>
+                <w:sz w:val="19"/>
+              </w:rPr>
+              <w:t>I praksis det bedste valg.</w:t>
             </w:r>
           </w:p>
         </w:tc>
@@ -20877,7 +20933,7 @@
       <w:tr>
         <w:tc>
           <w:tcPr>
-            <w:tcW w:type="dxa" w:w="1701"/>
+            <w:tcW w:type="dxa" w:w="1361"/>
           </w:tcPr>
           <w:p>
             <w:pPr>
@@ -20894,7 +20950,7 @@
         </w:tc>
         <w:tc>
           <w:tcPr>
-            <w:tcW w:type="dxa" w:w="1134"/>
+            <w:tcW w:type="dxa" w:w="907"/>
           </w:tcPr>
           <w:p>
             <w:pPr>
@@ -20922,24 +20978,41 @@
                 <w:rFonts w:ascii="Segoe UI" w:hAnsi="Segoe UI"/>
                 <w:sz w:val="19"/>
               </w:rPr>
-              <w:t>62</w:t>
-            </w:r>
-          </w:p>
-        </w:tc>
-        <w:tc>
-          <w:tcPr>
-            <w:tcW w:type="dxa" w:w="4989"/>
-          </w:tcPr>
-          <w:p>
-            <w:pPr>
-              <w:spacing w:after="40"/>
-            </w:pPr>
-            <w:r>
-              <w:rPr>
-                <w:rFonts w:ascii="Segoe UI" w:hAnsi="Segoe UI"/>
-                <w:sz w:val="19"/>
-              </w:rPr>
-              <w:t>På eller under nogle værters interval. Kontrollér teksten tegn for tegn.</w:t>
+              <w:t>62/s</w:t>
+            </w:r>
+          </w:p>
+        </w:tc>
+        <w:tc>
+          <w:tcPr>
+            <w:tcW w:type="dxa" w:w="1020"/>
+          </w:tcPr>
+          <w:p>
+            <w:pPr>
+              <w:spacing w:after="40"/>
+            </w:pPr>
+            <w:r>
+              <w:rPr>
+                <w:rFonts w:ascii="Segoe UI" w:hAnsi="Segoe UI"/>
+                <w:sz w:val="19"/>
+              </w:rPr>
+              <w:t>33–44/s</w:t>
+            </w:r>
+          </w:p>
+        </w:tc>
+        <w:tc>
+          <w:tcPr>
+            <w:tcW w:type="dxa" w:w="4535"/>
+          </w:tcPr>
+          <w:p>
+            <w:pPr>
+              <w:spacing w:after="40"/>
+            </w:pPr>
+            <w:r>
+              <w:rPr>
+                <w:rFonts w:ascii="Segoe UI" w:hAnsi="Segoe UI"/>
+                <w:sz w:val="19"/>
+              </w:rPr>
+              <w:t>På eller under værtens interval: ingen reel gevinst.</w:t>
             </w:r>
           </w:p>
         </w:tc>
@@ -20947,7 +21020,7 @@
       <w:tr>
         <w:tc>
           <w:tcPr>
-            <w:tcW w:type="dxa" w:w="1701"/>
+            <w:tcW w:type="dxa" w:w="1361"/>
             <w:shd w:val="clear" w:color="auto" w:fill="F7FAFC"/>
           </w:tcPr>
           <w:p>
@@ -20965,7 +21038,7 @@
         </w:tc>
         <w:tc>
           <w:tcPr>
-            <w:tcW w:type="dxa" w:w="1134"/>
+            <w:tcW w:type="dxa" w:w="907"/>
             <w:shd w:val="clear" w:color="auto" w:fill="F7FAFC"/>
           </w:tcPr>
           <w:p>
@@ -20995,13 +21068,13 @@
                 <w:rFonts w:ascii="Segoe UI" w:hAnsi="Segoe UI"/>
                 <w:sz w:val="19"/>
               </w:rPr>
-              <w:t>125</w:t>
-            </w:r>
-          </w:p>
-        </w:tc>
-        <w:tc>
-          <w:tcPr>
-            <w:tcW w:type="dxa" w:w="4989"/>
+              <w:t>125/s</w:t>
+            </w:r>
+          </w:p>
+        </w:tc>
+        <w:tc>
+          <w:tcPr>
+            <w:tcW w:type="dxa" w:w="1020"/>
             <w:shd w:val="clear" w:color="auto" w:fill="F7FAFC"/>
           </w:tcPr>
           <w:p>
@@ -21013,7 +21086,25 @@
                 <w:rFonts w:ascii="Segoe UI" w:hAnsi="Segoe UI"/>
                 <w:sz w:val="19"/>
               </w:rPr>
-              <w:t>Forvent tab af tegn — værten kan ikke kvittere så hurtigt.</w:t>
+              <w:t>33–44/s</w:t>
+            </w:r>
+          </w:p>
+        </w:tc>
+        <w:tc>
+          <w:tcPr>
+            <w:tcW w:type="dxa" w:w="4535"/>
+            <w:shd w:val="clear" w:color="auto" w:fill="F7FAFC"/>
+          </w:tcPr>
+          <w:p>
+            <w:pPr>
+              <w:spacing w:after="40"/>
+            </w:pPr>
+            <w:r>
+              <w:rPr>
+                <w:rFonts w:ascii="Segoe UI" w:hAnsi="Segoe UI"/>
+                <w:sz w:val="19"/>
+              </w:rPr>
+              <w:t>Ingen gevinst, og forvent tab af tegn.</w:t>
             </w:r>
           </w:p>
         </w:tc>
@@ -21031,7 +21122,299 @@
           <w:color w:val="606C80"/>
           <w:sz w:val="18"/>
         </w:rPr>
-        <w:t>Tabel 35. Skrivehastigheder, der kan vælges under Indstillinger.</w:t>
+        <w:t>Tabel 35. Skrivehastigheder under Indstillinger. Den teoretiske værdi kan ikke nås: se loftet herunder.</w:t>
+      </w:r>
+    </w:p>
+    <w:p>
+      <w:r>
+        <w:rPr>
+          <w:rFonts w:ascii="Segoe UI" w:hAnsi="Segoe UI"/>
+          <w:b w:val="0"/>
+          <w:i w:val="0"/>
+          <w:sz w:val="21"/>
+        </w:rPr>
+        <w:t>Den teoretiske hastighed kan ikke opnås, og forskellen er hele pointen. Hvert tegn er to HID-notifikationer, og en notifikation kan ikke leveres hurtigere end ét forbindelsesinterval. Ved de 15 ms, en Windows-pc typisk forhandler sig frem til, er loftet 2 × 15 ms = 30 ms pr. tegn, altså 33 tegn i sekundet — uanset hvad forsinkelsen er sat til.</w:t>
+      </w:r>
+    </w:p>
+    <w:tbl>
+      <w:tblPr>
+        <w:tblStyle w:val="TableGrid"/>
+        <w:tblW w:type="auto" w:w="0"/>
+        <w:jc w:val="center"/>
+        <w:tblLook w:firstColumn="1" w:firstRow="1" w:lastColumn="0" w:lastRow="0" w:noHBand="0" w:noVBand="1" w:val="04A0"/>
+      </w:tblPr>
+      <w:tblGrid>
+        <w:gridCol w:w="3061"/>
+        <w:gridCol w:w="3061"/>
+        <w:gridCol w:w="3061"/>
+      </w:tblGrid>
+      <w:tr>
+        <w:tc>
+          <w:tcPr>
+            <w:tcW w:type="dxa" w:w="2268"/>
+            <w:shd w:val="clear" w:color="auto" w:fill="2B6CB0"/>
+          </w:tcPr>
+          <w:p>
+            <w:pPr>
+              <w:spacing w:after="40"/>
+            </w:pPr>
+            <w:r>
+              <w:rPr>
+                <w:rFonts w:ascii="Segoe UI" w:hAnsi="Segoe UI"/>
+                <w:b/>
+                <w:color w:val="FFFFFF"/>
+                <w:sz w:val="19"/>
+              </w:rPr>
+              <w:t>Forbindelsesinterval</w:t>
+            </w:r>
+          </w:p>
+        </w:tc>
+        <w:tc>
+          <w:tcPr>
+            <w:tcW w:type="dxa" w:w="2268"/>
+            <w:shd w:val="clear" w:color="auto" w:fill="2B6CB0"/>
+          </w:tcPr>
+          <w:p>
+            <w:pPr>
+              <w:spacing w:after="40"/>
+            </w:pPr>
+            <w:r>
+              <w:rPr>
+                <w:rFonts w:ascii="Segoe UI" w:hAnsi="Segoe UI"/>
+                <w:b/>
+                <w:color w:val="FFFFFF"/>
+                <w:sz w:val="19"/>
+              </w:rPr>
+              <w:t>Gulv pr. tegn</w:t>
+            </w:r>
+          </w:p>
+        </w:tc>
+        <w:tc>
+          <w:tcPr>
+            <w:tcW w:type="dxa" w:w="4309"/>
+            <w:shd w:val="clear" w:color="auto" w:fill="2B6CB0"/>
+          </w:tcPr>
+          <w:p>
+            <w:pPr>
+              <w:spacing w:after="40"/>
+            </w:pPr>
+            <w:r>
+              <w:rPr>
+                <w:rFonts w:ascii="Segoe UI" w:hAnsi="Segoe UI"/>
+                <w:b/>
+                <w:color w:val="FFFFFF"/>
+                <w:sz w:val="19"/>
+              </w:rPr>
+              <w:t>Loft</w:t>
+            </w:r>
+          </w:p>
+        </w:tc>
+      </w:tr>
+      <w:tr>
+        <w:tc>
+          <w:tcPr>
+            <w:tcW w:type="dxa" w:w="2268"/>
+          </w:tcPr>
+          <w:p>
+            <w:pPr>
+              <w:spacing w:after="40"/>
+            </w:pPr>
+            <w:r>
+              <w:rPr>
+                <w:rFonts w:ascii="Segoe UI" w:hAnsi="Segoe UI"/>
+                <w:sz w:val="19"/>
+              </w:rPr>
+              <w:t>7,5 ms</w:t>
+            </w:r>
+          </w:p>
+        </w:tc>
+        <w:tc>
+          <w:tcPr>
+            <w:tcW w:type="dxa" w:w="2268"/>
+          </w:tcPr>
+          <w:p>
+            <w:pPr>
+              <w:spacing w:after="40"/>
+            </w:pPr>
+            <w:r>
+              <w:rPr>
+                <w:rFonts w:ascii="Segoe UI" w:hAnsi="Segoe UI"/>
+                <w:sz w:val="19"/>
+              </w:rPr>
+              <w:t>15 ms</w:t>
+            </w:r>
+          </w:p>
+        </w:tc>
+        <w:tc>
+          <w:tcPr>
+            <w:tcW w:type="dxa" w:w="4309"/>
+          </w:tcPr>
+          <w:p>
+            <w:pPr>
+              <w:spacing w:after="40"/>
+            </w:pPr>
+            <w:r>
+              <w:rPr>
+                <w:rFonts w:ascii="Segoe UI" w:hAnsi="Segoe UI"/>
+                <w:sz w:val="19"/>
+              </w:rPr>
+              <w:t>66 tegn/s</w:t>
+            </w:r>
+          </w:p>
+        </w:tc>
+      </w:tr>
+      <w:tr>
+        <w:tc>
+          <w:tcPr>
+            <w:tcW w:type="dxa" w:w="2268"/>
+            <w:shd w:val="clear" w:color="auto" w:fill="F7FAFC"/>
+          </w:tcPr>
+          <w:p>
+            <w:pPr>
+              <w:spacing w:after="40"/>
+            </w:pPr>
+            <w:r>
+              <w:rPr>
+                <w:rFonts w:ascii="Segoe UI" w:hAnsi="Segoe UI"/>
+                <w:sz w:val="19"/>
+              </w:rPr>
+              <w:t>11,25 ms</w:t>
+            </w:r>
+          </w:p>
+        </w:tc>
+        <w:tc>
+          <w:tcPr>
+            <w:tcW w:type="dxa" w:w="2268"/>
+            <w:shd w:val="clear" w:color="auto" w:fill="F7FAFC"/>
+          </w:tcPr>
+          <w:p>
+            <w:pPr>
+              <w:spacing w:after="40"/>
+            </w:pPr>
+            <w:r>
+              <w:rPr>
+                <w:rFonts w:ascii="Segoe UI" w:hAnsi="Segoe UI"/>
+                <w:sz w:val="19"/>
+              </w:rPr>
+              <w:t>22,5 ms</w:t>
+            </w:r>
+          </w:p>
+        </w:tc>
+        <w:tc>
+          <w:tcPr>
+            <w:tcW w:type="dxa" w:w="4309"/>
+            <w:shd w:val="clear" w:color="auto" w:fill="F7FAFC"/>
+          </w:tcPr>
+          <w:p>
+            <w:pPr>
+              <w:spacing w:after="40"/>
+            </w:pPr>
+            <w:r>
+              <w:rPr>
+                <w:rFonts w:ascii="Segoe UI" w:hAnsi="Segoe UI"/>
+                <w:sz w:val="19"/>
+              </w:rPr>
+              <w:t>44 tegn/s</w:t>
+            </w:r>
+          </w:p>
+        </w:tc>
+      </w:tr>
+      <w:tr>
+        <w:tc>
+          <w:tcPr>
+            <w:tcW w:type="dxa" w:w="2268"/>
+          </w:tcPr>
+          <w:p>
+            <w:pPr>
+              <w:spacing w:after="40"/>
+            </w:pPr>
+            <w:r>
+              <w:rPr>
+                <w:rFonts w:ascii="Segoe UI" w:hAnsi="Segoe UI"/>
+                <w:sz w:val="19"/>
+              </w:rPr>
+              <w:t>15 ms</w:t>
+            </w:r>
+          </w:p>
+        </w:tc>
+        <w:tc>
+          <w:tcPr>
+            <w:tcW w:type="dxa" w:w="2268"/>
+          </w:tcPr>
+          <w:p>
+            <w:pPr>
+              <w:spacing w:after="40"/>
+            </w:pPr>
+            <w:r>
+              <w:rPr>
+                <w:rFonts w:ascii="Segoe UI" w:hAnsi="Segoe UI"/>
+                <w:sz w:val="19"/>
+              </w:rPr>
+              <w:t>30 ms</w:t>
+            </w:r>
+          </w:p>
+        </w:tc>
+        <w:tc>
+          <w:tcPr>
+            <w:tcW w:type="dxa" w:w="4309"/>
+          </w:tcPr>
+          <w:p>
+            <w:pPr>
+              <w:spacing w:after="40"/>
+            </w:pPr>
+            <w:r>
+              <w:rPr>
+                <w:rFonts w:ascii="Segoe UI" w:hAnsi="Segoe UI"/>
+                <w:sz w:val="19"/>
+              </w:rPr>
+              <w:t>33 tegn/s</w:t>
+            </w:r>
+          </w:p>
+        </w:tc>
+      </w:tr>
+    </w:tbl>
+    <w:p>
+      <w:pPr>
+        <w:spacing w:before="60" w:after="240"/>
+        <w:jc w:val="center"/>
+      </w:pPr>
+      <w:r>
+        <w:rPr>
+          <w:rFonts w:ascii="Segoe UI" w:hAnsi="Segoe UI"/>
+          <w:i/>
+          <w:color w:val="606C80"/>
+          <w:sz w:val="18"/>
+        </w:rPr>
+        <w:t>Tabel 36. Loftet sat af radioen, ikke af indstillingen.</w:t>
+      </w:r>
+    </w:p>
+    <w:p>
+      <w:pPr>
+        <w:spacing w:before="120" w:after="200"/>
+        <w:ind w:left="113"/>
+        <w:shd w:val="clear" w:color="auto" w:fill="FFF7E6"/>
+        <w:pBdr>
+          <w:top w:val="single" w:sz="6" w:space="6" w:color="9A6A00"/>
+          <w:left w:val="single" w:sz="6" w:space="6" w:color="9A6A00"/>
+          <w:bottom w:val="single" w:sz="6" w:space="6" w:color="9A6A00"/>
+          <w:right w:val="single" w:sz="6" w:space="6" w:color="9A6A00"/>
+        </w:pBdr>
+      </w:pPr>
+      <w:r>
+        <w:rPr>
+          <w:rFonts w:ascii="Segoe UI" w:hAnsi="Segoe UI"/>
+          <w:b/>
+          <w:color w:val="9A6A00"/>
+          <w:sz w:val="20"/>
+        </w:rPr>
+        <w:t xml:space="preserve">Vigtigt: </w:t>
+      </w:r>
+      <w:r>
+        <w:rPr>
+          <w:rFonts w:ascii="Segoe UI" w:hAnsi="Segoe UI"/>
+          <w:sz w:val="20"/>
+        </w:rPr>
+        <w:t>Målt på en Zero 2 W: 32,9 tegn i sekundet ved en forsinkelse på 4 ms — inden for afrunding af gulvet ved 15 ms, og langsommere end 8 ms i samme kørsel. Under ca. 12 ms er indstillingen ikke længere det, der begrænser enheden, så de to hurtigste trin øger mest af alt risikoen for tabte tegn. Skal en enhed hurtigere end ca. 40 tegn i sekundet, er forsinkelsen den forkerte knap: se docs/operations/performance.md, afsnittet om at halvere antallet af rapporter.</w:t>
       </w:r>
     </w:p>
     <w:p>
@@ -22095,7 +22478,7 @@
           <w:color w:val="606C80"/>
           <w:sz w:val="18"/>
         </w:rPr>
-        <w:t>Tabel 36. Fejlmønstre på værtssiden.</w:t>
+        <w:t>Tabel 37. Fejlmønstre på værtssiden.</w:t>
       </w:r>
     </w:p>
     <w:p>
@@ -22584,7 +22967,7 @@
           <w:color w:val="606C80"/>
           <w:sz w:val="18"/>
         </w:rPr>
-        <w:t>Tabel 37. Fejlmønstre i web- og netværkslaget.</w:t>
+        <w:t>Tabel 38. Fejlmønstre i web- og netværkslaget.</w:t>
       </w:r>
     </w:p>
     <w:p>
@@ -23445,7 +23828,7 @@
           <w:color w:val="606C80"/>
           <w:sz w:val="18"/>
         </w:rPr>
-        <w:t>Tabel 38. Fejlmønstre for statuslampen og reed-kontakten. Fase K i test_provision.sh kontrollerer, at alle dele er installeret.</w:t>
+        <w:t>Tabel 39. Fejlmønstre for statuslampen og reed-kontakten. Fase K i test_provision.sh kontrollerer, at alle dele er installeret.</w:t>
       </w:r>
     </w:p>
     <w:p>
@@ -23951,7 +24334,7 @@
           <w:color w:val="606C80"/>
           <w:sz w:val="18"/>
         </w:rPr>
-        <w:t>Tabel 39. Testniveauer og hvornår de bruges.</w:t>
+        <w:t>Tabel 40. Testniveauer og hvornår de bruges.</w:t>
       </w:r>
     </w:p>
     <w:p>
@@ -24446,7 +24829,7 @@
           <w:color w:val="606C80"/>
           <w:sz w:val="18"/>
         </w:rPr>
-        <w:t>Tabel 40. Dokumentationsdrift, der er værd at kende.</w:t>
+        <w:t>Tabel 41. Dokumentationsdrift, der er værd at kende.</w:t>
       </w:r>
     </w:p>
     <w:p>
@@ -25712,7 +26095,7 @@
           <w:color w:val="606C80"/>
           <w:sz w:val="18"/>
         </w:rPr>
-        <w:t>Tabel 41. Endepunkter, som dashboardet er afhængigt af.</w:t>
+        <w:t>Tabel 42. Endepunkter, som dashboardet er afhængigt af.</w:t>
       </w:r>
     </w:p>
     <w:p>
@@ -26711,7 +27094,7 @@
           <w:color w:val="606C80"/>
           <w:sz w:val="18"/>
         </w:rPr>
-        <w:t>Tabel 42. Billeder, der skal produceres eksternt, med den ønskede placering.</w:t>
+        <w:t>Tabel 43. Billeder, der skal produceres eksternt, med den ønskede placering.</w:t>
       </w:r>
     </w:p>
     <w:p>

--- a/docs/manuals/Administratormanual_IPR_Pen_Bridge.docx
+++ b/docs/manuals/Administratormanual_IPR_Pen_Bridge.docx
@@ -13249,7 +13249,7 @@
           <w:i w:val="0"/>
           <w:sz w:val="21"/>
         </w:rPr>
-        <w:t>Enheden forsynes typisk fra PC'ens USB-port, og et SD-kort, der mister strømmen under en skrivning, kan blive ødelagt. Magneten giver en kontrolleret nedlukning: hold i 6 sekunder (lampen lyser hvidt) og slip. gpio_monitor kalder ipr_hotspot_ctl.sh poweroff (systemctl poweroff) og viser konstant hvid; når systemd stopper ipr_keyboard.service, efterlades benene bevidst på hvid, og ipr-led-halt.service — startet tidligt ved opstart uden at gøre noget, så dens ExecStop kører sent i nedlukningen — slukker lampen (pinctrl) lige før kernen standser. Mørk lampe = strømmen må tages fra. En standset Pi Zero kan ikke startes med magneten; afbryd og tilslut strømmen.</w:t>
+        <w:t>Enheden forsynes typisk fra PC'ens USB-port, og et SD-kort, der mister strømmen under en skrivning, kan blive ødelagt. Magneten giver en kontrolleret nedlukning: hold magneten, til menuen åbner, og vælg Power → Sluk (én berøring bekræfter). På bokse uden display: hold i 6 sekunder og slip. gpio_monitor kalder ipr_hotspot_ctl.sh poweroff (systemctl poweroff) og viser konstant hvid; når systemd stopper ipr_keyboard.service, efterlades benene bevidst på hvid, og ipr-led-halt.service — startet tidligt ved opstart uden at gøre noget, så dens ExecStop kører sent i nedlukningen — slukker lampen (pinctrl) lige før kernen standser. Mørk lampe = strømmen må tages fra. En standset Pi Zero kan ikke startes med magneten; afbryd og tilslut strømmen.</w:t>
       </w:r>
     </w:p>
     <w:tbl>
@@ -16138,7 +16138,7 @@
           <w:i w:val="0"/>
           <w:sz w:val="21"/>
         </w:rPr>
-        <w:t>Magneten holdt i 15 sekunder sletter alle Wi-Fi-profiler undtagen ipr-hotspot og genstarter enheden. Applikationsindstillinger, brugerkonti og logfiler berøres ikke. Samme resultat opnås manuelt:</w:t>
+        <w:t>Factory reset under System i magnetmenuen (TO bekræftende berøringer) — på bokse uden display magneten holdt i 15 sekunder — sletter alle Wi-Fi-profiler undtagen ipr-hotspot og genstarter enheden. Applikationsindstillinger, brugerkonti og logfiler berøres ikke. Samme resultat opnås manuelt:</w:t>
       </w:r>
     </w:p>
     <w:p>
@@ -16398,7 +16398,7 @@
           <w:i w:val="0"/>
           <w:sz w:val="21"/>
         </w:rPr>
-        <w:t>Tilstanden skiftes med magneten (hold i 10 sekunder — lampen lyser lilla, og displayet fremhæver linjen med tilstandsskiftet — og slip; lampen lyser lilla i 3 sekunder, og displayet skriver MODE: DEV eller MODE: PROD) eller fra kommandolinjen:</w:t>
+        <w:t>Tilstanden skiftes under System → Mode i magnetmenuen (én bekræftende berøring). På bokse uden display: hold magneten i 10 sekunder — lampen lyser lilla, og displayet fremhæver linjen med tilstandsskiftet — og slip; lampen lyser lilla i 3 sekunder, og displayet skriver MODE: DEV eller MODE: PROD) eller fra kommandolinjen:</w:t>
       </w:r>
     </w:p>
     <w:p>
@@ -16515,7 +16515,7 @@
           <w:rFonts w:ascii="Segoe UI" w:hAnsi="Segoe UI"/>
           <w:sz w:val="20"/>
         </w:rPr>
-        <w:t>Provisioneringen efterlader enheden i udviklingstilstand, fordi den kører over SSH og ellers ville afbryde sig selv. Idriftsættelsen afsluttes med sudo ipr_mode_ctl.sh production (eller magneten i 10 sekunder). Skiftet til drift over en SSH-forbindelse på hjemmenettet afbryder forbindelsen — det er meningen. test_provision.sh advarer, så længe enheden står i udviklingstilstand.</w:t>
+        <w:t>Provisioneringen efterlader enheden i udviklingstilstand, fordi den kører over SSH og ellers ville afbryde sig selv. Idriftsættelsen afsluttes med sudo ipr_mode_ctl.sh production (eller System → Mode i magnetmenuen; 10 sekunder på bokse uden display). Skiftet til drift over en SSH-forbindelse på hjemmenettet afbryder forbindelsen — det er meningen. test_provision.sh advarer, så længe enheden står i udviklingstilstand.</w:t>
       </w:r>
     </w:p>
     <w:p>
@@ -17403,7 +17403,7 @@
           <w:rFonts w:ascii="Segoe UI" w:hAnsi="Segoe UI"/>
           <w:sz w:val="21"/>
         </w:rPr>
-        <w:t>Sæt enheden i driftstilstand som det allersidste trin: sudo ipr_mode_ctl.sh production, eller magneten i 10 sekunder. Kontrollér med sudo ipr-firewall.sh status og — fra en anden maskine — at SSH og dashboardet ikke længere svarer.</w:t>
+        <w:t>Sæt enheden i driftstilstand som det allersidste trin: sudo ipr_mode_ctl.sh production, eller System → Mode i magnetmenuen. Kontrollér med sudo ipr-firewall.sh status og — fra en anden maskine — at SSH og dashboardet ikke længere svarer.</w:t>
       </w:r>
     </w:p>
     <w:p>
@@ -23374,7 +23374,7 @@
                 <w:rFonts w:ascii="Segoe UI" w:hAnsi="Segoe UI"/>
                 <w:sz w:val="19"/>
               </w:rPr>
-              <w:t>Hold magneten i 10 sekunder (lampen lyser lilla, og linjen med tilstandsskiftet er fremhævet i displayet) og slip: udviklingstilstand, og mærket bliver DEV. Eller brug hotspottet (magnet 3 s).</w:t>
+              <w:t>Vælg System → Mode i magnetmenuen (på bokse uden display: hold i 10 sekunder, hvor lampen lyser lilla, og linjen med tilstandsskiftet er fremhævet i displayet) og slip: udviklingstilstand, og mærket bliver DEV. Eller brug hotspottet (magnet 3 s).</w:t>
             </w:r>
           </w:p>
         </w:tc>
@@ -24485,7 +24485,7 @@
           <w:rFonts w:ascii="Segoe UI" w:hAnsi="Segoe UI"/>
           <w:sz w:val="21"/>
         </w:rPr>
-        <w:t>Magneten i 6 sekunder lukker enheden ned: hvid, derefter slukket lampe.</w:t>
+        <w:t>Power → Sluk i magnetmenuen lukker enheden ned: hvid, derefter slukket lampe (6 sekunders hold på bokse uden display).</w:t>
       </w:r>
     </w:p>
     <w:p>

--- a/docs/manuals/Administratormanual_IPR_Pen_Bridge.docx
+++ b/docs/manuals/Administratormanual_IPR_Pen_Bridge.docx
@@ -11400,7 +11400,7 @@
                 <w:rFonts w:ascii="Consolas" w:hAnsi="Consolas"/>
                 <w:sz w:val="18"/>
               </w:rPr>
-              <w:t>20</w:t>
+              <w:t>12</w:t>
             </w:r>
           </w:p>
         </w:tc>
@@ -11417,7 +11417,7 @@
                 <w:rFonts w:ascii="Segoe UI" w:hAnsi="Segoe UI"/>
                 <w:sz w:val="19"/>
               </w:rPr>
-              <w:t>Skrivehastighed: pause i millisekunder efter hver HID-rapport. Der sendes to rapporter pr. tegn, så 20 ms giver 25 tegn i sekundet. Dette er næsten hele den tid, en skanning tager. Se afsnit 9.6.</w:t>
+              <w:t>Skrivehastighed: pause i millisekunder efter hver HID-rapport. Der sendes to rapporter pr. tegn, så 12 ms giver ca. 40 tegn i sekundet. Standardværdien er BT_KEY_DELAY_MS fra /opt/ipr_common.env (12 i den leverede fil; 20, hvis den ikke er sat). Dette er næsten hele den tid, en skanning tager. Se afsnit 9.6.</w:t>
             </w:r>
           </w:p>
         </w:tc>
@@ -11539,7 +11539,18 @@
           <w:i w:val="0"/>
           <w:sz w:val="21"/>
         </w:rPr>
-        <w:t>Forsidens boks “Device” viser tilstand (drift/udvikling), om hotspottet er tændt (med SSID), hvilket netværk enheden er på med IP-adresse, antal registrerede hændelser (afsnit 9.5) og en sætning om, hvor enheden kan nås. Administratorer får knapperne Start hotspot / Stop hotspot; start kræver bekræftelse, fordi enheden forlader hjemmenettet, mens hotspottet er tændt — siden holder op med at svare dér og nås igen på https://10.42.0.1/login. Knapperne bruger samme hjælper som magneten (ipr_hotspot_ctl.sh); API: GET /api/device, POST /api/actions/hotspot.</w:t>
+        <w:t>Alle datoer og klokkeslæt på dashboardet vises i tidszonen på den computer eller telefon, der viser siden — ikke enhedens. Kun displayet på selve enheden viser enhedens egen tid.</w:t>
+      </w:r>
+    </w:p>
+    <w:p>
+      <w:r>
+        <w:rPr>
+          <w:rFonts w:ascii="Segoe UI" w:hAnsi="Segoe UI"/>
+          <w:b w:val="0"/>
+          <w:i w:val="0"/>
+          <w:sz w:val="21"/>
+        </w:rPr>
+        <w:t>Forsidens boks “Device” viser tilstand (drift/udvikling), om hotspottet er tændt (med SSID), hvilket netværk enheden er på med IP-adresse, antal åbne hændelser (fx “1 open ›”; et klik åbner listen, afsnit 9.5) og en sætning om, hvor enheden kan nås. Administratorer får knapperne Start hotspot / Stop hotspot; start kræver bekræftelse, fordi enheden forlader hjemmenettet, mens hotspottet er tændt — siden holder op med at svare dér og nås igen på https://10.42.0.1/login. Knapperne bruger samme hjælper som magneten (ipr_hotspot_ctl.sh); API: GET /api/device, POST /api/actions/hotspot.</w:t>
       </w:r>
     </w:p>
     <w:p>
@@ -11631,6 +11642,26 @@
           <w:sz w:val="21"/>
         </w:rPr>
         <w:t>hvor hurtigt teksten tastes ind på pc'en. Fire trin: Normal (20 ms, 25 tegn/s), Hurtig (12 ms, 42/s), Hurtigere (8 ms, 62/s) og Hurtigst (4 ms, 125/s). Hurtigere er ikke altid bedre — kan pc'en ikke følge med, forsvinder tegn eller bytter plads, hvilket er værre end at vente. Ændringen gælder fra næste skanning, uden genstart af Bluetooth-tjenesten og uden at parringen mistes. Se afsnit 9.6.</w:t>
+      </w:r>
+    </w:p>
+    <w:p>
+      <w:pPr>
+        <w:pStyle w:val="ListBullet"/>
+      </w:pPr>
+      <w:r>
+        <w:rPr>
+          <w:rFonts w:ascii="Segoe UI" w:hAnsi="Segoe UI"/>
+          <w:b/>
+          <w:sz w:val="21"/>
+        </w:rPr>
+        <w:t xml:space="preserve">Dato og tid — </w:t>
+      </w:r>
+      <w:r>
+        <w:rPr>
+          <w:rFonts w:ascii="Segoe UI" w:hAnsi="Segoe UI"/>
+          <w:sz w:val="21"/>
+        </w:rPr>
+        <w:t>enhedens ur (vist i din tidszone), hvor meget det afviger fra din computers ur, om det stilles fra internettet (NTP) og fra hvilken server, og enhedens egen tidszone. En administrator kan synkronisere med internettid nu, stille uret efter sin egen computer (når enheden er uden internet, fx på hotspottet) og skifte enhedens tidszone, som bruges på displayet og i logfilerne. Går gennem hjælperen ipr_hotspot_ctl.sh (time sync | set | zone). API: GET/POST /api/time, GET /api/time/zones.</w:t>
       </w:r>
     </w:p>
     <w:p>
@@ -20616,7 +20647,18 @@
           <w:i w:val="0"/>
           <w:sz w:val="21"/>
         </w:rPr>
-        <w:t>Efter en hændelse:</w:t>
+        <w:t>Efter en hændelse — på dashboardet: tallet “Incidents” i boksen Device på forsiden er antallet af åbne hændelser, og et klik åbner listen. For hver hændelse står i almindeligt sprog, hvad der stoppede og hvad den del gør, om den kører igen nu, og hvad man skal gøre. “Show log” viser tjenestens journal fra tre minutter før til et minut efter fejlen. En administrator kan genstarte Bluetooth-tjenesterne derfra og markere hændelsen som håndteret (“Mark as handled”); den tæller så ikke længere med på forsiden, men kan vises igen. Selve hændelsesloggen ændres aldrig — markeringerne gemmes i incidents_handled.json i programmappen. API: GET /api/incidents, GET /api/incidents/log, POST /api/incidents/handled og /api/incidents/restart.</w:t>
+      </w:r>
+    </w:p>
+    <w:p>
+      <w:r>
+        <w:rPr>
+          <w:rFonts w:ascii="Segoe UI" w:hAnsi="Segoe UI"/>
+          <w:b w:val="0"/>
+          <w:i w:val="0"/>
+          <w:sz w:val="21"/>
+        </w:rPr>
+        <w:t>På enheden:</w:t>
       </w:r>
     </w:p>
     <w:p>
@@ -20682,7 +20724,7 @@
           <w:i w:val="0"/>
           <w:sz w:val="21"/>
         </w:rPr>
-        <w:t>Skrivehastigheden er den enkeltfaktor, der betyder mest for, hvor lang tid en skanning tager. Enheden sender to HID-rapporter pr. tegn (tast ned og tast op) og venter TypingDelayMs efter hver, så hastigheden er 1000 / (2 × TypingDelayMs) tegn i sekundet. Ved standardværdien 20 ms er det 25 tegn i sekundet: en side på 1.500 tegn tager ca. 60 sekunder, og resten af kæden (detektion, læsning, kø) bidrager med under et halvt sekund tilsammen.</w:t>
+        <w:t>Skrivehastigheden er den enkeltfaktor, der betyder mest for, hvor lang tid en skanning tager. Enheden sender to HID-rapporter pr. tegn (tast ned og tast op) og venter TypingDelayMs efter hver, så hastigheden er 1000 / (2 × TypingDelayMs) tegn i sekundet. En ny installation bruger BT_KEY_DELAY_MS fra /opt/ipr_common.env — 12 ms i den leverede fil, ca. 40 tegn i sekundet: en side på 1.500 tegn tager ca. 37 sekunder (ved Normal, 20 ms, ca. 60 sekunder). Resten af kæden (detektion, læsning, kø) bidrager med under et halvt sekund tilsammen.</w:t>
       </w:r>
     </w:p>
     <w:tbl>
@@ -20883,7 +20925,7 @@
                 <w:rFonts w:ascii="Segoe UI" w:hAnsi="Segoe UI"/>
                 <w:sz w:val="19"/>
               </w:rPr>
-              <w:t>Standard. Her er det forsinkelsen, der sætter grænsen.</w:t>
+              <w:t>Her er det forsinkelsen, der sætter grænsen.</w:t>
             </w:r>
           </w:p>
         </w:tc>
@@ -20975,7 +21017,7 @@
                 <w:rFonts w:ascii="Segoe UI" w:hAnsi="Segoe UI"/>
                 <w:sz w:val="19"/>
               </w:rPr>
-              <w:t>I praksis det bedste valg.</w:t>
+              <w:t>Standard ved en ny installation. I praksis det bedste valg.</w:t>
             </w:r>
           </w:p>
         </w:tc>
@@ -25928,7 +25970,7 @@
                 <w:rFonts w:ascii="Consolas" w:hAnsi="Consolas"/>
                 <w:sz w:val="18"/>
               </w:rPr>
-              <w:t>/api/stream</w:t>
+              <w:t>/api/actions/hotspot</w:t>
             </w:r>
           </w:p>
         </w:tc>
@@ -25945,7 +25987,7 @@
                 <w:rFonts w:ascii="Segoe UI" w:hAnsi="Segoe UI"/>
                 <w:sz w:val="19"/>
               </w:rPr>
-              <w:t>GET</w:t>
+              <w:t>POST</w:t>
             </w:r>
           </w:p>
         </w:tc>
@@ -25962,7 +26004,7 @@
                 <w:rFonts w:ascii="Segoe UI" w:hAnsi="Segoe UI"/>
                 <w:sz w:val="19"/>
               </w:rPr>
-              <w:t>Server-Sent Events med løbende tilstand.</w:t>
+              <w:t>Start/stop hotspottet (administrator).</w:t>
             </w:r>
           </w:p>
         </w:tc>
@@ -25982,7 +26024,7 @@
                 <w:rFonts w:ascii="Consolas" w:hAnsi="Consolas"/>
                 <w:sz w:val="18"/>
               </w:rPr>
-              <w:t>/api/debug/services · /&lt;navn&gt;/&lt;handling&gt;</w:t>
+              <w:t>/api/device</w:t>
             </w:r>
           </w:p>
         </w:tc>
@@ -26000,7 +26042,7 @@
                 <w:rFonts w:ascii="Segoe UI" w:hAnsi="Segoe UI"/>
                 <w:sz w:val="19"/>
               </w:rPr>
-              <w:t>GET, POST</w:t>
+              <w:t>GET</w:t>
             </w:r>
           </w:p>
         </w:tc>
@@ -26018,7 +26060,7 @@
                 <w:rFonts w:ascii="Segoe UI" w:hAnsi="Segoe UI"/>
                 <w:sz w:val="19"/>
               </w:rPr>
-              <w:t>Tjenestestatus og start/stop/genstart.</w:t>
+              <w:t>Boksen Device: tilstand, hotspot, netværk, hændelser, ur.</w:t>
             </w:r>
           </w:p>
         </w:tc>
@@ -26037,7 +26079,7 @@
                 <w:rFonts w:ascii="Consolas" w:hAnsi="Consolas"/>
                 <w:sz w:val="18"/>
               </w:rPr>
-              <w:t>/api/debug/send-text · send-file · pen-files</w:t>
+              <w:t>/api/incidents · /log · /handled · /restart</w:t>
             </w:r>
           </w:p>
         </w:tc>
@@ -26071,7 +26113,7 @@
                 <w:rFonts w:ascii="Segoe UI" w:hAnsi="Segoe UI"/>
                 <w:sz w:val="19"/>
               </w:rPr>
-              <w:t>Manuel afsendelse og indsigt i pen-mappen.</w:t>
+              <w:t>Hændelser forklaret, deres log, markér som håndteret, genstart (afsnit 9.5).</w:t>
             </w:r>
           </w:p>
         </w:tc>
@@ -26091,7 +26133,7 @@
                 <w:rFonts w:ascii="Consolas" w:hAnsi="Consolas"/>
                 <w:sz w:val="18"/>
               </w:rPr>
-              <w:t>/api/auth/login · logout · me · users</w:t>
+              <w:t>/api/time · /api/time/zones</w:t>
             </w:r>
           </w:p>
         </w:tc>
@@ -26109,7 +26151,7 @@
                 <w:rFonts w:ascii="Segoe UI" w:hAnsi="Segoe UI"/>
                 <w:sz w:val="19"/>
               </w:rPr>
-              <w:t>GET, POST, PATCH, DELETE</w:t>
+              <w:t>GET, POST</w:t>
             </w:r>
           </w:p>
         </w:tc>
@@ -26127,7 +26169,7 @@
                 <w:rFonts w:ascii="Segoe UI" w:hAnsi="Segoe UI"/>
                 <w:sz w:val="19"/>
               </w:rPr>
-              <w:t>Sessions- og brugeradministration.</w:t>
+              <w:t>Enhedens ur og tidszone; POST kræver administrator.</w:t>
             </w:r>
           </w:p>
         </w:tc>
@@ -26146,6 +26188,278 @@
                 <w:rFonts w:ascii="Consolas" w:hAnsi="Consolas"/>
                 <w:sz w:val="18"/>
               </w:rPr>
+              <w:t>/api/metrics · /api/metrics/reset</w:t>
+            </w:r>
+          </w:p>
+        </w:tc>
+        <w:tc>
+          <w:tcPr>
+            <w:tcW w:type="dxa" w:w="1474"/>
+          </w:tcPr>
+          <w:p>
+            <w:pPr>
+              <w:spacing w:after="40"/>
+            </w:pPr>
+            <w:r>
+              <w:rPr>
+                <w:rFonts w:ascii="Segoe UI" w:hAnsi="Segoe UI"/>
+                <w:sz w:val="19"/>
+              </w:rPr>
+              <w:t>GET, POST</w:t>
+            </w:r>
+          </w:p>
+        </w:tc>
+        <w:tc>
+          <w:tcPr>
+            <w:tcW w:type="dxa" w:w="3742"/>
+          </w:tcPr>
+          <w:p>
+            <w:pPr>
+              <w:spacing w:after="40"/>
+            </w:pPr>
+            <w:r>
+              <w:rPr>
+                <w:rFonts w:ascii="Segoe UI" w:hAnsi="Segoe UI"/>
+                <w:sz w:val="19"/>
+              </w:rPr>
+              <w:t>Ydelsestal (afsnit 9.4).</w:t>
+            </w:r>
+          </w:p>
+        </w:tc>
+      </w:tr>
+      <w:tr>
+        <w:tc>
+          <w:tcPr>
+            <w:tcW w:type="dxa" w:w="3628"/>
+            <w:shd w:val="clear" w:color="auto" w:fill="F7FAFC"/>
+          </w:tcPr>
+          <w:p>
+            <w:pPr>
+              <w:spacing w:after="40"/>
+            </w:pPr>
+            <w:r>
+              <w:rPr>
+                <w:rFonts w:ascii="Consolas" w:hAnsi="Consolas"/>
+                <w:sz w:val="18"/>
+              </w:rPr>
+              <w:t>/api/stream</w:t>
+            </w:r>
+          </w:p>
+        </w:tc>
+        <w:tc>
+          <w:tcPr>
+            <w:tcW w:type="dxa" w:w="1474"/>
+            <w:shd w:val="clear" w:color="auto" w:fill="F7FAFC"/>
+          </w:tcPr>
+          <w:p>
+            <w:pPr>
+              <w:spacing w:after="40"/>
+            </w:pPr>
+            <w:r>
+              <w:rPr>
+                <w:rFonts w:ascii="Segoe UI" w:hAnsi="Segoe UI"/>
+                <w:sz w:val="19"/>
+              </w:rPr>
+              <w:t>GET</w:t>
+            </w:r>
+          </w:p>
+        </w:tc>
+        <w:tc>
+          <w:tcPr>
+            <w:tcW w:type="dxa" w:w="3742"/>
+            <w:shd w:val="clear" w:color="auto" w:fill="F7FAFC"/>
+          </w:tcPr>
+          <w:p>
+            <w:pPr>
+              <w:spacing w:after="40"/>
+            </w:pPr>
+            <w:r>
+              <w:rPr>
+                <w:rFonts w:ascii="Segoe UI" w:hAnsi="Segoe UI"/>
+                <w:sz w:val="19"/>
+              </w:rPr>
+              <w:t>Server-Sent Events med løbende tilstand.</w:t>
+            </w:r>
+          </w:p>
+        </w:tc>
+      </w:tr>
+      <w:tr>
+        <w:tc>
+          <w:tcPr>
+            <w:tcW w:type="dxa" w:w="3628"/>
+          </w:tcPr>
+          <w:p>
+            <w:pPr>
+              <w:spacing w:after="40"/>
+            </w:pPr>
+            <w:r>
+              <w:rPr>
+                <w:rFonts w:ascii="Consolas" w:hAnsi="Consolas"/>
+                <w:sz w:val="18"/>
+              </w:rPr>
+              <w:t>/api/debug/services · /&lt;navn&gt;/&lt;handling&gt;</w:t>
+            </w:r>
+          </w:p>
+        </w:tc>
+        <w:tc>
+          <w:tcPr>
+            <w:tcW w:type="dxa" w:w="1474"/>
+          </w:tcPr>
+          <w:p>
+            <w:pPr>
+              <w:spacing w:after="40"/>
+            </w:pPr>
+            <w:r>
+              <w:rPr>
+                <w:rFonts w:ascii="Segoe UI" w:hAnsi="Segoe UI"/>
+                <w:sz w:val="19"/>
+              </w:rPr>
+              <w:t>GET, POST</w:t>
+            </w:r>
+          </w:p>
+        </w:tc>
+        <w:tc>
+          <w:tcPr>
+            <w:tcW w:type="dxa" w:w="3742"/>
+          </w:tcPr>
+          <w:p>
+            <w:pPr>
+              <w:spacing w:after="40"/>
+            </w:pPr>
+            <w:r>
+              <w:rPr>
+                <w:rFonts w:ascii="Segoe UI" w:hAnsi="Segoe UI"/>
+                <w:sz w:val="19"/>
+              </w:rPr>
+              <w:t>Tjenestestatus og start/stop/genstart.</w:t>
+            </w:r>
+          </w:p>
+        </w:tc>
+      </w:tr>
+      <w:tr>
+        <w:tc>
+          <w:tcPr>
+            <w:tcW w:type="dxa" w:w="3628"/>
+            <w:shd w:val="clear" w:color="auto" w:fill="F7FAFC"/>
+          </w:tcPr>
+          <w:p>
+            <w:pPr>
+              <w:spacing w:after="40"/>
+            </w:pPr>
+            <w:r>
+              <w:rPr>
+                <w:rFonts w:ascii="Consolas" w:hAnsi="Consolas"/>
+                <w:sz w:val="18"/>
+              </w:rPr>
+              <w:t>/api/debug/send-text · send-file · typing-trial · pen-files</w:t>
+            </w:r>
+          </w:p>
+        </w:tc>
+        <w:tc>
+          <w:tcPr>
+            <w:tcW w:type="dxa" w:w="1474"/>
+            <w:shd w:val="clear" w:color="auto" w:fill="F7FAFC"/>
+          </w:tcPr>
+          <w:p>
+            <w:pPr>
+              <w:spacing w:after="40"/>
+            </w:pPr>
+            <w:r>
+              <w:rPr>
+                <w:rFonts w:ascii="Segoe UI" w:hAnsi="Segoe UI"/>
+                <w:sz w:val="19"/>
+              </w:rPr>
+              <w:t>GET, POST</w:t>
+            </w:r>
+          </w:p>
+        </w:tc>
+        <w:tc>
+          <w:tcPr>
+            <w:tcW w:type="dxa" w:w="3742"/>
+            <w:shd w:val="clear" w:color="auto" w:fill="F7FAFC"/>
+          </w:tcPr>
+          <w:p>
+            <w:pPr>
+              <w:spacing w:after="40"/>
+            </w:pPr>
+            <w:r>
+              <w:rPr>
+                <w:rFonts w:ascii="Segoe UI" w:hAnsi="Segoe UI"/>
+                <w:sz w:val="19"/>
+              </w:rPr>
+              <w:t>Manuel afsendelse, skrivehastighedstest og indsigt i pen-mappen.</w:t>
+            </w:r>
+          </w:p>
+        </w:tc>
+      </w:tr>
+      <w:tr>
+        <w:tc>
+          <w:tcPr>
+            <w:tcW w:type="dxa" w:w="3628"/>
+          </w:tcPr>
+          <w:p>
+            <w:pPr>
+              <w:spacing w:after="40"/>
+            </w:pPr>
+            <w:r>
+              <w:rPr>
+                <w:rFonts w:ascii="Consolas" w:hAnsi="Consolas"/>
+                <w:sz w:val="18"/>
+              </w:rPr>
+              <w:t>/api/auth/login · logout · me · users</w:t>
+            </w:r>
+          </w:p>
+        </w:tc>
+        <w:tc>
+          <w:tcPr>
+            <w:tcW w:type="dxa" w:w="1474"/>
+          </w:tcPr>
+          <w:p>
+            <w:pPr>
+              <w:spacing w:after="40"/>
+            </w:pPr>
+            <w:r>
+              <w:rPr>
+                <w:rFonts w:ascii="Segoe UI" w:hAnsi="Segoe UI"/>
+                <w:sz w:val="19"/>
+              </w:rPr>
+              <w:t>GET, POST, PUT, DELETE</w:t>
+            </w:r>
+          </w:p>
+        </w:tc>
+        <w:tc>
+          <w:tcPr>
+            <w:tcW w:type="dxa" w:w="3742"/>
+          </w:tcPr>
+          <w:p>
+            <w:pPr>
+              <w:spacing w:after="40"/>
+            </w:pPr>
+            <w:r>
+              <w:rPr>
+                <w:rFonts w:ascii="Segoe UI" w:hAnsi="Segoe UI"/>
+                <w:sz w:val="19"/>
+              </w:rPr>
+              <w:t>Sessions- og brugeradministration.</w:t>
+            </w:r>
+          </w:p>
+        </w:tc>
+      </w:tr>
+      <w:tr>
+        <w:tc>
+          <w:tcPr>
+            <w:tcW w:type="dxa" w:w="3628"/>
+            <w:shd w:val="clear" w:color="auto" w:fill="F7FAFC"/>
+          </w:tcPr>
+          <w:p>
+            <w:pPr>
+              <w:spacing w:after="40"/>
+            </w:pPr>
+            <w:r>
+              <w:rPr>
+                <w:rFonts w:ascii="Consolas" w:hAnsi="Consolas"/>
+                <w:sz w:val="18"/>
+              </w:rPr>
               <w:t>/api/version</w:t>
             </w:r>
           </w:p>
@@ -26153,6 +26467,7 @@
         <w:tc>
           <w:tcPr>
             <w:tcW w:type="dxa" w:w="1474"/>
+            <w:shd w:val="clear" w:color="auto" w:fill="F7FAFC"/>
           </w:tcPr>
           <w:p>
             <w:pPr>
@@ -26170,6 +26485,7 @@
         <w:tc>
           <w:tcPr>
             <w:tcW w:type="dxa" w:w="3742"/>
+            <w:shd w:val="clear" w:color="auto" w:fill="F7FAFC"/>
           </w:tcPr>
           <w:p>
             <w:pPr>

--- a/docs/manuals/Administratormanual_IPR_Pen_Bridge.docx
+++ b/docs/manuals/Administratormanual_IPR_Pen_Bridge.docx
@@ -3616,7 +3616,7 @@
                 <w:rFonts w:ascii="Segoe UI" w:hAnsi="Segoe UI"/>
                 <w:sz w:val="19"/>
               </w:rPr>
-              <w:t>meibye</w:t>
+              <w:t>&lt;bruger&gt;</w:t>
             </w:r>
           </w:p>
         </w:tc>
@@ -3725,7 +3725,7 @@
                 <w:rFonts w:ascii="Segoe UI" w:hAnsi="Segoe UI"/>
                 <w:sz w:val="19"/>
               </w:rPr>
-              <w:t>SSID: DPbUFEKqA</w:t>
+              <w:t>SSID: &lt;hjemme-SSID&gt;</w:t>
             </w:r>
           </w:p>
         </w:tc>
@@ -4068,7 +4068,7 @@
           <w:rFonts w:ascii="Consolas" w:hAnsi="Consolas"/>
           <w:sz w:val="18"/>
         </w:rPr>
-        <w:t>ssh meibye@ipr-prod-zero2.local     # adgangskode fra Imager-opsætningen</w:t>
+        <w:t>ssh &lt;bruger&gt;@ipr-prod-zero2.local     # adgangskode fra Imager-opsætningen</w:t>
       </w:r>
     </w:p>
     <w:p>
@@ -4140,7 +4140,7 @@
           <w:rFonts w:ascii="Consolas" w:hAnsi="Consolas"/>
           <w:sz w:val="18"/>
         </w:rPr>
-        <w:t>sudo nmcli connection modify "netplan-wlan0-DPbUFEKqA" ipv4.dhcp-client-id mac</w:t>
+        <w:t>sudo nmcli connection modify "netplan-wlan0-&lt;hjemme-SSID&gt;" ipv4.dhcp-client-id mac</w:t>
         <w:br/>
       </w:r>
       <w:r>
@@ -4148,7 +4148,7 @@
           <w:rFonts w:ascii="Consolas" w:hAnsi="Consolas"/>
           <w:sz w:val="18"/>
         </w:rPr>
-        <w:t>sudo nmcli connection up     "netplan-wlan0-DPbUFEKqA"</w:t>
+        <w:t>sudo nmcli connection up     "netplan-wlan0-&lt;hjemme-SSID&gt;"</w:t>
       </w:r>
     </w:p>
     <w:p>
@@ -4515,7 +4515,7 @@
                 <w:rFonts w:ascii="Consolas" w:hAnsi="Consolas"/>
                 <w:sz w:val="18"/>
               </w:rPr>
-              <w:t>meibye</w:t>
+              <w:t>&lt;bruger&gt;</w:t>
             </w:r>
           </w:p>
         </w:tc>
@@ -4588,7 +4588,7 @@
                 <w:rFonts w:ascii="Consolas" w:hAnsi="Consolas"/>
                 <w:sz w:val="18"/>
               </w:rPr>
-              <w:t>meibye</w:t>
+              <w:t>&lt;bruger&gt;</w:t>
             </w:r>
           </w:p>
         </w:tc>
@@ -4659,7 +4659,7 @@
                 <w:rFonts w:ascii="Consolas" w:hAnsi="Consolas"/>
                 <w:sz w:val="18"/>
               </w:rPr>
-              <w:t>meibye</w:t>
+              <w:t>&lt;bruger&gt;</w:t>
             </w:r>
           </w:p>
         </w:tc>
@@ -4833,7 +4833,7 @@
           <w:rFonts w:ascii="Consolas" w:hAnsi="Consolas"/>
           <w:sz w:val="18"/>
         </w:rPr>
-        <w:t>ssh-copy-id -i ~/.ssh/ipr_rpi.pub meibye@ipr-prod-zero2.local</w:t>
+        <w:t>ssh-copy-id -i ~/.ssh/ipr_rpi.pub &lt;bruger&gt;@ipr-prod-zero2.local</w:t>
         <w:br/>
       </w:r>
       <w:r>
@@ -4864,7 +4864,7 @@
           <w:rFonts w:ascii="Consolas" w:hAnsi="Consolas"/>
           <w:sz w:val="18"/>
         </w:rPr>
-        <w:t xml:space="preserve">  ssh meibye@ipr-prod-zero2.local "mkdir -p ~/.ssh &amp;&amp; chmod 700 ~/.ssh &amp;&amp;</w:t>
+        <w:t xml:space="preserve">  ssh &lt;bruger&gt;@ipr-prod-zero2.local "mkdir -p ~/.ssh &amp;&amp; chmod 700 ~/.ssh &amp;&amp;</w:t>
         <w:br/>
       </w:r>
       <w:r>
@@ -4911,7 +4911,7 @@
           <w:rFonts w:ascii="Consolas" w:hAnsi="Consolas"/>
           <w:sz w:val="18"/>
         </w:rPr>
-        <w:t>ssh -i ~/.ssh/ipr_rpi meibye@ipr-prod-zero2.local</w:t>
+        <w:t>ssh -i ~/.ssh/ipr_rpi &lt;bruger&gt;@ipr-prod-zero2.local</w:t>
         <w:br/>
       </w:r>
       <w:r>
@@ -4934,7 +4934,7 @@
           <w:rFonts w:ascii="Consolas" w:hAnsi="Consolas"/>
           <w:sz w:val="18"/>
         </w:rPr>
-        <w:t>ssh -i ~/.ssh/ipr_rpi meibye@10.42.0.1</w:t>
+        <w:t>ssh -i ~/.ssh/ipr_rpi &lt;bruger&gt;@10.42.0.1</w:t>
         <w:br/>
       </w:r>
       <w:r>
@@ -5004,7 +5004,7 @@
           <w:rFonts w:ascii="Consolas" w:hAnsi="Consolas"/>
           <w:sz w:val="18"/>
         </w:rPr>
-        <w:t xml:space="preserve">    User meibye</w:t>
+        <w:t xml:space="preserve">    User &lt;bruger&gt;</w:t>
         <w:br/>
       </w:r>
       <w:r>
@@ -5051,7 +5051,7 @@
           <w:rFonts w:ascii="Consolas" w:hAnsi="Consolas"/>
           <w:sz w:val="18"/>
         </w:rPr>
-        <w:t xml:space="preserve">    User meibye</w:t>
+        <w:t xml:space="preserve">    User &lt;bruger&gt;</w:t>
         <w:br/>
       </w:r>
       <w:r>
@@ -5996,7 +5996,7 @@
                 <w:rFonts w:ascii="Segoe UI" w:hAnsi="Segoe UI"/>
                 <w:sz w:val="19"/>
               </w:rPr>
-              <w:t>$REPO_DIR — typisk /home/meibye/dev/ipr-keyboard</w:t>
+              <w:t>$REPO_DIR — typisk /home/&lt;bruger&gt;/dev/ipr-keyboard</w:t>
             </w:r>
           </w:p>
         </w:tc>
@@ -6961,7 +6961,7 @@
           <w:i w:val="0"/>
           <w:sz w:val="21"/>
         </w:rPr>
-        <w:t>Skal nøglen lægges på enheden fra WSL, så brug aliasset og ikke IP-adressen. Aliasset bærer User meibye; en bar adresse logger ind som WSL-brugeren og afvises med Permission denied, selv når nøglen er i orden.</w:t>
+        <w:t>Skal nøglen lægges på enheden fra WSL, så brug aliasset og ikke IP-adressen. Aliasset bærer User &lt;bruger&gt;; en bar adresse logger ind som WSL-brugeren og afvises med Permission denied, selv når nøglen er i orden.</w:t>
       </w:r>
     </w:p>
     <w:p>
@@ -7823,7 +7823,7 @@
           <w:rFonts w:ascii="Consolas" w:hAnsi="Consolas"/>
           <w:sz w:val="18"/>
         </w:rPr>
-        <w:t>scp -r ipr-keyboard ipr-prod-zero2:/home/meibye/dev/</w:t>
+        <w:t>scp -r ipr-keyboard ipr-prod-zero2:/home/&lt;bruger&gt;/dev/</w:t>
         <w:br/>
       </w:r>
       <w:r>
@@ -8389,7 +8389,7 @@
           <w:rFonts w:ascii="Consolas" w:hAnsi="Consolas"/>
           <w:sz w:val="18"/>
         </w:rPr>
-        <w:t>wsl -d Ubuntu -- rsync -avz --delete --chmod=D755,F644 --exclude '.git' --exclude '.venv' --exclude '__pycache__' --exclude 'docs' --exclude 'tests' --exclude 'logs' --exclude 'config.json' --exclude 'users.json' --exclude 'secret_key.txt' --exclude 'admin_initial_password.txt' /mnt/d/sandbox/ipr-keyboard/ ipr-prod-zero2:/home/meibye/dev/ipr-keyboard/</w:t>
+        <w:t>wsl -d Ubuntu -- rsync -avz --delete --chmod=D755,F644 --exclude '.git' --exclude '.venv' --exclude '__pycache__' --exclude 'docs' --exclude 'tests' --exclude 'logs' --exclude 'config.json' --exclude 'users.json' --exclude 'secret_key.txt' --exclude 'admin_initial_password.txt' /mnt/d/sandbox/ipr-keyboard/ ipr-prod-zero2:/home/&lt;bruger&gt;/dev/ipr-keyboard/</w:t>
         <w:br/>
       </w:r>
       <w:r>
@@ -8441,7 +8441,7 @@
           <w:rFonts w:ascii="Segoe UI" w:hAnsi="Segoe UI"/>
           <w:sz w:val="20"/>
         </w:rPr>
-        <w:t>Brug værtsaliasset ipr-prod-zero2 — ikke det fulde navn meibye@ipr-prod-zero2.local. WSL2 kan ikke slå .local-navne op, og kommandoen fejler med Could not resolve hostname. Aliasset peger på en IP-adresse, som wsl_setup_ssh.sh har indsat.</w:t>
+        <w:t>Brug værtsaliasset ipr-prod-zero2 — ikke det fulde navn &lt;bruger&gt;@ipr-prod-zero2.local. WSL2 kan ikke slå .local-navne op, og kommandoen fejler med Could not resolve hostname. Aliasset peger på en IP-adresse, som wsl_setup_ssh.sh har indsat.</w:t>
       </w:r>
     </w:p>
     <w:p>
@@ -8564,7 +8564,7 @@
           <w:rFonts w:ascii="Consolas" w:hAnsi="Consolas"/>
           <w:sz w:val="18"/>
         </w:rPr>
-        <w:t xml:space="preserve">  ./ ipr-prod-zero2:/home/meibye/dev/ipr-keyboard/</w:t>
+        <w:t xml:space="preserve">  ./ ipr-prod-zero2:/home/&lt;bruger&gt;/dev/ipr-keyboard/</w:t>
         <w:br/>
       </w:r>
       <w:r>
@@ -8700,7 +8700,7 @@
           <w:rFonts w:ascii="Consolas" w:hAnsi="Consolas"/>
           <w:sz w:val="18"/>
         </w:rPr>
-        <w:t>scp ipr-keyboard.bundle meibye@ipr-prod-zero2.local:/tmp/</w:t>
+        <w:t>scp ipr-keyboard.bundle &lt;bruger&gt;@ipr-prod-zero2.local:/tmp/</w:t>
         <w:br/>
       </w:r>
       <w:r>
@@ -8877,7 +8877,7 @@
           <w:rFonts w:ascii="Consolas" w:hAnsi="Consolas"/>
           <w:sz w:val="18"/>
         </w:rPr>
-        <w:t>ssh meibye@ipr-prod-zero2.local "ls -l ~/dev/ipr-keyboard/provision/*.sh"</w:t>
+        <w:t>ssh &lt;bruger&gt;@ipr-prod-zero2.local "ls -l ~/dev/ipr-keyboard/provision/*.sh"</w:t>
         <w:br/>
       </w:r>
       <w:r>
@@ -8885,7 +8885,7 @@
           <w:rFonts w:ascii="Consolas" w:hAnsi="Consolas"/>
           <w:sz w:val="18"/>
         </w:rPr>
-        <w:t>ssh meibye@ipr-prod-zero2.local "sudo -S test -r /opt/ipr_common.env &amp;&amp; echo env ok"</w:t>
+        <w:t>ssh &lt;bruger&gt;@ipr-prod-zero2.local "sudo -S test -r /opt/ipr_common.env &amp;&amp; echo env ok"</w:t>
       </w:r>
     </w:p>
     <w:p>
@@ -9012,6 +9012,240 @@
           <w:sz w:val="18"/>
         </w:rPr>
         <w:t>sudo ~/dev/ipr-keyboard/scripts/deploy/device_bootstrap.sh</w:t>
+      </w:r>
+    </w:p>
+    <w:p>
+      <w:r>
+        <w:rPr>
+          <w:rFonts w:ascii="Segoe UI" w:hAnsi="Segoe UI"/>
+          <w:b/>
+          <w:i w:val="0"/>
+          <w:sz w:val="21"/>
+        </w:rPr>
+        <w:t>Uden tastatur: --unattended</w:t>
+      </w:r>
+    </w:p>
+    <w:p>
+      <w:r>
+        <w:rPr>
+          <w:rFonts w:ascii="Segoe UI" w:hAnsi="Segoe UI"/>
+          <w:b w:val="0"/>
+          <w:i w:val="0"/>
+          <w:sz w:val="21"/>
+        </w:rPr>
+        <w:t>Med --unattended kører hele installationen uden at spørge om noget. Alle svar tages fra /opt/ipr_common.env eller deres dokumenterede standardværdi, og genstarterne kædes sammen af sig selv: guiden aktiverer engangstjenesten ipr-provision-resume.service, genstarter, og tjenesten kører guiden videre med --unattended --resume, når enheden er oppe igen — tre genstarter på et nyt billede. En kørsel, der fejler, aktiverer den ikke igen, så den kan ikke køre i ring. --unattended indebærer --yes (scriptets egen bekræftelse).</w:t>
+      </w:r>
+    </w:p>
+    <w:p>
+      <w:pPr>
+        <w:spacing w:before="80" w:after="160" w:line="240" w:lineRule="auto"/>
+        <w:ind w:left="227"/>
+        <w:shd w:val="clear" w:color="auto" w:fill="F4F6F8"/>
+        <w:pBdr>
+          <w:top w:val="single" w:sz="4" w:space="6" w:color="DCE1E8"/>
+          <w:left w:val="single" w:sz="4" w:space="6" w:color="DCE1E8"/>
+          <w:bottom w:val="single" w:sz="4" w:space="6" w:color="DCE1E8"/>
+          <w:right w:val="single" w:sz="4" w:space="6" w:color="DCE1E8"/>
+        </w:pBdr>
+      </w:pPr>
+      <w:r>
+        <w:rPr>
+          <w:rFonts w:ascii="Consolas" w:hAnsi="Consolas"/>
+          <w:sz w:val="18"/>
+        </w:rPr>
+        <w:t># Fra administrator-pc'en (Git Bash eller WSL), i repositoriets rod</w:t>
+        <w:br/>
+      </w:r>
+      <w:r>
+        <w:rPr>
+          <w:rFonts w:ascii="Consolas" w:hAnsi="Consolas"/>
+          <w:sz w:val="18"/>
+        </w:rPr>
+        <w:t>bash ./scripts/deploy/host_push_to_device.sh ipr-prod-zero2</w:t>
+        <w:br/>
+      </w:r>
+      <w:r>
+        <w:rPr>
+          <w:rFonts w:ascii="Consolas" w:hAnsi="Consolas"/>
+          <w:sz w:val="18"/>
+        </w:rPr>
+        <w:t>ssh -t ipr-prod-zero2 'sudo mv /tmp/ipr_common.env /opt/ipr_common.env \</w:t>
+        <w:br/>
+      </w:r>
+      <w:r>
+        <w:rPr>
+          <w:rFonts w:ascii="Consolas" w:hAnsi="Consolas"/>
+          <w:sz w:val="18"/>
+        </w:rPr>
+        <w:t xml:space="preserve">  &amp;&amp; sudo chmod 0600 /opt/ipr_common.env \</w:t>
+        <w:br/>
+      </w:r>
+      <w:r>
+        <w:rPr>
+          <w:rFonts w:ascii="Consolas" w:hAnsi="Consolas"/>
+          <w:sz w:val="18"/>
+        </w:rPr>
+        <w:t xml:space="preserve">  &amp;&amp; sudo ~/dev/ipr-keyboard/scripts/deploy/device_bootstrap.sh --unattended'</w:t>
+        <w:br/>
+      </w:r>
+      <w:r>
+        <w:rPr>
+          <w:rFonts w:ascii="Consolas" w:hAnsi="Consolas"/>
+          <w:sz w:val="18"/>
+        </w:rPr>
+        <w:br/>
+      </w:r>
+      <w:r>
+        <w:rPr>
+          <w:rFonts w:ascii="Consolas" w:hAnsi="Consolas"/>
+          <w:sz w:val="18"/>
+        </w:rPr>
+        <w:t># Eller direkte på enheden</w:t>
+        <w:br/>
+      </w:r>
+      <w:r>
+        <w:rPr>
+          <w:rFonts w:ascii="Consolas" w:hAnsi="Consolas"/>
+          <w:sz w:val="18"/>
+        </w:rPr>
+        <w:t>sudo ~/dev/ipr-keyboard/scripts/deploy/device_bootstrap.sh --unattended</w:t>
+        <w:br/>
+      </w:r>
+      <w:r>
+        <w:rPr>
+          <w:rFonts w:ascii="Consolas" w:hAnsi="Consolas"/>
+          <w:sz w:val="18"/>
+        </w:rPr>
+        <w:t>sudo ./provision/provision_wizard.sh --unattended</w:t>
+      </w:r>
+    </w:p>
+    <w:p>
+      <w:pPr>
+        <w:pStyle w:val="ListBullet"/>
+      </w:pPr>
+      <w:r>
+        <w:rPr>
+          <w:rFonts w:ascii="Segoe UI" w:hAnsi="Segoe UI"/>
+          <w:b/>
+          <w:sz w:val="21"/>
+        </w:rPr>
+        <w:t xml:space="preserve">Forudsætning — </w:t>
+      </w:r>
+      <w:r>
+        <w:rPr>
+          <w:rFonts w:ascii="Segoe UI" w:hAnsi="Segoe UI"/>
+          <w:sz w:val="21"/>
+        </w:rPr>
+        <w:t>en tilrettet enhedskonfiguration: /opt/ipr_common.env eller provision/common.env, ikke den urørte common.env.example. Ellers nægter kørslen at starte, så to enheder ikke får samme værtsnavn og Bluetooth-navn. Editoren åbnes aldrig.</w:t>
+      </w:r>
+    </w:p>
+    <w:p>
+      <w:pPr>
+        <w:pStyle w:val="ListBullet"/>
+      </w:pPr>
+      <w:r>
+        <w:rPr>
+          <w:rFonts w:ascii="Segoe UI" w:hAnsi="Segoe UI"/>
+          <w:b/>
+          <w:sz w:val="21"/>
+        </w:rPr>
+        <w:t xml:space="preserve">Svarene på forhånd — </w:t>
+      </w:r>
+      <w:r>
+        <w:rPr>
+          <w:rFonts w:ascii="Segoe UI" w:hAnsi="Segoe UI"/>
+          <w:sz w:val="21"/>
+        </w:rPr>
+        <w:t>INSTALL_COPILOT_TOOLS, RECLONE_REPO, SKIP_GITHUB_SSH, AUTO_REBOOT, FINAL_VERIFY og INSTALL_TMUX i /opt/ipr_common.env (se provision/README.md).</w:t>
+      </w:r>
+    </w:p>
+    <w:p>
+      <w:pPr>
+        <w:pStyle w:val="ListBullet"/>
+      </w:pPr>
+      <w:r>
+        <w:rPr>
+          <w:rFonts w:ascii="Segoe UI" w:hAnsi="Segoe UI"/>
+          <w:b/>
+          <w:sz w:val="21"/>
+        </w:rPr>
+        <w:t xml:space="preserve">Følg med — </w:t>
+      </w:r>
+      <w:r>
+        <w:rPr>
+          <w:rFonts w:ascii="Segoe UI" w:hAnsi="Segoe UI"/>
+          <w:sz w:val="21"/>
+        </w:rPr>
+        <w:t>journalctl -u ipr-provision-resume.service -f, eller læs /opt/ipr_state/provision_wizard.log bagefter.</w:t>
+      </w:r>
+    </w:p>
+    <w:p>
+      <w:pPr>
+        <w:pStyle w:val="ListBullet"/>
+      </w:pPr>
+      <w:r>
+        <w:rPr>
+          <w:rFonts w:ascii="Segoe UI" w:hAnsi="Segoe UI"/>
+          <w:b/>
+          <w:sz w:val="21"/>
+        </w:rPr>
+        <w:t xml:space="preserve">Resultatet — </w:t>
+      </w:r>
+      <w:r>
+        <w:rPr>
+          <w:rFonts w:ascii="Segoe UI" w:hAnsi="Segoe UI"/>
+          <w:sz w:val="21"/>
+        </w:rPr>
+        <w:t>guidens slutstatus er antallet af fejlede kontroller i afslutningsauditten (trin 13), så exit 0 betyder, at alt lykkedes. Rapporten gemmes i /opt/ipr_state/provision_verify.log. Notér de genererede adgangskoder fra opsummeringen i trin 14 — de laves på ny ved hver installation.</w:t>
+      </w:r>
+    </w:p>
+    <w:p>
+      <w:pPr>
+        <w:pStyle w:val="ListBullet"/>
+      </w:pPr>
+      <w:r>
+        <w:rPr>
+          <w:rFonts w:ascii="Segoe UI" w:hAnsi="Segoe UI"/>
+          <w:b/>
+          <w:sz w:val="21"/>
+        </w:rPr>
+        <w:t xml:space="preserve">Andre tilvalg — </w:t>
+      </w:r>
+      <w:r>
+        <w:rPr>
+          <w:rFonts w:ascii="Segoe UI" w:hAnsi="Segoe UI"/>
+          <w:sz w:val="21"/>
+        </w:rPr>
+        <w:t>--resume (fortsæt fra det registrerede trin), --from-step N, --no-reboot (stop ved hvert genstartspunkt) og --check-only (kun forhåndskontrollen).</w:t>
+      </w:r>
+    </w:p>
+    <w:p>
+      <w:pPr>
+        <w:spacing w:before="120" w:after="200"/>
+        <w:ind w:left="113"/>
+        <w:shd w:val="clear" w:color="auto" w:fill="FFF7E6"/>
+        <w:pBdr>
+          <w:top w:val="single" w:sz="6" w:space="6" w:color="9A6A00"/>
+          <w:left w:val="single" w:sz="6" w:space="6" w:color="9A6A00"/>
+          <w:bottom w:val="single" w:sz="6" w:space="6" w:color="9A6A00"/>
+          <w:right w:val="single" w:sz="6" w:space="6" w:color="9A6A00"/>
+        </w:pBdr>
+      </w:pPr>
+      <w:r>
+        <w:rPr>
+          <w:rFonts w:ascii="Segoe UI" w:hAnsi="Segoe UI"/>
+          <w:b/>
+          <w:color w:val="9A6A00"/>
+          <w:sz w:val="20"/>
+        </w:rPr>
+        <w:t xml:space="preserve">Vigtigt: </w:t>
+      </w:r>
+      <w:r>
+        <w:rPr>
+          <w:rFonts w:ascii="Segoe UI" w:hAnsi="Segoe UI"/>
+          <w:sz w:val="20"/>
+        </w:rPr>
+        <w:t>Fjern først “IPR Keyboard” fra pc'ens Bluetooth-indstillinger. Installationen sletter enhedens halvdel af parringen, men ikke pc'ens, og en pc med en gammel parring forbinder og afbryder i ring.</w:t>
       </w:r>
     </w:p>
     <w:p>
@@ -18683,7 +18917,7 @@
           <w:rFonts w:ascii="Consolas" w:hAnsi="Consolas"/>
           <w:sz w:val="18"/>
         </w:rPr>
-        <w:t xml:space="preserve">  ./ ipr-prod-zero2:/home/meibye/dev/ipr-keyboard/</w:t>
+        <w:t xml:space="preserve">  ./ ipr-prod-zero2:/home/&lt;bruger&gt;/dev/ipr-keyboard/</w:t>
         <w:br/>
       </w:r>
       <w:r>
@@ -25015,7 +25249,7 @@
           <w:rFonts w:ascii="Consolas" w:hAnsi="Consolas"/>
           <w:sz w:val="18"/>
         </w:rPr>
-        <w:t>ssh -i ~/.ssh/ipr_rpi meibye@ipr-prod-zero2.local   # over hjemmenettet</w:t>
+        <w:t>ssh -i ~/.ssh/ipr_rpi &lt;bruger&gt;@ipr-prod-zero2.local   # over hjemmenettet</w:t>
         <w:br/>
       </w:r>
       <w:r>
@@ -25023,7 +25257,7 @@
           <w:rFonts w:ascii="Consolas" w:hAnsi="Consolas"/>
           <w:sz w:val="18"/>
         </w:rPr>
-        <w:t>ssh -i ~/.ssh/ipr_rpi meibye@10.42.0.1              # over hotspottet</w:t>
+        <w:t>ssh -i ~/.ssh/ipr_rpi &lt;bruger&gt;@10.42.0.1              # over hotspottet</w:t>
         <w:br/>
       </w:r>
       <w:r>
@@ -25031,7 +25265,7 @@
           <w:rFonts w:ascii="Consolas" w:hAnsi="Consolas"/>
           <w:sz w:val="18"/>
         </w:rPr>
-        <w:t>ssh-copy-id -i ~/.ssh/ipr_rpi.pub meibye@ipr-prod-zero2.local</w:t>
+        <w:t>ssh-copy-id -i ~/.ssh/ipr_rpi.pub &lt;bruger&gt;@ipr-prod-zero2.local</w:t>
         <w:br/>
       </w:r>
       <w:r>
@@ -25095,7 +25329,7 @@
           <w:rFonts w:ascii="Consolas" w:hAnsi="Consolas"/>
           <w:sz w:val="18"/>
         </w:rPr>
-        <w:t xml:space="preserve">  /mnt/d/sandbox/ipr-keyboard/ ipr-prod-zero2:/home/meibye/dev/ipr-keyboard/</w:t>
+        <w:t xml:space="preserve">  /mnt/d/sandbox/ipr-keyboard/ ipr-prod-zero2:/home/&lt;bruger&gt;/dev/ipr-keyboard/</w:t>
         <w:br/>
       </w:r>
       <w:r>
@@ -27645,6 +27879,17 @@
           <w:sz w:val="18"/>
         </w:rPr>
         <w:t>uv run --with python-docx --no-project python build_admin_manual.py</w:t>
+      </w:r>
+    </w:p>
+    <w:p>
+      <w:r>
+        <w:rPr>
+          <w:rFonts w:ascii="Segoe UI" w:hAnsi="Segoe UI"/>
+          <w:b w:val="0"/>
+          <w:i w:val="0"/>
+          <w:sz w:val="21"/>
+        </w:rPr>
+        <w:t>Administratormanualen findes i to udgaver. Den almindelige, Administratormanual_IPR_Pen_Bridge.docx, har pladsholdere i vinkelparenteser for brugernavnet på enheden, hjemmenettets navn (SSID), e-mailadresse og fulde navn. Den personlige, Administratormanual_IPR_Pen_Bridge_personal.docx, har de rigtige værdier fra docs/manuals/_build/personal.json (kopiér personal.example.json). Begge filer er udeladt fra git, så personlige oplysninger ikke deles. Uden tilvalg bygges begge, når personal.json findes; --variant generic, personal eller both vælger.</w:t>
       </w:r>
     </w:p>
     <w:p>

--- a/docs/manuals/Administratormanual_IPR_Pen_Bridge.docx
+++ b/docs/manuals/Administratormanual_IPR_Pen_Bridge.docx
@@ -11784,7 +11784,7 @@
           <w:i w:val="0"/>
           <w:sz w:val="21"/>
         </w:rPr>
-        <w:t>Forsidens boks “Device” viser tilstand (drift/udvikling), om hotspottet er tændt (med SSID), hvilket netværk enheden er på med IP-adresse, antal åbne hændelser (fx “1 open ›”; et klik åbner listen, afsnit 9.5) og en sætning om, hvor enheden kan nås. Administratorer får knapperne Start hotspot / Stop hotspot; start kræver bekræftelse, fordi enheden forlader hjemmenettet, mens hotspottet er tændt — siden holder op med at svare dér og nås igen på https://10.42.0.1/login. Knapperne bruger samme hjælper som magneten (ipr_hotspot_ctl.sh); API: GET /api/device, POST /api/actions/hotspot.</w:t>
+        <w:t>Forsidens boks “Device” viser tilstand (drift/udvikling), om hotspottet er tændt (med SSID), hvilket netværk enheden er på med IP-adresse, de åbne hændelser (rødt “needs attention”, mens en tjeneste stadig er nede; gult “recovered — review”, når den kører igen; et klik åbner listen, afsnit 9.5) og en sætning om, hvor enheden kan nås. Administratorer får knapperne Start hotspot / Stop hotspot; start kræver bekræftelse, fordi enheden forlader hjemmenettet, mens hotspottet er tændt — siden holder op med at svare dér og nås igen på https://10.42.0.1/login. Knapperne bruger samme hjælper som magneten (ipr_hotspot_ctl.sh); API: GET /api/device, POST /api/actions/hotspot.</w:t>
       </w:r>
     </w:p>
     <w:p>
@@ -20881,7 +20881,7 @@
           <w:i w:val="0"/>
           <w:sz w:val="21"/>
         </w:rPr>
-        <w:t>Efter en hændelse — på dashboardet: tallet “Incidents” i boksen Device på forsiden er antallet af åbne hændelser, og et klik åbner listen. For hver hændelse står i almindeligt sprog, hvad der stoppede og hvad den del gør, om den kører igen nu, og hvad man skal gøre. “Show log” viser tjenestens journal fra tre minutter før til et minut efter fejlen. En administrator kan genstarte Bluetooth-tjenesterne derfra og markere hændelsen som håndteret (“Mark as handled”); den tæller så ikke længere med på forsiden, men kan vises igen. Selve hændelsesloggen ændres aldrig — markeringerne gemmes i incidents_handled.json i programmappen. API: GET /api/incidents, GET /api/incidents/log, POST /api/incidents/handled og /api/incidents/restart.</w:t>
+        <w:t>Efter en hændelse — på dashboardet: “Incidents” i boksen Device på forsiden viser rødt “N needs attention”, mens en fejlet tjeneste stadig er nede, og gult “N recovered — review”, når den kører igen. En hændelse forbliver åben, til den markeres som håndteret — også når tjenesten er kommet sig — så en fejl, der gentager sig hver nat, stadig ses. Et klik åbner listen. For hver hændelse står i almindeligt sprog, hvad der stoppede og hvad den del gør, om den kører igen nu, og hvad man skal gøre. “Show log” viser tjenestens journal fra tre minutter før til et minut efter fejlen. En administrator kan genstarte Bluetooth-tjenesterne derfra og markere hændelsen som håndteret (“Mark as handled”); den tæller så ikke længere med på forsiden, men kan vises igen. Selve hændelsesloggen ændres aldrig — markeringerne gemmes i incidents_handled.json i programmappen. API: GET /api/incidents, GET /api/incidents/log, POST /api/incidents/handled og /api/incidents/restart.</w:t>
       </w:r>
     </w:p>
     <w:p>

--- a/docs/manuals/Administratormanual_IPR_Pen_Bridge.docx
+++ b/docs/manuals/Administratormanual_IPR_Pen_Bridge.docx
@@ -9176,7 +9176,27 @@
           <w:rFonts w:ascii="Segoe UI" w:hAnsi="Segoe UI"/>
           <w:sz w:val="21"/>
         </w:rPr>
-        <w:t>journalctl -u ipr-provision-resume.service -f, eller læs /opt/ipr_state/provision_wizard.log bagefter.</w:t>
+        <w:t>journalctl -u ipr-provision-resume.service -f, eller læs /opt/ipr_state/provision_wizard.log bagefter med sudo (kun root kan læse den).</w:t>
+      </w:r>
+    </w:p>
+    <w:p>
+      <w:pPr>
+        <w:pStyle w:val="ListBullet"/>
+      </w:pPr>
+      <w:r>
+        <w:rPr>
+          <w:rFonts w:ascii="Segoe UI" w:hAnsi="Segoe UI"/>
+          <w:b/>
+          <w:sz w:val="21"/>
+        </w:rPr>
+        <w:t xml:space="preserve">Adgangskoderne — </w:t>
+      </w:r>
+      <w:r>
+        <w:rPr>
+          <w:rFonts w:ascii="Segoe UI" w:hAnsi="Segoe UI"/>
+          <w:sz w:val="21"/>
+        </w:rPr>
+        <w:t>hotspot-nøglen (også login til opsætningsportalen) og den første adgangskode til dashboardet skrives aldrig i loggen eller journalen. De står i /opt/ipr_state/credentials.txt (kun root) og vises igen med sudo ./provision/07_show_info.sh.</w:t>
       </w:r>
     </w:p>
     <w:p>

--- a/docs/manuals/Administratormanual_IPR_Pen_Bridge.docx
+++ b/docs/manuals/Administratormanual_IPR_Pen_Bridge.docx
@@ -27029,7 +27029,7 @@
                 <w:rFonts w:ascii="Segoe UI" w:hAnsi="Segoe UI"/>
                 <w:sz w:val="19"/>
               </w:rPr>
-              <w:t>Samme enhed set direkte fra portsiden med begge USB-porte i fokus. Tilføj efterfølgende to grafiske etiketter: “PWR — strøm” og “USB — skanner”, med pile til de respektive porte.</w:t>
+              <w:t>Samme enhed set direkte fra portsiden med begge porte i fokus, så kabinettets mærkning PWR/PC og PEN kan læses. Tilføj efterfølgende to grafiske etiketter: “PWR/PC — strøm” og “PEN — skanner”, med pile til de respektive porte.</w:t>
             </w:r>
           </w:p>
         </w:tc>
